--- a/Gerenciamento/Documento de Arquitetura de Software.docx
+++ b/Gerenciamento/Documento de Arquitetura de Software.docx
@@ -1,88 +1,77 @@
 
 <file path=word/document.xml><?xml version="1.0" encoding="utf-8"?>
-<w:document xmlns:wpc="http://schemas.microsoft.com/office/word/2010/wordprocessingCanvas" xmlns:cx="http://schemas.microsoft.com/office/drawing/2014/chartex" xmlns:cx1="http://schemas.microsoft.com/office/drawing/2015/9/8/chartex" xmlns:cx2="http://schemas.microsoft.com/office/drawing/2015/10/21/chartex" xmlns:cx3="http://schemas.microsoft.com/office/drawing/2016/5/9/chartex" xmlns:cx4="http://schemas.microsoft.com/office/drawing/2016/5/10/chartex" xmlns:cx5="http://schemas.microsoft.com/office/drawing/2016/5/11/chartex" xmlns:cx6="http://schemas.microsoft.com/office/drawing/2016/5/12/chartex" xmlns:cx7="http://schemas.microsoft.com/office/drawing/2016/5/13/chartex" xmlns:cx8="http://schemas.microsoft.com/office/drawing/2016/5/14/chartex" xmlns:mc="http://schemas.openxmlformats.org/markup-compatibility/2006" xmlns:aink="http://schemas.microsoft.com/office/drawing/2016/ink" xmlns:am3d="http://schemas.microsoft.com/office/drawing/2017/model3d" xmlns:o="urn:schemas-microsoft-com:office:office" xmlns:oel="http://schemas.microsoft.com/office/2019/extlst" xmlns:r="http://schemas.openxmlformats.org/officeDocument/2006/relationships" xmlns:m="http://schemas.openxmlformats.org/officeDocument/2006/math" xmlns:v="urn:schemas-microsoft-com:vml" xmlns:wp14="http://schemas.microsoft.com/office/word/2010/wordprocessingDrawing" xmlns:wp="http://schemas.openxmlformats.org/drawingml/2006/wordprocessingDrawing" xmlns:w10="urn:schemas-microsoft-com:office:word" xmlns:w="http://schemas.openxmlformats.org/wordprocessingml/2006/main" xmlns:w14="http://schemas.microsoft.com/office/word/2010/wordml" xmlns:w15="http://schemas.microsoft.com/office/word/2012/wordml" xmlns:w16cex="http://schemas.microsoft.com/office/word/2018/wordml/cex" xmlns:w16cid="http://schemas.microsoft.com/office/word/2016/wordml/cid" xmlns:w16="http://schemas.microsoft.com/office/word/2018/wordml" xmlns:w16du="http://schemas.microsoft.com/office/word/2023/wordml/word16du" xmlns:w16sdtdh="http://schemas.microsoft.com/office/word/2020/wordml/sdtdatahash" xmlns:w16sdtfl="http://schemas.microsoft.com/office/word/2024/wordml/sdtformatlock" xmlns:w16se="http://schemas.microsoft.com/office/word/2015/wordml/symex" xmlns:wpg="http://schemas.microsoft.com/office/word/2010/wordprocessingGroup" xmlns:wpi="http://schemas.microsoft.com/office/word/2010/wordprocessingInk" xmlns:wne="http://schemas.microsoft.com/office/word/2006/wordml" xmlns:wps="http://schemas.microsoft.com/office/word/2010/wordprocessingShape" mc:Ignorable="w14 w15 w16se w16cid w16 w16cex w16sdtdh w16sdtfl w16du wp14">
+<w:document xmlns:wpc="http://schemas.microsoft.com/office/word/2010/wordprocessingCanvas" xmlns:cx="http://schemas.microsoft.com/office/drawing/2014/chartex" xmlns:cx1="http://schemas.microsoft.com/office/drawing/2015/9/8/chartex" xmlns:cx2="http://schemas.microsoft.com/office/drawing/2015/10/21/chartex" xmlns:cx3="http://schemas.microsoft.com/office/drawing/2016/5/9/chartex" xmlns:cx4="http://schemas.microsoft.com/office/drawing/2016/5/10/chartex" xmlns:cx5="http://schemas.microsoft.com/office/drawing/2016/5/11/chartex" xmlns:cx6="http://schemas.microsoft.com/office/drawing/2016/5/12/chartex" xmlns:cx7="http://schemas.microsoft.com/office/drawing/2016/5/13/chartex" xmlns:cx8="http://schemas.microsoft.com/office/drawing/2016/5/14/chartex" xmlns:mc="http://schemas.openxmlformats.org/markup-compatibility/2006" xmlns:o="urn:schemas-microsoft-com:office:office" xmlns:r="http://schemas.openxmlformats.org/officeDocument/2006/relationships" xmlns:m="http://schemas.openxmlformats.org/officeDocument/2006/math" xmlns:v="urn:schemas-microsoft-com:vml" xmlns:wp14="http://schemas.microsoft.com/office/word/2010/wordprocessingDrawing" xmlns:wp="http://schemas.openxmlformats.org/drawingml/2006/wordprocessingDrawing" xmlns:w="http://schemas.openxmlformats.org/wordprocessingml/2006/main" xmlns:w14="http://schemas.microsoft.com/office/word/2010/wordml" xmlns:w10="urn:schemas-microsoft-com:office:word" xmlns:w15="http://schemas.microsoft.com/office/word/2012/wordml" xmlns:wpg="http://schemas.microsoft.com/office/word/2010/wordprocessingGroup" xmlns:wpi="http://schemas.microsoft.com/office/word/2010/wordprocessingInk" xmlns:wne="http://schemas.microsoft.com/office/word/2006/wordml" xmlns:wps="http://schemas.microsoft.com/office/word/2010/wordprocessingShape" xmlns:wpsCustomData="http://www.wps.cn/officeDocument/2013/wpsCustomData" mc:Ignorable="w14 w15 wp14">
   <w:body>
     <w:p>
       <w:pPr>
-        <w:pStyle w:val="Ttulo"/>
+        <w:pStyle w:val="10"/>
         <w:spacing w:line="360" w:lineRule="auto"/>
         <w:jc w:val="right"/>
         <w:rPr>
-          <w:rFonts w:ascii="Times New Roman" w:eastAsia="Times New Roman" w:hAnsi="Times New Roman" w:cs="Times New Roman"/>
-        </w:rPr>
-      </w:pPr>
-      <w:proofErr w:type="spellStart"/>
-      <w:r>
-        <w:rPr>
-          <w:rFonts w:ascii="Times New Roman" w:eastAsia="Times New Roman" w:hAnsi="Times New Roman" w:cs="Times New Roman"/>
+          <w:rFonts w:ascii="Times New Roman" w:hAnsi="Times New Roman" w:eastAsia="Times New Roman" w:cs="Times New Roman"/>
+        </w:rPr>
+      </w:pPr>
+      <w:r>
+        <w:rPr>
+          <w:rFonts w:ascii="Times New Roman" w:hAnsi="Times New Roman" w:eastAsia="Times New Roman" w:cs="Times New Roman"/>
         </w:rPr>
         <w:t>Bankai</w:t>
       </w:r>
-      <w:proofErr w:type="spellEnd"/>
-    </w:p>
-    <w:p>
-      <w:pPr>
-        <w:pStyle w:val="Ttulo"/>
+    </w:p>
+    <w:p>
+      <w:pPr>
+        <w:pStyle w:val="10"/>
         <w:spacing w:line="360" w:lineRule="auto"/>
         <w:jc w:val="right"/>
         <w:rPr>
-          <w:rFonts w:ascii="Times New Roman" w:eastAsia="Times New Roman" w:hAnsi="Times New Roman" w:cs="Times New Roman"/>
-        </w:rPr>
-      </w:pPr>
-      <w:r>
-        <w:rPr>
-          <w:rFonts w:ascii="Times New Roman" w:eastAsia="Times New Roman" w:hAnsi="Times New Roman" w:cs="Times New Roman"/>
+          <w:rFonts w:ascii="Times New Roman" w:hAnsi="Times New Roman" w:eastAsia="Times New Roman" w:cs="Times New Roman"/>
+        </w:rPr>
+      </w:pPr>
+      <w:r>
+        <w:rPr>
+          <w:rFonts w:ascii="Times New Roman" w:hAnsi="Times New Roman" w:eastAsia="Times New Roman" w:cs="Times New Roman"/>
         </w:rPr>
         <w:t>Documento de Arquitetura de Software</w:t>
       </w:r>
     </w:p>
     <w:p>
       <w:pPr>
-        <w:pStyle w:val="Ttulo"/>
+        <w:pStyle w:val="10"/>
         <w:spacing w:line="360" w:lineRule="auto"/>
         <w:jc w:val="right"/>
         <w:rPr>
-          <w:rFonts w:ascii="Times New Roman" w:eastAsia="Times New Roman" w:hAnsi="Times New Roman" w:cs="Times New Roman"/>
+          <w:rFonts w:ascii="Times New Roman" w:hAnsi="Times New Roman" w:eastAsia="Times New Roman" w:cs="Times New Roman"/>
         </w:rPr>
         <w:sectPr>
-          <w:headerReference w:type="default" r:id="rId7"/>
+          <w:headerReference r:id="rId3" w:type="default"/>
           <w:pgSz w:w="12240" w:h="15840"/>
           <w:pgMar w:top="1417" w:right="1440" w:bottom="1417" w:left="1440" w:header="720" w:footer="0" w:gutter="0"/>
           <w:pgNumType w:start="1"/>
-          <w:cols w:space="720"/>
+          <w:cols w:space="720" w:num="1"/>
         </w:sectPr>
       </w:pPr>
       <w:r>
         <w:rPr>
-          <w:rFonts w:ascii="Times New Roman" w:eastAsia="Times New Roman" w:hAnsi="Times New Roman" w:cs="Times New Roman"/>
+          <w:rFonts w:ascii="Times New Roman" w:hAnsi="Times New Roman" w:eastAsia="Times New Roman" w:cs="Times New Roman"/>
           <w:sz w:val="28"/>
           <w:szCs w:val="28"/>
         </w:rPr>
-        <w:t>2</w:t>
-      </w:r>
-      <w:r>
-        <w:rPr>
-          <w:rFonts w:ascii="Times New Roman" w:eastAsia="Times New Roman" w:hAnsi="Times New Roman" w:cs="Times New Roman"/>
-          <w:sz w:val="28"/>
-          <w:szCs w:val="28"/>
-        </w:rPr>
-        <w:t>.0</w:t>
-      </w:r>
-    </w:p>
-    <w:p>
-      <w:pPr>
-        <w:pStyle w:val="Ttulo"/>
-        <w:rPr>
-          <w:rFonts w:ascii="Times New Roman" w:eastAsia="Times New Roman" w:hAnsi="Times New Roman" w:cs="Times New Roman"/>
+        <w:t>2.0</w:t>
+      </w:r>
+    </w:p>
+    <w:p>
+      <w:pPr>
+        <w:pStyle w:val="10"/>
+        <w:rPr>
+          <w:rFonts w:ascii="Times New Roman" w:hAnsi="Times New Roman" w:eastAsia="Times New Roman" w:cs="Times New Roman"/>
         </w:rPr>
       </w:pPr>
       <w:bookmarkStart w:id="0" w:name="_tlu5w1e5gfgk" w:colFirst="0" w:colLast="0"/>
       <w:bookmarkEnd w:id="0"/>
       <w:r>
         <w:rPr>
-          <w:rFonts w:ascii="Times New Roman" w:eastAsia="Times New Roman" w:hAnsi="Times New Roman" w:cs="Times New Roman"/>
-        </w:rPr>
-        <w:lastRenderedPageBreak/>
+          <w:rFonts w:ascii="Times New Roman" w:hAnsi="Times New Roman" w:eastAsia="Times New Roman" w:cs="Times New Roman"/>
+        </w:rPr>
         <w:t>Índice Analítico</w:t>
       </w:r>
     </w:p>
@@ -98,20 +87,20 @@
         <w:p>
           <w:pPr>
             <w:pBdr>
-              <w:top w:val="nil"/>
-              <w:left w:val="nil"/>
-              <w:bottom w:val="nil"/>
-              <w:right w:val="nil"/>
-              <w:between w:val="nil"/>
+              <w:top w:val="none" w:color="auto" w:sz="0" w:space="0"/>
+              <w:left w:val="none" w:color="auto" w:sz="0" w:space="0"/>
+              <w:bottom w:val="none" w:color="auto" w:sz="0" w:space="0"/>
+              <w:right w:val="none" w:color="auto" w:sz="0" w:space="0"/>
+              <w:between w:val="none" w:color="auto" w:sz="0" w:space="0"/>
             </w:pBdr>
             <w:tabs>
+              <w:tab w:val="left" w:pos="432"/>
               <w:tab w:val="right" w:pos="9360"/>
-              <w:tab w:val="left" w:pos="432"/>
             </w:tabs>
             <w:spacing w:before="240" w:after="60"/>
             <w:ind w:right="720"/>
             <w:rPr>
-              <w:rFonts w:ascii="Calibri" w:eastAsia="Calibri" w:hAnsi="Calibri" w:cs="Calibri"/>
+              <w:rFonts w:ascii="Calibri" w:hAnsi="Calibri" w:eastAsia="Calibri" w:cs="Calibri"/>
               <w:color w:val="000000"/>
               <w:sz w:val="22"/>
               <w:szCs w:val="22"/>
@@ -126,29 +115,58 @@
           <w:r>
             <w:fldChar w:fldCharType="separate"/>
           </w:r>
-          <w:hyperlink w:anchor="_fvqsjoegrdax">
-            <w:r>
-              <w:rPr>
-                <w:color w:val="000000"/>
-              </w:rPr>
-              <w:t>1.</w:t>
-            </w:r>
-          </w:hyperlink>
-          <w:hyperlink w:anchor="_fvqsjoegrdax">
-            <w:r>
-              <w:rPr>
-                <w:rFonts w:ascii="Calibri" w:eastAsia="Calibri" w:hAnsi="Calibri" w:cs="Calibri"/>
-                <w:color w:val="000000"/>
-                <w:sz w:val="22"/>
-                <w:szCs w:val="22"/>
-              </w:rPr>
-              <w:tab/>
-            </w:r>
-          </w:hyperlink>
           <w:r>
             <w:fldChar w:fldCharType="begin"/>
           </w:r>
           <w:r>
+            <w:instrText xml:space="preserve"> HYPERLINK \l "_fvqsjoegrdax" \h </w:instrText>
+          </w:r>
+          <w:r>
+            <w:fldChar w:fldCharType="separate"/>
+          </w:r>
+          <w:r>
+            <w:rPr>
+              <w:color w:val="000000"/>
+            </w:rPr>
+            <w:t>1.</w:t>
+          </w:r>
+          <w:r>
+            <w:rPr>
+              <w:color w:val="000000"/>
+            </w:rPr>
+            <w:fldChar w:fldCharType="end"/>
+          </w:r>
+          <w:r>
+            <w:fldChar w:fldCharType="begin"/>
+          </w:r>
+          <w:r>
+            <w:instrText xml:space="preserve"> HYPERLINK \l "_fvqsjoegrdax" \h </w:instrText>
+          </w:r>
+          <w:r>
+            <w:fldChar w:fldCharType="separate"/>
+          </w:r>
+          <w:r>
+            <w:rPr>
+              <w:rFonts w:ascii="Calibri" w:hAnsi="Calibri" w:eastAsia="Calibri" w:cs="Calibri"/>
+              <w:color w:val="000000"/>
+              <w:sz w:val="22"/>
+              <w:szCs w:val="22"/>
+            </w:rPr>
+            <w:tab/>
+          </w:r>
+          <w:r>
+            <w:rPr>
+              <w:rFonts w:ascii="Calibri" w:hAnsi="Calibri" w:eastAsia="Calibri" w:cs="Calibri"/>
+              <w:color w:val="000000"/>
+              <w:sz w:val="22"/>
+              <w:szCs w:val="22"/>
+            </w:rPr>
+            <w:fldChar w:fldCharType="end"/>
+          </w:r>
+          <w:r>
+            <w:fldChar w:fldCharType="begin"/>
+          </w:r>
+          <w:r>
             <w:instrText xml:space="preserve"> PAGEREF _fvqsjoegrdax \h </w:instrText>
           </w:r>
           <w:r>
@@ -165,6 +183,11 @@
               <w:color w:val="000000"/>
             </w:rPr>
             <w:tab/>
+          </w:r>
+          <w:r>
+            <w:rPr>
+              <w:color w:val="000000"/>
+            </w:rPr>
             <w:t>3</w:t>
           </w:r>
           <w:r>
@@ -174,47 +197,76 @@
         <w:p>
           <w:pPr>
             <w:pBdr>
-              <w:top w:val="nil"/>
-              <w:left w:val="nil"/>
-              <w:bottom w:val="nil"/>
-              <w:right w:val="nil"/>
-              <w:between w:val="nil"/>
+              <w:top w:val="none" w:color="auto" w:sz="0" w:space="0"/>
+              <w:left w:val="none" w:color="auto" w:sz="0" w:space="0"/>
+              <w:bottom w:val="none" w:color="auto" w:sz="0" w:space="0"/>
+              <w:right w:val="none" w:color="auto" w:sz="0" w:space="0"/>
+              <w:between w:val="none" w:color="auto" w:sz="0" w:space="0"/>
             </w:pBdr>
             <w:tabs>
+              <w:tab w:val="left" w:pos="902"/>
               <w:tab w:val="right" w:pos="9360"/>
-              <w:tab w:val="left" w:pos="902"/>
             </w:tabs>
             <w:ind w:left="432" w:right="720"/>
             <w:rPr>
-              <w:rFonts w:ascii="Calibri" w:eastAsia="Calibri" w:hAnsi="Calibri" w:cs="Calibri"/>
+              <w:rFonts w:ascii="Calibri" w:hAnsi="Calibri" w:eastAsia="Calibri" w:cs="Calibri"/>
               <w:color w:val="000000"/>
               <w:sz w:val="22"/>
               <w:szCs w:val="22"/>
             </w:rPr>
           </w:pPr>
-          <w:hyperlink w:anchor="_z6i22851any">
-            <w:r>
-              <w:rPr>
-                <w:color w:val="000000"/>
-              </w:rPr>
-              <w:t>1.1</w:t>
-            </w:r>
-          </w:hyperlink>
-          <w:hyperlink w:anchor="_z6i22851any">
-            <w:r>
-              <w:rPr>
-                <w:rFonts w:ascii="Calibri" w:eastAsia="Calibri" w:hAnsi="Calibri" w:cs="Calibri"/>
-                <w:color w:val="000000"/>
-                <w:sz w:val="22"/>
-                <w:szCs w:val="22"/>
-              </w:rPr>
-              <w:tab/>
-            </w:r>
-          </w:hyperlink>
           <w:r>
             <w:fldChar w:fldCharType="begin"/>
           </w:r>
           <w:r>
+            <w:instrText xml:space="preserve"> HYPERLINK \l "_z6i22851any" \h </w:instrText>
+          </w:r>
+          <w:r>
+            <w:fldChar w:fldCharType="separate"/>
+          </w:r>
+          <w:r>
+            <w:rPr>
+              <w:color w:val="000000"/>
+            </w:rPr>
+            <w:t>1.1</w:t>
+          </w:r>
+          <w:r>
+            <w:rPr>
+              <w:color w:val="000000"/>
+            </w:rPr>
+            <w:fldChar w:fldCharType="end"/>
+          </w:r>
+          <w:r>
+            <w:fldChar w:fldCharType="begin"/>
+          </w:r>
+          <w:r>
+            <w:instrText xml:space="preserve"> HYPERLINK \l "_z6i22851any" \h </w:instrText>
+          </w:r>
+          <w:r>
+            <w:fldChar w:fldCharType="separate"/>
+          </w:r>
+          <w:r>
+            <w:rPr>
+              <w:rFonts w:ascii="Calibri" w:hAnsi="Calibri" w:eastAsia="Calibri" w:cs="Calibri"/>
+              <w:color w:val="000000"/>
+              <w:sz w:val="22"/>
+              <w:szCs w:val="22"/>
+            </w:rPr>
+            <w:tab/>
+          </w:r>
+          <w:r>
+            <w:rPr>
+              <w:rFonts w:ascii="Calibri" w:hAnsi="Calibri" w:eastAsia="Calibri" w:cs="Calibri"/>
+              <w:color w:val="000000"/>
+              <w:sz w:val="22"/>
+              <w:szCs w:val="22"/>
+            </w:rPr>
+            <w:fldChar w:fldCharType="end"/>
+          </w:r>
+          <w:r>
+            <w:fldChar w:fldCharType="begin"/>
+          </w:r>
+          <w:r>
             <w:instrText xml:space="preserve"> PAGEREF _z6i22851any \h </w:instrText>
           </w:r>
           <w:r>
@@ -231,6 +283,11 @@
               <w:color w:val="000000"/>
             </w:rPr>
             <w:tab/>
+          </w:r>
+          <w:r>
+            <w:rPr>
+              <w:color w:val="000000"/>
+            </w:rPr>
             <w:t>3</w:t>
           </w:r>
           <w:r>
@@ -240,47 +297,76 @@
         <w:p>
           <w:pPr>
             <w:pBdr>
-              <w:top w:val="nil"/>
-              <w:left w:val="nil"/>
-              <w:bottom w:val="nil"/>
-              <w:right w:val="nil"/>
-              <w:between w:val="nil"/>
+              <w:top w:val="none" w:color="auto" w:sz="0" w:space="0"/>
+              <w:left w:val="none" w:color="auto" w:sz="0" w:space="0"/>
+              <w:bottom w:val="none" w:color="auto" w:sz="0" w:space="0"/>
+              <w:right w:val="none" w:color="auto" w:sz="0" w:space="0"/>
+              <w:between w:val="none" w:color="auto" w:sz="0" w:space="0"/>
             </w:pBdr>
             <w:tabs>
+              <w:tab w:val="left" w:pos="902"/>
               <w:tab w:val="right" w:pos="9360"/>
-              <w:tab w:val="left" w:pos="902"/>
             </w:tabs>
             <w:ind w:left="432" w:right="720"/>
             <w:rPr>
-              <w:rFonts w:ascii="Calibri" w:eastAsia="Calibri" w:hAnsi="Calibri" w:cs="Calibri"/>
+              <w:rFonts w:ascii="Calibri" w:hAnsi="Calibri" w:eastAsia="Calibri" w:cs="Calibri"/>
               <w:color w:val="000000"/>
               <w:sz w:val="22"/>
               <w:szCs w:val="22"/>
             </w:rPr>
           </w:pPr>
-          <w:hyperlink w:anchor="_len5gwewbhwk">
-            <w:r>
-              <w:rPr>
-                <w:color w:val="000000"/>
-              </w:rPr>
-              <w:t>1.2</w:t>
-            </w:r>
-          </w:hyperlink>
-          <w:hyperlink w:anchor="_len5gwewbhwk">
-            <w:r>
-              <w:rPr>
-                <w:rFonts w:ascii="Calibri" w:eastAsia="Calibri" w:hAnsi="Calibri" w:cs="Calibri"/>
-                <w:color w:val="000000"/>
-                <w:sz w:val="22"/>
-                <w:szCs w:val="22"/>
-              </w:rPr>
-              <w:tab/>
-            </w:r>
-          </w:hyperlink>
           <w:r>
             <w:fldChar w:fldCharType="begin"/>
           </w:r>
           <w:r>
+            <w:instrText xml:space="preserve"> HYPERLINK \l "_len5gwewbhwk" \h </w:instrText>
+          </w:r>
+          <w:r>
+            <w:fldChar w:fldCharType="separate"/>
+          </w:r>
+          <w:r>
+            <w:rPr>
+              <w:color w:val="000000"/>
+            </w:rPr>
+            <w:t>1.2</w:t>
+          </w:r>
+          <w:r>
+            <w:rPr>
+              <w:color w:val="000000"/>
+            </w:rPr>
+            <w:fldChar w:fldCharType="end"/>
+          </w:r>
+          <w:r>
+            <w:fldChar w:fldCharType="begin"/>
+          </w:r>
+          <w:r>
+            <w:instrText xml:space="preserve"> HYPERLINK \l "_len5gwewbhwk" \h </w:instrText>
+          </w:r>
+          <w:r>
+            <w:fldChar w:fldCharType="separate"/>
+          </w:r>
+          <w:r>
+            <w:rPr>
+              <w:rFonts w:ascii="Calibri" w:hAnsi="Calibri" w:eastAsia="Calibri" w:cs="Calibri"/>
+              <w:color w:val="000000"/>
+              <w:sz w:val="22"/>
+              <w:szCs w:val="22"/>
+            </w:rPr>
+            <w:tab/>
+          </w:r>
+          <w:r>
+            <w:rPr>
+              <w:rFonts w:ascii="Calibri" w:hAnsi="Calibri" w:eastAsia="Calibri" w:cs="Calibri"/>
+              <w:color w:val="000000"/>
+              <w:sz w:val="22"/>
+              <w:szCs w:val="22"/>
+            </w:rPr>
+            <w:fldChar w:fldCharType="end"/>
+          </w:r>
+          <w:r>
+            <w:fldChar w:fldCharType="begin"/>
+          </w:r>
+          <w:r>
             <w:instrText xml:space="preserve"> PAGEREF _len5gwewbhwk \h </w:instrText>
           </w:r>
           <w:r>
@@ -297,6 +383,11 @@
               <w:color w:val="000000"/>
             </w:rPr>
             <w:tab/>
+          </w:r>
+          <w:r>
+            <w:rPr>
+              <w:color w:val="000000"/>
+            </w:rPr>
             <w:t>3</w:t>
           </w:r>
           <w:r>
@@ -306,47 +397,76 @@
         <w:p>
           <w:pPr>
             <w:pBdr>
-              <w:top w:val="nil"/>
-              <w:left w:val="nil"/>
-              <w:bottom w:val="nil"/>
-              <w:right w:val="nil"/>
-              <w:between w:val="nil"/>
+              <w:top w:val="none" w:color="auto" w:sz="0" w:space="0"/>
+              <w:left w:val="none" w:color="auto" w:sz="0" w:space="0"/>
+              <w:bottom w:val="none" w:color="auto" w:sz="0" w:space="0"/>
+              <w:right w:val="none" w:color="auto" w:sz="0" w:space="0"/>
+              <w:between w:val="none" w:color="auto" w:sz="0" w:space="0"/>
             </w:pBdr>
             <w:tabs>
+              <w:tab w:val="left" w:pos="902"/>
               <w:tab w:val="right" w:pos="9360"/>
-              <w:tab w:val="left" w:pos="902"/>
             </w:tabs>
             <w:ind w:left="432" w:right="720"/>
             <w:rPr>
-              <w:rFonts w:ascii="Calibri" w:eastAsia="Calibri" w:hAnsi="Calibri" w:cs="Calibri"/>
+              <w:rFonts w:ascii="Calibri" w:hAnsi="Calibri" w:eastAsia="Calibri" w:cs="Calibri"/>
               <w:color w:val="000000"/>
               <w:sz w:val="22"/>
               <w:szCs w:val="22"/>
             </w:rPr>
           </w:pPr>
-          <w:hyperlink w:anchor="_ttcvrfb3ytl1">
-            <w:r>
-              <w:rPr>
-                <w:color w:val="000000"/>
-              </w:rPr>
-              <w:t>1.3</w:t>
-            </w:r>
-          </w:hyperlink>
-          <w:hyperlink w:anchor="_ttcvrfb3ytl1">
-            <w:r>
-              <w:rPr>
-                <w:rFonts w:ascii="Calibri" w:eastAsia="Calibri" w:hAnsi="Calibri" w:cs="Calibri"/>
-                <w:color w:val="000000"/>
-                <w:sz w:val="22"/>
-                <w:szCs w:val="22"/>
-              </w:rPr>
-              <w:tab/>
-            </w:r>
-          </w:hyperlink>
           <w:r>
             <w:fldChar w:fldCharType="begin"/>
           </w:r>
           <w:r>
+            <w:instrText xml:space="preserve"> HYPERLINK \l "_ttcvrfb3ytl1" \h </w:instrText>
+          </w:r>
+          <w:r>
+            <w:fldChar w:fldCharType="separate"/>
+          </w:r>
+          <w:r>
+            <w:rPr>
+              <w:color w:val="000000"/>
+            </w:rPr>
+            <w:t>1.3</w:t>
+          </w:r>
+          <w:r>
+            <w:rPr>
+              <w:color w:val="000000"/>
+            </w:rPr>
+            <w:fldChar w:fldCharType="end"/>
+          </w:r>
+          <w:r>
+            <w:fldChar w:fldCharType="begin"/>
+          </w:r>
+          <w:r>
+            <w:instrText xml:space="preserve"> HYPERLINK \l "_ttcvrfb3ytl1" \h </w:instrText>
+          </w:r>
+          <w:r>
+            <w:fldChar w:fldCharType="separate"/>
+          </w:r>
+          <w:r>
+            <w:rPr>
+              <w:rFonts w:ascii="Calibri" w:hAnsi="Calibri" w:eastAsia="Calibri" w:cs="Calibri"/>
+              <w:color w:val="000000"/>
+              <w:sz w:val="22"/>
+              <w:szCs w:val="22"/>
+            </w:rPr>
+            <w:tab/>
+          </w:r>
+          <w:r>
+            <w:rPr>
+              <w:rFonts w:ascii="Calibri" w:hAnsi="Calibri" w:eastAsia="Calibri" w:cs="Calibri"/>
+              <w:color w:val="000000"/>
+              <w:sz w:val="22"/>
+              <w:szCs w:val="22"/>
+            </w:rPr>
+            <w:fldChar w:fldCharType="end"/>
+          </w:r>
+          <w:r>
+            <w:fldChar w:fldCharType="begin"/>
+          </w:r>
+          <w:r>
             <w:instrText xml:space="preserve"> PAGEREF _ttcvrfb3ytl1 \h </w:instrText>
           </w:r>
           <w:r>
@@ -363,6 +483,11 @@
               <w:color w:val="000000"/>
             </w:rPr>
             <w:tab/>
+          </w:r>
+          <w:r>
+            <w:rPr>
+              <w:color w:val="000000"/>
+            </w:rPr>
             <w:t>3</w:t>
           </w:r>
           <w:r>
@@ -372,47 +497,76 @@
         <w:p>
           <w:pPr>
             <w:pBdr>
-              <w:top w:val="nil"/>
-              <w:left w:val="nil"/>
-              <w:bottom w:val="nil"/>
-              <w:right w:val="nil"/>
-              <w:between w:val="nil"/>
+              <w:top w:val="none" w:color="auto" w:sz="0" w:space="0"/>
+              <w:left w:val="none" w:color="auto" w:sz="0" w:space="0"/>
+              <w:bottom w:val="none" w:color="auto" w:sz="0" w:space="0"/>
+              <w:right w:val="none" w:color="auto" w:sz="0" w:space="0"/>
+              <w:between w:val="none" w:color="auto" w:sz="0" w:space="0"/>
             </w:pBdr>
             <w:tabs>
+              <w:tab w:val="left" w:pos="902"/>
               <w:tab w:val="right" w:pos="9360"/>
-              <w:tab w:val="left" w:pos="902"/>
             </w:tabs>
             <w:ind w:left="432" w:right="720"/>
             <w:rPr>
-              <w:rFonts w:ascii="Calibri" w:eastAsia="Calibri" w:hAnsi="Calibri" w:cs="Calibri"/>
+              <w:rFonts w:ascii="Calibri" w:hAnsi="Calibri" w:eastAsia="Calibri" w:cs="Calibri"/>
               <w:color w:val="000000"/>
               <w:sz w:val="22"/>
               <w:szCs w:val="22"/>
             </w:rPr>
           </w:pPr>
-          <w:hyperlink w:anchor="_h27irtxm3dps">
-            <w:r>
-              <w:rPr>
-                <w:color w:val="000000"/>
-              </w:rPr>
-              <w:t>1.4</w:t>
-            </w:r>
-          </w:hyperlink>
-          <w:hyperlink w:anchor="_h27irtxm3dps">
-            <w:r>
-              <w:rPr>
-                <w:rFonts w:ascii="Calibri" w:eastAsia="Calibri" w:hAnsi="Calibri" w:cs="Calibri"/>
-                <w:color w:val="000000"/>
-                <w:sz w:val="22"/>
-                <w:szCs w:val="22"/>
-              </w:rPr>
-              <w:tab/>
-            </w:r>
-          </w:hyperlink>
           <w:r>
             <w:fldChar w:fldCharType="begin"/>
           </w:r>
           <w:r>
+            <w:instrText xml:space="preserve"> HYPERLINK \l "_h27irtxm3dps" \h </w:instrText>
+          </w:r>
+          <w:r>
+            <w:fldChar w:fldCharType="separate"/>
+          </w:r>
+          <w:r>
+            <w:rPr>
+              <w:color w:val="000000"/>
+            </w:rPr>
+            <w:t>1.4</w:t>
+          </w:r>
+          <w:r>
+            <w:rPr>
+              <w:color w:val="000000"/>
+            </w:rPr>
+            <w:fldChar w:fldCharType="end"/>
+          </w:r>
+          <w:r>
+            <w:fldChar w:fldCharType="begin"/>
+          </w:r>
+          <w:r>
+            <w:instrText xml:space="preserve"> HYPERLINK \l "_h27irtxm3dps" \h </w:instrText>
+          </w:r>
+          <w:r>
+            <w:fldChar w:fldCharType="separate"/>
+          </w:r>
+          <w:r>
+            <w:rPr>
+              <w:rFonts w:ascii="Calibri" w:hAnsi="Calibri" w:eastAsia="Calibri" w:cs="Calibri"/>
+              <w:color w:val="000000"/>
+              <w:sz w:val="22"/>
+              <w:szCs w:val="22"/>
+            </w:rPr>
+            <w:tab/>
+          </w:r>
+          <w:r>
+            <w:rPr>
+              <w:rFonts w:ascii="Calibri" w:hAnsi="Calibri" w:eastAsia="Calibri" w:cs="Calibri"/>
+              <w:color w:val="000000"/>
+              <w:sz w:val="22"/>
+              <w:szCs w:val="22"/>
+            </w:rPr>
+            <w:fldChar w:fldCharType="end"/>
+          </w:r>
+          <w:r>
+            <w:fldChar w:fldCharType="begin"/>
+          </w:r>
+          <w:r>
             <w:instrText xml:space="preserve"> PAGEREF _h27irtxm3dps \h </w:instrText>
           </w:r>
           <w:r>
@@ -429,6 +583,11 @@
               <w:color w:val="000000"/>
             </w:rPr>
             <w:tab/>
+          </w:r>
+          <w:r>
+            <w:rPr>
+              <w:color w:val="000000"/>
+            </w:rPr>
             <w:t>3</w:t>
           </w:r>
           <w:r>
@@ -438,47 +597,76 @@
         <w:p>
           <w:pPr>
             <w:pBdr>
-              <w:top w:val="nil"/>
-              <w:left w:val="nil"/>
-              <w:bottom w:val="nil"/>
-              <w:right w:val="nil"/>
-              <w:between w:val="nil"/>
+              <w:top w:val="none" w:color="auto" w:sz="0" w:space="0"/>
+              <w:left w:val="none" w:color="auto" w:sz="0" w:space="0"/>
+              <w:bottom w:val="none" w:color="auto" w:sz="0" w:space="0"/>
+              <w:right w:val="none" w:color="auto" w:sz="0" w:space="0"/>
+              <w:between w:val="none" w:color="auto" w:sz="0" w:space="0"/>
             </w:pBdr>
             <w:tabs>
+              <w:tab w:val="left" w:pos="902"/>
               <w:tab w:val="right" w:pos="9360"/>
-              <w:tab w:val="left" w:pos="902"/>
             </w:tabs>
             <w:ind w:left="432" w:right="720"/>
             <w:rPr>
-              <w:rFonts w:ascii="Calibri" w:eastAsia="Calibri" w:hAnsi="Calibri" w:cs="Calibri"/>
+              <w:rFonts w:ascii="Calibri" w:hAnsi="Calibri" w:eastAsia="Calibri" w:cs="Calibri"/>
               <w:color w:val="000000"/>
               <w:sz w:val="22"/>
               <w:szCs w:val="22"/>
             </w:rPr>
           </w:pPr>
-          <w:hyperlink w:anchor="_746lad5tye8h">
-            <w:r>
-              <w:rPr>
-                <w:color w:val="000000"/>
-              </w:rPr>
-              <w:t>1.5</w:t>
-            </w:r>
-          </w:hyperlink>
-          <w:hyperlink w:anchor="_746lad5tye8h">
-            <w:r>
-              <w:rPr>
-                <w:rFonts w:ascii="Calibri" w:eastAsia="Calibri" w:hAnsi="Calibri" w:cs="Calibri"/>
-                <w:color w:val="000000"/>
-                <w:sz w:val="22"/>
-                <w:szCs w:val="22"/>
-              </w:rPr>
-              <w:tab/>
-            </w:r>
-          </w:hyperlink>
           <w:r>
             <w:fldChar w:fldCharType="begin"/>
           </w:r>
           <w:r>
+            <w:instrText xml:space="preserve"> HYPERLINK \l "_746lad5tye8h" \h </w:instrText>
+          </w:r>
+          <w:r>
+            <w:fldChar w:fldCharType="separate"/>
+          </w:r>
+          <w:r>
+            <w:rPr>
+              <w:color w:val="000000"/>
+            </w:rPr>
+            <w:t>1.5</w:t>
+          </w:r>
+          <w:r>
+            <w:rPr>
+              <w:color w:val="000000"/>
+            </w:rPr>
+            <w:fldChar w:fldCharType="end"/>
+          </w:r>
+          <w:r>
+            <w:fldChar w:fldCharType="begin"/>
+          </w:r>
+          <w:r>
+            <w:instrText xml:space="preserve"> HYPERLINK \l "_746lad5tye8h" \h </w:instrText>
+          </w:r>
+          <w:r>
+            <w:fldChar w:fldCharType="separate"/>
+          </w:r>
+          <w:r>
+            <w:rPr>
+              <w:rFonts w:ascii="Calibri" w:hAnsi="Calibri" w:eastAsia="Calibri" w:cs="Calibri"/>
+              <w:color w:val="000000"/>
+              <w:sz w:val="22"/>
+              <w:szCs w:val="22"/>
+            </w:rPr>
+            <w:tab/>
+          </w:r>
+          <w:r>
+            <w:rPr>
+              <w:rFonts w:ascii="Calibri" w:hAnsi="Calibri" w:eastAsia="Calibri" w:cs="Calibri"/>
+              <w:color w:val="000000"/>
+              <w:sz w:val="22"/>
+              <w:szCs w:val="22"/>
+            </w:rPr>
+            <w:fldChar w:fldCharType="end"/>
+          </w:r>
+          <w:r>
+            <w:fldChar w:fldCharType="begin"/>
+          </w:r>
+          <w:r>
             <w:instrText xml:space="preserve"> PAGEREF _746lad5tye8h \h </w:instrText>
           </w:r>
           <w:r>
@@ -495,6 +683,11 @@
               <w:color w:val="000000"/>
             </w:rPr>
             <w:tab/>
+          </w:r>
+          <w:r>
+            <w:rPr>
+              <w:color w:val="000000"/>
+            </w:rPr>
             <w:t>3</w:t>
           </w:r>
           <w:r>
@@ -504,48 +697,77 @@
         <w:p>
           <w:pPr>
             <w:pBdr>
-              <w:top w:val="nil"/>
-              <w:left w:val="nil"/>
-              <w:bottom w:val="nil"/>
-              <w:right w:val="nil"/>
-              <w:between w:val="nil"/>
+              <w:top w:val="none" w:color="auto" w:sz="0" w:space="0"/>
+              <w:left w:val="none" w:color="auto" w:sz="0" w:space="0"/>
+              <w:bottom w:val="none" w:color="auto" w:sz="0" w:space="0"/>
+              <w:right w:val="none" w:color="auto" w:sz="0" w:space="0"/>
+              <w:between w:val="none" w:color="auto" w:sz="0" w:space="0"/>
             </w:pBdr>
             <w:tabs>
+              <w:tab w:val="left" w:pos="432"/>
               <w:tab w:val="right" w:pos="9360"/>
-              <w:tab w:val="left" w:pos="432"/>
             </w:tabs>
             <w:spacing w:before="240" w:after="60"/>
             <w:ind w:right="720"/>
             <w:rPr>
-              <w:rFonts w:ascii="Calibri" w:eastAsia="Calibri" w:hAnsi="Calibri" w:cs="Calibri"/>
+              <w:rFonts w:ascii="Calibri" w:hAnsi="Calibri" w:eastAsia="Calibri" w:cs="Calibri"/>
               <w:color w:val="000000"/>
               <w:sz w:val="22"/>
               <w:szCs w:val="22"/>
             </w:rPr>
           </w:pPr>
-          <w:hyperlink w:anchor="_pauxqruneqsh">
-            <w:r>
-              <w:rPr>
-                <w:color w:val="000000"/>
-              </w:rPr>
-              <w:t>2.</w:t>
-            </w:r>
-          </w:hyperlink>
-          <w:hyperlink w:anchor="_pauxqruneqsh">
-            <w:r>
-              <w:rPr>
-                <w:rFonts w:ascii="Calibri" w:eastAsia="Calibri" w:hAnsi="Calibri" w:cs="Calibri"/>
-                <w:color w:val="000000"/>
-                <w:sz w:val="22"/>
-                <w:szCs w:val="22"/>
-              </w:rPr>
-              <w:tab/>
-            </w:r>
-          </w:hyperlink>
           <w:r>
             <w:fldChar w:fldCharType="begin"/>
           </w:r>
           <w:r>
+            <w:instrText xml:space="preserve"> HYPERLINK \l "_pauxqruneqsh" \h </w:instrText>
+          </w:r>
+          <w:r>
+            <w:fldChar w:fldCharType="separate"/>
+          </w:r>
+          <w:r>
+            <w:rPr>
+              <w:color w:val="000000"/>
+            </w:rPr>
+            <w:t>2.</w:t>
+          </w:r>
+          <w:r>
+            <w:rPr>
+              <w:color w:val="000000"/>
+            </w:rPr>
+            <w:fldChar w:fldCharType="end"/>
+          </w:r>
+          <w:r>
+            <w:fldChar w:fldCharType="begin"/>
+          </w:r>
+          <w:r>
+            <w:instrText xml:space="preserve"> HYPERLINK \l "_pauxqruneqsh" \h </w:instrText>
+          </w:r>
+          <w:r>
+            <w:fldChar w:fldCharType="separate"/>
+          </w:r>
+          <w:r>
+            <w:rPr>
+              <w:rFonts w:ascii="Calibri" w:hAnsi="Calibri" w:eastAsia="Calibri" w:cs="Calibri"/>
+              <w:color w:val="000000"/>
+              <w:sz w:val="22"/>
+              <w:szCs w:val="22"/>
+            </w:rPr>
+            <w:tab/>
+          </w:r>
+          <w:r>
+            <w:rPr>
+              <w:rFonts w:ascii="Calibri" w:hAnsi="Calibri" w:eastAsia="Calibri" w:cs="Calibri"/>
+              <w:color w:val="000000"/>
+              <w:sz w:val="22"/>
+              <w:szCs w:val="22"/>
+            </w:rPr>
+            <w:fldChar w:fldCharType="end"/>
+          </w:r>
+          <w:r>
+            <w:fldChar w:fldCharType="begin"/>
+          </w:r>
+          <w:r>
             <w:instrText xml:space="preserve"> PAGEREF _pauxqruneqsh \h </w:instrText>
           </w:r>
           <w:r>
@@ -562,6 +784,11 @@
               <w:color w:val="000000"/>
             </w:rPr>
             <w:tab/>
+          </w:r>
+          <w:r>
+            <w:rPr>
+              <w:color w:val="000000"/>
+            </w:rPr>
             <w:t>4</w:t>
           </w:r>
           <w:r>
@@ -571,48 +798,77 @@
         <w:p>
           <w:pPr>
             <w:pBdr>
-              <w:top w:val="nil"/>
-              <w:left w:val="nil"/>
-              <w:bottom w:val="nil"/>
-              <w:right w:val="nil"/>
-              <w:between w:val="nil"/>
+              <w:top w:val="none" w:color="auto" w:sz="0" w:space="0"/>
+              <w:left w:val="none" w:color="auto" w:sz="0" w:space="0"/>
+              <w:bottom w:val="none" w:color="auto" w:sz="0" w:space="0"/>
+              <w:right w:val="none" w:color="auto" w:sz="0" w:space="0"/>
+              <w:between w:val="none" w:color="auto" w:sz="0" w:space="0"/>
             </w:pBdr>
             <w:tabs>
+              <w:tab w:val="left" w:pos="432"/>
               <w:tab w:val="right" w:pos="9360"/>
-              <w:tab w:val="left" w:pos="432"/>
             </w:tabs>
             <w:spacing w:before="240" w:after="60"/>
             <w:ind w:right="720"/>
             <w:rPr>
-              <w:rFonts w:ascii="Calibri" w:eastAsia="Calibri" w:hAnsi="Calibri" w:cs="Calibri"/>
+              <w:rFonts w:ascii="Calibri" w:hAnsi="Calibri" w:eastAsia="Calibri" w:cs="Calibri"/>
               <w:color w:val="000000"/>
               <w:sz w:val="22"/>
               <w:szCs w:val="22"/>
             </w:rPr>
           </w:pPr>
-          <w:hyperlink w:anchor="_b8c59rnzm3to">
-            <w:r>
-              <w:rPr>
-                <w:color w:val="000000"/>
-              </w:rPr>
-              <w:t>3.</w:t>
-            </w:r>
-          </w:hyperlink>
-          <w:hyperlink w:anchor="_b8c59rnzm3to">
-            <w:r>
-              <w:rPr>
-                <w:rFonts w:ascii="Calibri" w:eastAsia="Calibri" w:hAnsi="Calibri" w:cs="Calibri"/>
-                <w:color w:val="000000"/>
-                <w:sz w:val="22"/>
-                <w:szCs w:val="22"/>
-              </w:rPr>
-              <w:tab/>
-            </w:r>
-          </w:hyperlink>
           <w:r>
             <w:fldChar w:fldCharType="begin"/>
           </w:r>
           <w:r>
+            <w:instrText xml:space="preserve"> HYPERLINK \l "_b8c59rnzm3to" \h </w:instrText>
+          </w:r>
+          <w:r>
+            <w:fldChar w:fldCharType="separate"/>
+          </w:r>
+          <w:r>
+            <w:rPr>
+              <w:color w:val="000000"/>
+            </w:rPr>
+            <w:t>3.</w:t>
+          </w:r>
+          <w:r>
+            <w:rPr>
+              <w:color w:val="000000"/>
+            </w:rPr>
+            <w:fldChar w:fldCharType="end"/>
+          </w:r>
+          <w:r>
+            <w:fldChar w:fldCharType="begin"/>
+          </w:r>
+          <w:r>
+            <w:instrText xml:space="preserve"> HYPERLINK \l "_b8c59rnzm3to" \h </w:instrText>
+          </w:r>
+          <w:r>
+            <w:fldChar w:fldCharType="separate"/>
+          </w:r>
+          <w:r>
+            <w:rPr>
+              <w:rFonts w:ascii="Calibri" w:hAnsi="Calibri" w:eastAsia="Calibri" w:cs="Calibri"/>
+              <w:color w:val="000000"/>
+              <w:sz w:val="22"/>
+              <w:szCs w:val="22"/>
+            </w:rPr>
+            <w:tab/>
+          </w:r>
+          <w:r>
+            <w:rPr>
+              <w:rFonts w:ascii="Calibri" w:hAnsi="Calibri" w:eastAsia="Calibri" w:cs="Calibri"/>
+              <w:color w:val="000000"/>
+              <w:sz w:val="22"/>
+              <w:szCs w:val="22"/>
+            </w:rPr>
+            <w:fldChar w:fldCharType="end"/>
+          </w:r>
+          <w:r>
+            <w:fldChar w:fldCharType="begin"/>
+          </w:r>
+          <w:r>
             <w:instrText xml:space="preserve"> PAGEREF _b8c59rnzm3to \h </w:instrText>
           </w:r>
           <w:r>
@@ -629,6 +885,11 @@
               <w:color w:val="000000"/>
             </w:rPr>
             <w:tab/>
+          </w:r>
+          <w:r>
+            <w:rPr>
+              <w:color w:val="000000"/>
+            </w:rPr>
             <w:t>4</w:t>
           </w:r>
           <w:r>
@@ -638,48 +899,77 @@
         <w:p>
           <w:pPr>
             <w:pBdr>
-              <w:top w:val="nil"/>
-              <w:left w:val="nil"/>
-              <w:bottom w:val="nil"/>
-              <w:right w:val="nil"/>
-              <w:between w:val="nil"/>
+              <w:top w:val="none" w:color="auto" w:sz="0" w:space="0"/>
+              <w:left w:val="none" w:color="auto" w:sz="0" w:space="0"/>
+              <w:bottom w:val="none" w:color="auto" w:sz="0" w:space="0"/>
+              <w:right w:val="none" w:color="auto" w:sz="0" w:space="0"/>
+              <w:between w:val="none" w:color="auto" w:sz="0" w:space="0"/>
             </w:pBdr>
             <w:tabs>
+              <w:tab w:val="left" w:pos="432"/>
               <w:tab w:val="right" w:pos="9360"/>
-              <w:tab w:val="left" w:pos="432"/>
             </w:tabs>
             <w:spacing w:before="240" w:after="60"/>
             <w:ind w:right="720"/>
             <w:rPr>
-              <w:rFonts w:ascii="Calibri" w:eastAsia="Calibri" w:hAnsi="Calibri" w:cs="Calibri"/>
+              <w:rFonts w:ascii="Calibri" w:hAnsi="Calibri" w:eastAsia="Calibri" w:cs="Calibri"/>
               <w:color w:val="000000"/>
               <w:sz w:val="22"/>
               <w:szCs w:val="22"/>
             </w:rPr>
           </w:pPr>
-          <w:hyperlink w:anchor="_uq0xqwl8a571">
-            <w:r>
-              <w:rPr>
-                <w:color w:val="000000"/>
-              </w:rPr>
-              <w:t>4.</w:t>
-            </w:r>
-          </w:hyperlink>
-          <w:hyperlink w:anchor="_uq0xqwl8a571">
-            <w:r>
-              <w:rPr>
-                <w:rFonts w:ascii="Calibri" w:eastAsia="Calibri" w:hAnsi="Calibri" w:cs="Calibri"/>
-                <w:color w:val="000000"/>
-                <w:sz w:val="22"/>
-                <w:szCs w:val="22"/>
-              </w:rPr>
-              <w:tab/>
-            </w:r>
-          </w:hyperlink>
           <w:r>
             <w:fldChar w:fldCharType="begin"/>
           </w:r>
           <w:r>
+            <w:instrText xml:space="preserve"> HYPERLINK \l "_uq0xqwl8a571" \h </w:instrText>
+          </w:r>
+          <w:r>
+            <w:fldChar w:fldCharType="separate"/>
+          </w:r>
+          <w:r>
+            <w:rPr>
+              <w:color w:val="000000"/>
+            </w:rPr>
+            <w:t>4.</w:t>
+          </w:r>
+          <w:r>
+            <w:rPr>
+              <w:color w:val="000000"/>
+            </w:rPr>
+            <w:fldChar w:fldCharType="end"/>
+          </w:r>
+          <w:r>
+            <w:fldChar w:fldCharType="begin"/>
+          </w:r>
+          <w:r>
+            <w:instrText xml:space="preserve"> HYPERLINK \l "_uq0xqwl8a571" \h </w:instrText>
+          </w:r>
+          <w:r>
+            <w:fldChar w:fldCharType="separate"/>
+          </w:r>
+          <w:r>
+            <w:rPr>
+              <w:rFonts w:ascii="Calibri" w:hAnsi="Calibri" w:eastAsia="Calibri" w:cs="Calibri"/>
+              <w:color w:val="000000"/>
+              <w:sz w:val="22"/>
+              <w:szCs w:val="22"/>
+            </w:rPr>
+            <w:tab/>
+          </w:r>
+          <w:r>
+            <w:rPr>
+              <w:rFonts w:ascii="Calibri" w:hAnsi="Calibri" w:eastAsia="Calibri" w:cs="Calibri"/>
+              <w:color w:val="000000"/>
+              <w:sz w:val="22"/>
+              <w:szCs w:val="22"/>
+            </w:rPr>
+            <w:fldChar w:fldCharType="end"/>
+          </w:r>
+          <w:r>
+            <w:fldChar w:fldCharType="begin"/>
+          </w:r>
+          <w:r>
             <w:instrText xml:space="preserve"> PAGEREF _uq0xqwl8a571 \h </w:instrText>
           </w:r>
           <w:r>
@@ -696,6 +986,11 @@
               <w:color w:val="000000"/>
             </w:rPr>
             <w:tab/>
+          </w:r>
+          <w:r>
+            <w:rPr>
+              <w:color w:val="000000"/>
+            </w:rPr>
             <w:t>4</w:t>
           </w:r>
           <w:r>
@@ -705,47 +1000,76 @@
         <w:p>
           <w:pPr>
             <w:pBdr>
-              <w:top w:val="nil"/>
-              <w:left w:val="nil"/>
-              <w:bottom w:val="nil"/>
-              <w:right w:val="nil"/>
-              <w:between w:val="nil"/>
+              <w:top w:val="none" w:color="auto" w:sz="0" w:space="0"/>
+              <w:left w:val="none" w:color="auto" w:sz="0" w:space="0"/>
+              <w:bottom w:val="none" w:color="auto" w:sz="0" w:space="0"/>
+              <w:right w:val="none" w:color="auto" w:sz="0" w:space="0"/>
+              <w:between w:val="none" w:color="auto" w:sz="0" w:space="0"/>
             </w:pBdr>
             <w:tabs>
+              <w:tab w:val="left" w:pos="902"/>
               <w:tab w:val="right" w:pos="9360"/>
-              <w:tab w:val="left" w:pos="902"/>
             </w:tabs>
             <w:ind w:left="432" w:right="720"/>
             <w:rPr>
-              <w:rFonts w:ascii="Calibri" w:eastAsia="Calibri" w:hAnsi="Calibri" w:cs="Calibri"/>
+              <w:rFonts w:ascii="Calibri" w:hAnsi="Calibri" w:eastAsia="Calibri" w:cs="Calibri"/>
               <w:color w:val="000000"/>
               <w:sz w:val="22"/>
               <w:szCs w:val="22"/>
             </w:rPr>
           </w:pPr>
-          <w:hyperlink w:anchor="_8g3l487ocd3">
-            <w:r>
-              <w:rPr>
-                <w:color w:val="000000"/>
-              </w:rPr>
-              <w:t>4.1</w:t>
-            </w:r>
-          </w:hyperlink>
-          <w:hyperlink w:anchor="_8g3l487ocd3">
-            <w:r>
-              <w:rPr>
-                <w:rFonts w:ascii="Calibri" w:eastAsia="Calibri" w:hAnsi="Calibri" w:cs="Calibri"/>
-                <w:color w:val="000000"/>
-                <w:sz w:val="22"/>
-                <w:szCs w:val="22"/>
-              </w:rPr>
-              <w:tab/>
-            </w:r>
-          </w:hyperlink>
           <w:r>
             <w:fldChar w:fldCharType="begin"/>
           </w:r>
           <w:r>
+            <w:instrText xml:space="preserve"> HYPERLINK \l "_8g3l487ocd3" \h </w:instrText>
+          </w:r>
+          <w:r>
+            <w:fldChar w:fldCharType="separate"/>
+          </w:r>
+          <w:r>
+            <w:rPr>
+              <w:color w:val="000000"/>
+            </w:rPr>
+            <w:t>4.1</w:t>
+          </w:r>
+          <w:r>
+            <w:rPr>
+              <w:color w:val="000000"/>
+            </w:rPr>
+            <w:fldChar w:fldCharType="end"/>
+          </w:r>
+          <w:r>
+            <w:fldChar w:fldCharType="begin"/>
+          </w:r>
+          <w:r>
+            <w:instrText xml:space="preserve"> HYPERLINK \l "_8g3l487ocd3" \h </w:instrText>
+          </w:r>
+          <w:r>
+            <w:fldChar w:fldCharType="separate"/>
+          </w:r>
+          <w:r>
+            <w:rPr>
+              <w:rFonts w:ascii="Calibri" w:hAnsi="Calibri" w:eastAsia="Calibri" w:cs="Calibri"/>
+              <w:color w:val="000000"/>
+              <w:sz w:val="22"/>
+              <w:szCs w:val="22"/>
+            </w:rPr>
+            <w:tab/>
+          </w:r>
+          <w:r>
+            <w:rPr>
+              <w:rFonts w:ascii="Calibri" w:hAnsi="Calibri" w:eastAsia="Calibri" w:cs="Calibri"/>
+              <w:color w:val="000000"/>
+              <w:sz w:val="22"/>
+              <w:szCs w:val="22"/>
+            </w:rPr>
+            <w:fldChar w:fldCharType="end"/>
+          </w:r>
+          <w:r>
+            <w:fldChar w:fldCharType="begin"/>
+          </w:r>
+          <w:r>
             <w:instrText xml:space="preserve"> PAGEREF _8g3l487ocd3 \h </w:instrText>
           </w:r>
           <w:r>
@@ -762,6 +1086,11 @@
               <w:color w:val="000000"/>
             </w:rPr>
             <w:tab/>
+          </w:r>
+          <w:r>
+            <w:rPr>
+              <w:color w:val="000000"/>
+            </w:rPr>
             <w:t>5</w:t>
           </w:r>
           <w:r>
@@ -771,48 +1100,77 @@
         <w:p>
           <w:pPr>
             <w:pBdr>
-              <w:top w:val="nil"/>
-              <w:left w:val="nil"/>
-              <w:bottom w:val="nil"/>
-              <w:right w:val="nil"/>
-              <w:between w:val="nil"/>
+              <w:top w:val="none" w:color="auto" w:sz="0" w:space="0"/>
+              <w:left w:val="none" w:color="auto" w:sz="0" w:space="0"/>
+              <w:bottom w:val="none" w:color="auto" w:sz="0" w:space="0"/>
+              <w:right w:val="none" w:color="auto" w:sz="0" w:space="0"/>
+              <w:between w:val="none" w:color="auto" w:sz="0" w:space="0"/>
             </w:pBdr>
             <w:tabs>
+              <w:tab w:val="left" w:pos="432"/>
               <w:tab w:val="right" w:pos="9360"/>
-              <w:tab w:val="left" w:pos="432"/>
             </w:tabs>
             <w:spacing w:before="240" w:after="60"/>
             <w:ind w:right="720"/>
             <w:rPr>
-              <w:rFonts w:ascii="Calibri" w:eastAsia="Calibri" w:hAnsi="Calibri" w:cs="Calibri"/>
+              <w:rFonts w:ascii="Calibri" w:hAnsi="Calibri" w:eastAsia="Calibri" w:cs="Calibri"/>
               <w:color w:val="000000"/>
               <w:sz w:val="22"/>
               <w:szCs w:val="22"/>
             </w:rPr>
           </w:pPr>
-          <w:hyperlink w:anchor="_q5k872bapktx">
-            <w:r>
-              <w:rPr>
-                <w:color w:val="000000"/>
-              </w:rPr>
-              <w:t>5.</w:t>
-            </w:r>
-          </w:hyperlink>
-          <w:hyperlink w:anchor="_q5k872bapktx">
-            <w:r>
-              <w:rPr>
-                <w:rFonts w:ascii="Calibri" w:eastAsia="Calibri" w:hAnsi="Calibri" w:cs="Calibri"/>
-                <w:color w:val="000000"/>
-                <w:sz w:val="22"/>
-                <w:szCs w:val="22"/>
-              </w:rPr>
-              <w:tab/>
-            </w:r>
-          </w:hyperlink>
           <w:r>
             <w:fldChar w:fldCharType="begin"/>
           </w:r>
           <w:r>
+            <w:instrText xml:space="preserve"> HYPERLINK \l "_q5k872bapktx" \h </w:instrText>
+          </w:r>
+          <w:r>
+            <w:fldChar w:fldCharType="separate"/>
+          </w:r>
+          <w:r>
+            <w:rPr>
+              <w:color w:val="000000"/>
+            </w:rPr>
+            <w:t>5.</w:t>
+          </w:r>
+          <w:r>
+            <w:rPr>
+              <w:color w:val="000000"/>
+            </w:rPr>
+            <w:fldChar w:fldCharType="end"/>
+          </w:r>
+          <w:r>
+            <w:fldChar w:fldCharType="begin"/>
+          </w:r>
+          <w:r>
+            <w:instrText xml:space="preserve"> HYPERLINK \l "_q5k872bapktx" \h </w:instrText>
+          </w:r>
+          <w:r>
+            <w:fldChar w:fldCharType="separate"/>
+          </w:r>
+          <w:r>
+            <w:rPr>
+              <w:rFonts w:ascii="Calibri" w:hAnsi="Calibri" w:eastAsia="Calibri" w:cs="Calibri"/>
+              <w:color w:val="000000"/>
+              <w:sz w:val="22"/>
+              <w:szCs w:val="22"/>
+            </w:rPr>
+            <w:tab/>
+          </w:r>
+          <w:r>
+            <w:rPr>
+              <w:rFonts w:ascii="Calibri" w:hAnsi="Calibri" w:eastAsia="Calibri" w:cs="Calibri"/>
+              <w:color w:val="000000"/>
+              <w:sz w:val="22"/>
+              <w:szCs w:val="22"/>
+            </w:rPr>
+            <w:fldChar w:fldCharType="end"/>
+          </w:r>
+          <w:r>
+            <w:fldChar w:fldCharType="begin"/>
+          </w:r>
+          <w:r>
             <w:instrText xml:space="preserve"> PAGEREF _q5k872bapktx \h </w:instrText>
           </w:r>
           <w:r>
@@ -829,6 +1187,11 @@
               <w:color w:val="000000"/>
             </w:rPr>
             <w:tab/>
+          </w:r>
+          <w:r>
+            <w:rPr>
+              <w:color w:val="000000"/>
+            </w:rPr>
             <w:t>5</w:t>
           </w:r>
           <w:r>
@@ -838,47 +1201,76 @@
         <w:p>
           <w:pPr>
             <w:pBdr>
-              <w:top w:val="nil"/>
-              <w:left w:val="nil"/>
-              <w:bottom w:val="nil"/>
-              <w:right w:val="nil"/>
-              <w:between w:val="nil"/>
+              <w:top w:val="none" w:color="auto" w:sz="0" w:space="0"/>
+              <w:left w:val="none" w:color="auto" w:sz="0" w:space="0"/>
+              <w:bottom w:val="none" w:color="auto" w:sz="0" w:space="0"/>
+              <w:right w:val="none" w:color="auto" w:sz="0" w:space="0"/>
+              <w:between w:val="none" w:color="auto" w:sz="0" w:space="0"/>
             </w:pBdr>
             <w:tabs>
+              <w:tab w:val="left" w:pos="902"/>
               <w:tab w:val="right" w:pos="9360"/>
-              <w:tab w:val="left" w:pos="902"/>
             </w:tabs>
             <w:ind w:left="432" w:right="720"/>
             <w:rPr>
-              <w:rFonts w:ascii="Calibri" w:eastAsia="Calibri" w:hAnsi="Calibri" w:cs="Calibri"/>
+              <w:rFonts w:ascii="Calibri" w:hAnsi="Calibri" w:eastAsia="Calibri" w:cs="Calibri"/>
               <w:color w:val="000000"/>
               <w:sz w:val="22"/>
               <w:szCs w:val="22"/>
             </w:rPr>
           </w:pPr>
-          <w:hyperlink w:anchor="_bahhq640c077">
-            <w:r>
-              <w:rPr>
-                <w:color w:val="000000"/>
-              </w:rPr>
-              <w:t>5.1</w:t>
-            </w:r>
-          </w:hyperlink>
-          <w:hyperlink w:anchor="_bahhq640c077">
-            <w:r>
-              <w:rPr>
-                <w:rFonts w:ascii="Calibri" w:eastAsia="Calibri" w:hAnsi="Calibri" w:cs="Calibri"/>
-                <w:color w:val="000000"/>
-                <w:sz w:val="22"/>
-                <w:szCs w:val="22"/>
-              </w:rPr>
-              <w:tab/>
-            </w:r>
-          </w:hyperlink>
           <w:r>
             <w:fldChar w:fldCharType="begin"/>
           </w:r>
           <w:r>
+            <w:instrText xml:space="preserve"> HYPERLINK \l "_bahhq640c077" \h </w:instrText>
+          </w:r>
+          <w:r>
+            <w:fldChar w:fldCharType="separate"/>
+          </w:r>
+          <w:r>
+            <w:rPr>
+              <w:color w:val="000000"/>
+            </w:rPr>
+            <w:t>5.1</w:t>
+          </w:r>
+          <w:r>
+            <w:rPr>
+              <w:color w:val="000000"/>
+            </w:rPr>
+            <w:fldChar w:fldCharType="end"/>
+          </w:r>
+          <w:r>
+            <w:fldChar w:fldCharType="begin"/>
+          </w:r>
+          <w:r>
+            <w:instrText xml:space="preserve"> HYPERLINK \l "_bahhq640c077" \h </w:instrText>
+          </w:r>
+          <w:r>
+            <w:fldChar w:fldCharType="separate"/>
+          </w:r>
+          <w:r>
+            <w:rPr>
+              <w:rFonts w:ascii="Calibri" w:hAnsi="Calibri" w:eastAsia="Calibri" w:cs="Calibri"/>
+              <w:color w:val="000000"/>
+              <w:sz w:val="22"/>
+              <w:szCs w:val="22"/>
+            </w:rPr>
+            <w:tab/>
+          </w:r>
+          <w:r>
+            <w:rPr>
+              <w:rFonts w:ascii="Calibri" w:hAnsi="Calibri" w:eastAsia="Calibri" w:cs="Calibri"/>
+              <w:color w:val="000000"/>
+              <w:sz w:val="22"/>
+              <w:szCs w:val="22"/>
+            </w:rPr>
+            <w:fldChar w:fldCharType="end"/>
+          </w:r>
+          <w:r>
+            <w:fldChar w:fldCharType="begin"/>
+          </w:r>
+          <w:r>
             <w:instrText xml:space="preserve"> PAGEREF _bahhq640c077 \h </w:instrText>
           </w:r>
           <w:r>
@@ -895,6 +1287,11 @@
               <w:color w:val="000000"/>
             </w:rPr>
             <w:tab/>
+          </w:r>
+          <w:r>
+            <w:rPr>
+              <w:color w:val="000000"/>
+            </w:rPr>
             <w:t>5</w:t>
           </w:r>
           <w:r>
@@ -904,47 +1301,76 @@
         <w:p>
           <w:pPr>
             <w:pBdr>
-              <w:top w:val="nil"/>
-              <w:left w:val="nil"/>
-              <w:bottom w:val="nil"/>
-              <w:right w:val="nil"/>
-              <w:between w:val="nil"/>
+              <w:top w:val="none" w:color="auto" w:sz="0" w:space="0"/>
+              <w:left w:val="none" w:color="auto" w:sz="0" w:space="0"/>
+              <w:bottom w:val="none" w:color="auto" w:sz="0" w:space="0"/>
+              <w:right w:val="none" w:color="auto" w:sz="0" w:space="0"/>
+              <w:between w:val="none" w:color="auto" w:sz="0" w:space="0"/>
             </w:pBdr>
             <w:tabs>
+              <w:tab w:val="left" w:pos="902"/>
               <w:tab w:val="right" w:pos="9360"/>
-              <w:tab w:val="left" w:pos="902"/>
             </w:tabs>
             <w:ind w:left="432" w:right="720"/>
             <w:rPr>
-              <w:rFonts w:ascii="Calibri" w:eastAsia="Calibri" w:hAnsi="Calibri" w:cs="Calibri"/>
+              <w:rFonts w:ascii="Calibri" w:hAnsi="Calibri" w:eastAsia="Calibri" w:cs="Calibri"/>
               <w:color w:val="000000"/>
               <w:sz w:val="22"/>
               <w:szCs w:val="22"/>
             </w:rPr>
           </w:pPr>
-          <w:hyperlink w:anchor="_ag3cj5tpfron">
-            <w:r>
-              <w:rPr>
-                <w:color w:val="000000"/>
-              </w:rPr>
-              <w:t>5.2</w:t>
-            </w:r>
-          </w:hyperlink>
-          <w:hyperlink w:anchor="_ag3cj5tpfron">
-            <w:r>
-              <w:rPr>
-                <w:rFonts w:ascii="Calibri" w:eastAsia="Calibri" w:hAnsi="Calibri" w:cs="Calibri"/>
-                <w:color w:val="000000"/>
-                <w:sz w:val="22"/>
-                <w:szCs w:val="22"/>
-              </w:rPr>
-              <w:tab/>
-            </w:r>
-          </w:hyperlink>
           <w:r>
             <w:fldChar w:fldCharType="begin"/>
           </w:r>
           <w:r>
+            <w:instrText xml:space="preserve"> HYPERLINK \l "_ag3cj5tpfron" \h </w:instrText>
+          </w:r>
+          <w:r>
+            <w:fldChar w:fldCharType="separate"/>
+          </w:r>
+          <w:r>
+            <w:rPr>
+              <w:color w:val="000000"/>
+            </w:rPr>
+            <w:t>5.2</w:t>
+          </w:r>
+          <w:r>
+            <w:rPr>
+              <w:color w:val="000000"/>
+            </w:rPr>
+            <w:fldChar w:fldCharType="end"/>
+          </w:r>
+          <w:r>
+            <w:fldChar w:fldCharType="begin"/>
+          </w:r>
+          <w:r>
+            <w:instrText xml:space="preserve"> HYPERLINK \l "_ag3cj5tpfron" \h </w:instrText>
+          </w:r>
+          <w:r>
+            <w:fldChar w:fldCharType="separate"/>
+          </w:r>
+          <w:r>
+            <w:rPr>
+              <w:rFonts w:ascii="Calibri" w:hAnsi="Calibri" w:eastAsia="Calibri" w:cs="Calibri"/>
+              <w:color w:val="000000"/>
+              <w:sz w:val="22"/>
+              <w:szCs w:val="22"/>
+            </w:rPr>
+            <w:tab/>
+          </w:r>
+          <w:r>
+            <w:rPr>
+              <w:rFonts w:ascii="Calibri" w:hAnsi="Calibri" w:eastAsia="Calibri" w:cs="Calibri"/>
+              <w:color w:val="000000"/>
+              <w:sz w:val="22"/>
+              <w:szCs w:val="22"/>
+            </w:rPr>
+            <w:fldChar w:fldCharType="end"/>
+          </w:r>
+          <w:r>
+            <w:fldChar w:fldCharType="begin"/>
+          </w:r>
+          <w:r>
             <w:instrText xml:space="preserve"> PAGEREF _ag3cj5tpfron \h </w:instrText>
           </w:r>
           <w:r>
@@ -961,6 +1387,11 @@
               <w:color w:val="000000"/>
             </w:rPr>
             <w:tab/>
+          </w:r>
+          <w:r>
+            <w:rPr>
+              <w:color w:val="000000"/>
+            </w:rPr>
             <w:t>6</w:t>
           </w:r>
           <w:r>
@@ -970,48 +1401,77 @@
         <w:p>
           <w:pPr>
             <w:pBdr>
-              <w:top w:val="nil"/>
-              <w:left w:val="nil"/>
-              <w:bottom w:val="nil"/>
-              <w:right w:val="nil"/>
-              <w:between w:val="nil"/>
+              <w:top w:val="none" w:color="auto" w:sz="0" w:space="0"/>
+              <w:left w:val="none" w:color="auto" w:sz="0" w:space="0"/>
+              <w:bottom w:val="none" w:color="auto" w:sz="0" w:space="0"/>
+              <w:right w:val="none" w:color="auto" w:sz="0" w:space="0"/>
+              <w:between w:val="none" w:color="auto" w:sz="0" w:space="0"/>
             </w:pBdr>
             <w:tabs>
+              <w:tab w:val="left" w:pos="432"/>
               <w:tab w:val="right" w:pos="9360"/>
-              <w:tab w:val="left" w:pos="432"/>
             </w:tabs>
             <w:spacing w:before="240" w:after="60"/>
             <w:ind w:right="720"/>
             <w:rPr>
-              <w:rFonts w:ascii="Calibri" w:eastAsia="Calibri" w:hAnsi="Calibri" w:cs="Calibri"/>
+              <w:rFonts w:ascii="Calibri" w:hAnsi="Calibri" w:eastAsia="Calibri" w:cs="Calibri"/>
               <w:color w:val="000000"/>
               <w:sz w:val="22"/>
               <w:szCs w:val="22"/>
             </w:rPr>
           </w:pPr>
-          <w:hyperlink w:anchor="_qef86bqzktid">
-            <w:r>
-              <w:rPr>
-                <w:color w:val="000000"/>
-              </w:rPr>
-              <w:t>6.</w:t>
-            </w:r>
-          </w:hyperlink>
-          <w:hyperlink w:anchor="_qef86bqzktid">
-            <w:r>
-              <w:rPr>
-                <w:rFonts w:ascii="Calibri" w:eastAsia="Calibri" w:hAnsi="Calibri" w:cs="Calibri"/>
-                <w:color w:val="000000"/>
-                <w:sz w:val="22"/>
-                <w:szCs w:val="22"/>
-              </w:rPr>
-              <w:tab/>
-            </w:r>
-          </w:hyperlink>
           <w:r>
             <w:fldChar w:fldCharType="begin"/>
           </w:r>
           <w:r>
+            <w:instrText xml:space="preserve"> HYPERLINK \l "_qef86bqzktid" \h </w:instrText>
+          </w:r>
+          <w:r>
+            <w:fldChar w:fldCharType="separate"/>
+          </w:r>
+          <w:r>
+            <w:rPr>
+              <w:color w:val="000000"/>
+            </w:rPr>
+            <w:t>6.</w:t>
+          </w:r>
+          <w:r>
+            <w:rPr>
+              <w:color w:val="000000"/>
+            </w:rPr>
+            <w:fldChar w:fldCharType="end"/>
+          </w:r>
+          <w:r>
+            <w:fldChar w:fldCharType="begin"/>
+          </w:r>
+          <w:r>
+            <w:instrText xml:space="preserve"> HYPERLINK \l "_qef86bqzktid" \h </w:instrText>
+          </w:r>
+          <w:r>
+            <w:fldChar w:fldCharType="separate"/>
+          </w:r>
+          <w:r>
+            <w:rPr>
+              <w:rFonts w:ascii="Calibri" w:hAnsi="Calibri" w:eastAsia="Calibri" w:cs="Calibri"/>
+              <w:color w:val="000000"/>
+              <w:sz w:val="22"/>
+              <w:szCs w:val="22"/>
+            </w:rPr>
+            <w:tab/>
+          </w:r>
+          <w:r>
+            <w:rPr>
+              <w:rFonts w:ascii="Calibri" w:hAnsi="Calibri" w:eastAsia="Calibri" w:cs="Calibri"/>
+              <w:color w:val="000000"/>
+              <w:sz w:val="22"/>
+              <w:szCs w:val="22"/>
+            </w:rPr>
+            <w:fldChar w:fldCharType="end"/>
+          </w:r>
+          <w:r>
+            <w:fldChar w:fldCharType="begin"/>
+          </w:r>
+          <w:r>
             <w:instrText xml:space="preserve"> PAGEREF _qef86bqzktid \h </w:instrText>
           </w:r>
           <w:r>
@@ -1028,6 +1488,11 @@
               <w:color w:val="000000"/>
             </w:rPr>
             <w:tab/>
+          </w:r>
+          <w:r>
+            <w:rPr>
+              <w:color w:val="000000"/>
+            </w:rPr>
             <w:t>7</w:t>
           </w:r>
           <w:r>
@@ -1037,48 +1502,77 @@
         <w:p>
           <w:pPr>
             <w:pBdr>
-              <w:top w:val="nil"/>
-              <w:left w:val="nil"/>
-              <w:bottom w:val="nil"/>
-              <w:right w:val="nil"/>
-              <w:between w:val="nil"/>
+              <w:top w:val="none" w:color="auto" w:sz="0" w:space="0"/>
+              <w:left w:val="none" w:color="auto" w:sz="0" w:space="0"/>
+              <w:bottom w:val="none" w:color="auto" w:sz="0" w:space="0"/>
+              <w:right w:val="none" w:color="auto" w:sz="0" w:space="0"/>
+              <w:between w:val="none" w:color="auto" w:sz="0" w:space="0"/>
             </w:pBdr>
             <w:tabs>
+              <w:tab w:val="left" w:pos="432"/>
               <w:tab w:val="right" w:pos="9360"/>
-              <w:tab w:val="left" w:pos="432"/>
             </w:tabs>
             <w:spacing w:before="240" w:after="60"/>
             <w:ind w:right="720"/>
             <w:rPr>
-              <w:rFonts w:ascii="Calibri" w:eastAsia="Calibri" w:hAnsi="Calibri" w:cs="Calibri"/>
+              <w:rFonts w:ascii="Calibri" w:hAnsi="Calibri" w:eastAsia="Calibri" w:cs="Calibri"/>
               <w:color w:val="000000"/>
               <w:sz w:val="22"/>
               <w:szCs w:val="22"/>
             </w:rPr>
           </w:pPr>
-          <w:hyperlink w:anchor="_h4nu597ybyje">
-            <w:r>
-              <w:rPr>
-                <w:color w:val="000000"/>
-              </w:rPr>
-              <w:t>7.</w:t>
-            </w:r>
-          </w:hyperlink>
-          <w:hyperlink w:anchor="_h4nu597ybyje">
-            <w:r>
-              <w:rPr>
-                <w:rFonts w:ascii="Calibri" w:eastAsia="Calibri" w:hAnsi="Calibri" w:cs="Calibri"/>
-                <w:color w:val="000000"/>
-                <w:sz w:val="22"/>
-                <w:szCs w:val="22"/>
-              </w:rPr>
-              <w:tab/>
-            </w:r>
-          </w:hyperlink>
           <w:r>
             <w:fldChar w:fldCharType="begin"/>
           </w:r>
           <w:r>
+            <w:instrText xml:space="preserve"> HYPERLINK \l "_h4nu597ybyje" \h </w:instrText>
+          </w:r>
+          <w:r>
+            <w:fldChar w:fldCharType="separate"/>
+          </w:r>
+          <w:r>
+            <w:rPr>
+              <w:color w:val="000000"/>
+            </w:rPr>
+            <w:t>7.</w:t>
+          </w:r>
+          <w:r>
+            <w:rPr>
+              <w:color w:val="000000"/>
+            </w:rPr>
+            <w:fldChar w:fldCharType="end"/>
+          </w:r>
+          <w:r>
+            <w:fldChar w:fldCharType="begin"/>
+          </w:r>
+          <w:r>
+            <w:instrText xml:space="preserve"> HYPERLINK \l "_h4nu597ybyje" \h </w:instrText>
+          </w:r>
+          <w:r>
+            <w:fldChar w:fldCharType="separate"/>
+          </w:r>
+          <w:r>
+            <w:rPr>
+              <w:rFonts w:ascii="Calibri" w:hAnsi="Calibri" w:eastAsia="Calibri" w:cs="Calibri"/>
+              <w:color w:val="000000"/>
+              <w:sz w:val="22"/>
+              <w:szCs w:val="22"/>
+            </w:rPr>
+            <w:tab/>
+          </w:r>
+          <w:r>
+            <w:rPr>
+              <w:rFonts w:ascii="Calibri" w:hAnsi="Calibri" w:eastAsia="Calibri" w:cs="Calibri"/>
+              <w:color w:val="000000"/>
+              <w:sz w:val="22"/>
+              <w:szCs w:val="22"/>
+            </w:rPr>
+            <w:fldChar w:fldCharType="end"/>
+          </w:r>
+          <w:r>
+            <w:fldChar w:fldCharType="begin"/>
+          </w:r>
+          <w:r>
             <w:instrText xml:space="preserve"> PAGEREF _h4nu597ybyje \h </w:instrText>
           </w:r>
           <w:r>
@@ -1095,6 +1589,11 @@
               <w:color w:val="000000"/>
             </w:rPr>
             <w:tab/>
+          </w:r>
+          <w:r>
+            <w:rPr>
+              <w:color w:val="000000"/>
+            </w:rPr>
             <w:t>8</w:t>
           </w:r>
           <w:r>
@@ -1104,48 +1603,77 @@
         <w:p>
           <w:pPr>
             <w:pBdr>
-              <w:top w:val="nil"/>
-              <w:left w:val="nil"/>
-              <w:bottom w:val="nil"/>
-              <w:right w:val="nil"/>
-              <w:between w:val="nil"/>
+              <w:top w:val="none" w:color="auto" w:sz="0" w:space="0"/>
+              <w:left w:val="none" w:color="auto" w:sz="0" w:space="0"/>
+              <w:bottom w:val="none" w:color="auto" w:sz="0" w:space="0"/>
+              <w:right w:val="none" w:color="auto" w:sz="0" w:space="0"/>
+              <w:between w:val="none" w:color="auto" w:sz="0" w:space="0"/>
             </w:pBdr>
             <w:tabs>
+              <w:tab w:val="left" w:pos="432"/>
               <w:tab w:val="right" w:pos="9360"/>
-              <w:tab w:val="left" w:pos="432"/>
             </w:tabs>
             <w:spacing w:before="240" w:after="60"/>
             <w:ind w:right="720"/>
             <w:rPr>
-              <w:rFonts w:ascii="Calibri" w:eastAsia="Calibri" w:hAnsi="Calibri" w:cs="Calibri"/>
+              <w:rFonts w:ascii="Calibri" w:hAnsi="Calibri" w:eastAsia="Calibri" w:cs="Calibri"/>
               <w:color w:val="000000"/>
               <w:sz w:val="22"/>
               <w:szCs w:val="22"/>
             </w:rPr>
           </w:pPr>
-          <w:hyperlink w:anchor="_6s3dmgwo9b2a">
-            <w:r>
-              <w:rPr>
-                <w:color w:val="000000"/>
-              </w:rPr>
-              <w:t>8.</w:t>
-            </w:r>
-          </w:hyperlink>
-          <w:hyperlink w:anchor="_6s3dmgwo9b2a">
-            <w:r>
-              <w:rPr>
-                <w:rFonts w:ascii="Calibri" w:eastAsia="Calibri" w:hAnsi="Calibri" w:cs="Calibri"/>
-                <w:color w:val="000000"/>
-                <w:sz w:val="22"/>
-                <w:szCs w:val="22"/>
-              </w:rPr>
-              <w:tab/>
-            </w:r>
-          </w:hyperlink>
           <w:r>
             <w:fldChar w:fldCharType="begin"/>
           </w:r>
           <w:r>
+            <w:instrText xml:space="preserve"> HYPERLINK \l "_6s3dmgwo9b2a" \h </w:instrText>
+          </w:r>
+          <w:r>
+            <w:fldChar w:fldCharType="separate"/>
+          </w:r>
+          <w:r>
+            <w:rPr>
+              <w:color w:val="000000"/>
+            </w:rPr>
+            <w:t>8.</w:t>
+          </w:r>
+          <w:r>
+            <w:rPr>
+              <w:color w:val="000000"/>
+            </w:rPr>
+            <w:fldChar w:fldCharType="end"/>
+          </w:r>
+          <w:r>
+            <w:fldChar w:fldCharType="begin"/>
+          </w:r>
+          <w:r>
+            <w:instrText xml:space="preserve"> HYPERLINK \l "_6s3dmgwo9b2a" \h </w:instrText>
+          </w:r>
+          <w:r>
+            <w:fldChar w:fldCharType="separate"/>
+          </w:r>
+          <w:r>
+            <w:rPr>
+              <w:rFonts w:ascii="Calibri" w:hAnsi="Calibri" w:eastAsia="Calibri" w:cs="Calibri"/>
+              <w:color w:val="000000"/>
+              <w:sz w:val="22"/>
+              <w:szCs w:val="22"/>
+            </w:rPr>
+            <w:tab/>
+          </w:r>
+          <w:r>
+            <w:rPr>
+              <w:rFonts w:ascii="Calibri" w:hAnsi="Calibri" w:eastAsia="Calibri" w:cs="Calibri"/>
+              <w:color w:val="000000"/>
+              <w:sz w:val="22"/>
+              <w:szCs w:val="22"/>
+            </w:rPr>
+            <w:fldChar w:fldCharType="end"/>
+          </w:r>
+          <w:r>
+            <w:fldChar w:fldCharType="begin"/>
+          </w:r>
+          <w:r>
             <w:instrText xml:space="preserve"> PAGEREF _6s3dmgwo9b2a \h </w:instrText>
           </w:r>
           <w:r>
@@ -1162,6 +1690,11 @@
               <w:color w:val="000000"/>
             </w:rPr>
             <w:tab/>
+          </w:r>
+          <w:r>
+            <w:rPr>
+              <w:color w:val="000000"/>
+            </w:rPr>
             <w:t>9</w:t>
           </w:r>
           <w:r>
@@ -1171,48 +1704,77 @@
         <w:p>
           <w:pPr>
             <w:pBdr>
-              <w:top w:val="nil"/>
-              <w:left w:val="nil"/>
-              <w:bottom w:val="nil"/>
-              <w:right w:val="nil"/>
-              <w:between w:val="nil"/>
+              <w:top w:val="none" w:color="auto" w:sz="0" w:space="0"/>
+              <w:left w:val="none" w:color="auto" w:sz="0" w:space="0"/>
+              <w:bottom w:val="none" w:color="auto" w:sz="0" w:space="0"/>
+              <w:right w:val="none" w:color="auto" w:sz="0" w:space="0"/>
+              <w:between w:val="none" w:color="auto" w:sz="0" w:space="0"/>
             </w:pBdr>
             <w:tabs>
+              <w:tab w:val="left" w:pos="432"/>
               <w:tab w:val="right" w:pos="9360"/>
-              <w:tab w:val="left" w:pos="432"/>
             </w:tabs>
             <w:spacing w:before="240" w:after="60"/>
             <w:ind w:right="720"/>
             <w:rPr>
-              <w:rFonts w:ascii="Calibri" w:eastAsia="Calibri" w:hAnsi="Calibri" w:cs="Calibri"/>
+              <w:rFonts w:ascii="Calibri" w:hAnsi="Calibri" w:eastAsia="Calibri" w:cs="Calibri"/>
               <w:color w:val="000000"/>
               <w:sz w:val="22"/>
               <w:szCs w:val="22"/>
             </w:rPr>
           </w:pPr>
-          <w:hyperlink w:anchor="_q5ov3kye1q3m">
-            <w:r>
-              <w:rPr>
-                <w:color w:val="000000"/>
-              </w:rPr>
-              <w:t>9.</w:t>
-            </w:r>
-          </w:hyperlink>
-          <w:hyperlink w:anchor="_q5ov3kye1q3m">
-            <w:r>
-              <w:rPr>
-                <w:rFonts w:ascii="Calibri" w:eastAsia="Calibri" w:hAnsi="Calibri" w:cs="Calibri"/>
-                <w:color w:val="000000"/>
-                <w:sz w:val="22"/>
-                <w:szCs w:val="22"/>
-              </w:rPr>
-              <w:tab/>
-            </w:r>
-          </w:hyperlink>
           <w:r>
             <w:fldChar w:fldCharType="begin"/>
           </w:r>
           <w:r>
+            <w:instrText xml:space="preserve"> HYPERLINK \l "_q5ov3kye1q3m" \h </w:instrText>
+          </w:r>
+          <w:r>
+            <w:fldChar w:fldCharType="separate"/>
+          </w:r>
+          <w:r>
+            <w:rPr>
+              <w:color w:val="000000"/>
+            </w:rPr>
+            <w:t>9.</w:t>
+          </w:r>
+          <w:r>
+            <w:rPr>
+              <w:color w:val="000000"/>
+            </w:rPr>
+            <w:fldChar w:fldCharType="end"/>
+          </w:r>
+          <w:r>
+            <w:fldChar w:fldCharType="begin"/>
+          </w:r>
+          <w:r>
+            <w:instrText xml:space="preserve"> HYPERLINK \l "_q5ov3kye1q3m" \h </w:instrText>
+          </w:r>
+          <w:r>
+            <w:fldChar w:fldCharType="separate"/>
+          </w:r>
+          <w:r>
+            <w:rPr>
+              <w:rFonts w:ascii="Calibri" w:hAnsi="Calibri" w:eastAsia="Calibri" w:cs="Calibri"/>
+              <w:color w:val="000000"/>
+              <w:sz w:val="22"/>
+              <w:szCs w:val="22"/>
+            </w:rPr>
+            <w:tab/>
+          </w:r>
+          <w:r>
+            <w:rPr>
+              <w:rFonts w:ascii="Calibri" w:hAnsi="Calibri" w:eastAsia="Calibri" w:cs="Calibri"/>
+              <w:color w:val="000000"/>
+              <w:sz w:val="22"/>
+              <w:szCs w:val="22"/>
+            </w:rPr>
+            <w:fldChar w:fldCharType="end"/>
+          </w:r>
+          <w:r>
+            <w:fldChar w:fldCharType="begin"/>
+          </w:r>
+          <w:r>
             <w:instrText xml:space="preserve"> PAGEREF _q5ov3kye1q3m \h </w:instrText>
           </w:r>
           <w:r>
@@ -1229,6 +1791,11 @@
               <w:color w:val="000000"/>
             </w:rPr>
             <w:tab/>
+          </w:r>
+          <w:r>
+            <w:rPr>
+              <w:color w:val="000000"/>
+            </w:rPr>
             <w:t>9</w:t>
           </w:r>
           <w:r>
@@ -1238,48 +1805,77 @@
         <w:p>
           <w:pPr>
             <w:pBdr>
-              <w:top w:val="nil"/>
-              <w:left w:val="nil"/>
-              <w:bottom w:val="nil"/>
-              <w:right w:val="nil"/>
-              <w:between w:val="nil"/>
+              <w:top w:val="none" w:color="auto" w:sz="0" w:space="0"/>
+              <w:left w:val="none" w:color="auto" w:sz="0" w:space="0"/>
+              <w:bottom w:val="none" w:color="auto" w:sz="0" w:space="0"/>
+              <w:right w:val="none" w:color="auto" w:sz="0" w:space="0"/>
+              <w:between w:val="none" w:color="auto" w:sz="0" w:space="0"/>
             </w:pBdr>
             <w:tabs>
+              <w:tab w:val="left" w:pos="470"/>
               <w:tab w:val="right" w:pos="9360"/>
-              <w:tab w:val="left" w:pos="470"/>
             </w:tabs>
             <w:spacing w:before="240" w:after="60"/>
             <w:ind w:right="720"/>
             <w:rPr>
-              <w:rFonts w:ascii="Calibri" w:eastAsia="Calibri" w:hAnsi="Calibri" w:cs="Calibri"/>
+              <w:rFonts w:ascii="Calibri" w:hAnsi="Calibri" w:eastAsia="Calibri" w:cs="Calibri"/>
               <w:color w:val="000000"/>
               <w:sz w:val="22"/>
               <w:szCs w:val="22"/>
             </w:rPr>
           </w:pPr>
-          <w:hyperlink w:anchor="_7sjzd8x9jub">
-            <w:r>
-              <w:rPr>
-                <w:color w:val="000000"/>
-              </w:rPr>
-              <w:t>10.</w:t>
-            </w:r>
-          </w:hyperlink>
-          <w:hyperlink w:anchor="_7sjzd8x9jub">
-            <w:r>
-              <w:rPr>
-                <w:rFonts w:ascii="Calibri" w:eastAsia="Calibri" w:hAnsi="Calibri" w:cs="Calibri"/>
-                <w:color w:val="000000"/>
-                <w:sz w:val="22"/>
-                <w:szCs w:val="22"/>
-              </w:rPr>
-              <w:tab/>
-            </w:r>
-          </w:hyperlink>
           <w:r>
             <w:fldChar w:fldCharType="begin"/>
           </w:r>
           <w:r>
+            <w:instrText xml:space="preserve"> HYPERLINK \l "_7sjzd8x9jub" \h </w:instrText>
+          </w:r>
+          <w:r>
+            <w:fldChar w:fldCharType="separate"/>
+          </w:r>
+          <w:r>
+            <w:rPr>
+              <w:color w:val="000000"/>
+            </w:rPr>
+            <w:t>10.</w:t>
+          </w:r>
+          <w:r>
+            <w:rPr>
+              <w:color w:val="000000"/>
+            </w:rPr>
+            <w:fldChar w:fldCharType="end"/>
+          </w:r>
+          <w:r>
+            <w:fldChar w:fldCharType="begin"/>
+          </w:r>
+          <w:r>
+            <w:instrText xml:space="preserve"> HYPERLINK \l "_7sjzd8x9jub" \h </w:instrText>
+          </w:r>
+          <w:r>
+            <w:fldChar w:fldCharType="separate"/>
+          </w:r>
+          <w:r>
+            <w:rPr>
+              <w:rFonts w:ascii="Calibri" w:hAnsi="Calibri" w:eastAsia="Calibri" w:cs="Calibri"/>
+              <w:color w:val="000000"/>
+              <w:sz w:val="22"/>
+              <w:szCs w:val="22"/>
+            </w:rPr>
+            <w:tab/>
+          </w:r>
+          <w:r>
+            <w:rPr>
+              <w:rFonts w:ascii="Calibri" w:hAnsi="Calibri" w:eastAsia="Calibri" w:cs="Calibri"/>
+              <w:color w:val="000000"/>
+              <w:sz w:val="22"/>
+              <w:szCs w:val="22"/>
+            </w:rPr>
+            <w:fldChar w:fldCharType="end"/>
+          </w:r>
+          <w:r>
+            <w:fldChar w:fldCharType="begin"/>
+          </w:r>
+          <w:r>
             <w:instrText xml:space="preserve"> PAGEREF _7sjzd8x9jub \h </w:instrText>
           </w:r>
           <w:r>
@@ -1296,6 +1892,11 @@
               <w:color w:val="000000"/>
             </w:rPr>
             <w:tab/>
+          </w:r>
+          <w:r>
+            <w:rPr>
+              <w:color w:val="000000"/>
+            </w:rPr>
             <w:t>9</w:t>
           </w:r>
           <w:r>
@@ -1305,48 +1906,77 @@
         <w:p>
           <w:pPr>
             <w:pBdr>
-              <w:top w:val="nil"/>
-              <w:left w:val="nil"/>
-              <w:bottom w:val="nil"/>
-              <w:right w:val="nil"/>
-              <w:between w:val="nil"/>
+              <w:top w:val="none" w:color="auto" w:sz="0" w:space="0"/>
+              <w:left w:val="none" w:color="auto" w:sz="0" w:space="0"/>
+              <w:bottom w:val="none" w:color="auto" w:sz="0" w:space="0"/>
+              <w:right w:val="none" w:color="auto" w:sz="0" w:space="0"/>
+              <w:between w:val="none" w:color="auto" w:sz="0" w:space="0"/>
             </w:pBdr>
             <w:tabs>
+              <w:tab w:val="left" w:pos="470"/>
               <w:tab w:val="right" w:pos="9360"/>
-              <w:tab w:val="left" w:pos="470"/>
             </w:tabs>
             <w:spacing w:before="240" w:after="60"/>
             <w:ind w:right="720"/>
             <w:rPr>
-              <w:rFonts w:ascii="Calibri" w:eastAsia="Calibri" w:hAnsi="Calibri" w:cs="Calibri"/>
+              <w:rFonts w:ascii="Calibri" w:hAnsi="Calibri" w:eastAsia="Calibri" w:cs="Calibri"/>
               <w:color w:val="000000"/>
               <w:sz w:val="22"/>
               <w:szCs w:val="22"/>
             </w:rPr>
           </w:pPr>
-          <w:hyperlink w:anchor="_f7ducky3tp2l">
-            <w:r>
-              <w:rPr>
-                <w:color w:val="000000"/>
-              </w:rPr>
-              <w:t>11.</w:t>
-            </w:r>
-          </w:hyperlink>
-          <w:hyperlink w:anchor="_f7ducky3tp2l">
-            <w:r>
-              <w:rPr>
-                <w:rFonts w:ascii="Calibri" w:eastAsia="Calibri" w:hAnsi="Calibri" w:cs="Calibri"/>
-                <w:color w:val="000000"/>
-                <w:sz w:val="22"/>
-                <w:szCs w:val="22"/>
-              </w:rPr>
-              <w:tab/>
-            </w:r>
-          </w:hyperlink>
           <w:r>
             <w:fldChar w:fldCharType="begin"/>
           </w:r>
           <w:r>
+            <w:instrText xml:space="preserve"> HYPERLINK \l "_f7ducky3tp2l" \h </w:instrText>
+          </w:r>
+          <w:r>
+            <w:fldChar w:fldCharType="separate"/>
+          </w:r>
+          <w:r>
+            <w:rPr>
+              <w:color w:val="000000"/>
+            </w:rPr>
+            <w:t>11.</w:t>
+          </w:r>
+          <w:r>
+            <w:rPr>
+              <w:color w:val="000000"/>
+            </w:rPr>
+            <w:fldChar w:fldCharType="end"/>
+          </w:r>
+          <w:r>
+            <w:fldChar w:fldCharType="begin"/>
+          </w:r>
+          <w:r>
+            <w:instrText xml:space="preserve"> HYPERLINK \l "_f7ducky3tp2l" \h </w:instrText>
+          </w:r>
+          <w:r>
+            <w:fldChar w:fldCharType="separate"/>
+          </w:r>
+          <w:r>
+            <w:rPr>
+              <w:rFonts w:ascii="Calibri" w:hAnsi="Calibri" w:eastAsia="Calibri" w:cs="Calibri"/>
+              <w:color w:val="000000"/>
+              <w:sz w:val="22"/>
+              <w:szCs w:val="22"/>
+            </w:rPr>
+            <w:tab/>
+          </w:r>
+          <w:r>
+            <w:rPr>
+              <w:rFonts w:ascii="Calibri" w:hAnsi="Calibri" w:eastAsia="Calibri" w:cs="Calibri"/>
+              <w:color w:val="000000"/>
+              <w:sz w:val="22"/>
+              <w:szCs w:val="22"/>
+            </w:rPr>
+            <w:fldChar w:fldCharType="end"/>
+          </w:r>
+          <w:r>
+            <w:fldChar w:fldCharType="begin"/>
+          </w:r>
+          <w:r>
             <w:instrText xml:space="preserve"> PAGEREF _f7ducky3tp2l \h </w:instrText>
           </w:r>
           <w:r>
@@ -1363,6 +1993,11 @@
               <w:color w:val="000000"/>
             </w:rPr>
             <w:tab/>
+          </w:r>
+          <w:r>
+            <w:rPr>
+              <w:color w:val="000000"/>
+            </w:rPr>
             <w:t>10</w:t>
           </w:r>
           <w:r>
@@ -1372,20 +2007,20 @@
         <w:p>
           <w:pPr>
             <w:pBdr>
-              <w:top w:val="nil"/>
-              <w:left w:val="nil"/>
-              <w:bottom w:val="nil"/>
-              <w:right w:val="nil"/>
-              <w:between w:val="nil"/>
+              <w:top w:val="none" w:color="auto" w:sz="0" w:space="0"/>
+              <w:left w:val="none" w:color="auto" w:sz="0" w:space="0"/>
+              <w:bottom w:val="none" w:color="auto" w:sz="0" w:space="0"/>
+              <w:right w:val="none" w:color="auto" w:sz="0" w:space="0"/>
+              <w:between w:val="none" w:color="auto" w:sz="0" w:space="0"/>
             </w:pBdr>
             <w:tabs>
+              <w:tab w:val="left" w:pos="864"/>
               <w:tab w:val="right" w:pos="9360"/>
-              <w:tab w:val="left" w:pos="864"/>
             </w:tabs>
             <w:spacing w:before="240" w:after="60"/>
             <w:ind w:right="720"/>
             <w:rPr>
-              <w:rFonts w:ascii="Calibri" w:eastAsia="Calibri" w:hAnsi="Calibri" w:cs="Calibri"/>
+              <w:rFonts w:ascii="Calibri" w:hAnsi="Calibri" w:eastAsia="Calibri" w:cs="Calibri"/>
               <w:color w:val="000000"/>
               <w:sz w:val="24"/>
               <w:szCs w:val="24"/>
@@ -1409,7 +2044,7 @@
       <w:pPr>
         <w:widowControl/>
         <w:rPr>
-          <w:rFonts w:ascii="Arial" w:eastAsia="Arial" w:hAnsi="Arial" w:cs="Arial"/>
+          <w:rFonts w:ascii="Arial" w:hAnsi="Arial" w:eastAsia="Arial" w:cs="Arial"/>
           <w:b/>
           <w:bCs/>
           <w:sz w:val="36"/>
@@ -1422,23 +2057,22 @@
     </w:p>
     <w:p>
       <w:pPr>
-        <w:pStyle w:val="Ttulo1"/>
+        <w:pStyle w:val="2"/>
         <w:numPr>
           <w:ilvl w:val="0"/>
           <w:numId w:val="1"/>
         </w:numPr>
         <w:ind w:left="360" w:hanging="360"/>
         <w:rPr>
-          <w:rFonts w:ascii="Times New Roman" w:eastAsia="Times New Roman" w:hAnsi="Times New Roman" w:cs="Times New Roman"/>
+          <w:rFonts w:ascii="Times New Roman" w:hAnsi="Times New Roman" w:eastAsia="Times New Roman" w:cs="Times New Roman"/>
         </w:rPr>
       </w:pPr>
       <w:bookmarkStart w:id="1" w:name="_fvqsjoegrdax" w:colFirst="0" w:colLast="0"/>
       <w:bookmarkEnd w:id="1"/>
       <w:r>
         <w:rPr>
-          <w:rFonts w:ascii="Times New Roman" w:eastAsia="Times New Roman" w:hAnsi="Times New Roman" w:cs="Times New Roman"/>
-        </w:rPr>
-        <w:lastRenderedPageBreak/>
+          <w:rFonts w:ascii="Times New Roman" w:hAnsi="Times New Roman" w:eastAsia="Times New Roman" w:cs="Times New Roman"/>
+        </w:rPr>
         <w:t>Introdução</w:t>
       </w:r>
     </w:p>
@@ -1446,11 +2080,11 @@
       <w:pPr>
         <w:widowControl/>
         <w:pBdr>
-          <w:top w:val="nil"/>
-          <w:left w:val="nil"/>
-          <w:bottom w:val="nil"/>
-          <w:right w:val="nil"/>
-          <w:between w:val="nil"/>
+          <w:top w:val="none" w:color="auto" w:sz="0" w:space="0"/>
+          <w:left w:val="none" w:color="auto" w:sz="0" w:space="0"/>
+          <w:bottom w:val="none" w:color="auto" w:sz="0" w:space="0"/>
+          <w:right w:val="none" w:color="auto" w:sz="0" w:space="0"/>
+          <w:between w:val="none" w:color="auto" w:sz="0" w:space="0"/>
         </w:pBdr>
         <w:ind w:left="720"/>
         <w:jc w:val="both"/>
@@ -1473,17 +2107,8 @@
           <w:sz w:val="24"/>
           <w:szCs w:val="24"/>
         </w:rPr>
-        <w:t xml:space="preserve"> </w:t>
-      </w:r>
-      <w:proofErr w:type="spellStart"/>
-      <w:r>
-        <w:rPr>
-          <w:sz w:val="24"/>
-          <w:szCs w:val="24"/>
-        </w:rPr>
-        <w:t>Bankai</w:t>
-      </w:r>
-      <w:proofErr w:type="spellEnd"/>
+        <w:t xml:space="preserve"> Bankai</w:t>
+      </w:r>
       <w:r>
         <w:rPr>
           <w:color w:val="000000"/>
@@ -1495,7 +2120,7 @@
     </w:p>
     <w:p>
       <w:pPr>
-        <w:pStyle w:val="Ttulo2"/>
+        <w:pStyle w:val="3"/>
         <w:numPr>
           <w:ilvl w:val="1"/>
           <w:numId w:val="1"/>
@@ -1503,7 +2128,7 @@
         <w:ind w:left="720" w:hanging="720"/>
         <w:jc w:val="both"/>
         <w:rPr>
-          <w:rFonts w:ascii="Times New Roman" w:eastAsia="Times New Roman" w:hAnsi="Times New Roman" w:cs="Times New Roman"/>
+          <w:rFonts w:ascii="Times New Roman" w:hAnsi="Times New Roman" w:eastAsia="Times New Roman" w:cs="Times New Roman"/>
           <w:sz w:val="24"/>
           <w:szCs w:val="24"/>
         </w:rPr>
@@ -1512,7 +2137,7 @@
       <w:bookmarkEnd w:id="2"/>
       <w:r>
         <w:rPr>
-          <w:rFonts w:ascii="Times New Roman" w:eastAsia="Times New Roman" w:hAnsi="Times New Roman" w:cs="Times New Roman"/>
+          <w:rFonts w:ascii="Times New Roman" w:hAnsi="Times New Roman" w:eastAsia="Times New Roman" w:cs="Times New Roman"/>
           <w:sz w:val="24"/>
           <w:szCs w:val="24"/>
         </w:rPr>
@@ -1522,11 +2147,11 @@
     <w:p>
       <w:pPr>
         <w:pBdr>
-          <w:top w:val="nil"/>
-          <w:left w:val="nil"/>
-          <w:bottom w:val="nil"/>
-          <w:right w:val="nil"/>
-          <w:between w:val="nil"/>
+          <w:top w:val="none" w:color="auto" w:sz="0" w:space="0"/>
+          <w:left w:val="none" w:color="auto" w:sz="0" w:space="0"/>
+          <w:bottom w:val="none" w:color="auto" w:sz="0" w:space="0"/>
+          <w:right w:val="none" w:color="auto" w:sz="0" w:space="0"/>
+          <w:between w:val="none" w:color="auto" w:sz="0" w:space="0"/>
         </w:pBdr>
         <w:spacing w:after="120"/>
         <w:ind w:left="720"/>
@@ -1545,7 +2170,6 @@
         </w:rPr>
         <w:t xml:space="preserve">Este documento oferece uma visão geral arquitetural do sistema </w:t>
       </w:r>
-      <w:proofErr w:type="spellStart"/>
       <w:r>
         <w:rPr>
           <w:sz w:val="24"/>
@@ -1553,7 +2177,6 @@
         </w:rPr>
         <w:t>Bankai</w:t>
       </w:r>
-      <w:proofErr w:type="spellEnd"/>
       <w:r>
         <w:rPr>
           <w:color w:val="000000"/>
@@ -1565,7 +2188,7 @@
     </w:p>
     <w:p>
       <w:pPr>
-        <w:pStyle w:val="Ttulo2"/>
+        <w:pStyle w:val="3"/>
         <w:numPr>
           <w:ilvl w:val="1"/>
           <w:numId w:val="1"/>
@@ -1573,7 +2196,7 @@
         <w:ind w:left="720" w:hanging="720"/>
         <w:jc w:val="both"/>
         <w:rPr>
-          <w:rFonts w:ascii="Times New Roman" w:eastAsia="Times New Roman" w:hAnsi="Times New Roman" w:cs="Times New Roman"/>
+          <w:rFonts w:ascii="Times New Roman" w:hAnsi="Times New Roman" w:eastAsia="Times New Roman" w:cs="Times New Roman"/>
           <w:sz w:val="24"/>
           <w:szCs w:val="24"/>
         </w:rPr>
@@ -1582,7 +2205,7 @@
       <w:bookmarkEnd w:id="3"/>
       <w:r>
         <w:rPr>
-          <w:rFonts w:ascii="Times New Roman" w:eastAsia="Times New Roman" w:hAnsi="Times New Roman" w:cs="Times New Roman"/>
+          <w:rFonts w:ascii="Times New Roman" w:hAnsi="Times New Roman" w:eastAsia="Times New Roman" w:cs="Times New Roman"/>
           <w:sz w:val="24"/>
           <w:szCs w:val="24"/>
         </w:rPr>
@@ -1592,11 +2215,11 @@
     <w:p>
       <w:pPr>
         <w:pBdr>
-          <w:top w:val="nil"/>
-          <w:left w:val="nil"/>
-          <w:bottom w:val="nil"/>
-          <w:right w:val="nil"/>
-          <w:between w:val="nil"/>
+          <w:top w:val="none" w:color="auto" w:sz="0" w:space="0"/>
+          <w:left w:val="none" w:color="auto" w:sz="0" w:space="0"/>
+          <w:bottom w:val="none" w:color="auto" w:sz="0" w:space="0"/>
+          <w:right w:val="none" w:color="auto" w:sz="0" w:space="0"/>
+          <w:between w:val="none" w:color="auto" w:sz="0" w:space="0"/>
         </w:pBdr>
         <w:spacing w:after="120"/>
         <w:ind w:left="720"/>
@@ -1615,7 +2238,6 @@
         </w:rPr>
         <w:t xml:space="preserve">Este Documento de Arquitetura de Software é aplicado ao Sistema </w:t>
       </w:r>
-      <w:proofErr w:type="spellStart"/>
       <w:r>
         <w:rPr>
           <w:sz w:val="24"/>
@@ -1623,7 +2245,6 @@
         </w:rPr>
         <w:t>Bankai</w:t>
       </w:r>
-      <w:proofErr w:type="spellEnd"/>
       <w:r>
         <w:rPr>
           <w:color w:val="000000"/>
@@ -1677,21 +2298,12 @@
         </w:rPr>
         <w:t xml:space="preserve"> </w:t>
       </w:r>
-      <w:proofErr w:type="spellStart"/>
-      <w:r>
-        <w:rPr>
-          <w:sz w:val="24"/>
-          <w:szCs w:val="24"/>
-        </w:rPr>
-        <w:t>Kauã</w:t>
-      </w:r>
-      <w:proofErr w:type="spellEnd"/>
-      <w:r>
-        <w:rPr>
-          <w:sz w:val="24"/>
-          <w:szCs w:val="24"/>
-        </w:rPr>
-        <w:t xml:space="preserve"> Eduardo, Vinicius Meneses e Wellington Carvalho</w:t>
+      <w:r>
+        <w:rPr>
+          <w:sz w:val="24"/>
+          <w:szCs w:val="24"/>
+        </w:rPr>
+        <w:t>Kauã Eduardo, Vinicius Meneses e Wellington Carvalho</w:t>
       </w:r>
       <w:r>
         <w:rPr>
@@ -1704,7 +2316,7 @@
     </w:p>
     <w:p>
       <w:pPr>
-        <w:pStyle w:val="Ttulo2"/>
+        <w:pStyle w:val="3"/>
         <w:numPr>
           <w:ilvl w:val="1"/>
           <w:numId w:val="1"/>
@@ -1712,7 +2324,7 @@
         <w:ind w:left="720" w:hanging="720"/>
         <w:jc w:val="both"/>
         <w:rPr>
-          <w:rFonts w:ascii="Times New Roman" w:eastAsia="Times New Roman" w:hAnsi="Times New Roman" w:cs="Times New Roman"/>
+          <w:rFonts w:ascii="Times New Roman" w:hAnsi="Times New Roman" w:eastAsia="Times New Roman" w:cs="Times New Roman"/>
           <w:sz w:val="24"/>
           <w:szCs w:val="24"/>
         </w:rPr>
@@ -1721,7 +2333,7 @@
       <w:bookmarkEnd w:id="4"/>
       <w:r>
         <w:rPr>
-          <w:rFonts w:ascii="Times New Roman" w:eastAsia="Times New Roman" w:hAnsi="Times New Roman" w:cs="Times New Roman"/>
+          <w:rFonts w:ascii="Times New Roman" w:hAnsi="Times New Roman" w:eastAsia="Times New Roman" w:cs="Times New Roman"/>
           <w:sz w:val="24"/>
           <w:szCs w:val="24"/>
         </w:rPr>
@@ -1731,11 +2343,11 @@
     <w:p>
       <w:pPr>
         <w:pBdr>
-          <w:top w:val="nil"/>
-          <w:left w:val="nil"/>
-          <w:bottom w:val="nil"/>
-          <w:right w:val="nil"/>
-          <w:between w:val="nil"/>
+          <w:top w:val="none" w:color="auto" w:sz="0" w:space="0"/>
+          <w:left w:val="none" w:color="auto" w:sz="0" w:space="0"/>
+          <w:bottom w:val="none" w:color="auto" w:sz="0" w:space="0"/>
+          <w:right w:val="none" w:color="auto" w:sz="0" w:space="0"/>
+          <w:between w:val="none" w:color="auto" w:sz="0" w:space="0"/>
         </w:pBdr>
         <w:spacing w:after="120"/>
         <w:ind w:left="720"/>
@@ -1757,7 +2369,7 @@
     </w:p>
     <w:p>
       <w:pPr>
-        <w:pStyle w:val="Ttulo2"/>
+        <w:pStyle w:val="3"/>
         <w:numPr>
           <w:ilvl w:val="1"/>
           <w:numId w:val="1"/>
@@ -1765,7 +2377,7 @@
         <w:ind w:left="720" w:hanging="720"/>
         <w:jc w:val="both"/>
         <w:rPr>
-          <w:rFonts w:ascii="Times New Roman" w:eastAsia="Times New Roman" w:hAnsi="Times New Roman" w:cs="Times New Roman"/>
+          <w:rFonts w:ascii="Times New Roman" w:hAnsi="Times New Roman" w:eastAsia="Times New Roman" w:cs="Times New Roman"/>
           <w:sz w:val="24"/>
           <w:szCs w:val="24"/>
         </w:rPr>
@@ -1774,7 +2386,7 @@
       <w:bookmarkEnd w:id="5"/>
       <w:r>
         <w:rPr>
-          <w:rFonts w:ascii="Times New Roman" w:eastAsia="Times New Roman" w:hAnsi="Times New Roman" w:cs="Times New Roman"/>
+          <w:rFonts w:ascii="Times New Roman" w:hAnsi="Times New Roman" w:eastAsia="Times New Roman" w:cs="Times New Roman"/>
           <w:sz w:val="24"/>
           <w:szCs w:val="24"/>
         </w:rPr>
@@ -1784,11 +2396,11 @@
     <w:p>
       <w:pPr>
         <w:pBdr>
-          <w:top w:val="nil"/>
-          <w:left w:val="nil"/>
-          <w:bottom w:val="nil"/>
-          <w:right w:val="nil"/>
-          <w:between w:val="nil"/>
+          <w:top w:val="none" w:color="auto" w:sz="0" w:space="0"/>
+          <w:left w:val="none" w:color="auto" w:sz="0" w:space="0"/>
+          <w:bottom w:val="none" w:color="auto" w:sz="0" w:space="0"/>
+          <w:right w:val="none" w:color="auto" w:sz="0" w:space="0"/>
+          <w:between w:val="none" w:color="auto" w:sz="0" w:space="0"/>
         </w:pBdr>
         <w:spacing w:after="120"/>
         <w:ind w:left="720"/>
@@ -1815,11 +2427,11 @@
           <w:numId w:val="2"/>
         </w:numPr>
         <w:pBdr>
-          <w:top w:val="nil"/>
-          <w:left w:val="nil"/>
-          <w:bottom w:val="nil"/>
-          <w:right w:val="nil"/>
-          <w:between w:val="nil"/>
+          <w:top w:val="none" w:color="auto" w:sz="0" w:space="0"/>
+          <w:left w:val="none" w:color="auto" w:sz="0" w:space="0"/>
+          <w:bottom w:val="none" w:color="auto" w:sz="0" w:space="0"/>
+          <w:right w:val="none" w:color="auto" w:sz="0" w:space="0"/>
+          <w:between w:val="none" w:color="auto" w:sz="0" w:space="0"/>
         </w:pBdr>
         <w:spacing w:after="120"/>
         <w:jc w:val="both"/>
@@ -1845,11 +2457,11 @@
           <w:numId w:val="2"/>
         </w:numPr>
         <w:pBdr>
-          <w:top w:val="nil"/>
-          <w:left w:val="nil"/>
-          <w:bottom w:val="nil"/>
-          <w:right w:val="nil"/>
-          <w:between w:val="nil"/>
+          <w:top w:val="none" w:color="auto" w:sz="0" w:space="0"/>
+          <w:left w:val="none" w:color="auto" w:sz="0" w:space="0"/>
+          <w:bottom w:val="none" w:color="auto" w:sz="0" w:space="0"/>
+          <w:right w:val="none" w:color="auto" w:sz="0" w:space="0"/>
+          <w:between w:val="none" w:color="auto" w:sz="0" w:space="0"/>
         </w:pBdr>
         <w:spacing w:after="120"/>
         <w:jc w:val="both"/>
@@ -1875,11 +2487,11 @@
           <w:numId w:val="2"/>
         </w:numPr>
         <w:pBdr>
-          <w:top w:val="nil"/>
-          <w:left w:val="nil"/>
-          <w:bottom w:val="nil"/>
-          <w:right w:val="nil"/>
-          <w:between w:val="nil"/>
+          <w:top w:val="none" w:color="auto" w:sz="0" w:space="0"/>
+          <w:left w:val="none" w:color="auto" w:sz="0" w:space="0"/>
+          <w:bottom w:val="none" w:color="auto" w:sz="0" w:space="0"/>
+          <w:right w:val="none" w:color="auto" w:sz="0" w:space="0"/>
+          <w:between w:val="none" w:color="auto" w:sz="0" w:space="0"/>
         </w:pBdr>
         <w:spacing w:after="120"/>
         <w:jc w:val="both"/>
@@ -1905,11 +2517,11 @@
           <w:numId w:val="2"/>
         </w:numPr>
         <w:pBdr>
-          <w:top w:val="nil"/>
-          <w:left w:val="nil"/>
-          <w:bottom w:val="nil"/>
-          <w:right w:val="nil"/>
-          <w:between w:val="nil"/>
+          <w:top w:val="none" w:color="auto" w:sz="0" w:space="0"/>
+          <w:left w:val="none" w:color="auto" w:sz="0" w:space="0"/>
+          <w:bottom w:val="none" w:color="auto" w:sz="0" w:space="0"/>
+          <w:right w:val="none" w:color="auto" w:sz="0" w:space="0"/>
+          <w:between w:val="none" w:color="auto" w:sz="0" w:space="0"/>
         </w:pBdr>
         <w:spacing w:after="120"/>
         <w:jc w:val="both"/>
@@ -1935,11 +2547,11 @@
           <w:numId w:val="2"/>
         </w:numPr>
         <w:pBdr>
-          <w:top w:val="nil"/>
-          <w:left w:val="nil"/>
-          <w:bottom w:val="nil"/>
-          <w:right w:val="nil"/>
-          <w:between w:val="nil"/>
+          <w:top w:val="none" w:color="auto" w:sz="0" w:space="0"/>
+          <w:left w:val="none" w:color="auto" w:sz="0" w:space="0"/>
+          <w:bottom w:val="none" w:color="auto" w:sz="0" w:space="0"/>
+          <w:right w:val="none" w:color="auto" w:sz="0" w:space="0"/>
+          <w:between w:val="none" w:color="auto" w:sz="0" w:space="0"/>
         </w:pBdr>
         <w:spacing w:after="120"/>
         <w:jc w:val="both"/>
@@ -1966,11 +2578,11 @@
           <w:numId w:val="2"/>
         </w:numPr>
         <w:pBdr>
-          <w:top w:val="nil"/>
-          <w:left w:val="nil"/>
-          <w:bottom w:val="nil"/>
-          <w:right w:val="nil"/>
-          <w:between w:val="nil"/>
+          <w:top w:val="none" w:color="auto" w:sz="0" w:space="0"/>
+          <w:left w:val="none" w:color="auto" w:sz="0" w:space="0"/>
+          <w:bottom w:val="none" w:color="auto" w:sz="0" w:space="0"/>
+          <w:right w:val="none" w:color="auto" w:sz="0" w:space="0"/>
+          <w:between w:val="none" w:color="auto" w:sz="0" w:space="0"/>
         </w:pBdr>
         <w:spacing w:after="120"/>
         <w:jc w:val="both"/>
@@ -1982,7 +2594,6 @@
           <w:szCs w:val="24"/>
         </w:rPr>
       </w:pPr>
-      <w:proofErr w:type="spellStart"/>
       <w:r>
         <w:rPr>
           <w:i/>
@@ -1993,11 +2604,10 @@
         </w:rPr>
         <w:t>RationalUnifiedProcess</w:t>
       </w:r>
-      <w:proofErr w:type="spellEnd"/>
-    </w:p>
-    <w:p>
-      <w:pPr>
-        <w:pStyle w:val="Ttulo2"/>
+    </w:p>
+    <w:p>
+      <w:pPr>
+        <w:pStyle w:val="3"/>
         <w:numPr>
           <w:ilvl w:val="1"/>
           <w:numId w:val="1"/>
@@ -2005,7 +2615,7 @@
         <w:ind w:left="720" w:hanging="720"/>
         <w:jc w:val="both"/>
         <w:rPr>
-          <w:rFonts w:ascii="Times New Roman" w:eastAsia="Times New Roman" w:hAnsi="Times New Roman" w:cs="Times New Roman"/>
+          <w:rFonts w:ascii="Times New Roman" w:hAnsi="Times New Roman" w:eastAsia="Times New Roman" w:cs="Times New Roman"/>
           <w:sz w:val="24"/>
           <w:szCs w:val="24"/>
         </w:rPr>
@@ -2014,7 +2624,7 @@
       <w:bookmarkEnd w:id="6"/>
       <w:r>
         <w:rPr>
-          <w:rFonts w:ascii="Times New Roman" w:eastAsia="Times New Roman" w:hAnsi="Times New Roman" w:cs="Times New Roman"/>
+          <w:rFonts w:ascii="Times New Roman" w:hAnsi="Times New Roman" w:eastAsia="Times New Roman" w:cs="Times New Roman"/>
           <w:sz w:val="24"/>
           <w:szCs w:val="24"/>
         </w:rPr>
@@ -2024,11 +2634,11 @@
     <w:p>
       <w:pPr>
         <w:pBdr>
-          <w:top w:val="nil"/>
-          <w:left w:val="nil"/>
-          <w:bottom w:val="nil"/>
-          <w:right w:val="nil"/>
-          <w:between w:val="nil"/>
+          <w:top w:val="none" w:color="auto" w:sz="0" w:space="0"/>
+          <w:left w:val="none" w:color="auto" w:sz="0" w:space="0"/>
+          <w:bottom w:val="none" w:color="auto" w:sz="0" w:space="0"/>
+          <w:right w:val="none" w:color="auto" w:sz="0" w:space="0"/>
+          <w:between w:val="none" w:color="auto" w:sz="0" w:space="0"/>
         </w:pBdr>
         <w:spacing w:after="120"/>
         <w:ind w:left="720"/>
@@ -2055,11 +2665,11 @@
           <w:numId w:val="3"/>
         </w:numPr>
         <w:pBdr>
-          <w:top w:val="nil"/>
-          <w:left w:val="nil"/>
-          <w:bottom w:val="nil"/>
-          <w:right w:val="nil"/>
-          <w:between w:val="nil"/>
+          <w:top w:val="none" w:color="auto" w:sz="0" w:space="0"/>
+          <w:left w:val="none" w:color="auto" w:sz="0" w:space="0"/>
+          <w:bottom w:val="none" w:color="auto" w:sz="0" w:space="0"/>
+          <w:right w:val="none" w:color="auto" w:sz="0" w:space="0"/>
+          <w:between w:val="none" w:color="auto" w:sz="0" w:space="0"/>
         </w:pBdr>
         <w:spacing w:after="120"/>
         <w:jc w:val="both"/>
@@ -2085,11 +2695,11 @@
           <w:numId w:val="3"/>
         </w:numPr>
         <w:pBdr>
-          <w:top w:val="nil"/>
-          <w:left w:val="nil"/>
-          <w:bottom w:val="nil"/>
-          <w:right w:val="nil"/>
-          <w:between w:val="nil"/>
+          <w:top w:val="none" w:color="auto" w:sz="0" w:space="0"/>
+          <w:left w:val="none" w:color="auto" w:sz="0" w:space="0"/>
+          <w:bottom w:val="none" w:color="auto" w:sz="0" w:space="0"/>
+          <w:right w:val="none" w:color="auto" w:sz="0" w:space="0"/>
+          <w:between w:val="none" w:color="auto" w:sz="0" w:space="0"/>
         </w:pBdr>
         <w:spacing w:after="120"/>
         <w:jc w:val="both"/>
@@ -2115,11 +2725,11 @@
           <w:numId w:val="3"/>
         </w:numPr>
         <w:pBdr>
-          <w:top w:val="nil"/>
-          <w:left w:val="nil"/>
-          <w:bottom w:val="nil"/>
-          <w:right w:val="nil"/>
-          <w:between w:val="nil"/>
+          <w:top w:val="none" w:color="auto" w:sz="0" w:space="0"/>
+          <w:left w:val="none" w:color="auto" w:sz="0" w:space="0"/>
+          <w:bottom w:val="none" w:color="auto" w:sz="0" w:space="0"/>
+          <w:right w:val="none" w:color="auto" w:sz="0" w:space="0"/>
+          <w:between w:val="none" w:color="auto" w:sz="0" w:space="0"/>
         </w:pBdr>
         <w:spacing w:after="120"/>
         <w:jc w:val="both"/>
@@ -2145,11 +2755,11 @@
           <w:numId w:val="3"/>
         </w:numPr>
         <w:pBdr>
-          <w:top w:val="nil"/>
-          <w:left w:val="nil"/>
-          <w:bottom w:val="nil"/>
-          <w:right w:val="nil"/>
-          <w:between w:val="nil"/>
+          <w:top w:val="none" w:color="auto" w:sz="0" w:space="0"/>
+          <w:left w:val="none" w:color="auto" w:sz="0" w:space="0"/>
+          <w:bottom w:val="none" w:color="auto" w:sz="0" w:space="0"/>
+          <w:right w:val="none" w:color="auto" w:sz="0" w:space="0"/>
+          <w:between w:val="none" w:color="auto" w:sz="0" w:space="0"/>
         </w:pBdr>
         <w:spacing w:after="120"/>
         <w:jc w:val="both"/>
@@ -2175,11 +2785,11 @@
           <w:numId w:val="3"/>
         </w:numPr>
         <w:pBdr>
-          <w:top w:val="nil"/>
-          <w:left w:val="nil"/>
-          <w:bottom w:val="nil"/>
-          <w:right w:val="nil"/>
-          <w:between w:val="nil"/>
+          <w:top w:val="none" w:color="auto" w:sz="0" w:space="0"/>
+          <w:left w:val="none" w:color="auto" w:sz="0" w:space="0"/>
+          <w:bottom w:val="none" w:color="auto" w:sz="0" w:space="0"/>
+          <w:right w:val="none" w:color="auto" w:sz="0" w:space="0"/>
+          <w:between w:val="none" w:color="auto" w:sz="0" w:space="0"/>
         </w:pBdr>
         <w:spacing w:after="120"/>
         <w:jc w:val="both"/>
@@ -2205,11 +2815,11 @@
           <w:numId w:val="3"/>
         </w:numPr>
         <w:pBdr>
-          <w:top w:val="nil"/>
-          <w:left w:val="nil"/>
-          <w:bottom w:val="nil"/>
-          <w:right w:val="nil"/>
-          <w:between w:val="nil"/>
+          <w:top w:val="none" w:color="auto" w:sz="0" w:space="0"/>
+          <w:left w:val="none" w:color="auto" w:sz="0" w:space="0"/>
+          <w:bottom w:val="none" w:color="auto" w:sz="0" w:space="0"/>
+          <w:right w:val="none" w:color="auto" w:sz="0" w:space="0"/>
+          <w:between w:val="none" w:color="auto" w:sz="0" w:space="0"/>
         </w:pBdr>
         <w:spacing w:after="120"/>
         <w:jc w:val="both"/>
@@ -2235,11 +2845,11 @@
           <w:numId w:val="3"/>
         </w:numPr>
         <w:pBdr>
-          <w:top w:val="nil"/>
-          <w:left w:val="nil"/>
-          <w:bottom w:val="nil"/>
-          <w:right w:val="nil"/>
-          <w:between w:val="nil"/>
+          <w:top w:val="none" w:color="auto" w:sz="0" w:space="0"/>
+          <w:left w:val="none" w:color="auto" w:sz="0" w:space="0"/>
+          <w:bottom w:val="none" w:color="auto" w:sz="0" w:space="0"/>
+          <w:right w:val="none" w:color="auto" w:sz="0" w:space="0"/>
+          <w:between w:val="none" w:color="auto" w:sz="0" w:space="0"/>
         </w:pBdr>
         <w:spacing w:after="120"/>
         <w:jc w:val="both"/>
@@ -2255,7 +2865,6 @@
           <w:sz w:val="24"/>
           <w:szCs w:val="24"/>
         </w:rPr>
-        <w:lastRenderedPageBreak/>
         <w:t>Subseção 8: Descreve a visão de implementação;</w:t>
       </w:r>
     </w:p>
@@ -2266,11 +2875,11 @@
           <w:numId w:val="3"/>
         </w:numPr>
         <w:pBdr>
-          <w:top w:val="nil"/>
-          <w:left w:val="nil"/>
-          <w:bottom w:val="nil"/>
-          <w:right w:val="nil"/>
-          <w:between w:val="nil"/>
+          <w:top w:val="none" w:color="auto" w:sz="0" w:space="0"/>
+          <w:left w:val="none" w:color="auto" w:sz="0" w:space="0"/>
+          <w:bottom w:val="none" w:color="auto" w:sz="0" w:space="0"/>
+          <w:right w:val="none" w:color="auto" w:sz="0" w:space="0"/>
+          <w:between w:val="none" w:color="auto" w:sz="0" w:space="0"/>
         </w:pBdr>
         <w:spacing w:after="120"/>
         <w:jc w:val="both"/>
@@ -2296,11 +2905,11 @@
           <w:numId w:val="3"/>
         </w:numPr>
         <w:pBdr>
-          <w:top w:val="nil"/>
-          <w:left w:val="nil"/>
-          <w:bottom w:val="nil"/>
-          <w:right w:val="nil"/>
-          <w:between w:val="nil"/>
+          <w:top w:val="none" w:color="auto" w:sz="0" w:space="0"/>
+          <w:left w:val="none" w:color="auto" w:sz="0" w:space="0"/>
+          <w:bottom w:val="none" w:color="auto" w:sz="0" w:space="0"/>
+          <w:right w:val="none" w:color="auto" w:sz="0" w:space="0"/>
+          <w:between w:val="none" w:color="auto" w:sz="0" w:space="0"/>
         </w:pBdr>
         <w:spacing w:after="120"/>
         <w:jc w:val="both"/>
@@ -2326,11 +2935,11 @@
           <w:numId w:val="3"/>
         </w:numPr>
         <w:pBdr>
-          <w:top w:val="nil"/>
-          <w:left w:val="nil"/>
-          <w:bottom w:val="nil"/>
-          <w:right w:val="nil"/>
-          <w:between w:val="nil"/>
+          <w:top w:val="none" w:color="auto" w:sz="0" w:space="0"/>
+          <w:left w:val="none" w:color="auto" w:sz="0" w:space="0"/>
+          <w:bottom w:val="none" w:color="auto" w:sz="0" w:space="0"/>
+          <w:right w:val="none" w:color="auto" w:sz="0" w:space="0"/>
+          <w:between w:val="none" w:color="auto" w:sz="0" w:space="0"/>
         </w:pBdr>
         <w:spacing w:after="120"/>
         <w:jc w:val="both"/>
@@ -2356,11 +2965,11 @@
           <w:numId w:val="3"/>
         </w:numPr>
         <w:pBdr>
-          <w:top w:val="nil"/>
-          <w:left w:val="nil"/>
-          <w:bottom w:val="nil"/>
-          <w:right w:val="nil"/>
-          <w:between w:val="nil"/>
+          <w:top w:val="none" w:color="auto" w:sz="0" w:space="0"/>
+          <w:left w:val="none" w:color="auto" w:sz="0" w:space="0"/>
+          <w:bottom w:val="none" w:color="auto" w:sz="0" w:space="0"/>
+          <w:right w:val="none" w:color="auto" w:sz="0" w:space="0"/>
+          <w:between w:val="none" w:color="auto" w:sz="0" w:space="0"/>
         </w:pBdr>
         <w:spacing w:after="120"/>
         <w:jc w:val="both"/>
@@ -2381,7 +2990,7 @@
     </w:p>
     <w:p>
       <w:pPr>
-        <w:pStyle w:val="Ttulo1"/>
+        <w:pStyle w:val="2"/>
         <w:numPr>
           <w:ilvl w:val="0"/>
           <w:numId w:val="1"/>
@@ -2389,14 +2998,14 @@
         <w:ind w:left="360" w:hanging="360"/>
         <w:jc w:val="both"/>
         <w:rPr>
-          <w:rFonts w:ascii="Times New Roman" w:eastAsia="Times New Roman" w:hAnsi="Times New Roman" w:cs="Times New Roman"/>
+          <w:rFonts w:ascii="Times New Roman" w:hAnsi="Times New Roman" w:eastAsia="Times New Roman" w:cs="Times New Roman"/>
         </w:rPr>
       </w:pPr>
       <w:bookmarkStart w:id="7" w:name="_pauxqruneqsh" w:colFirst="0" w:colLast="0"/>
       <w:bookmarkEnd w:id="7"/>
       <w:r>
         <w:rPr>
-          <w:rFonts w:ascii="Times New Roman" w:eastAsia="Times New Roman" w:hAnsi="Times New Roman" w:cs="Times New Roman"/>
+          <w:rFonts w:ascii="Times New Roman" w:hAnsi="Times New Roman" w:eastAsia="Times New Roman" w:cs="Times New Roman"/>
         </w:rPr>
         <w:t>Representação Arquitetural</w:t>
       </w:r>
@@ -2404,11 +3013,11 @@
     <w:p>
       <w:pPr>
         <w:pBdr>
-          <w:top w:val="nil"/>
-          <w:left w:val="nil"/>
-          <w:bottom w:val="nil"/>
-          <w:right w:val="nil"/>
-          <w:between w:val="nil"/>
+          <w:top w:val="none" w:color="auto" w:sz="0" w:space="0"/>
+          <w:left w:val="none" w:color="auto" w:sz="0" w:space="0"/>
+          <w:bottom w:val="none" w:color="auto" w:sz="0" w:space="0"/>
+          <w:right w:val="none" w:color="auto" w:sz="0" w:space="0"/>
+          <w:between w:val="none" w:color="auto" w:sz="0" w:space="0"/>
         </w:pBdr>
         <w:spacing w:after="120"/>
         <w:ind w:left="720"/>
@@ -2425,27 +3034,8 @@
           <w:sz w:val="24"/>
           <w:szCs w:val="24"/>
         </w:rPr>
-        <w:t xml:space="preserve">Este documento apresenta a arquitetura como uma série de visualizações, mencionadas acima. Essas visões são apresentadas como Modelos do </w:t>
-      </w:r>
-      <w:proofErr w:type="spellStart"/>
-      <w:r>
-        <w:rPr>
-          <w:color w:val="000000"/>
-          <w:sz w:val="24"/>
-          <w:szCs w:val="24"/>
-        </w:rPr>
-        <w:t>StarUML</w:t>
-      </w:r>
-      <w:proofErr w:type="spellEnd"/>
-      <w:r>
-        <w:rPr>
-          <w:color w:val="000000"/>
-          <w:sz w:val="24"/>
-          <w:szCs w:val="24"/>
-        </w:rPr>
-        <w:t xml:space="preserve"> e utiliza a Linguagem Unificada de Modelagem (UML – </w:t>
-      </w:r>
-      <w:proofErr w:type="spellStart"/>
+        <w:t xml:space="preserve">Este documento apresenta a arquitetura como uma série de visualizações, mencionadas acima. Essas visões são apresentadas como Modelos do StarUML e utiliza a Linguagem Unificada de Modelagem (UML – </w:t>
+      </w:r>
       <w:r>
         <w:rPr>
           <w:i/>
@@ -2454,28 +3044,17 @@
           <w:sz w:val="24"/>
           <w:szCs w:val="24"/>
         </w:rPr>
-        <w:t>UnifiedModelingLanguage</w:t>
-      </w:r>
-      <w:proofErr w:type="spellEnd"/>
-      <w:r>
-        <w:rPr>
-          <w:i/>
-          <w:iCs/>
-          <w:color w:val="000000"/>
-          <w:sz w:val="24"/>
-          <w:szCs w:val="24"/>
-        </w:rPr>
-        <w:t>).</w:t>
+        <w:t>UnifiedModelingLanguage).</w:t>
       </w:r>
     </w:p>
     <w:p>
       <w:pPr>
         <w:pBdr>
-          <w:top w:val="nil"/>
-          <w:left w:val="nil"/>
-          <w:bottom w:val="nil"/>
-          <w:right w:val="nil"/>
-          <w:between w:val="nil"/>
+          <w:top w:val="none" w:color="auto" w:sz="0" w:space="0"/>
+          <w:left w:val="none" w:color="auto" w:sz="0" w:space="0"/>
+          <w:bottom w:val="none" w:color="auto" w:sz="0" w:space="0"/>
+          <w:right w:val="none" w:color="auto" w:sz="0" w:space="0"/>
+          <w:between w:val="none" w:color="auto" w:sz="0" w:space="0"/>
         </w:pBdr>
         <w:spacing w:after="120"/>
         <w:ind w:left="720"/>
@@ -2502,11 +3081,11 @@
           <w:numId w:val="4"/>
         </w:numPr>
         <w:pBdr>
-          <w:top w:val="nil"/>
-          <w:left w:val="nil"/>
-          <w:bottom w:val="nil"/>
-          <w:right w:val="nil"/>
-          <w:between w:val="nil"/>
+          <w:top w:val="none" w:color="auto" w:sz="0" w:space="0"/>
+          <w:left w:val="none" w:color="auto" w:sz="0" w:space="0"/>
+          <w:bottom w:val="none" w:color="auto" w:sz="0" w:space="0"/>
+          <w:right w:val="none" w:color="auto" w:sz="0" w:space="0"/>
+          <w:between w:val="none" w:color="auto" w:sz="0" w:space="0"/>
         </w:pBdr>
         <w:spacing w:after="120"/>
         <w:jc w:val="both"/>
@@ -2532,11 +3111,11 @@
           <w:numId w:val="4"/>
         </w:numPr>
         <w:pBdr>
-          <w:top w:val="nil"/>
-          <w:left w:val="nil"/>
-          <w:bottom w:val="nil"/>
-          <w:right w:val="nil"/>
-          <w:between w:val="nil"/>
+          <w:top w:val="none" w:color="auto" w:sz="0" w:space="0"/>
+          <w:left w:val="none" w:color="auto" w:sz="0" w:space="0"/>
+          <w:bottom w:val="none" w:color="auto" w:sz="0" w:space="0"/>
+          <w:right w:val="none" w:color="auto" w:sz="0" w:space="0"/>
+          <w:between w:val="none" w:color="auto" w:sz="0" w:space="0"/>
         </w:pBdr>
         <w:spacing w:after="120"/>
         <w:jc w:val="both"/>
@@ -2560,11 +3139,11 @@
           <w:numId w:val="4"/>
         </w:numPr>
         <w:pBdr>
-          <w:top w:val="nil"/>
-          <w:left w:val="nil"/>
-          <w:bottom w:val="nil"/>
-          <w:right w:val="nil"/>
-          <w:between w:val="nil"/>
+          <w:top w:val="none" w:color="auto" w:sz="0" w:space="0"/>
+          <w:left w:val="none" w:color="auto" w:sz="0" w:space="0"/>
+          <w:bottom w:val="none" w:color="auto" w:sz="0" w:space="0"/>
+          <w:right w:val="none" w:color="auto" w:sz="0" w:space="0"/>
+          <w:between w:val="none" w:color="auto" w:sz="0" w:space="0"/>
         </w:pBdr>
         <w:spacing w:after="120"/>
         <w:jc w:val="both"/>
@@ -2585,7 +3164,7 @@
     </w:p>
     <w:p>
       <w:pPr>
-        <w:pStyle w:val="Ttulo1"/>
+        <w:pStyle w:val="2"/>
         <w:numPr>
           <w:ilvl w:val="0"/>
           <w:numId w:val="1"/>
@@ -2593,14 +3172,14 @@
         <w:ind w:left="360" w:hanging="360"/>
         <w:jc w:val="both"/>
         <w:rPr>
-          <w:rFonts w:ascii="Times New Roman" w:eastAsia="Times New Roman" w:hAnsi="Times New Roman" w:cs="Times New Roman"/>
+          <w:rFonts w:ascii="Times New Roman" w:hAnsi="Times New Roman" w:eastAsia="Times New Roman" w:cs="Times New Roman"/>
         </w:rPr>
       </w:pPr>
       <w:bookmarkStart w:id="8" w:name="_b8c59rnzm3to" w:colFirst="0" w:colLast="0"/>
       <w:bookmarkEnd w:id="8"/>
       <w:r>
         <w:rPr>
-          <w:rFonts w:ascii="Times New Roman" w:eastAsia="Times New Roman" w:hAnsi="Times New Roman" w:cs="Times New Roman"/>
+          <w:rFonts w:ascii="Times New Roman" w:hAnsi="Times New Roman" w:eastAsia="Times New Roman" w:cs="Times New Roman"/>
         </w:rPr>
         <w:t>Metas e Restrições da Arquitetura</w:t>
       </w:r>
@@ -2608,11 +3187,11 @@
     <w:p>
       <w:pPr>
         <w:pBdr>
-          <w:top w:val="nil"/>
-          <w:left w:val="nil"/>
-          <w:bottom w:val="nil"/>
-          <w:right w:val="nil"/>
-          <w:between w:val="nil"/>
+          <w:top w:val="none" w:color="auto" w:sz="0" w:space="0"/>
+          <w:left w:val="none" w:color="auto" w:sz="0" w:space="0"/>
+          <w:bottom w:val="none" w:color="auto" w:sz="0" w:space="0"/>
+          <w:right w:val="none" w:color="auto" w:sz="0" w:space="0"/>
+          <w:between w:val="none" w:color="auto" w:sz="0" w:space="0"/>
         </w:pBdr>
         <w:spacing w:after="120"/>
         <w:ind w:left="720"/>
@@ -2639,11 +3218,11 @@
           <w:numId w:val="5"/>
         </w:numPr>
         <w:pBdr>
-          <w:top w:val="nil"/>
-          <w:left w:val="nil"/>
-          <w:bottom w:val="nil"/>
-          <w:right w:val="nil"/>
-          <w:between w:val="nil"/>
+          <w:top w:val="none" w:color="auto" w:sz="0" w:space="0"/>
+          <w:left w:val="none" w:color="auto" w:sz="0" w:space="0"/>
+          <w:bottom w:val="none" w:color="auto" w:sz="0" w:space="0"/>
+          <w:right w:val="none" w:color="auto" w:sz="0" w:space="0"/>
+          <w:between w:val="none" w:color="auto" w:sz="0" w:space="0"/>
         </w:pBdr>
         <w:spacing w:after="120"/>
         <w:jc w:val="both"/>
@@ -2661,7 +3240,6 @@
         </w:rPr>
         <w:t xml:space="preserve">A versão Mobile do </w:t>
       </w:r>
-      <w:proofErr w:type="spellStart"/>
       <w:r>
         <w:rPr>
           <w:sz w:val="24"/>
@@ -2669,7 +3247,6 @@
         </w:rPr>
         <w:t>Bankai</w:t>
       </w:r>
-      <w:proofErr w:type="spellEnd"/>
       <w:r>
         <w:rPr>
           <w:color w:val="000000"/>
@@ -2701,11 +3278,11 @@
           <w:numId w:val="5"/>
         </w:numPr>
         <w:pBdr>
-          <w:top w:val="nil"/>
-          <w:left w:val="nil"/>
-          <w:bottom w:val="nil"/>
-          <w:right w:val="nil"/>
-          <w:between w:val="nil"/>
+          <w:top w:val="none" w:color="auto" w:sz="0" w:space="0"/>
+          <w:left w:val="none" w:color="auto" w:sz="0" w:space="0"/>
+          <w:bottom w:val="none" w:color="auto" w:sz="0" w:space="0"/>
+          <w:right w:val="none" w:color="auto" w:sz="0" w:space="0"/>
+          <w:between w:val="none" w:color="auto" w:sz="0" w:space="0"/>
         </w:pBdr>
         <w:spacing w:after="120"/>
         <w:jc w:val="both"/>
@@ -2735,40 +3312,17 @@
           <w:sz w:val="24"/>
           <w:szCs w:val="24"/>
         </w:rPr>
-        <w:t xml:space="preserve"> </w:t>
-      </w:r>
-      <w:proofErr w:type="spellStart"/>
-      <w:proofErr w:type="gramStart"/>
+        <w:t xml:space="preserve"> Brave,</w:t>
+      </w:r>
       <w:r>
         <w:rPr>
           <w:i/>
           <w:iCs/>
-          <w:sz w:val="24"/>
-          <w:szCs w:val="24"/>
-        </w:rPr>
-        <w:t>Brave,</w:t>
-      </w:r>
-      <w:r>
-        <w:rPr>
-          <w:i/>
-          <w:iCs/>
-          <w:color w:val="000000"/>
-          <w:sz w:val="24"/>
-          <w:szCs w:val="24"/>
-        </w:rPr>
-        <w:t>Opera</w:t>
-      </w:r>
-      <w:proofErr w:type="spellEnd"/>
-      <w:proofErr w:type="gramEnd"/>
-      <w:r>
-        <w:rPr>
-          <w:i/>
-          <w:iCs/>
-          <w:color w:val="000000"/>
-          <w:sz w:val="24"/>
-          <w:szCs w:val="24"/>
-        </w:rPr>
-        <w:t xml:space="preserve"> e Internet Explorer</w:t>
+          <w:color w:val="000000"/>
+          <w:sz w:val="24"/>
+          <w:szCs w:val="24"/>
+        </w:rPr>
+        <w:t>Opera e Internet Explorer</w:t>
       </w:r>
       <w:r>
         <w:rPr>
@@ -2781,7 +3335,7 @@
     </w:p>
     <w:p>
       <w:pPr>
-        <w:pStyle w:val="Ttulo1"/>
+        <w:pStyle w:val="2"/>
         <w:numPr>
           <w:ilvl w:val="0"/>
           <w:numId w:val="1"/>
@@ -2789,14 +3343,14 @@
         <w:ind w:left="360" w:hanging="360"/>
         <w:jc w:val="both"/>
         <w:rPr>
-          <w:rFonts w:ascii="Times New Roman" w:eastAsia="Times New Roman" w:hAnsi="Times New Roman" w:cs="Times New Roman"/>
+          <w:rFonts w:ascii="Times New Roman" w:hAnsi="Times New Roman" w:eastAsia="Times New Roman" w:cs="Times New Roman"/>
         </w:rPr>
       </w:pPr>
       <w:bookmarkStart w:id="9" w:name="_uq0xqwl8a571" w:colFirst="0" w:colLast="0"/>
       <w:bookmarkEnd w:id="9"/>
       <w:r>
         <w:rPr>
-          <w:rFonts w:ascii="Times New Roman" w:eastAsia="Times New Roman" w:hAnsi="Times New Roman" w:cs="Times New Roman"/>
+          <w:rFonts w:ascii="Times New Roman" w:hAnsi="Times New Roman" w:eastAsia="Times New Roman" w:cs="Times New Roman"/>
         </w:rPr>
         <w:t>Visão de Casos de Uso</w:t>
       </w:r>
@@ -2804,11 +3358,11 @@
     <w:p>
       <w:pPr>
         <w:pBdr>
-          <w:top w:val="nil"/>
-          <w:left w:val="nil"/>
-          <w:bottom w:val="nil"/>
-          <w:right w:val="nil"/>
-          <w:between w:val="nil"/>
+          <w:top w:val="none" w:color="auto" w:sz="0" w:space="0"/>
+          <w:left w:val="none" w:color="auto" w:sz="0" w:space="0"/>
+          <w:bottom w:val="none" w:color="auto" w:sz="0" w:space="0"/>
+          <w:right w:val="none" w:color="auto" w:sz="0" w:space="0"/>
+          <w:between w:val="none" w:color="auto" w:sz="0" w:space="0"/>
         </w:pBdr>
         <w:spacing w:after="120"/>
         <w:ind w:left="720"/>
@@ -2835,11 +3389,11 @@
           <w:numId w:val="6"/>
         </w:numPr>
         <w:pBdr>
-          <w:top w:val="nil"/>
-          <w:left w:val="nil"/>
-          <w:bottom w:val="nil"/>
-          <w:right w:val="nil"/>
-          <w:between w:val="nil"/>
+          <w:top w:val="none" w:color="auto" w:sz="0" w:space="0"/>
+          <w:left w:val="none" w:color="auto" w:sz="0" w:space="0"/>
+          <w:bottom w:val="none" w:color="auto" w:sz="0" w:space="0"/>
+          <w:right w:val="none" w:color="auto" w:sz="0" w:space="0"/>
+          <w:between w:val="none" w:color="auto" w:sz="0" w:space="0"/>
         </w:pBdr>
         <w:spacing w:after="120"/>
         <w:jc w:val="both"/>
@@ -2855,25 +3409,7 @@
           <w:sz w:val="24"/>
           <w:szCs w:val="24"/>
         </w:rPr>
-        <w:t xml:space="preserve">CSU01 – </w:t>
-      </w:r>
-      <w:proofErr w:type="spellStart"/>
-      <w:r>
-        <w:rPr>
-          <w:color w:val="000000"/>
-          <w:sz w:val="24"/>
-          <w:szCs w:val="24"/>
-        </w:rPr>
-        <w:t>AutenticarUsuário</w:t>
-      </w:r>
-      <w:proofErr w:type="spellEnd"/>
-      <w:r>
-        <w:rPr>
-          <w:color w:val="000000"/>
-          <w:sz w:val="24"/>
-          <w:szCs w:val="24"/>
-        </w:rPr>
-        <w:t>;</w:t>
+        <w:t>CSU01 – AutenticarUsuário;</w:t>
       </w:r>
     </w:p>
     <w:p>
@@ -2883,11 +3419,11 @@
           <w:numId w:val="6"/>
         </w:numPr>
         <w:pBdr>
-          <w:top w:val="nil"/>
-          <w:left w:val="nil"/>
-          <w:bottom w:val="nil"/>
-          <w:right w:val="nil"/>
-          <w:between w:val="nil"/>
+          <w:top w:val="none" w:color="auto" w:sz="0" w:space="0"/>
+          <w:left w:val="none" w:color="auto" w:sz="0" w:space="0"/>
+          <w:bottom w:val="none" w:color="auto" w:sz="0" w:space="0"/>
+          <w:right w:val="none" w:color="auto" w:sz="0" w:space="0"/>
+          <w:between w:val="none" w:color="auto" w:sz="0" w:space="0"/>
         </w:pBdr>
         <w:spacing w:after="120"/>
         <w:jc w:val="both"/>
@@ -2903,16 +3439,7 @@
           <w:sz w:val="24"/>
           <w:szCs w:val="24"/>
         </w:rPr>
-        <w:t xml:space="preserve">CSU02 – </w:t>
-      </w:r>
-      <w:proofErr w:type="spellStart"/>
-      <w:r>
-        <w:rPr>
-          <w:color w:val="000000"/>
-          <w:sz w:val="24"/>
-          <w:szCs w:val="24"/>
-        </w:rPr>
-        <w:t>Manter</w:t>
+        <w:t>CSU02 – Manter</w:t>
       </w:r>
       <w:r>
         <w:rPr>
@@ -2921,7 +3448,6 @@
         </w:rPr>
         <w:t>Cliente</w:t>
       </w:r>
-      <w:proofErr w:type="spellEnd"/>
       <w:r>
         <w:rPr>
           <w:color w:val="000000"/>
@@ -2938,11 +3464,11 @@
           <w:numId w:val="6"/>
         </w:numPr>
         <w:pBdr>
-          <w:top w:val="nil"/>
-          <w:left w:val="nil"/>
-          <w:bottom w:val="nil"/>
-          <w:right w:val="nil"/>
-          <w:between w:val="nil"/>
+          <w:top w:val="none" w:color="auto" w:sz="0" w:space="0"/>
+          <w:left w:val="none" w:color="auto" w:sz="0" w:space="0"/>
+          <w:bottom w:val="none" w:color="auto" w:sz="0" w:space="0"/>
+          <w:right w:val="none" w:color="auto" w:sz="0" w:space="0"/>
+          <w:between w:val="none" w:color="auto" w:sz="0" w:space="0"/>
         </w:pBdr>
         <w:spacing w:after="120"/>
         <w:jc w:val="both"/>
@@ -2960,7 +3486,6 @@
         </w:rPr>
         <w:t xml:space="preserve">CSU03 – </w:t>
       </w:r>
-      <w:proofErr w:type="spellStart"/>
       <w:r>
         <w:rPr>
           <w:sz w:val="24"/>
@@ -2968,7 +3493,6 @@
         </w:rPr>
         <w:t>ManterProfissional</w:t>
       </w:r>
-      <w:proofErr w:type="spellEnd"/>
       <w:r>
         <w:rPr>
           <w:color w:val="000000"/>
@@ -2985,11 +3509,11 @@
           <w:numId w:val="6"/>
         </w:numPr>
         <w:pBdr>
-          <w:top w:val="nil"/>
-          <w:left w:val="nil"/>
-          <w:bottom w:val="nil"/>
-          <w:right w:val="nil"/>
-          <w:between w:val="nil"/>
+          <w:top w:val="none" w:color="auto" w:sz="0" w:space="0"/>
+          <w:left w:val="none" w:color="auto" w:sz="0" w:space="0"/>
+          <w:bottom w:val="none" w:color="auto" w:sz="0" w:space="0"/>
+          <w:right w:val="none" w:color="auto" w:sz="0" w:space="0"/>
+          <w:between w:val="none" w:color="auto" w:sz="0" w:space="0"/>
         </w:pBdr>
         <w:spacing w:after="120"/>
         <w:jc w:val="both"/>
@@ -3012,17 +3536,8 @@
           <w:sz w:val="24"/>
           <w:szCs w:val="24"/>
         </w:rPr>
-        <w:t xml:space="preserve"> </w:t>
-      </w:r>
-      <w:proofErr w:type="spellStart"/>
-      <w:r>
-        <w:rPr>
-          <w:sz w:val="24"/>
-          <w:szCs w:val="24"/>
-        </w:rPr>
-        <w:t>ManterAgendamentoServico</w:t>
-      </w:r>
-      <w:proofErr w:type="spellEnd"/>
+        <w:t xml:space="preserve"> ManterAgendamentoServico</w:t>
+      </w:r>
       <w:r>
         <w:rPr>
           <w:color w:val="000000"/>
@@ -3039,11 +3554,11 @@
           <w:numId w:val="6"/>
         </w:numPr>
         <w:pBdr>
-          <w:top w:val="nil"/>
-          <w:left w:val="nil"/>
-          <w:bottom w:val="nil"/>
-          <w:right w:val="nil"/>
-          <w:between w:val="nil"/>
+          <w:top w:val="none" w:color="auto" w:sz="0" w:space="0"/>
+          <w:left w:val="none" w:color="auto" w:sz="0" w:space="0"/>
+          <w:bottom w:val="none" w:color="auto" w:sz="0" w:space="0"/>
+          <w:right w:val="none" w:color="auto" w:sz="0" w:space="0"/>
+          <w:between w:val="none" w:color="auto" w:sz="0" w:space="0"/>
         </w:pBdr>
         <w:spacing w:after="120"/>
         <w:jc w:val="both"/>
@@ -3061,7 +3576,6 @@
         </w:rPr>
         <w:t xml:space="preserve">CSU05 – </w:t>
       </w:r>
-      <w:proofErr w:type="spellStart"/>
       <w:r>
         <w:rPr>
           <w:sz w:val="24"/>
@@ -3069,7 +3583,6 @@
         </w:rPr>
         <w:t>ManterAgendamento</w:t>
       </w:r>
-      <w:proofErr w:type="spellEnd"/>
       <w:r>
         <w:rPr>
           <w:color w:val="000000"/>
@@ -3086,11 +3599,11 @@
           <w:numId w:val="6"/>
         </w:numPr>
         <w:pBdr>
-          <w:top w:val="nil"/>
-          <w:left w:val="nil"/>
-          <w:bottom w:val="nil"/>
-          <w:right w:val="nil"/>
-          <w:between w:val="nil"/>
+          <w:top w:val="none" w:color="auto" w:sz="0" w:space="0"/>
+          <w:left w:val="none" w:color="auto" w:sz="0" w:space="0"/>
+          <w:bottom w:val="none" w:color="auto" w:sz="0" w:space="0"/>
+          <w:right w:val="none" w:color="auto" w:sz="0" w:space="0"/>
+          <w:between w:val="none" w:color="auto" w:sz="0" w:space="0"/>
         </w:pBdr>
         <w:spacing w:after="120"/>
         <w:jc w:val="both"/>
@@ -3108,7 +3621,6 @@
         </w:rPr>
         <w:t xml:space="preserve">CSU06 – </w:t>
       </w:r>
-      <w:proofErr w:type="spellStart"/>
       <w:r>
         <w:rPr>
           <w:sz w:val="24"/>
@@ -3116,7 +3628,6 @@
         </w:rPr>
         <w:t>RealizarPagamento</w:t>
       </w:r>
-      <w:proofErr w:type="spellEnd"/>
       <w:r>
         <w:rPr>
           <w:color w:val="000000"/>
@@ -3133,11 +3644,11 @@
           <w:numId w:val="6"/>
         </w:numPr>
         <w:pBdr>
-          <w:top w:val="nil"/>
-          <w:left w:val="nil"/>
-          <w:bottom w:val="nil"/>
-          <w:right w:val="nil"/>
-          <w:between w:val="nil"/>
+          <w:top w:val="none" w:color="auto" w:sz="0" w:space="0"/>
+          <w:left w:val="none" w:color="auto" w:sz="0" w:space="0"/>
+          <w:bottom w:val="none" w:color="auto" w:sz="0" w:space="0"/>
+          <w:right w:val="none" w:color="auto" w:sz="0" w:space="0"/>
+          <w:between w:val="none" w:color="auto" w:sz="0" w:space="0"/>
         </w:pBdr>
         <w:spacing w:after="120"/>
         <w:jc w:val="both"/>
@@ -3155,7 +3666,6 @@
         </w:rPr>
         <w:t xml:space="preserve">CSU07 – </w:t>
       </w:r>
-      <w:proofErr w:type="spellStart"/>
       <w:r>
         <w:rPr>
           <w:sz w:val="24"/>
@@ -3163,7 +3673,6 @@
         </w:rPr>
         <w:t>AvaliarServiço</w:t>
       </w:r>
-      <w:proofErr w:type="spellEnd"/>
       <w:r>
         <w:rPr>
           <w:color w:val="000000"/>
@@ -3180,11 +3689,11 @@
           <w:numId w:val="6"/>
         </w:numPr>
         <w:pBdr>
-          <w:top w:val="nil"/>
-          <w:left w:val="nil"/>
-          <w:bottom w:val="nil"/>
-          <w:right w:val="nil"/>
-          <w:between w:val="nil"/>
+          <w:top w:val="none" w:color="auto" w:sz="0" w:space="0"/>
+          <w:left w:val="none" w:color="auto" w:sz="0" w:space="0"/>
+          <w:bottom w:val="none" w:color="auto" w:sz="0" w:space="0"/>
+          <w:right w:val="none" w:color="auto" w:sz="0" w:space="0"/>
+          <w:between w:val="none" w:color="auto" w:sz="0" w:space="0"/>
         </w:pBdr>
         <w:spacing w:after="120"/>
         <w:jc w:val="both"/>
@@ -3200,16 +3709,7 @@
           <w:sz w:val="24"/>
           <w:szCs w:val="24"/>
         </w:rPr>
-        <w:t xml:space="preserve">CSU08 – </w:t>
-      </w:r>
-      <w:proofErr w:type="spellStart"/>
-      <w:r>
-        <w:rPr>
-          <w:color w:val="000000"/>
-          <w:sz w:val="24"/>
-          <w:szCs w:val="24"/>
-        </w:rPr>
-        <w:t>Manter</w:t>
+        <w:t>CSU08 – Manter</w:t>
       </w:r>
       <w:r>
         <w:rPr>
@@ -3218,7 +3718,6 @@
         </w:rPr>
         <w:t>Agenda</w:t>
       </w:r>
-      <w:proofErr w:type="spellEnd"/>
       <w:r>
         <w:rPr>
           <w:color w:val="000000"/>
@@ -3235,11 +3734,11 @@
           <w:numId w:val="6"/>
         </w:numPr>
         <w:pBdr>
-          <w:top w:val="nil"/>
-          <w:left w:val="nil"/>
-          <w:bottom w:val="nil"/>
-          <w:right w:val="nil"/>
-          <w:between w:val="nil"/>
+          <w:top w:val="none" w:color="auto" w:sz="0" w:space="0"/>
+          <w:left w:val="none" w:color="auto" w:sz="0" w:space="0"/>
+          <w:bottom w:val="none" w:color="auto" w:sz="0" w:space="0"/>
+          <w:right w:val="none" w:color="auto" w:sz="0" w:space="0"/>
+          <w:between w:val="none" w:color="auto" w:sz="0" w:space="0"/>
         </w:pBdr>
         <w:spacing w:after="120"/>
         <w:jc w:val="both"/>
@@ -3262,17 +3761,8 @@
           <w:sz w:val="24"/>
           <w:szCs w:val="24"/>
         </w:rPr>
-        <w:t xml:space="preserve"> </w:t>
-      </w:r>
-      <w:proofErr w:type="spellStart"/>
-      <w:r>
-        <w:rPr>
-          <w:sz w:val="24"/>
-          <w:szCs w:val="24"/>
-        </w:rPr>
-        <w:t>SolicitarGarantia</w:t>
-      </w:r>
-      <w:proofErr w:type="spellEnd"/>
+        <w:t xml:space="preserve"> SolicitarGarantia</w:t>
+      </w:r>
       <w:r>
         <w:rPr>
           <w:color w:val="000000"/>
@@ -3289,11 +3779,11 @@
           <w:numId w:val="6"/>
         </w:numPr>
         <w:pBdr>
-          <w:top w:val="nil"/>
-          <w:left w:val="nil"/>
-          <w:bottom w:val="nil"/>
-          <w:right w:val="nil"/>
-          <w:between w:val="nil"/>
+          <w:top w:val="none" w:color="auto" w:sz="0" w:space="0"/>
+          <w:left w:val="none" w:color="auto" w:sz="0" w:space="0"/>
+          <w:bottom w:val="none" w:color="auto" w:sz="0" w:space="0"/>
+          <w:right w:val="none" w:color="auto" w:sz="0" w:space="0"/>
+          <w:between w:val="none" w:color="auto" w:sz="0" w:space="0"/>
         </w:pBdr>
         <w:spacing w:after="120"/>
         <w:jc w:val="both"/>
@@ -3309,10 +3799,8 @@
           <w:sz w:val="24"/>
           <w:szCs w:val="24"/>
         </w:rPr>
-        <w:lastRenderedPageBreak/>
         <w:t>CSU10 –</w:t>
       </w:r>
-      <w:proofErr w:type="spellStart"/>
       <w:r>
         <w:rPr>
           <w:sz w:val="24"/>
@@ -3320,7 +3808,6 @@
         </w:rPr>
         <w:t>BuscarServiço</w:t>
       </w:r>
-      <w:proofErr w:type="spellEnd"/>
       <w:r>
         <w:rPr>
           <w:color w:val="000000"/>
@@ -3337,11 +3824,11 @@
           <w:numId w:val="6"/>
         </w:numPr>
         <w:pBdr>
-          <w:top w:val="nil"/>
-          <w:left w:val="nil"/>
-          <w:bottom w:val="nil"/>
-          <w:right w:val="nil"/>
-          <w:between w:val="nil"/>
+          <w:top w:val="none" w:color="auto" w:sz="0" w:space="0"/>
+          <w:left w:val="none" w:color="auto" w:sz="0" w:space="0"/>
+          <w:bottom w:val="none" w:color="auto" w:sz="0" w:space="0"/>
+          <w:right w:val="none" w:color="auto" w:sz="0" w:space="0"/>
+          <w:between w:val="none" w:color="auto" w:sz="0" w:space="0"/>
         </w:pBdr>
         <w:spacing w:after="120"/>
         <w:jc w:val="both"/>
@@ -3364,17 +3851,8 @@
           <w:sz w:val="24"/>
           <w:szCs w:val="24"/>
         </w:rPr>
-        <w:t xml:space="preserve"> </w:t>
-      </w:r>
-      <w:proofErr w:type="spellStart"/>
-      <w:r>
-        <w:rPr>
-          <w:sz w:val="24"/>
-          <w:szCs w:val="24"/>
-        </w:rPr>
-        <w:t>OrçarServiço</w:t>
-      </w:r>
-      <w:proofErr w:type="spellEnd"/>
+        <w:t xml:space="preserve"> OrçarServiço</w:t>
+      </w:r>
       <w:r>
         <w:rPr>
           <w:color w:val="000000"/>
@@ -3391,11 +3869,11 @@
           <w:numId w:val="6"/>
         </w:numPr>
         <w:pBdr>
-          <w:top w:val="nil"/>
-          <w:left w:val="nil"/>
-          <w:bottom w:val="nil"/>
-          <w:right w:val="nil"/>
-          <w:between w:val="nil"/>
+          <w:top w:val="none" w:color="auto" w:sz="0" w:space="0"/>
+          <w:left w:val="none" w:color="auto" w:sz="0" w:space="0"/>
+          <w:bottom w:val="none" w:color="auto" w:sz="0" w:space="0"/>
+          <w:right w:val="none" w:color="auto" w:sz="0" w:space="0"/>
+          <w:between w:val="none" w:color="auto" w:sz="0" w:space="0"/>
         </w:pBdr>
         <w:spacing w:after="120"/>
         <w:jc w:val="both"/>
@@ -3409,23 +3887,7 @@
           <w:sz w:val="24"/>
           <w:szCs w:val="24"/>
         </w:rPr>
-        <w:t xml:space="preserve">CSU12 – </w:t>
-      </w:r>
-      <w:proofErr w:type="spellStart"/>
-      <w:r>
-        <w:rPr>
-          <w:sz w:val="24"/>
-          <w:szCs w:val="24"/>
-        </w:rPr>
-        <w:t>ManterEspecialidade</w:t>
-      </w:r>
-      <w:proofErr w:type="spellEnd"/>
-      <w:r>
-        <w:rPr>
-          <w:sz w:val="24"/>
-          <w:szCs w:val="24"/>
-        </w:rPr>
-        <w:t xml:space="preserve"> </w:t>
+        <w:t xml:space="preserve">CSU12 – ManterEspecialidade </w:t>
       </w:r>
     </w:p>
     <w:p>
@@ -3452,11 +3914,8 @@
         <w:jc w:val="center"/>
       </w:pPr>
       <w:r>
-        <w:rPr>
-          <w:noProof/>
-        </w:rPr>
         <w:drawing>
-          <wp:inline distT="114300" distB="114300" distL="114300" distR="114300" wp14:anchorId="085B99B2" wp14:editId="085B99B3">
+          <wp:inline distT="114300" distB="114300" distL="114300" distR="114300">
             <wp:extent cx="5943600" cy="3975100"/>
             <wp:effectExtent l="0" t="0" r="0" b="0"/>
             <wp:docPr id="2" name="image2.png"/>
@@ -3465,7 +3924,7 @@
               <a:graphicData uri="http://schemas.openxmlformats.org/drawingml/2006/picture">
                 <pic:pic xmlns:pic="http://schemas.openxmlformats.org/drawingml/2006/picture">
                   <pic:nvPicPr>
-                    <pic:cNvPr id="0" name="image2.png"/>
+                    <pic:cNvPr id="2" name="image2.png"/>
                     <pic:cNvPicPr preferRelativeResize="0"/>
                   </pic:nvPicPr>
                   <pic:blipFill>
@@ -3483,7 +3942,6 @@
                     <a:prstGeom prst="rect">
                       <a:avLst/>
                     </a:prstGeom>
-                    <a:ln/>
                   </pic:spPr>
                 </pic:pic>
               </a:graphicData>
@@ -3517,7 +3975,7 @@
     </w:p>
     <w:p>
       <w:pPr>
-        <w:pStyle w:val="Ttulo2"/>
+        <w:pStyle w:val="3"/>
         <w:numPr>
           <w:ilvl w:val="1"/>
           <w:numId w:val="1"/>
@@ -3525,7 +3983,7 @@
         <w:ind w:left="720" w:hanging="720"/>
         <w:jc w:val="both"/>
         <w:rPr>
-          <w:rFonts w:ascii="Times New Roman" w:eastAsia="Times New Roman" w:hAnsi="Times New Roman" w:cs="Times New Roman"/>
+          <w:rFonts w:ascii="Times New Roman" w:hAnsi="Times New Roman" w:eastAsia="Times New Roman" w:cs="Times New Roman"/>
           <w:sz w:val="24"/>
           <w:szCs w:val="24"/>
         </w:rPr>
@@ -3534,7 +3992,7 @@
       <w:bookmarkEnd w:id="10"/>
       <w:r>
         <w:rPr>
-          <w:rFonts w:ascii="Times New Roman" w:eastAsia="Times New Roman" w:hAnsi="Times New Roman" w:cs="Times New Roman"/>
+          <w:rFonts w:ascii="Times New Roman" w:hAnsi="Times New Roman" w:eastAsia="Times New Roman" w:cs="Times New Roman"/>
           <w:sz w:val="24"/>
           <w:szCs w:val="24"/>
         </w:rPr>
@@ -3544,11 +4002,11 @@
     <w:p>
       <w:pPr>
         <w:pBdr>
-          <w:top w:val="nil"/>
-          <w:left w:val="nil"/>
-          <w:bottom w:val="nil"/>
-          <w:right w:val="nil"/>
-          <w:between w:val="nil"/>
+          <w:top w:val="none" w:color="auto" w:sz="0" w:space="0"/>
+          <w:left w:val="none" w:color="auto" w:sz="0" w:space="0"/>
+          <w:bottom w:val="none" w:color="auto" w:sz="0" w:space="0"/>
+          <w:right w:val="none" w:color="auto" w:sz="0" w:space="0"/>
+          <w:between w:val="none" w:color="auto" w:sz="0" w:space="0"/>
         </w:pBdr>
         <w:spacing w:after="120"/>
         <w:ind w:left="720"/>
@@ -3570,7 +4028,7 @@
     </w:p>
     <w:p>
       <w:pPr>
-        <w:pStyle w:val="Ttulo1"/>
+        <w:pStyle w:val="2"/>
         <w:numPr>
           <w:ilvl w:val="0"/>
           <w:numId w:val="1"/>
@@ -3578,21 +4036,21 @@
         <w:ind w:left="360" w:hanging="360"/>
         <w:jc w:val="both"/>
         <w:rPr>
-          <w:rFonts w:ascii="Times New Roman" w:eastAsia="Times New Roman" w:hAnsi="Times New Roman" w:cs="Times New Roman"/>
+          <w:rFonts w:ascii="Times New Roman" w:hAnsi="Times New Roman" w:eastAsia="Times New Roman" w:cs="Times New Roman"/>
         </w:rPr>
       </w:pPr>
       <w:bookmarkStart w:id="11" w:name="_q5k872bapktx" w:colFirst="0" w:colLast="0"/>
       <w:bookmarkEnd w:id="11"/>
       <w:r>
         <w:rPr>
-          <w:rFonts w:ascii="Times New Roman" w:eastAsia="Times New Roman" w:hAnsi="Times New Roman" w:cs="Times New Roman"/>
+          <w:rFonts w:ascii="Times New Roman" w:hAnsi="Times New Roman" w:eastAsia="Times New Roman" w:cs="Times New Roman"/>
         </w:rPr>
         <w:t>Visão Lógica</w:t>
       </w:r>
     </w:p>
     <w:p>
       <w:pPr>
-        <w:pStyle w:val="Ttulo2"/>
+        <w:pStyle w:val="3"/>
         <w:numPr>
           <w:ilvl w:val="1"/>
           <w:numId w:val="1"/>
@@ -3600,7 +4058,7 @@
         <w:ind w:left="720" w:hanging="720"/>
         <w:jc w:val="both"/>
         <w:rPr>
-          <w:rFonts w:ascii="Times New Roman" w:eastAsia="Times New Roman" w:hAnsi="Times New Roman" w:cs="Times New Roman"/>
+          <w:rFonts w:ascii="Times New Roman" w:hAnsi="Times New Roman" w:eastAsia="Times New Roman" w:cs="Times New Roman"/>
           <w:sz w:val="24"/>
           <w:szCs w:val="24"/>
         </w:rPr>
@@ -3609,7 +4067,7 @@
       <w:bookmarkEnd w:id="12"/>
       <w:r>
         <w:rPr>
-          <w:rFonts w:ascii="Times New Roman" w:eastAsia="Times New Roman" w:hAnsi="Times New Roman" w:cs="Times New Roman"/>
+          <w:rFonts w:ascii="Times New Roman" w:hAnsi="Times New Roman" w:eastAsia="Times New Roman" w:cs="Times New Roman"/>
           <w:sz w:val="24"/>
           <w:szCs w:val="24"/>
         </w:rPr>
@@ -3619,11 +4077,11 @@
     <w:p>
       <w:pPr>
         <w:pBdr>
-          <w:top w:val="nil"/>
-          <w:left w:val="nil"/>
-          <w:bottom w:val="nil"/>
-          <w:right w:val="nil"/>
-          <w:between w:val="nil"/>
+          <w:top w:val="none" w:color="auto" w:sz="0" w:space="0"/>
+          <w:left w:val="none" w:color="auto" w:sz="0" w:space="0"/>
+          <w:bottom w:val="none" w:color="auto" w:sz="0" w:space="0"/>
+          <w:right w:val="none" w:color="auto" w:sz="0" w:space="0"/>
+          <w:between w:val="none" w:color="auto" w:sz="0" w:space="0"/>
         </w:pBdr>
         <w:spacing w:after="120"/>
         <w:ind w:left="720"/>
@@ -3642,7 +4100,6 @@
         </w:rPr>
         <w:t xml:space="preserve">A visão lógica do </w:t>
       </w:r>
-      <w:proofErr w:type="spellStart"/>
       <w:r>
         <w:rPr>
           <w:sz w:val="24"/>
@@ -3650,7 +4107,6 @@
         </w:rPr>
         <w:t>Bankai</w:t>
       </w:r>
-      <w:proofErr w:type="spellEnd"/>
       <w:r>
         <w:rPr>
           <w:color w:val="000000"/>
@@ -3658,6 +4114,44 @@
           <w:szCs w:val="24"/>
         </w:rPr>
         <w:t xml:space="preserve"> é composta principalmente por três pacotes:</w:t>
+      </w:r>
+    </w:p>
+    <w:p>
+      <w:pPr>
+        <w:keepLines/>
+        <w:numPr>
+          <w:ilvl w:val="0"/>
+          <w:numId w:val="7"/>
+        </w:numPr>
+        <w:pBdr>
+          <w:top w:val="none" w:color="auto" w:sz="0" w:space="0"/>
+          <w:left w:val="none" w:color="auto" w:sz="0" w:space="0"/>
+          <w:bottom w:val="none" w:color="auto" w:sz="0" w:space="0"/>
+          <w:right w:val="none" w:color="auto" w:sz="0" w:space="0"/>
+          <w:between w:val="none" w:color="auto" w:sz="0" w:space="0"/>
+        </w:pBdr>
+        <w:spacing w:after="120"/>
+        <w:jc w:val="both"/>
+        <w:rPr>
+          <w:color w:val="000000"/>
+          <w:sz w:val="24"/>
+          <w:szCs w:val="24"/>
+        </w:rPr>
+      </w:pPr>
+      <w:r>
+        <w:rPr>
+          <w:sz w:val="24"/>
+          <w:szCs w:val="24"/>
+        </w:rPr>
+        <w:t>Bankai</w:t>
+      </w:r>
+      <w:r>
+        <w:rPr>
+          <w:color w:val="000000"/>
+          <w:sz w:val="24"/>
+          <w:szCs w:val="24"/>
+        </w:rPr>
+        <w:t>Service: Esse pacote representa a implementação da parte lógica do domínio da aplicação. Aqui serão armazenadas classes responsáveis pela persistência dos dados da aplicação;</w:t>
       </w:r>
     </w:p>
     <w:p>
@@ -3668,11 +4162,11 @@
           <w:numId w:val="8"/>
         </w:numPr>
         <w:pBdr>
-          <w:top w:val="nil"/>
-          <w:left w:val="nil"/>
-          <w:bottom w:val="nil"/>
-          <w:right w:val="nil"/>
-          <w:between w:val="nil"/>
+          <w:top w:val="none" w:color="auto" w:sz="0" w:space="0"/>
+          <w:left w:val="none" w:color="auto" w:sz="0" w:space="0"/>
+          <w:bottom w:val="none" w:color="auto" w:sz="0" w:space="0"/>
+          <w:right w:val="none" w:color="auto" w:sz="0" w:space="0"/>
+          <w:between w:val="none" w:color="auto" w:sz="0" w:space="0"/>
         </w:pBdr>
         <w:spacing w:after="120"/>
         <w:jc w:val="both"/>
@@ -3682,7 +4176,6 @@
           <w:szCs w:val="24"/>
         </w:rPr>
       </w:pPr>
-      <w:proofErr w:type="spellStart"/>
       <w:r>
         <w:rPr>
           <w:sz w:val="24"/>
@@ -3696,16 +4189,22 @@
           <w:sz w:val="24"/>
           <w:szCs w:val="24"/>
         </w:rPr>
-        <w:t>Service</w:t>
-      </w:r>
-      <w:proofErr w:type="spellEnd"/>
-      <w:r>
-        <w:rPr>
-          <w:color w:val="000000"/>
-          <w:sz w:val="24"/>
-          <w:szCs w:val="24"/>
-        </w:rPr>
-        <w:t>: Esse pacote representa a implementação da parte lógica do domínio da aplicação. Aqui serão armazenadas classes responsáveis pela persistência dos dados da aplicação;</w:t>
+        <w:t xml:space="preserve">Web: Nesses pacotes são armazenados os componentes que fazem parte da interface gráfica da aplicação, as Controladoras e as ViewModels do </w:t>
+      </w:r>
+      <w:r>
+        <w:rPr>
+          <w:sz w:val="24"/>
+          <w:szCs w:val="24"/>
+        </w:rPr>
+        <w:t>Bankai</w:t>
+      </w:r>
+      <w:r>
+        <w:rPr>
+          <w:color w:val="000000"/>
+          <w:sz w:val="24"/>
+          <w:szCs w:val="24"/>
+        </w:rPr>
+        <w:t>;</w:t>
       </w:r>
     </w:p>
     <w:p>
@@ -3713,14 +4212,14 @@
         <w:keepLines/>
         <w:numPr>
           <w:ilvl w:val="0"/>
-          <w:numId w:val="7"/>
+          <w:numId w:val="8"/>
         </w:numPr>
         <w:pBdr>
-          <w:top w:val="nil"/>
-          <w:left w:val="nil"/>
-          <w:bottom w:val="nil"/>
-          <w:right w:val="nil"/>
-          <w:between w:val="nil"/>
+          <w:top w:val="none" w:color="auto" w:sz="0" w:space="0"/>
+          <w:left w:val="none" w:color="auto" w:sz="0" w:space="0"/>
+          <w:bottom w:val="none" w:color="auto" w:sz="0" w:space="0"/>
+          <w:right w:val="none" w:color="auto" w:sz="0" w:space="0"/>
+          <w:between w:val="none" w:color="auto" w:sz="0" w:space="0"/>
         </w:pBdr>
         <w:spacing w:after="120"/>
         <w:jc w:val="both"/>
@@ -3730,7 +4229,6 @@
           <w:szCs w:val="24"/>
         </w:rPr>
       </w:pPr>
-      <w:proofErr w:type="spellStart"/>
       <w:r>
         <w:rPr>
           <w:sz w:val="24"/>
@@ -3744,105 +4242,12 @@
           <w:sz w:val="24"/>
           <w:szCs w:val="24"/>
         </w:rPr>
-        <w:t>Web</w:t>
-      </w:r>
-      <w:proofErr w:type="spellEnd"/>
-      <w:r>
-        <w:rPr>
-          <w:color w:val="000000"/>
-          <w:sz w:val="24"/>
-          <w:szCs w:val="24"/>
-        </w:rPr>
-        <w:t xml:space="preserve">: Nesses pacotes são armazenados os componentes que fazem parte da interface gráfica da aplicação, as Controladoras e as </w:t>
-      </w:r>
-      <w:proofErr w:type="spellStart"/>
-      <w:r>
-        <w:rPr>
-          <w:color w:val="000000"/>
-          <w:sz w:val="24"/>
-          <w:szCs w:val="24"/>
-        </w:rPr>
-        <w:t>ViewModels</w:t>
-      </w:r>
-      <w:proofErr w:type="spellEnd"/>
-      <w:r>
-        <w:rPr>
-          <w:color w:val="000000"/>
-          <w:sz w:val="24"/>
-          <w:szCs w:val="24"/>
-        </w:rPr>
-        <w:t xml:space="preserve"> do </w:t>
-      </w:r>
-      <w:proofErr w:type="spellStart"/>
-      <w:r>
-        <w:rPr>
-          <w:sz w:val="24"/>
-          <w:szCs w:val="24"/>
-        </w:rPr>
-        <w:t>Bankai</w:t>
-      </w:r>
-      <w:proofErr w:type="spellEnd"/>
-      <w:r>
-        <w:rPr>
-          <w:color w:val="000000"/>
-          <w:sz w:val="24"/>
-          <w:szCs w:val="24"/>
-        </w:rPr>
-        <w:t>;</w:t>
-      </w:r>
-    </w:p>
-    <w:p>
-      <w:pPr>
-        <w:keepLines/>
-        <w:numPr>
-          <w:ilvl w:val="0"/>
-          <w:numId w:val="7"/>
-        </w:numPr>
-        <w:pBdr>
-          <w:top w:val="nil"/>
-          <w:left w:val="nil"/>
-          <w:bottom w:val="nil"/>
-          <w:right w:val="nil"/>
-          <w:between w:val="nil"/>
-        </w:pBdr>
-        <w:spacing w:after="120"/>
-        <w:jc w:val="both"/>
-        <w:rPr>
-          <w:color w:val="000000"/>
-          <w:sz w:val="24"/>
-          <w:szCs w:val="24"/>
-        </w:rPr>
-      </w:pPr>
-      <w:proofErr w:type="spellStart"/>
-      <w:r>
-        <w:rPr>
-          <w:sz w:val="24"/>
-          <w:szCs w:val="24"/>
-        </w:rPr>
-        <w:lastRenderedPageBreak/>
-        <w:t>Bankai</w:t>
-      </w:r>
-      <w:r>
-        <w:rPr>
-          <w:color w:val="000000"/>
-          <w:sz w:val="24"/>
-          <w:szCs w:val="24"/>
-        </w:rPr>
-        <w:t>Core</w:t>
-      </w:r>
-      <w:proofErr w:type="spellEnd"/>
-      <w:r>
-        <w:rPr>
-          <w:color w:val="000000"/>
-          <w:sz w:val="24"/>
-          <w:szCs w:val="24"/>
-        </w:rPr>
-        <w:t>: Nesse pacote são armazenadas as classes que representarão entidades da aplicação, e que poderão ser manipuladas pelos demais componentes da nossa arquitetura.</w:t>
-      </w:r>
-    </w:p>
-    <w:p>
-      <w:pPr>
-        <w:pStyle w:val="Ttulo2"/>
+        <w:t>Core: Nesse pacote são armazenadas as classes que representarão entidades da aplicação, e que poderão ser manipuladas pelos demais componentes da nossa arquitetura.</w:t>
+      </w:r>
+    </w:p>
+    <w:p>
+      <w:pPr>
+        <w:pStyle w:val="3"/>
         <w:numPr>
           <w:ilvl w:val="1"/>
           <w:numId w:val="1"/>
@@ -3850,7 +4255,7 @@
         <w:ind w:left="720" w:hanging="720"/>
         <w:jc w:val="both"/>
         <w:rPr>
-          <w:rFonts w:ascii="Times New Roman" w:eastAsia="Times New Roman" w:hAnsi="Times New Roman" w:cs="Times New Roman"/>
+          <w:rFonts w:ascii="Times New Roman" w:hAnsi="Times New Roman" w:eastAsia="Times New Roman" w:cs="Times New Roman"/>
           <w:sz w:val="24"/>
           <w:szCs w:val="24"/>
         </w:rPr>
@@ -3859,7 +4264,7 @@
       <w:bookmarkEnd w:id="13"/>
       <w:r>
         <w:rPr>
-          <w:rFonts w:ascii="Times New Roman" w:eastAsia="Times New Roman" w:hAnsi="Times New Roman" w:cs="Times New Roman"/>
+          <w:rFonts w:ascii="Times New Roman" w:hAnsi="Times New Roman" w:eastAsia="Times New Roman" w:cs="Times New Roman"/>
           <w:sz w:val="24"/>
           <w:szCs w:val="24"/>
         </w:rPr>
@@ -3867,82 +4272,15 @@
       </w:r>
     </w:p>
     <w:p/>
-    <w:p>
-      <w:pPr>
-        <w:pBdr>
-          <w:top w:val="nil"/>
-          <w:left w:val="nil"/>
-          <w:bottom w:val="nil"/>
-          <w:right w:val="nil"/>
-          <w:between w:val="nil"/>
-        </w:pBdr>
-        <w:spacing w:after="120"/>
-        <w:ind w:left="-567"/>
-        <w:jc w:val="center"/>
-        <w:rPr>
-          <w:color w:val="000000"/>
-          <w:sz w:val="24"/>
-          <w:szCs w:val="24"/>
-        </w:rPr>
-      </w:pPr>
-    </w:p>
     <w:p>
       <w:pPr>
         <w:keepLines/>
         <w:pBdr>
-          <w:top w:val="nil"/>
-          <w:left w:val="nil"/>
-          <w:bottom w:val="nil"/>
-          <w:right w:val="nil"/>
-          <w:between w:val="nil"/>
-        </w:pBdr>
-        <w:spacing w:after="120"/>
-        <w:ind w:left="720"/>
-        <w:jc w:val="center"/>
-        <w:rPr>
-          <w:color w:val="000000"/>
-          <w:sz w:val="24"/>
-          <w:szCs w:val="24"/>
-        </w:rPr>
-      </w:pPr>
-      <w:r>
-        <w:rPr>
-          <w:color w:val="000000"/>
-          <w:sz w:val="24"/>
-          <w:szCs w:val="24"/>
-        </w:rPr>
-        <w:t>Figura 2 – Diagrama de Pacotes</w:t>
-      </w:r>
-    </w:p>
-    <w:p>
-      <w:pPr>
-        <w:keepLines/>
-        <w:pBdr>
-          <w:top w:val="nil"/>
-          <w:left w:val="nil"/>
-          <w:bottom w:val="nil"/>
-          <w:right w:val="nil"/>
-          <w:between w:val="nil"/>
-        </w:pBdr>
-        <w:spacing w:after="120"/>
-        <w:ind w:left="720"/>
-        <w:jc w:val="center"/>
-        <w:rPr>
-          <w:color w:val="000000"/>
-          <w:sz w:val="24"/>
-          <w:szCs w:val="24"/>
-        </w:rPr>
-      </w:pPr>
-    </w:p>
-    <w:p>
-      <w:pPr>
-        <w:keepLines/>
-        <w:pBdr>
-          <w:top w:val="nil"/>
-          <w:left w:val="nil"/>
-          <w:bottom w:val="nil"/>
-          <w:right w:val="nil"/>
-          <w:between w:val="nil"/>
+          <w:top w:val="none" w:color="auto" w:sz="0" w:space="0"/>
+          <w:left w:val="none" w:color="auto" w:sz="0" w:space="0"/>
+          <w:bottom w:val="none" w:color="auto" w:sz="0" w:space="0"/>
+          <w:right w:val="none" w:color="auto" w:sz="0" w:space="0"/>
+          <w:between w:val="none" w:color="auto" w:sz="0" w:space="0"/>
         </w:pBdr>
         <w:spacing w:after="120"/>
         <w:jc w:val="both"/>
@@ -3952,15 +4290,33 @@
           <w:szCs w:val="24"/>
         </w:rPr>
       </w:pPr>
-      <w:r>
-        <w:rPr>
-          <w:noProof/>
+    </w:p>
+    <w:p>
+      <w:pPr>
+        <w:keepLines/>
+        <w:pBdr>
+          <w:top w:val="none" w:color="auto" w:sz="0" w:space="0"/>
+          <w:left w:val="none" w:color="auto" w:sz="0" w:space="0"/>
+          <w:bottom w:val="none" w:color="auto" w:sz="0" w:space="0"/>
+          <w:right w:val="none" w:color="auto" w:sz="0" w:space="0"/>
+          <w:between w:val="none" w:color="auto" w:sz="0" w:space="0"/>
+        </w:pBdr>
+        <w:spacing w:after="120"/>
+        <w:jc w:val="both"/>
+        <w:rPr>
+          <w:color w:val="000000"/>
+          <w:sz w:val="24"/>
+          <w:szCs w:val="24"/>
+        </w:rPr>
+      </w:pPr>
+      <w:r>
+        <w:rPr>
           <w:color w:val="000000"/>
           <w:sz w:val="24"/>
           <w:szCs w:val="24"/>
         </w:rPr>
         <w:drawing>
-          <wp:inline distT="0" distB="0" distL="0" distR="0" wp14:anchorId="39D8704F" wp14:editId="3D04E6B1">
+          <wp:inline distT="0" distB="0" distL="0" distR="0">
             <wp:extent cx="5934075" cy="3686175"/>
             <wp:effectExtent l="0" t="0" r="9525" b="9525"/>
             <wp:docPr id="1656605000" name="Imagem 1"/>
@@ -3971,7 +4327,7 @@
               <a:graphicData uri="http://schemas.openxmlformats.org/drawingml/2006/picture">
                 <pic:pic xmlns:pic="http://schemas.openxmlformats.org/drawingml/2006/picture">
                   <pic:nvPicPr>
-                    <pic:cNvPr id="0" name="Picture 1"/>
+                    <pic:cNvPr id="1656605000" name="Imagem 1"/>
                     <pic:cNvPicPr>
                       <a:picLocks noChangeAspect="1" noChangeArrowheads="1"/>
                     </pic:cNvPicPr>
@@ -3989,7 +4345,7 @@
                       <a:fillRect/>
                     </a:stretch>
                   </pic:blipFill>
-                  <pic:spPr bwMode="auto">
+                  <pic:spPr>
                     <a:xfrm>
                       <a:off x="0" y="0"/>
                       <a:ext cx="5934075" cy="3686175"/>
@@ -4013,11 +4369,11 @@
       <w:pPr>
         <w:keepLines/>
         <w:pBdr>
-          <w:top w:val="nil"/>
-          <w:left w:val="nil"/>
-          <w:bottom w:val="nil"/>
-          <w:right w:val="nil"/>
-          <w:between w:val="nil"/>
+          <w:top w:val="none" w:color="auto" w:sz="0" w:space="0"/>
+          <w:left w:val="none" w:color="auto" w:sz="0" w:space="0"/>
+          <w:bottom w:val="none" w:color="auto" w:sz="0" w:space="0"/>
+          <w:right w:val="none" w:color="auto" w:sz="0" w:space="0"/>
+          <w:between w:val="none" w:color="auto" w:sz="0" w:space="0"/>
         </w:pBdr>
         <w:spacing w:after="120"/>
         <w:ind w:left="720"/>
@@ -4028,16 +4384,35 @@
           <w:szCs w:val="24"/>
         </w:rPr>
       </w:pPr>
+      <w:r>
+        <w:rPr>
+          <w:color w:val="000000"/>
+          <w:sz w:val="24"/>
+          <w:szCs w:val="24"/>
+        </w:rPr>
+        <w:t>Figura 2 – Diagrama de Pacotes</w:t>
+      </w:r>
+    </w:p>
+    <w:p>
+      <w:pPr>
+        <w:pStyle w:val="3"/>
+        <w:jc w:val="center"/>
+      </w:pPr>
+    </w:p>
+    <w:p>
+      <w:pPr>
+        <w:jc w:val="center"/>
+      </w:pPr>
     </w:p>
     <w:p>
       <w:pPr>
         <w:keepLines/>
         <w:pBdr>
-          <w:top w:val="nil"/>
-          <w:left w:val="nil"/>
-          <w:bottom w:val="nil"/>
-          <w:right w:val="nil"/>
-          <w:between w:val="nil"/>
+          <w:top w:val="none" w:color="auto" w:sz="0" w:space="0"/>
+          <w:left w:val="none" w:color="auto" w:sz="0" w:space="0"/>
+          <w:bottom w:val="none" w:color="auto" w:sz="0" w:space="0"/>
+          <w:right w:val="none" w:color="auto" w:sz="0" w:space="0"/>
+          <w:between w:val="none" w:color="auto" w:sz="0" w:space="0"/>
         </w:pBdr>
         <w:spacing w:after="120"/>
         <w:ind w:left="720"/>
@@ -4051,117 +4426,7 @@
     </w:p>
     <w:p>
       <w:pPr>
-        <w:keepLines/>
-        <w:pBdr>
-          <w:top w:val="nil"/>
-          <w:left w:val="nil"/>
-          <w:bottom w:val="nil"/>
-          <w:right w:val="nil"/>
-          <w:between w:val="nil"/>
-        </w:pBdr>
-        <w:spacing w:after="120"/>
-        <w:ind w:left="720"/>
-        <w:jc w:val="center"/>
-        <w:rPr>
-          <w:color w:val="000000"/>
-          <w:sz w:val="24"/>
-          <w:szCs w:val="24"/>
-        </w:rPr>
-      </w:pPr>
-    </w:p>
-    <w:p>
-      <w:pPr>
-        <w:keepLines/>
-        <w:pBdr>
-          <w:top w:val="nil"/>
-          <w:left w:val="nil"/>
-          <w:bottom w:val="nil"/>
-          <w:right w:val="nil"/>
-          <w:between w:val="nil"/>
-        </w:pBdr>
-        <w:spacing w:after="120"/>
-        <w:ind w:left="720"/>
-        <w:jc w:val="center"/>
-        <w:rPr>
-          <w:color w:val="000000"/>
-          <w:sz w:val="24"/>
-          <w:szCs w:val="24"/>
-        </w:rPr>
-      </w:pPr>
-    </w:p>
-    <w:p>
-      <w:pPr>
-        <w:keepLines/>
-        <w:pBdr>
-          <w:top w:val="nil"/>
-          <w:left w:val="nil"/>
-          <w:bottom w:val="nil"/>
-          <w:right w:val="nil"/>
-          <w:between w:val="nil"/>
-        </w:pBdr>
-        <w:spacing w:after="120"/>
-        <w:ind w:left="720"/>
-        <w:jc w:val="center"/>
-        <w:rPr>
-          <w:color w:val="000000"/>
-          <w:sz w:val="24"/>
-          <w:szCs w:val="24"/>
-        </w:rPr>
-      </w:pPr>
-    </w:p>
-    <w:p>
-      <w:pPr>
-        <w:keepLines/>
-        <w:pBdr>
-          <w:top w:val="nil"/>
-          <w:left w:val="nil"/>
-          <w:bottom w:val="nil"/>
-          <w:right w:val="nil"/>
-          <w:between w:val="nil"/>
-        </w:pBdr>
-        <w:spacing w:after="120"/>
-        <w:ind w:left="720"/>
-        <w:jc w:val="center"/>
-        <w:rPr>
-          <w:color w:val="000000"/>
-          <w:sz w:val="24"/>
-          <w:szCs w:val="24"/>
-        </w:rPr>
-      </w:pPr>
-    </w:p>
-    <w:p>
-      <w:pPr>
-        <w:pStyle w:val="Ttulo2"/>
-      </w:pPr>
-    </w:p>
-    <w:p>
-      <w:pPr>
-        <w:jc w:val="center"/>
-      </w:pPr>
-    </w:p>
-    <w:p>
-      <w:pPr>
-        <w:keepLines/>
-        <w:pBdr>
-          <w:top w:val="nil"/>
-          <w:left w:val="nil"/>
-          <w:bottom w:val="nil"/>
-          <w:right w:val="nil"/>
-          <w:between w:val="nil"/>
-        </w:pBdr>
-        <w:spacing w:after="120"/>
-        <w:ind w:left="720"/>
-        <w:jc w:val="center"/>
-        <w:rPr>
-          <w:color w:val="000000"/>
-          <w:sz w:val="24"/>
-          <w:szCs w:val="24"/>
-        </w:rPr>
-      </w:pPr>
-    </w:p>
-    <w:p>
-      <w:pPr>
-        <w:pStyle w:val="Ttulo1"/>
+        <w:pStyle w:val="2"/>
         <w:numPr>
           <w:ilvl w:val="0"/>
           <w:numId w:val="1"/>
@@ -4173,32 +4438,94 @@
       <w:bookmarkEnd w:id="14"/>
       <w:r>
         <w:rPr>
-          <w:rFonts w:ascii="Times New Roman" w:eastAsia="Times New Roman" w:hAnsi="Times New Roman" w:cs="Times New Roman"/>
+          <w:rFonts w:ascii="Times New Roman" w:hAnsi="Times New Roman" w:eastAsia="Times New Roman" w:cs="Times New Roman"/>
         </w:rPr>
         <w:t>Visão de Implantação</w:t>
       </w:r>
     </w:p>
     <w:p>
       <w:pPr>
-        <w:jc w:val="center"/>
-      </w:pPr>
-    </w:p>
-    <w:p/>
+        <w:rPr>
+          <w:rFonts w:ascii="Times New Roman" w:hAnsi="Times New Roman" w:eastAsia="Times New Roman" w:cs="Times New Roman"/>
+        </w:rPr>
+      </w:pPr>
+    </w:p>
+    <w:p>
+      <w:pPr>
+        <w:rPr>
+          <w:rFonts w:ascii="Times New Roman" w:hAnsi="Times New Roman" w:eastAsia="Times New Roman" w:cs="Times New Roman"/>
+        </w:rPr>
+      </w:pPr>
+    </w:p>
+    <w:p>
+      <w:pPr>
+        <w:rPr>
+          <w:rFonts w:ascii="Times New Roman" w:hAnsi="Times New Roman" w:eastAsia="Times New Roman" w:cs="Times New Roman"/>
+        </w:rPr>
+      </w:pPr>
+    </w:p>
+    <w:p>
+      <w:r>
+        <w:drawing>
+          <wp:inline distT="0" distB="0" distL="114300" distR="114300">
+            <wp:extent cx="5997575" cy="5869305"/>
+            <wp:effectExtent l="0" t="0" r="3175" b="17145"/>
+            <wp:docPr id="4" name="Imagem 2"/>
+            <wp:cNvGraphicFramePr>
+              <a:graphicFrameLocks xmlns:a="http://schemas.openxmlformats.org/drawingml/2006/main" noChangeAspect="1"/>
+            </wp:cNvGraphicFramePr>
+            <a:graphic xmlns:a="http://schemas.openxmlformats.org/drawingml/2006/main">
+              <a:graphicData uri="http://schemas.openxmlformats.org/drawingml/2006/picture">
+                <pic:pic xmlns:pic="http://schemas.openxmlformats.org/drawingml/2006/picture">
+                  <pic:nvPicPr>
+                    <pic:cNvPr id="4" name="Imagem 2"/>
+                    <pic:cNvPicPr>
+                      <a:picLocks noChangeAspect="1"/>
+                    </pic:cNvPicPr>
+                  </pic:nvPicPr>
+                  <pic:blipFill>
+                    <a:blip r:embed="rId10"/>
+                    <a:stretch>
+                      <a:fillRect/>
+                    </a:stretch>
+                  </pic:blipFill>
+                  <pic:spPr>
+                    <a:xfrm>
+                      <a:off x="0" y="0"/>
+                      <a:ext cx="5997575" cy="5869305"/>
+                    </a:xfrm>
+                    <a:prstGeom prst="rect">
+                      <a:avLst/>
+                    </a:prstGeom>
+                    <a:noFill/>
+                    <a:ln>
+                      <a:noFill/>
+                    </a:ln>
+                  </pic:spPr>
+                </pic:pic>
+              </a:graphicData>
+            </a:graphic>
+          </wp:inline>
+        </w:drawing>
+      </w:r>
+    </w:p>
     <w:p>
       <w:pPr>
         <w:keepLines/>
         <w:pBdr>
-          <w:top w:val="nil"/>
-          <w:left w:val="nil"/>
-          <w:bottom w:val="nil"/>
-          <w:right w:val="nil"/>
-          <w:between w:val="nil"/>
+          <w:top w:val="none" w:color="auto" w:sz="0" w:space="0"/>
+          <w:left w:val="none" w:color="auto" w:sz="0" w:space="0"/>
+          <w:bottom w:val="none" w:color="auto" w:sz="0" w:space="0"/>
+          <w:right w:val="none" w:color="auto" w:sz="0" w:space="0"/>
+          <w:between w:val="none" w:color="auto" w:sz="0" w:space="0"/>
         </w:pBdr>
         <w:spacing w:after="120"/>
         <w:ind w:left="720"/>
         <w:jc w:val="center"/>
         <w:rPr>
           <w:color w:val="000000"/>
+          <w:sz w:val="24"/>
+          <w:szCs w:val="24"/>
         </w:rPr>
       </w:pPr>
       <w:r>
@@ -4210,19 +4537,29 @@
         <w:t>Figura 3 – Diagrama de Implantação</w:t>
       </w:r>
     </w:p>
-    <w:p/>
-    <w:p/>
-    <w:p/>
-    <w:p/>
-    <w:p/>
-    <w:p/>
-    <w:p/>
-    <w:p/>
-    <w:p/>
-    <w:p/>
-    <w:p>
-      <w:pPr>
-        <w:pStyle w:val="Ttulo1"/>
+    <w:p>
+      <w:pPr>
+        <w:keepLines/>
+        <w:pBdr>
+          <w:top w:val="none" w:color="auto" w:sz="0" w:space="0"/>
+          <w:left w:val="none" w:color="auto" w:sz="0" w:space="0"/>
+          <w:bottom w:val="none" w:color="auto" w:sz="0" w:space="0"/>
+          <w:right w:val="none" w:color="auto" w:sz="0" w:space="0"/>
+          <w:between w:val="none" w:color="auto" w:sz="0" w:space="0"/>
+        </w:pBdr>
+        <w:spacing w:after="120"/>
+        <w:ind w:left="720"/>
+        <w:jc w:val="center"/>
+        <w:rPr>
+          <w:color w:val="000000"/>
+          <w:sz w:val="24"/>
+          <w:szCs w:val="24"/>
+        </w:rPr>
+      </w:pPr>
+    </w:p>
+    <w:p>
+      <w:pPr>
+        <w:pStyle w:val="2"/>
         <w:numPr>
           <w:ilvl w:val="0"/>
           <w:numId w:val="1"/>
@@ -4234,21 +4571,20 @@
       <w:bookmarkEnd w:id="15"/>
       <w:r>
         <w:rPr>
-          <w:rFonts w:ascii="Times New Roman" w:eastAsia="Times New Roman" w:hAnsi="Times New Roman" w:cs="Times New Roman"/>
+          <w:rFonts w:ascii="Times New Roman" w:hAnsi="Times New Roman" w:eastAsia="Times New Roman" w:cs="Times New Roman"/>
         </w:rPr>
         <w:t>Visão de Implementação</w:t>
       </w:r>
     </w:p>
-    <w:p/>
     <w:p>
       <w:pPr>
         <w:keepLines/>
         <w:pBdr>
-          <w:top w:val="nil"/>
-          <w:left w:val="nil"/>
-          <w:bottom w:val="nil"/>
-          <w:right w:val="nil"/>
-          <w:between w:val="nil"/>
+          <w:top w:val="none" w:color="auto" w:sz="0" w:space="0"/>
+          <w:left w:val="none" w:color="auto" w:sz="0" w:space="0"/>
+          <w:bottom w:val="none" w:color="auto" w:sz="0" w:space="0"/>
+          <w:right w:val="none" w:color="auto" w:sz="0" w:space="0"/>
+          <w:between w:val="none" w:color="auto" w:sz="0" w:space="0"/>
         </w:pBdr>
         <w:spacing w:after="120"/>
         <w:ind w:left="720"/>
@@ -4259,16 +4595,59 @@
           <w:szCs w:val="24"/>
         </w:rPr>
       </w:pPr>
+      <w:r>
+        <w:drawing>
+          <wp:inline distT="0" distB="0" distL="114300" distR="114300">
+            <wp:extent cx="5546090" cy="3397250"/>
+            <wp:effectExtent l="0" t="0" r="16510" b="12700"/>
+            <wp:docPr id="5" name="Imagem 3"/>
+            <wp:cNvGraphicFramePr>
+              <a:graphicFrameLocks xmlns:a="http://schemas.openxmlformats.org/drawingml/2006/main" noChangeAspect="1"/>
+            </wp:cNvGraphicFramePr>
+            <a:graphic xmlns:a="http://schemas.openxmlformats.org/drawingml/2006/main">
+              <a:graphicData uri="http://schemas.openxmlformats.org/drawingml/2006/picture">
+                <pic:pic xmlns:pic="http://schemas.openxmlformats.org/drawingml/2006/picture">
+                  <pic:nvPicPr>
+                    <pic:cNvPr id="5" name="Imagem 3"/>
+                    <pic:cNvPicPr>
+                      <a:picLocks noChangeAspect="1"/>
+                    </pic:cNvPicPr>
+                  </pic:nvPicPr>
+                  <pic:blipFill>
+                    <a:blip r:embed="rId11"/>
+                    <a:stretch>
+                      <a:fillRect/>
+                    </a:stretch>
+                  </pic:blipFill>
+                  <pic:spPr>
+                    <a:xfrm>
+                      <a:off x="0" y="0"/>
+                      <a:ext cx="5546090" cy="3397250"/>
+                    </a:xfrm>
+                    <a:prstGeom prst="rect">
+                      <a:avLst/>
+                    </a:prstGeom>
+                    <a:noFill/>
+                    <a:ln>
+                      <a:noFill/>
+                    </a:ln>
+                  </pic:spPr>
+                </pic:pic>
+              </a:graphicData>
+            </a:graphic>
+          </wp:inline>
+        </w:drawing>
+      </w:r>
     </w:p>
     <w:p>
       <w:pPr>
         <w:keepLines/>
         <w:pBdr>
-          <w:top w:val="nil"/>
-          <w:left w:val="nil"/>
-          <w:bottom w:val="nil"/>
-          <w:right w:val="nil"/>
-          <w:between w:val="nil"/>
+          <w:top w:val="none" w:color="auto" w:sz="0" w:space="0"/>
+          <w:left w:val="none" w:color="auto" w:sz="0" w:space="0"/>
+          <w:bottom w:val="none" w:color="auto" w:sz="0" w:space="0"/>
+          <w:right w:val="none" w:color="auto" w:sz="0" w:space="0"/>
+          <w:between w:val="none" w:color="auto" w:sz="0" w:space="0"/>
         </w:pBdr>
         <w:spacing w:after="120"/>
         <w:ind w:left="720"/>
@@ -4279,16 +4658,24 @@
           <w:szCs w:val="24"/>
         </w:rPr>
       </w:pPr>
+      <w:r>
+        <w:rPr>
+          <w:color w:val="000000"/>
+          <w:sz w:val="24"/>
+          <w:szCs w:val="24"/>
+        </w:rPr>
+        <w:t>Figura 4 – Diagrama de Componentes</w:t>
+      </w:r>
     </w:p>
     <w:p>
       <w:pPr>
         <w:keepLines/>
         <w:pBdr>
-          <w:top w:val="nil"/>
-          <w:left w:val="nil"/>
-          <w:bottom w:val="nil"/>
-          <w:right w:val="nil"/>
-          <w:between w:val="nil"/>
+          <w:top w:val="none" w:color="auto" w:sz="0" w:space="0"/>
+          <w:left w:val="none" w:color="auto" w:sz="0" w:space="0"/>
+          <w:bottom w:val="none" w:color="auto" w:sz="0" w:space="0"/>
+          <w:right w:val="none" w:color="auto" w:sz="0" w:space="0"/>
+          <w:between w:val="none" w:color="auto" w:sz="0" w:space="0"/>
         </w:pBdr>
         <w:spacing w:after="120"/>
         <w:ind w:left="720"/>
@@ -4299,62 +4686,77 @@
           <w:szCs w:val="24"/>
         </w:rPr>
       </w:pPr>
-      <w:r>
-        <w:rPr>
-          <w:color w:val="000000"/>
-          <w:sz w:val="24"/>
-          <w:szCs w:val="24"/>
-        </w:rPr>
-        <w:t>Figura 4 – Diagrama de Diagrama de Componentes</w:t>
+    </w:p>
+    <w:p>
+      <w:pPr>
+        <w:jc w:val="center"/>
+      </w:pPr>
+      <w:bookmarkStart w:id="16" w:name="_cmpcc63098lg" w:colFirst="0" w:colLast="0"/>
+      <w:bookmarkEnd w:id="16"/>
+    </w:p>
+    <w:p>
+      <w:pPr>
+        <w:jc w:val="center"/>
+      </w:pPr>
+      <w:r>
+        <w:drawing>
+          <wp:inline distT="0" distB="0" distL="114300" distR="114300">
+            <wp:extent cx="4980940" cy="2258695"/>
+            <wp:effectExtent l="0" t="0" r="10160" b="8255"/>
+            <wp:docPr id="6" name="Imagem 4"/>
+            <wp:cNvGraphicFramePr>
+              <a:graphicFrameLocks xmlns:a="http://schemas.openxmlformats.org/drawingml/2006/main" noChangeAspect="1"/>
+            </wp:cNvGraphicFramePr>
+            <a:graphic xmlns:a="http://schemas.openxmlformats.org/drawingml/2006/main">
+              <a:graphicData uri="http://schemas.openxmlformats.org/drawingml/2006/picture">
+                <pic:pic xmlns:pic="http://schemas.openxmlformats.org/drawingml/2006/picture">
+                  <pic:nvPicPr>
+                    <pic:cNvPr id="6" name="Imagem 4"/>
+                    <pic:cNvPicPr>
+                      <a:picLocks noChangeAspect="1"/>
+                    </pic:cNvPicPr>
+                  </pic:nvPicPr>
+                  <pic:blipFill>
+                    <a:blip r:embed="rId12"/>
+                    <a:stretch>
+                      <a:fillRect/>
+                    </a:stretch>
+                  </pic:blipFill>
+                  <pic:spPr>
+                    <a:xfrm>
+                      <a:off x="0" y="0"/>
+                      <a:ext cx="4980940" cy="2258695"/>
+                    </a:xfrm>
+                    <a:prstGeom prst="rect">
+                      <a:avLst/>
+                    </a:prstGeom>
+                    <a:noFill/>
+                    <a:ln>
+                      <a:noFill/>
+                    </a:ln>
+                  </pic:spPr>
+                </pic:pic>
+              </a:graphicData>
+            </a:graphic>
+          </wp:inline>
+        </w:drawing>
       </w:r>
     </w:p>
     <w:p>
       <w:pPr>
         <w:keepLines/>
         <w:pBdr>
-          <w:top w:val="nil"/>
-          <w:left w:val="nil"/>
-          <w:bottom w:val="nil"/>
-          <w:right w:val="nil"/>
-          <w:between w:val="nil"/>
+          <w:top w:val="none" w:color="auto" w:sz="0" w:space="0"/>
+          <w:left w:val="none" w:color="auto" w:sz="0" w:space="0"/>
+          <w:bottom w:val="none" w:color="auto" w:sz="0" w:space="0"/>
+          <w:right w:val="none" w:color="auto" w:sz="0" w:space="0"/>
+          <w:between w:val="none" w:color="auto" w:sz="0" w:space="0"/>
         </w:pBdr>
         <w:spacing w:after="120"/>
         <w:ind w:left="720"/>
         <w:jc w:val="center"/>
         <w:rPr>
           <w:color w:val="000000"/>
-          <w:sz w:val="24"/>
-          <w:szCs w:val="24"/>
-        </w:rPr>
-      </w:pPr>
-    </w:p>
-    <w:p>
-      <w:pPr>
-        <w:jc w:val="center"/>
-      </w:pPr>
-      <w:bookmarkStart w:id="16" w:name="_cmpcc63098lg" w:colFirst="0" w:colLast="0"/>
-      <w:bookmarkEnd w:id="16"/>
-    </w:p>
-    <w:p>
-      <w:pPr>
-        <w:jc w:val="center"/>
-      </w:pPr>
-    </w:p>
-    <w:p>
-      <w:pPr>
-        <w:keepLines/>
-        <w:pBdr>
-          <w:top w:val="nil"/>
-          <w:left w:val="nil"/>
-          <w:bottom w:val="nil"/>
-          <w:right w:val="nil"/>
-          <w:between w:val="nil"/>
-        </w:pBdr>
-        <w:spacing w:after="120"/>
-        <w:ind w:left="720"/>
-        <w:jc w:val="center"/>
-        <w:rPr>
-          <w:color w:val="000000"/>
         </w:rPr>
       </w:pPr>
       <w:r>
@@ -4369,7 +4771,7 @@
     <w:p/>
     <w:p>
       <w:pPr>
-        <w:pStyle w:val="Ttulo1"/>
+        <w:pStyle w:val="2"/>
         <w:numPr>
           <w:ilvl w:val="0"/>
           <w:numId w:val="1"/>
@@ -4381,9 +4783,8 @@
       <w:bookmarkEnd w:id="17"/>
       <w:r>
         <w:rPr>
-          <w:rFonts w:ascii="Times New Roman" w:eastAsia="Times New Roman" w:hAnsi="Times New Roman" w:cs="Times New Roman"/>
-        </w:rPr>
-        <w:lastRenderedPageBreak/>
+          <w:rFonts w:ascii="Times New Roman" w:hAnsi="Times New Roman" w:eastAsia="Times New Roman" w:cs="Times New Roman"/>
+        </w:rPr>
         <w:t xml:space="preserve">Visão de Dados </w:t>
       </w:r>
     </w:p>
@@ -4391,11 +4792,11 @@
       <w:pPr>
         <w:keepLines/>
         <w:pBdr>
-          <w:top w:val="nil"/>
-          <w:left w:val="nil"/>
-          <w:bottom w:val="nil"/>
-          <w:right w:val="nil"/>
-          <w:between w:val="nil"/>
+          <w:top w:val="none" w:color="auto" w:sz="0" w:space="0"/>
+          <w:left w:val="none" w:color="auto" w:sz="0" w:space="0"/>
+          <w:bottom w:val="none" w:color="auto" w:sz="0" w:space="0"/>
+          <w:right w:val="none" w:color="auto" w:sz="0" w:space="0"/>
+          <w:between w:val="none" w:color="auto" w:sz="0" w:space="0"/>
         </w:pBdr>
         <w:spacing w:after="120"/>
         <w:jc w:val="center"/>
@@ -4407,12 +4808,11 @@
       </w:pPr>
       <w:r>
         <w:rPr>
-          <w:noProof/>
           <w:sz w:val="24"/>
           <w:szCs w:val="24"/>
         </w:rPr>
         <w:drawing>
-          <wp:inline distT="114300" distB="114300" distL="114300" distR="114300" wp14:anchorId="085B99B6" wp14:editId="085B99B7">
+          <wp:inline distT="114300" distB="114300" distL="114300" distR="114300">
             <wp:extent cx="5943600" cy="5270500"/>
             <wp:effectExtent l="0" t="0" r="0" b="0"/>
             <wp:docPr id="3" name="image3.png"/>
@@ -4421,11 +4821,11 @@
               <a:graphicData uri="http://schemas.openxmlformats.org/drawingml/2006/picture">
                 <pic:pic xmlns:pic="http://schemas.openxmlformats.org/drawingml/2006/picture">
                   <pic:nvPicPr>
-                    <pic:cNvPr id="0" name="image3.png"/>
+                    <pic:cNvPr id="3" name="image3.png"/>
                     <pic:cNvPicPr preferRelativeResize="0"/>
                   </pic:nvPicPr>
                   <pic:blipFill>
-                    <a:blip r:embed="rId10"/>
+                    <a:blip r:embed="rId13"/>
                     <a:srcRect/>
                     <a:stretch>
                       <a:fillRect/>
@@ -4439,7 +4839,6 @@
                     <a:prstGeom prst="rect">
                       <a:avLst/>
                     </a:prstGeom>
-                    <a:ln/>
                   </pic:spPr>
                 </pic:pic>
               </a:graphicData>
@@ -4447,6 +4846,8 @@
           </wp:inline>
         </w:drawing>
       </w:r>
+      <w:bookmarkStart w:id="20" w:name="_GoBack"/>
+      <w:bookmarkEnd w:id="20"/>
       <w:r>
         <w:rPr>
           <w:color w:val="000000"/>
@@ -4460,11 +4861,11 @@
       <w:pPr>
         <w:keepLines/>
         <w:pBdr>
-          <w:top w:val="nil"/>
-          <w:left w:val="nil"/>
-          <w:bottom w:val="nil"/>
-          <w:right w:val="nil"/>
-          <w:between w:val="nil"/>
+          <w:top w:val="none" w:color="auto" w:sz="0" w:space="0"/>
+          <w:left w:val="none" w:color="auto" w:sz="0" w:space="0"/>
+          <w:bottom w:val="none" w:color="auto" w:sz="0" w:space="0"/>
+          <w:right w:val="none" w:color="auto" w:sz="0" w:space="0"/>
+          <w:between w:val="none" w:color="auto" w:sz="0" w:space="0"/>
         </w:pBdr>
         <w:spacing w:after="120"/>
         <w:jc w:val="center"/>
@@ -4475,7 +4876,7 @@
     </w:p>
     <w:p>
       <w:pPr>
-        <w:pStyle w:val="Ttulo1"/>
+        <w:pStyle w:val="2"/>
         <w:numPr>
           <w:ilvl w:val="0"/>
           <w:numId w:val="1"/>
@@ -4483,14 +4884,14 @@
         <w:ind w:left="360" w:hanging="360"/>
         <w:jc w:val="both"/>
         <w:rPr>
-          <w:rFonts w:ascii="Times New Roman" w:eastAsia="Times New Roman" w:hAnsi="Times New Roman" w:cs="Times New Roman"/>
+          <w:rFonts w:ascii="Times New Roman" w:hAnsi="Times New Roman" w:eastAsia="Times New Roman" w:cs="Times New Roman"/>
         </w:rPr>
       </w:pPr>
       <w:bookmarkStart w:id="18" w:name="_q5ov3kye1q3m" w:colFirst="0" w:colLast="0"/>
       <w:bookmarkEnd w:id="18"/>
       <w:r>
         <w:rPr>
-          <w:rFonts w:ascii="Times New Roman" w:eastAsia="Times New Roman" w:hAnsi="Times New Roman" w:cs="Times New Roman"/>
+          <w:rFonts w:ascii="Times New Roman" w:hAnsi="Times New Roman" w:eastAsia="Times New Roman" w:cs="Times New Roman"/>
         </w:rPr>
         <w:t>Tamanho e Performance</w:t>
       </w:r>
@@ -4498,11 +4899,11 @@
     <w:p>
       <w:pPr>
         <w:pBdr>
-          <w:top w:val="nil"/>
-          <w:left w:val="nil"/>
-          <w:bottom w:val="nil"/>
-          <w:right w:val="nil"/>
-          <w:between w:val="nil"/>
+          <w:top w:val="none" w:color="auto" w:sz="0" w:space="0"/>
+          <w:left w:val="none" w:color="auto" w:sz="0" w:space="0"/>
+          <w:bottom w:val="none" w:color="auto" w:sz="0" w:space="0"/>
+          <w:right w:val="none" w:color="auto" w:sz="0" w:space="0"/>
+          <w:between w:val="none" w:color="auto" w:sz="0" w:space="0"/>
         </w:pBdr>
         <w:spacing w:after="120"/>
         <w:ind w:left="720"/>
@@ -4524,7 +4925,7 @@
     </w:p>
     <w:p>
       <w:pPr>
-        <w:pStyle w:val="Ttulo1"/>
+        <w:pStyle w:val="2"/>
         <w:numPr>
           <w:ilvl w:val="0"/>
           <w:numId w:val="1"/>
@@ -4532,14 +4933,14 @@
         <w:ind w:left="360" w:hanging="360"/>
         <w:jc w:val="both"/>
         <w:rPr>
-          <w:rFonts w:ascii="Times New Roman" w:eastAsia="Times New Roman" w:hAnsi="Times New Roman" w:cs="Times New Roman"/>
+          <w:rFonts w:ascii="Times New Roman" w:hAnsi="Times New Roman" w:eastAsia="Times New Roman" w:cs="Times New Roman"/>
         </w:rPr>
       </w:pPr>
       <w:bookmarkStart w:id="19" w:name="_7sjzd8x9jub" w:colFirst="0" w:colLast="0"/>
       <w:bookmarkEnd w:id="19"/>
       <w:r>
         <w:rPr>
-          <w:rFonts w:ascii="Times New Roman" w:eastAsia="Times New Roman" w:hAnsi="Times New Roman" w:cs="Times New Roman"/>
+          <w:rFonts w:ascii="Times New Roman" w:hAnsi="Times New Roman" w:eastAsia="Times New Roman" w:cs="Times New Roman"/>
         </w:rPr>
         <w:t>Qualidade</w:t>
       </w:r>
@@ -4547,11 +4948,11 @@
     <w:p>
       <w:pPr>
         <w:pBdr>
-          <w:top w:val="nil"/>
-          <w:left w:val="nil"/>
-          <w:bottom w:val="nil"/>
-          <w:right w:val="nil"/>
-          <w:between w:val="nil"/>
+          <w:top w:val="none" w:color="auto" w:sz="0" w:space="0"/>
+          <w:left w:val="none" w:color="auto" w:sz="0" w:space="0"/>
+          <w:bottom w:val="none" w:color="auto" w:sz="0" w:space="0"/>
+          <w:right w:val="none" w:color="auto" w:sz="0" w:space="0"/>
+          <w:between w:val="none" w:color="auto" w:sz="0" w:space="0"/>
         </w:pBdr>
         <w:spacing w:after="120"/>
         <w:ind w:left="720"/>
@@ -4570,57 +4971,43 @@
       </w:r>
     </w:p>
     <w:sectPr>
-      <w:headerReference w:type="default" r:id="rId11"/>
-      <w:footerReference w:type="default" r:id="rId12"/>
-      <w:headerReference w:type="first" r:id="rId13"/>
+      <w:headerReference r:id="rId5" w:type="first"/>
+      <w:headerReference r:id="rId4" w:type="default"/>
+      <w:footerReference r:id="rId6" w:type="default"/>
       <w:pgSz w:w="12240" w:h="15840"/>
       <w:pgMar w:top="1417" w:right="1440" w:bottom="1417" w:left="1440" w:header="720" w:footer="720" w:gutter="0"/>
-      <w:cols w:space="720"/>
+      <w:cols w:space="720" w:num="1"/>
     </w:sectPr>
   </w:body>
 </w:document>
 </file>
 
-<file path=word/endnotes.xml><?xml version="1.0" encoding="utf-8"?>
-<w:endnotes xmlns:wpc="http://schemas.microsoft.com/office/word/2010/wordprocessingCanvas" xmlns:cx="http://schemas.microsoft.com/office/drawing/2014/chartex" xmlns:cx1="http://schemas.microsoft.com/office/drawing/2015/9/8/chartex" xmlns:cx2="http://schemas.microsoft.com/office/drawing/2015/10/21/chartex" xmlns:cx3="http://schemas.microsoft.com/office/drawing/2016/5/9/chartex" xmlns:cx4="http://schemas.microsoft.com/office/drawing/2016/5/10/chartex" xmlns:cx5="http://schemas.microsoft.com/office/drawing/2016/5/11/chartex" xmlns:cx6="http://schemas.microsoft.com/office/drawing/2016/5/12/chartex" xmlns:cx7="http://schemas.microsoft.com/office/drawing/2016/5/13/chartex" xmlns:cx8="http://schemas.microsoft.com/office/drawing/2016/5/14/chartex" xmlns:mc="http://schemas.openxmlformats.org/markup-compatibility/2006" xmlns:aink="http://schemas.microsoft.com/office/drawing/2016/ink" xmlns:am3d="http://schemas.microsoft.com/office/drawing/2017/model3d" xmlns:o="urn:schemas-microsoft-com:office:office" xmlns:oel="http://schemas.microsoft.com/office/2019/extlst" xmlns:r="http://schemas.openxmlformats.org/officeDocument/2006/relationships" xmlns:m="http://schemas.openxmlformats.org/officeDocument/2006/math" xmlns:v="urn:schemas-microsoft-com:vml" xmlns:wp14="http://schemas.microsoft.com/office/word/2010/wordprocessingDrawing" xmlns:wp="http://schemas.openxmlformats.org/drawingml/2006/wordprocessingDrawing" xmlns:w10="urn:schemas-microsoft-com:office:word" xmlns:w="http://schemas.openxmlformats.org/wordprocessingml/2006/main" xmlns:w14="http://schemas.microsoft.com/office/word/2010/wordml" xmlns:w15="http://schemas.microsoft.com/office/word/2012/wordml" xmlns:w16cex="http://schemas.microsoft.com/office/word/2018/wordml/cex" xmlns:w16cid="http://schemas.microsoft.com/office/word/2016/wordml/cid" xmlns:w16="http://schemas.microsoft.com/office/word/2018/wordml" xmlns:w16du="http://schemas.microsoft.com/office/word/2023/wordml/word16du" xmlns:w16sdtdh="http://schemas.microsoft.com/office/word/2020/wordml/sdtdatahash" xmlns:w16sdtfl="http://schemas.microsoft.com/office/word/2024/wordml/sdtformatlock" xmlns:w16se="http://schemas.microsoft.com/office/word/2015/wordml/symex" xmlns:wpg="http://schemas.microsoft.com/office/word/2010/wordprocessingGroup" xmlns:wpi="http://schemas.microsoft.com/office/word/2010/wordprocessingInk" xmlns:wne="http://schemas.microsoft.com/office/word/2006/wordml" xmlns:wps="http://schemas.microsoft.com/office/word/2010/wordprocessingShape" mc:Ignorable="w14 w15 w16se w16cid w16 w16cex w16sdtdh w16sdtfl w16du wp14">
-  <w:endnote w:type="separator" w:id="-1">
-    <w:p>
-      <w:r>
-        <w:separator/>
-      </w:r>
-    </w:p>
-  </w:endnote>
-  <w:endnote w:type="continuationSeparator" w:id="0">
-    <w:p>
-      <w:r>
-        <w:continuationSeparator/>
-      </w:r>
-    </w:p>
-  </w:endnote>
-</w:endnotes>
-</file>
-
 <file path=word/footer1.xml><?xml version="1.0" encoding="utf-8"?>
-<w:ftr xmlns:wpc="http://schemas.microsoft.com/office/word/2010/wordprocessingCanvas" xmlns:cx="http://schemas.microsoft.com/office/drawing/2014/chartex" xmlns:cx1="http://schemas.microsoft.com/office/drawing/2015/9/8/chartex" xmlns:cx2="http://schemas.microsoft.com/office/drawing/2015/10/21/chartex" xmlns:cx3="http://schemas.microsoft.com/office/drawing/2016/5/9/chartex" xmlns:cx4="http://schemas.microsoft.com/office/drawing/2016/5/10/chartex" xmlns:cx5="http://schemas.microsoft.com/office/drawing/2016/5/11/chartex" xmlns:cx6="http://schemas.microsoft.com/office/drawing/2016/5/12/chartex" xmlns:cx7="http://schemas.microsoft.com/office/drawing/2016/5/13/chartex" xmlns:cx8="http://schemas.microsoft.com/office/drawing/2016/5/14/chartex" xmlns:mc="http://schemas.openxmlformats.org/markup-compatibility/2006" xmlns:aink="http://schemas.microsoft.com/office/drawing/2016/ink" xmlns:am3d="http://schemas.microsoft.com/office/drawing/2017/model3d" xmlns:o="urn:schemas-microsoft-com:office:office" xmlns:oel="http://schemas.microsoft.com/office/2019/extlst" xmlns:r="http://schemas.openxmlformats.org/officeDocument/2006/relationships" xmlns:m="http://schemas.openxmlformats.org/officeDocument/2006/math" xmlns:v="urn:schemas-microsoft-com:vml" xmlns:wp14="http://schemas.microsoft.com/office/word/2010/wordprocessingDrawing" xmlns:wp="http://schemas.openxmlformats.org/drawingml/2006/wordprocessingDrawing" xmlns:w10="urn:schemas-microsoft-com:office:word" xmlns:w="http://schemas.openxmlformats.org/wordprocessingml/2006/main" xmlns:w14="http://schemas.microsoft.com/office/word/2010/wordml" xmlns:w15="http://schemas.microsoft.com/office/word/2012/wordml" xmlns:w16cex="http://schemas.microsoft.com/office/word/2018/wordml/cex" xmlns:w16cid="http://schemas.microsoft.com/office/word/2016/wordml/cid" xmlns:w16="http://schemas.microsoft.com/office/word/2018/wordml" xmlns:w16du="http://schemas.microsoft.com/office/word/2023/wordml/word16du" xmlns:w16sdtdh="http://schemas.microsoft.com/office/word/2020/wordml/sdtdatahash" xmlns:w16sdtfl="http://schemas.microsoft.com/office/word/2024/wordml/sdtformatlock" xmlns:w16se="http://schemas.microsoft.com/office/word/2015/wordml/symex" xmlns:wpg="http://schemas.microsoft.com/office/word/2010/wordprocessingGroup" xmlns:wpi="http://schemas.microsoft.com/office/word/2010/wordprocessingInk" xmlns:wne="http://schemas.microsoft.com/office/word/2006/wordml" xmlns:wps="http://schemas.microsoft.com/office/word/2010/wordprocessingShape" mc:Ignorable="w14 w15 w16se w16cid w16 w16cex w16sdtdh w16sdtfl w16du wp14">
+<w:ftr xmlns:wpc="http://schemas.microsoft.com/office/word/2010/wordprocessingCanvas" xmlns:mc="http://schemas.openxmlformats.org/markup-compatibility/2006" xmlns:o="urn:schemas-microsoft-com:office:office" xmlns:r="http://schemas.openxmlformats.org/officeDocument/2006/relationships" xmlns:m="http://schemas.openxmlformats.org/officeDocument/2006/math" xmlns:v="urn:schemas-microsoft-com:vml" xmlns:wp14="http://schemas.microsoft.com/office/word/2010/wordprocessingDrawing" xmlns:wp="http://schemas.openxmlformats.org/drawingml/2006/wordprocessingDrawing" xmlns:w10="urn:schemas-microsoft-com:office:word" xmlns:w="http://schemas.openxmlformats.org/wordprocessingml/2006/main" xmlns:w14="http://schemas.microsoft.com/office/word/2010/wordml" xmlns:w15="http://schemas.microsoft.com/office/word/2012/wordml" xmlns:wpg="http://schemas.microsoft.com/office/word/2010/wordprocessingGroup" xmlns:wpi="http://schemas.microsoft.com/office/word/2010/wordprocessingInk" xmlns:wne="http://schemas.microsoft.com/office/word/2006/wordml" xmlns:wps="http://schemas.microsoft.com/office/word/2010/wordprocessingShape" xmlns:wpsCustomData="http://www.wps.cn/officeDocument/2013/wpsCustomData" mc:Ignorable="w14 w15 wp14">
   <w:p>
     <w:pPr>
       <w:pBdr>
-        <w:top w:val="nil"/>
-        <w:left w:val="nil"/>
-        <w:bottom w:val="nil"/>
-        <w:right w:val="nil"/>
-        <w:between w:val="nil"/>
+        <w:top w:val="none" w:color="auto" w:sz="0" w:space="0"/>
+        <w:left w:val="none" w:color="auto" w:sz="0" w:space="0"/>
+        <w:bottom w:val="none" w:color="auto" w:sz="0" w:space="0"/>
+        <w:right w:val="none" w:color="auto" w:sz="0" w:space="0"/>
+        <w:between w:val="none" w:color="auto" w:sz="0" w:space="0"/>
       </w:pBdr>
       <w:spacing w:line="276" w:lineRule="auto"/>
     </w:pPr>
   </w:p>
   <w:tbl>
     <w:tblPr>
-      <w:tblStyle w:val="a0"/>
+      <w:tblStyle w:val="16"/>
       <w:tblW w:w="9486" w:type="dxa"/>
       <w:tblInd w:w="0" w:type="dxa"/>
       <w:tblLayout w:type="fixed"/>
-      <w:tblLook w:val="0400" w:firstRow="0" w:lastRow="0" w:firstColumn="0" w:lastColumn="0" w:noHBand="0" w:noVBand="1"/>
+      <w:tblCellMar>
+        <w:top w:w="0" w:type="dxa"/>
+        <w:left w:w="115" w:type="dxa"/>
+        <w:bottom w:w="0" w:type="dxa"/>
+        <w:right w:w="115" w:type="dxa"/>
+      </w:tblCellMar>
     </w:tblPr>
     <w:tblGrid>
       <w:gridCol w:w="3162"/>
@@ -4628,6 +5015,14 @@
       <w:gridCol w:w="3162"/>
     </w:tblGrid>
     <w:tr>
+      <w:tblPrEx>
+        <w:tblCellMar>
+          <w:top w:w="0" w:type="dxa"/>
+          <w:left w:w="115" w:type="dxa"/>
+          <w:bottom w:w="0" w:type="dxa"/>
+          <w:right w:w="115" w:type="dxa"/>
+        </w:tblCellMar>
+      </w:tblPrEx>
       <w:tc>
         <w:tcPr>
           <w:tcW w:w="3162" w:type="dxa"/>
@@ -4666,44 +5061,30 @@
             <w:fldChar w:fldCharType="begin"/>
           </w:r>
           <w:r>
-            <w:instrText>PAGE</w:instrText>
+            <w:instrText xml:space="preserve">PAGE</w:instrText>
           </w:r>
           <w:r>
             <w:fldChar w:fldCharType="separate"/>
           </w:r>
           <w:r>
-            <w:rPr>
-              <w:noProof/>
-            </w:rPr>
             <w:t>2</w:t>
           </w:r>
           <w:r>
             <w:fldChar w:fldCharType="end"/>
           </w:r>
           <w:r>
-            <w:t xml:space="preserve"> </w:t>
-          </w:r>
-          <w:proofErr w:type="spellStart"/>
-          <w:r>
-            <w:t>of</w:t>
-          </w:r>
-          <w:proofErr w:type="spellEnd"/>
-          <w:r>
-            <w:t xml:space="preserve"> </w:t>
+            <w:t xml:space="preserve"> of </w:t>
           </w:r>
           <w:r>
             <w:fldChar w:fldCharType="begin"/>
           </w:r>
           <w:r>
-            <w:instrText>NUMPAGES</w:instrText>
+            <w:instrText xml:space="preserve">NUMPAGES</w:instrText>
           </w:r>
           <w:r>
             <w:fldChar w:fldCharType="separate"/>
           </w:r>
           <w:r>
-            <w:rPr>
-              <w:noProof/>
-            </w:rPr>
             <w:t>3</w:t>
           </w:r>
           <w:r>
@@ -4716,11 +5097,11 @@
   <w:p>
     <w:pPr>
       <w:pBdr>
-        <w:top w:val="nil"/>
-        <w:left w:val="nil"/>
-        <w:bottom w:val="nil"/>
-        <w:right w:val="nil"/>
-        <w:between w:val="nil"/>
+        <w:top w:val="none" w:color="auto" w:sz="0" w:space="0"/>
+        <w:left w:val="none" w:color="auto" w:sz="0" w:space="0"/>
+        <w:bottom w:val="none" w:color="auto" w:sz="0" w:space="0"/>
+        <w:right w:val="none" w:color="auto" w:sz="0" w:space="0"/>
+        <w:between w:val="none" w:color="auto" w:sz="0" w:space="0"/>
       </w:pBdr>
       <w:tabs>
         <w:tab w:val="center" w:pos="4320"/>
@@ -4734,27 +5115,8 @@
 </w:ftr>
 </file>
 
-<file path=word/footnotes.xml><?xml version="1.0" encoding="utf-8"?>
-<w:footnotes xmlns:wpc="http://schemas.microsoft.com/office/word/2010/wordprocessingCanvas" xmlns:cx="http://schemas.microsoft.com/office/drawing/2014/chartex" xmlns:cx1="http://schemas.microsoft.com/office/drawing/2015/9/8/chartex" xmlns:cx2="http://schemas.microsoft.com/office/drawing/2015/10/21/chartex" xmlns:cx3="http://schemas.microsoft.com/office/drawing/2016/5/9/chartex" xmlns:cx4="http://schemas.microsoft.com/office/drawing/2016/5/10/chartex" xmlns:cx5="http://schemas.microsoft.com/office/drawing/2016/5/11/chartex" xmlns:cx6="http://schemas.microsoft.com/office/drawing/2016/5/12/chartex" xmlns:cx7="http://schemas.microsoft.com/office/drawing/2016/5/13/chartex" xmlns:cx8="http://schemas.microsoft.com/office/drawing/2016/5/14/chartex" xmlns:mc="http://schemas.openxmlformats.org/markup-compatibility/2006" xmlns:aink="http://schemas.microsoft.com/office/drawing/2016/ink" xmlns:am3d="http://schemas.microsoft.com/office/drawing/2017/model3d" xmlns:o="urn:schemas-microsoft-com:office:office" xmlns:oel="http://schemas.microsoft.com/office/2019/extlst" xmlns:r="http://schemas.openxmlformats.org/officeDocument/2006/relationships" xmlns:m="http://schemas.openxmlformats.org/officeDocument/2006/math" xmlns:v="urn:schemas-microsoft-com:vml" xmlns:wp14="http://schemas.microsoft.com/office/word/2010/wordprocessingDrawing" xmlns:wp="http://schemas.openxmlformats.org/drawingml/2006/wordprocessingDrawing" xmlns:w10="urn:schemas-microsoft-com:office:word" xmlns:w="http://schemas.openxmlformats.org/wordprocessingml/2006/main" xmlns:w14="http://schemas.microsoft.com/office/word/2010/wordml" xmlns:w15="http://schemas.microsoft.com/office/word/2012/wordml" xmlns:w16cex="http://schemas.microsoft.com/office/word/2018/wordml/cex" xmlns:w16cid="http://schemas.microsoft.com/office/word/2016/wordml/cid" xmlns:w16="http://schemas.microsoft.com/office/word/2018/wordml" xmlns:w16du="http://schemas.microsoft.com/office/word/2023/wordml/word16du" xmlns:w16sdtdh="http://schemas.microsoft.com/office/word/2020/wordml/sdtdatahash" xmlns:w16sdtfl="http://schemas.microsoft.com/office/word/2024/wordml/sdtformatlock" xmlns:w16se="http://schemas.microsoft.com/office/word/2015/wordml/symex" xmlns:wpg="http://schemas.microsoft.com/office/word/2010/wordprocessingGroup" xmlns:wpi="http://schemas.microsoft.com/office/word/2010/wordprocessingInk" xmlns:wne="http://schemas.microsoft.com/office/word/2006/wordml" xmlns:wps="http://schemas.microsoft.com/office/word/2010/wordprocessingShape" mc:Ignorable="w14 w15 w16se w16cid w16 w16cex w16sdtdh w16sdtfl w16du wp14">
-  <w:footnote w:type="separator" w:id="-1">
-    <w:p>
-      <w:r>
-        <w:separator/>
-      </w:r>
-    </w:p>
-  </w:footnote>
-  <w:footnote w:type="continuationSeparator" w:id="0">
-    <w:p>
-      <w:r>
-        <w:continuationSeparator/>
-      </w:r>
-    </w:p>
-  </w:footnote>
-</w:footnotes>
-</file>
-
 <file path=word/header1.xml><?xml version="1.0" encoding="utf-8"?>
-<w:hdr xmlns:wpc="http://schemas.microsoft.com/office/word/2010/wordprocessingCanvas" xmlns:cx="http://schemas.microsoft.com/office/drawing/2014/chartex" xmlns:cx1="http://schemas.microsoft.com/office/drawing/2015/9/8/chartex" xmlns:cx2="http://schemas.microsoft.com/office/drawing/2015/10/21/chartex" xmlns:cx3="http://schemas.microsoft.com/office/drawing/2016/5/9/chartex" xmlns:cx4="http://schemas.microsoft.com/office/drawing/2016/5/10/chartex" xmlns:cx5="http://schemas.microsoft.com/office/drawing/2016/5/11/chartex" xmlns:cx6="http://schemas.microsoft.com/office/drawing/2016/5/12/chartex" xmlns:cx7="http://schemas.microsoft.com/office/drawing/2016/5/13/chartex" xmlns:cx8="http://schemas.microsoft.com/office/drawing/2016/5/14/chartex" xmlns:mc="http://schemas.openxmlformats.org/markup-compatibility/2006" xmlns:aink="http://schemas.microsoft.com/office/drawing/2016/ink" xmlns:am3d="http://schemas.microsoft.com/office/drawing/2017/model3d" xmlns:o="urn:schemas-microsoft-com:office:office" xmlns:oel="http://schemas.microsoft.com/office/2019/extlst" xmlns:r="http://schemas.openxmlformats.org/officeDocument/2006/relationships" xmlns:m="http://schemas.openxmlformats.org/officeDocument/2006/math" xmlns:v="urn:schemas-microsoft-com:vml" xmlns:wp14="http://schemas.microsoft.com/office/word/2010/wordprocessingDrawing" xmlns:wp="http://schemas.openxmlformats.org/drawingml/2006/wordprocessingDrawing" xmlns:w10="urn:schemas-microsoft-com:office:word" xmlns:w="http://schemas.openxmlformats.org/wordprocessingml/2006/main" xmlns:w14="http://schemas.microsoft.com/office/word/2010/wordml" xmlns:w15="http://schemas.microsoft.com/office/word/2012/wordml" xmlns:w16cex="http://schemas.microsoft.com/office/word/2018/wordml/cex" xmlns:w16cid="http://schemas.microsoft.com/office/word/2016/wordml/cid" xmlns:w16="http://schemas.microsoft.com/office/word/2018/wordml" xmlns:w16du="http://schemas.microsoft.com/office/word/2023/wordml/word16du" xmlns:w16sdtdh="http://schemas.microsoft.com/office/word/2020/wordml/sdtdatahash" xmlns:w16sdtfl="http://schemas.microsoft.com/office/word/2024/wordml/sdtformatlock" xmlns:w16se="http://schemas.microsoft.com/office/word/2015/wordml/symex" xmlns:wpg="http://schemas.microsoft.com/office/word/2010/wordprocessingGroup" xmlns:wpi="http://schemas.microsoft.com/office/word/2010/wordprocessingInk" xmlns:wne="http://schemas.microsoft.com/office/word/2006/wordml" xmlns:wps="http://schemas.microsoft.com/office/word/2010/wordprocessingShape" mc:Ignorable="w14 w15 w16se w16cid w16 w16cex w16sdtdh w16sdtfl w16du wp14">
+<w:hdr xmlns:wpc="http://schemas.microsoft.com/office/word/2010/wordprocessingCanvas" xmlns:mc="http://schemas.openxmlformats.org/markup-compatibility/2006" xmlns:o="urn:schemas-microsoft-com:office:office" xmlns:r="http://schemas.openxmlformats.org/officeDocument/2006/relationships" xmlns:m="http://schemas.openxmlformats.org/officeDocument/2006/math" xmlns:v="urn:schemas-microsoft-com:vml" xmlns:wp14="http://schemas.microsoft.com/office/word/2010/wordprocessingDrawing" xmlns:wp="http://schemas.openxmlformats.org/drawingml/2006/wordprocessingDrawing" xmlns:w10="urn:schemas-microsoft-com:office:word" xmlns:w="http://schemas.openxmlformats.org/wordprocessingml/2006/main" xmlns:w14="http://schemas.microsoft.com/office/word/2010/wordml" xmlns:w15="http://schemas.microsoft.com/office/word/2012/wordml" xmlns:wpg="http://schemas.microsoft.com/office/word/2010/wordprocessingGroup" xmlns:wpi="http://schemas.microsoft.com/office/word/2010/wordprocessingInk" xmlns:wne="http://schemas.microsoft.com/office/word/2006/wordml" xmlns:wps="http://schemas.microsoft.com/office/word/2010/wordprocessingShape" xmlns:wpsCustomData="http://www.wps.cn/officeDocument/2013/wpsCustomData" mc:Ignorable="w14 w15 wp14">
   <w:p>
     <w:pPr>
       <w:rPr>
@@ -4766,7 +5128,7 @@
   <w:p>
     <w:pPr>
       <w:pBdr>
-        <w:top w:val="single" w:sz="6" w:space="1" w:color="000000"/>
+        <w:top w:val="single" w:color="000000" w:sz="6" w:space="1"/>
       </w:pBdr>
       <w:rPr>
         <w:sz w:val="24"/>
@@ -4777,7 +5139,7 @@
   <w:p>
     <w:pPr>
       <w:pBdr>
-        <w:bottom w:val="single" w:sz="6" w:space="1" w:color="000000"/>
+        <w:bottom w:val="single" w:color="000000" w:sz="6" w:space="1"/>
       </w:pBdr>
       <w:jc w:val="right"/>
       <w:rPr>
@@ -4800,7 +5162,7 @@
   <w:p>
     <w:pPr>
       <w:pBdr>
-        <w:bottom w:val="single" w:sz="6" w:space="1" w:color="000000"/>
+        <w:bottom w:val="single" w:color="000000" w:sz="6" w:space="1"/>
       </w:pBdr>
       <w:jc w:val="right"/>
       <w:rPr>
@@ -4812,11 +5174,11 @@
   <w:p>
     <w:pPr>
       <w:pBdr>
-        <w:top w:val="nil"/>
-        <w:left w:val="nil"/>
-        <w:bottom w:val="nil"/>
-        <w:right w:val="nil"/>
-        <w:between w:val="nil"/>
+        <w:top w:val="none" w:color="auto" w:sz="0" w:space="0"/>
+        <w:left w:val="none" w:color="auto" w:sz="0" w:space="0"/>
+        <w:bottom w:val="none" w:color="auto" w:sz="0" w:space="0"/>
+        <w:right w:val="none" w:color="auto" w:sz="0" w:space="0"/>
+        <w:between w:val="none" w:color="auto" w:sz="0" w:space="0"/>
       </w:pBdr>
       <w:tabs>
         <w:tab w:val="center" w:pos="4320"/>
@@ -4831,15 +5193,15 @@
 </file>
 
 <file path=word/header2.xml><?xml version="1.0" encoding="utf-8"?>
-<w:hdr xmlns:wpc="http://schemas.microsoft.com/office/word/2010/wordprocessingCanvas" xmlns:cx="http://schemas.microsoft.com/office/drawing/2014/chartex" xmlns:cx1="http://schemas.microsoft.com/office/drawing/2015/9/8/chartex" xmlns:cx2="http://schemas.microsoft.com/office/drawing/2015/10/21/chartex" xmlns:cx3="http://schemas.microsoft.com/office/drawing/2016/5/9/chartex" xmlns:cx4="http://schemas.microsoft.com/office/drawing/2016/5/10/chartex" xmlns:cx5="http://schemas.microsoft.com/office/drawing/2016/5/11/chartex" xmlns:cx6="http://schemas.microsoft.com/office/drawing/2016/5/12/chartex" xmlns:cx7="http://schemas.microsoft.com/office/drawing/2016/5/13/chartex" xmlns:cx8="http://schemas.microsoft.com/office/drawing/2016/5/14/chartex" xmlns:mc="http://schemas.openxmlformats.org/markup-compatibility/2006" xmlns:aink="http://schemas.microsoft.com/office/drawing/2016/ink" xmlns:am3d="http://schemas.microsoft.com/office/drawing/2017/model3d" xmlns:o="urn:schemas-microsoft-com:office:office" xmlns:oel="http://schemas.microsoft.com/office/2019/extlst" xmlns:r="http://schemas.openxmlformats.org/officeDocument/2006/relationships" xmlns:m="http://schemas.openxmlformats.org/officeDocument/2006/math" xmlns:v="urn:schemas-microsoft-com:vml" xmlns:wp14="http://schemas.microsoft.com/office/word/2010/wordprocessingDrawing" xmlns:wp="http://schemas.openxmlformats.org/drawingml/2006/wordprocessingDrawing" xmlns:w10="urn:schemas-microsoft-com:office:word" xmlns:w="http://schemas.openxmlformats.org/wordprocessingml/2006/main" xmlns:w14="http://schemas.microsoft.com/office/word/2010/wordml" xmlns:w15="http://schemas.microsoft.com/office/word/2012/wordml" xmlns:w16cex="http://schemas.microsoft.com/office/word/2018/wordml/cex" xmlns:w16cid="http://schemas.microsoft.com/office/word/2016/wordml/cid" xmlns:w16="http://schemas.microsoft.com/office/word/2018/wordml" xmlns:w16du="http://schemas.microsoft.com/office/word/2023/wordml/word16du" xmlns:w16sdtdh="http://schemas.microsoft.com/office/word/2020/wordml/sdtdatahash" xmlns:w16sdtfl="http://schemas.microsoft.com/office/word/2024/wordml/sdtformatlock" xmlns:w16se="http://schemas.microsoft.com/office/word/2015/wordml/symex" xmlns:wpg="http://schemas.microsoft.com/office/word/2010/wordprocessingGroup" xmlns:wpi="http://schemas.microsoft.com/office/word/2010/wordprocessingInk" xmlns:wne="http://schemas.microsoft.com/office/word/2006/wordml" xmlns:wps="http://schemas.microsoft.com/office/word/2010/wordprocessingShape" mc:Ignorable="w14 w15 w16se w16cid w16 w16cex w16sdtdh w16sdtfl w16du wp14">
+<w:hdr xmlns:wpc="http://schemas.microsoft.com/office/word/2010/wordprocessingCanvas" xmlns:mc="http://schemas.openxmlformats.org/markup-compatibility/2006" xmlns:o="urn:schemas-microsoft-com:office:office" xmlns:r="http://schemas.openxmlformats.org/officeDocument/2006/relationships" xmlns:m="http://schemas.openxmlformats.org/officeDocument/2006/math" xmlns:v="urn:schemas-microsoft-com:vml" xmlns:wp14="http://schemas.microsoft.com/office/word/2010/wordprocessingDrawing" xmlns:wp="http://schemas.openxmlformats.org/drawingml/2006/wordprocessingDrawing" xmlns:w10="urn:schemas-microsoft-com:office:word" xmlns:w="http://schemas.openxmlformats.org/wordprocessingml/2006/main" xmlns:w14="http://schemas.microsoft.com/office/word/2010/wordml" xmlns:w15="http://schemas.microsoft.com/office/word/2012/wordml" xmlns:wpg="http://schemas.microsoft.com/office/word/2010/wordprocessingGroup" xmlns:wpi="http://schemas.microsoft.com/office/word/2010/wordprocessingInk" xmlns:wne="http://schemas.microsoft.com/office/word/2006/wordml" xmlns:wps="http://schemas.microsoft.com/office/word/2010/wordprocessingShape" xmlns:wpsCustomData="http://www.wps.cn/officeDocument/2013/wpsCustomData" mc:Ignorable="w14 w15 wp14">
   <w:p>
     <w:pPr>
       <w:pBdr>
-        <w:top w:val="nil"/>
-        <w:left w:val="nil"/>
-        <w:bottom w:val="nil"/>
-        <w:right w:val="nil"/>
-        <w:between w:val="nil"/>
+        <w:top w:val="none" w:color="auto" w:sz="0" w:space="0"/>
+        <w:left w:val="none" w:color="auto" w:sz="0" w:space="0"/>
+        <w:bottom w:val="none" w:color="auto" w:sz="0" w:space="0"/>
+        <w:right w:val="none" w:color="auto" w:sz="0" w:space="0"/>
+        <w:between w:val="none" w:color="auto" w:sz="0" w:space="0"/>
       </w:pBdr>
       <w:spacing w:line="276" w:lineRule="auto"/>
       <w:rPr>
@@ -4849,43 +5211,54 @@
   </w:p>
   <w:tbl>
     <w:tblPr>
-      <w:tblStyle w:val="a"/>
+      <w:tblStyle w:val="15"/>
       <w:tblW w:w="9558" w:type="dxa"/>
       <w:tblInd w:w="0" w:type="dxa"/>
       <w:tblLayout w:type="fixed"/>
-      <w:tblLook w:val="0400" w:firstRow="0" w:lastRow="0" w:firstColumn="0" w:lastColumn="0" w:noHBand="0" w:noVBand="1"/>
+      <w:tblCellMar>
+        <w:top w:w="0" w:type="dxa"/>
+        <w:left w:w="115" w:type="dxa"/>
+        <w:bottom w:w="0" w:type="dxa"/>
+        <w:right w:w="115" w:type="dxa"/>
+      </w:tblCellMar>
     </w:tblPr>
     <w:tblGrid>
       <w:gridCol w:w="6380"/>
       <w:gridCol w:w="3178"/>
     </w:tblGrid>
     <w:tr>
+      <w:tblPrEx>
+        <w:tblCellMar>
+          <w:top w:w="0" w:type="dxa"/>
+          <w:left w:w="115" w:type="dxa"/>
+          <w:bottom w:w="0" w:type="dxa"/>
+          <w:right w:w="115" w:type="dxa"/>
+        </w:tblCellMar>
+      </w:tblPrEx>
       <w:tc>
         <w:tcPr>
           <w:tcW w:w="6380" w:type="dxa"/>
           <w:tcBorders>
-            <w:top w:val="single" w:sz="6" w:space="0" w:color="000000"/>
-            <w:left w:val="single" w:sz="6" w:space="0" w:color="000000"/>
-            <w:bottom w:val="single" w:sz="6" w:space="0" w:color="000000"/>
-            <w:right w:val="single" w:sz="6" w:space="0" w:color="000000"/>
+            <w:top w:val="single" w:color="000000" w:sz="6" w:space="0"/>
+            <w:left w:val="single" w:color="000000" w:sz="6" w:space="0"/>
+            <w:bottom w:val="single" w:color="000000" w:sz="6" w:space="0"/>
+            <w:right w:val="single" w:color="000000" w:sz="6" w:space="0"/>
           </w:tcBorders>
         </w:tcPr>
         <w:p>
-          <w:proofErr w:type="spellStart"/>
           <w:r>
             <w:t>Bankai</w:t>
           </w:r>
-          <w:proofErr w:type="spellEnd"/>
         </w:p>
       </w:tc>
       <w:tc>
         <w:tcPr>
           <w:tcW w:w="3178" w:type="dxa"/>
           <w:tcBorders>
-            <w:top w:val="single" w:sz="6" w:space="0" w:color="000000"/>
-            <w:left w:val="single" w:sz="6" w:space="0" w:color="000000"/>
-            <w:bottom w:val="single" w:sz="6" w:space="0" w:color="000000"/>
-            <w:right w:val="single" w:sz="6" w:space="0" w:color="000000"/>
+            <w:top w:val="single" w:color="000000" w:sz="6" w:space="0"/>
+            <w:left w:val="single" w:color="000000" w:sz="6" w:space="0"/>
+            <w:bottom w:val="single" w:color="000000" w:sz="6" w:space="0"/>
+            <w:right w:val="single" w:color="000000" w:sz="6" w:space="0"/>
           </w:tcBorders>
         </w:tcPr>
         <w:p>
@@ -4897,26 +5270,28 @@
             <w:ind w:right="68"/>
           </w:pPr>
           <w:r>
-            <w:t xml:space="preserve">Versão: </w:t>
-          </w:r>
-          <w:r>
-            <w:t>2</w:t>
-          </w:r>
-          <w:r>
-            <w:t>.0</w:t>
+            <w:t>Versão: 2.0</w:t>
           </w:r>
         </w:p>
       </w:tc>
     </w:tr>
     <w:tr>
+      <w:tblPrEx>
+        <w:tblCellMar>
+          <w:top w:w="0" w:type="dxa"/>
+          <w:left w:w="115" w:type="dxa"/>
+          <w:bottom w:w="0" w:type="dxa"/>
+          <w:right w:w="115" w:type="dxa"/>
+        </w:tblCellMar>
+      </w:tblPrEx>
       <w:tc>
         <w:tcPr>
           <w:tcW w:w="6380" w:type="dxa"/>
           <w:tcBorders>
-            <w:top w:val="single" w:sz="6" w:space="0" w:color="000000"/>
-            <w:left w:val="single" w:sz="6" w:space="0" w:color="000000"/>
-            <w:bottom w:val="single" w:sz="6" w:space="0" w:color="000000"/>
-            <w:right w:val="single" w:sz="6" w:space="0" w:color="000000"/>
+            <w:top w:val="single" w:color="000000" w:sz="6" w:space="0"/>
+            <w:left w:val="single" w:color="000000" w:sz="6" w:space="0"/>
+            <w:bottom w:val="single" w:color="000000" w:sz="6" w:space="0"/>
+            <w:right w:val="single" w:color="000000" w:sz="6" w:space="0"/>
           </w:tcBorders>
         </w:tcPr>
         <w:p/>
@@ -4925,10 +5300,10 @@
         <w:tcPr>
           <w:tcW w:w="3178" w:type="dxa"/>
           <w:tcBorders>
-            <w:top w:val="single" w:sz="6" w:space="0" w:color="000000"/>
-            <w:left w:val="single" w:sz="6" w:space="0" w:color="000000"/>
-            <w:bottom w:val="single" w:sz="6" w:space="0" w:color="000000"/>
-            <w:right w:val="single" w:sz="6" w:space="0" w:color="000000"/>
+            <w:top w:val="single" w:color="000000" w:sz="6" w:space="0"/>
+            <w:left w:val="single" w:color="000000" w:sz="6" w:space="0"/>
+            <w:bottom w:val="single" w:color="000000" w:sz="6" w:space="0"/>
+            <w:right w:val="single" w:color="000000" w:sz="6" w:space="0"/>
           </w:tcBorders>
         </w:tcPr>
         <w:p>
@@ -4942,11 +5317,11 @@
   <w:p>
     <w:pPr>
       <w:pBdr>
-        <w:top w:val="nil"/>
-        <w:left w:val="nil"/>
-        <w:bottom w:val="nil"/>
-        <w:right w:val="nil"/>
-        <w:between w:val="nil"/>
+        <w:top w:val="none" w:color="auto" w:sz="0" w:space="0"/>
+        <w:left w:val="none" w:color="auto" w:sz="0" w:space="0"/>
+        <w:bottom w:val="none" w:color="auto" w:sz="0" w:space="0"/>
+        <w:right w:val="none" w:color="auto" w:sz="0" w:space="0"/>
+        <w:between w:val="none" w:color="auto" w:sz="0" w:space="0"/>
       </w:pBdr>
       <w:tabs>
         <w:tab w:val="center" w:pos="4320"/>
@@ -4961,18 +5336,18 @@
 </file>
 
 <file path=word/header3.xml><?xml version="1.0" encoding="utf-8"?>
-<w:hdr xmlns:wpc="http://schemas.microsoft.com/office/word/2010/wordprocessingCanvas" xmlns:cx="http://schemas.microsoft.com/office/drawing/2014/chartex" xmlns:cx1="http://schemas.microsoft.com/office/drawing/2015/9/8/chartex" xmlns:cx2="http://schemas.microsoft.com/office/drawing/2015/10/21/chartex" xmlns:cx3="http://schemas.microsoft.com/office/drawing/2016/5/9/chartex" xmlns:cx4="http://schemas.microsoft.com/office/drawing/2016/5/10/chartex" xmlns:cx5="http://schemas.microsoft.com/office/drawing/2016/5/11/chartex" xmlns:cx6="http://schemas.microsoft.com/office/drawing/2016/5/12/chartex" xmlns:cx7="http://schemas.microsoft.com/office/drawing/2016/5/13/chartex" xmlns:cx8="http://schemas.microsoft.com/office/drawing/2016/5/14/chartex" xmlns:mc="http://schemas.openxmlformats.org/markup-compatibility/2006" xmlns:aink="http://schemas.microsoft.com/office/drawing/2016/ink" xmlns:am3d="http://schemas.microsoft.com/office/drawing/2017/model3d" xmlns:o="urn:schemas-microsoft-com:office:office" xmlns:oel="http://schemas.microsoft.com/office/2019/extlst" xmlns:r="http://schemas.openxmlformats.org/officeDocument/2006/relationships" xmlns:m="http://schemas.openxmlformats.org/officeDocument/2006/math" xmlns:v="urn:schemas-microsoft-com:vml" xmlns:wp14="http://schemas.microsoft.com/office/word/2010/wordprocessingDrawing" xmlns:wp="http://schemas.openxmlformats.org/drawingml/2006/wordprocessingDrawing" xmlns:w10="urn:schemas-microsoft-com:office:word" xmlns:w="http://schemas.openxmlformats.org/wordprocessingml/2006/main" xmlns:w14="http://schemas.microsoft.com/office/word/2010/wordml" xmlns:w15="http://schemas.microsoft.com/office/word/2012/wordml" xmlns:w16cex="http://schemas.microsoft.com/office/word/2018/wordml/cex" xmlns:w16cid="http://schemas.microsoft.com/office/word/2016/wordml/cid" xmlns:w16="http://schemas.microsoft.com/office/word/2018/wordml" xmlns:w16du="http://schemas.microsoft.com/office/word/2023/wordml/word16du" xmlns:w16sdtdh="http://schemas.microsoft.com/office/word/2020/wordml/sdtdatahash" xmlns:w16sdtfl="http://schemas.microsoft.com/office/word/2024/wordml/sdtformatlock" xmlns:w16se="http://schemas.microsoft.com/office/word/2015/wordml/symex" xmlns:wpg="http://schemas.microsoft.com/office/word/2010/wordprocessingGroup" xmlns:wpi="http://schemas.microsoft.com/office/word/2010/wordprocessingInk" xmlns:wne="http://schemas.microsoft.com/office/word/2006/wordml" xmlns:wps="http://schemas.microsoft.com/office/word/2010/wordprocessingShape" mc:Ignorable="w14 w15 w16se w16cid w16 w16cex w16sdtdh w16sdtfl w16du wp14">
+<w:hdr xmlns:wpc="http://schemas.microsoft.com/office/word/2010/wordprocessingCanvas" xmlns:mc="http://schemas.openxmlformats.org/markup-compatibility/2006" xmlns:o="urn:schemas-microsoft-com:office:office" xmlns:r="http://schemas.openxmlformats.org/officeDocument/2006/relationships" xmlns:m="http://schemas.openxmlformats.org/officeDocument/2006/math" xmlns:v="urn:schemas-microsoft-com:vml" xmlns:wp14="http://schemas.microsoft.com/office/word/2010/wordprocessingDrawing" xmlns:wp="http://schemas.openxmlformats.org/drawingml/2006/wordprocessingDrawing" xmlns:w10="urn:schemas-microsoft-com:office:word" xmlns:w="http://schemas.openxmlformats.org/wordprocessingml/2006/main" xmlns:w14="http://schemas.microsoft.com/office/word/2010/wordml" xmlns:w15="http://schemas.microsoft.com/office/word/2012/wordml" xmlns:wpg="http://schemas.microsoft.com/office/word/2010/wordprocessingGroup" xmlns:wpi="http://schemas.microsoft.com/office/word/2010/wordprocessingInk" xmlns:wne="http://schemas.microsoft.com/office/word/2006/wordml" xmlns:wps="http://schemas.microsoft.com/office/word/2010/wordprocessingShape" xmlns:wpsCustomData="http://www.wps.cn/officeDocument/2013/wpsCustomData" mc:Ignorable="w14 w15 wp14">
   <w:p/>
 </w:hdr>
 </file>
 
 <file path=word/numbering.xml><?xml version="1.0" encoding="utf-8"?>
-<w:numbering xmlns:wpc="http://schemas.microsoft.com/office/word/2010/wordprocessingCanvas" xmlns:cx="http://schemas.microsoft.com/office/drawing/2014/chartex" xmlns:cx1="http://schemas.microsoft.com/office/drawing/2015/9/8/chartex" xmlns:cx2="http://schemas.microsoft.com/office/drawing/2015/10/21/chartex" xmlns:cx3="http://schemas.microsoft.com/office/drawing/2016/5/9/chartex" xmlns:cx4="http://schemas.microsoft.com/office/drawing/2016/5/10/chartex" xmlns:cx5="http://schemas.microsoft.com/office/drawing/2016/5/11/chartex" xmlns:cx6="http://schemas.microsoft.com/office/drawing/2016/5/12/chartex" xmlns:cx7="http://schemas.microsoft.com/office/drawing/2016/5/13/chartex" xmlns:cx8="http://schemas.microsoft.com/office/drawing/2016/5/14/chartex" xmlns:mc="http://schemas.openxmlformats.org/markup-compatibility/2006" xmlns:aink="http://schemas.microsoft.com/office/drawing/2016/ink" xmlns:am3d="http://schemas.microsoft.com/office/drawing/2017/model3d" xmlns:o="urn:schemas-microsoft-com:office:office" xmlns:oel="http://schemas.microsoft.com/office/2019/extlst" xmlns:r="http://schemas.openxmlformats.org/officeDocument/2006/relationships" xmlns:m="http://schemas.openxmlformats.org/officeDocument/2006/math" xmlns:v="urn:schemas-microsoft-com:vml" xmlns:wp14="http://schemas.microsoft.com/office/word/2010/wordprocessingDrawing" xmlns:wp="http://schemas.openxmlformats.org/drawingml/2006/wordprocessingDrawing" xmlns:w10="urn:schemas-microsoft-com:office:word" xmlns:w="http://schemas.openxmlformats.org/wordprocessingml/2006/main" xmlns:w14="http://schemas.microsoft.com/office/word/2010/wordml" xmlns:w15="http://schemas.microsoft.com/office/word/2012/wordml" xmlns:w16cex="http://schemas.microsoft.com/office/word/2018/wordml/cex" xmlns:w16cid="http://schemas.microsoft.com/office/word/2016/wordml/cid" xmlns:w16="http://schemas.microsoft.com/office/word/2018/wordml" xmlns:w16du="http://schemas.microsoft.com/office/word/2023/wordml/word16du" xmlns:w16sdtdh="http://schemas.microsoft.com/office/word/2020/wordml/sdtdatahash" xmlns:w16sdtfl="http://schemas.microsoft.com/office/word/2024/wordml/sdtformatlock" xmlns:w16se="http://schemas.microsoft.com/office/word/2015/wordml/symex" xmlns:wpg="http://schemas.microsoft.com/office/word/2010/wordprocessingGroup" xmlns:wpi="http://schemas.microsoft.com/office/word/2010/wordprocessingInk" xmlns:wne="http://schemas.microsoft.com/office/word/2006/wordml" xmlns:wps="http://schemas.microsoft.com/office/word/2010/wordprocessingShape" mc:Ignorable="w14 w15 w16se w16cid w16 w16cex w16sdtdh w16sdtfl w16du wp14">
-  <w:abstractNum w:abstractNumId="0" w15:restartNumberingAfterBreak="0">
+<w:numbering xmlns:wpc="http://schemas.microsoft.com/office/word/2010/wordprocessingCanvas" xmlns:mc="http://schemas.openxmlformats.org/markup-compatibility/2006" xmlns:o="urn:schemas-microsoft-com:office:office" xmlns:r="http://schemas.openxmlformats.org/officeDocument/2006/relationships" xmlns:m="http://schemas.openxmlformats.org/officeDocument/2006/math" xmlns:v="urn:schemas-microsoft-com:vml" xmlns:wp14="http://schemas.microsoft.com/office/word/2010/wordprocessingDrawing" xmlns:wp="http://schemas.openxmlformats.org/drawingml/2006/wordprocessingDrawing" xmlns:w10="urn:schemas-microsoft-com:office:word" xmlns:w="http://schemas.openxmlformats.org/wordprocessingml/2006/main" xmlns:w14="http://schemas.microsoft.com/office/word/2010/wordml" xmlns:wpg="http://schemas.microsoft.com/office/word/2010/wordprocessingGroup" xmlns:wpi="http://schemas.microsoft.com/office/word/2010/wordprocessingInk" xmlns:wne="http://schemas.microsoft.com/office/word/2006/wordml" xmlns:wps="http://schemas.microsoft.com/office/word/2010/wordprocessingShape" xmlns:wpsCustomData="http://www.wps.cn/officeDocument/2013/wpsCustomData" mc:Ignorable="w14 wp14">
+  <w:abstractNum w:abstractNumId="0">
     <w:nsid w:val="045D1482"/>
     <w:multiLevelType w:val="multilevel"/>
-    <w:tmpl w:val="D6B4325A"/>
-    <w:lvl w:ilvl="0">
+    <w:tmpl w:val="045D1482"/>
+    <w:lvl w:ilvl="0" w:tentative="0">
       <w:start w:val="1"/>
       <w:numFmt w:val="bullet"/>
       <w:lvlText w:val="●"/>
@@ -4981,10 +5356,10 @@
         <w:ind w:left="1440" w:hanging="360"/>
       </w:pPr>
       <w:rPr>
-        <w:rFonts w:ascii="Noto Sans Symbols" w:eastAsia="Noto Sans Symbols" w:hAnsi="Noto Sans Symbols" w:cs="Noto Sans Symbols"/>
-      </w:rPr>
-    </w:lvl>
-    <w:lvl w:ilvl="1">
+        <w:rFonts w:ascii="Noto Sans Symbols" w:hAnsi="Noto Sans Symbols" w:eastAsia="Noto Sans Symbols" w:cs="Noto Sans Symbols"/>
+      </w:rPr>
+    </w:lvl>
+    <w:lvl w:ilvl="1" w:tentative="0">
       <w:start w:val="1"/>
       <w:numFmt w:val="bullet"/>
       <w:lvlText w:val="o"/>
@@ -4993,10 +5368,10 @@
         <w:ind w:left="2160" w:hanging="360"/>
       </w:pPr>
       <w:rPr>
-        <w:rFonts w:ascii="Courier New" w:eastAsia="Courier New" w:hAnsi="Courier New" w:cs="Courier New"/>
-      </w:rPr>
-    </w:lvl>
-    <w:lvl w:ilvl="2">
+        <w:rFonts w:ascii="Courier New" w:hAnsi="Courier New" w:eastAsia="Courier New" w:cs="Courier New"/>
+      </w:rPr>
+    </w:lvl>
+    <w:lvl w:ilvl="2" w:tentative="0">
       <w:start w:val="1"/>
       <w:numFmt w:val="bullet"/>
       <w:lvlText w:val="▪"/>
@@ -5005,10 +5380,10 @@
         <w:ind w:left="2880" w:hanging="360"/>
       </w:pPr>
       <w:rPr>
-        <w:rFonts w:ascii="Noto Sans Symbols" w:eastAsia="Noto Sans Symbols" w:hAnsi="Noto Sans Symbols" w:cs="Noto Sans Symbols"/>
-      </w:rPr>
-    </w:lvl>
-    <w:lvl w:ilvl="3">
+        <w:rFonts w:ascii="Noto Sans Symbols" w:hAnsi="Noto Sans Symbols" w:eastAsia="Noto Sans Symbols" w:cs="Noto Sans Symbols"/>
+      </w:rPr>
+    </w:lvl>
+    <w:lvl w:ilvl="3" w:tentative="0">
       <w:start w:val="1"/>
       <w:numFmt w:val="bullet"/>
       <w:lvlText w:val="●"/>
@@ -5017,10 +5392,10 @@
         <w:ind w:left="3600" w:hanging="360"/>
       </w:pPr>
       <w:rPr>
-        <w:rFonts w:ascii="Noto Sans Symbols" w:eastAsia="Noto Sans Symbols" w:hAnsi="Noto Sans Symbols" w:cs="Noto Sans Symbols"/>
-      </w:rPr>
-    </w:lvl>
-    <w:lvl w:ilvl="4">
+        <w:rFonts w:ascii="Noto Sans Symbols" w:hAnsi="Noto Sans Symbols" w:eastAsia="Noto Sans Symbols" w:cs="Noto Sans Symbols"/>
+      </w:rPr>
+    </w:lvl>
+    <w:lvl w:ilvl="4" w:tentative="0">
       <w:start w:val="1"/>
       <w:numFmt w:val="bullet"/>
       <w:lvlText w:val="o"/>
@@ -5029,10 +5404,10 @@
         <w:ind w:left="4320" w:hanging="360"/>
       </w:pPr>
       <w:rPr>
-        <w:rFonts w:ascii="Courier New" w:eastAsia="Courier New" w:hAnsi="Courier New" w:cs="Courier New"/>
-      </w:rPr>
-    </w:lvl>
-    <w:lvl w:ilvl="5">
+        <w:rFonts w:ascii="Courier New" w:hAnsi="Courier New" w:eastAsia="Courier New" w:cs="Courier New"/>
+      </w:rPr>
+    </w:lvl>
+    <w:lvl w:ilvl="5" w:tentative="0">
       <w:start w:val="1"/>
       <w:numFmt w:val="bullet"/>
       <w:lvlText w:val="▪"/>
@@ -5041,10 +5416,10 @@
         <w:ind w:left="5040" w:hanging="360"/>
       </w:pPr>
       <w:rPr>
-        <w:rFonts w:ascii="Noto Sans Symbols" w:eastAsia="Noto Sans Symbols" w:hAnsi="Noto Sans Symbols" w:cs="Noto Sans Symbols"/>
-      </w:rPr>
-    </w:lvl>
-    <w:lvl w:ilvl="6">
+        <w:rFonts w:ascii="Noto Sans Symbols" w:hAnsi="Noto Sans Symbols" w:eastAsia="Noto Sans Symbols" w:cs="Noto Sans Symbols"/>
+      </w:rPr>
+    </w:lvl>
+    <w:lvl w:ilvl="6" w:tentative="0">
       <w:start w:val="1"/>
       <w:numFmt w:val="bullet"/>
       <w:lvlText w:val="●"/>
@@ -5053,10 +5428,10 @@
         <w:ind w:left="5760" w:hanging="360"/>
       </w:pPr>
       <w:rPr>
-        <w:rFonts w:ascii="Noto Sans Symbols" w:eastAsia="Noto Sans Symbols" w:hAnsi="Noto Sans Symbols" w:cs="Noto Sans Symbols"/>
-      </w:rPr>
-    </w:lvl>
-    <w:lvl w:ilvl="7">
+        <w:rFonts w:ascii="Noto Sans Symbols" w:hAnsi="Noto Sans Symbols" w:eastAsia="Noto Sans Symbols" w:cs="Noto Sans Symbols"/>
+      </w:rPr>
+    </w:lvl>
+    <w:lvl w:ilvl="7" w:tentative="0">
       <w:start w:val="1"/>
       <w:numFmt w:val="bullet"/>
       <w:lvlText w:val="o"/>
@@ -5065,10 +5440,10 @@
         <w:ind w:left="6480" w:hanging="360"/>
       </w:pPr>
       <w:rPr>
-        <w:rFonts w:ascii="Courier New" w:eastAsia="Courier New" w:hAnsi="Courier New" w:cs="Courier New"/>
-      </w:rPr>
-    </w:lvl>
-    <w:lvl w:ilvl="8">
+        <w:rFonts w:ascii="Courier New" w:hAnsi="Courier New" w:eastAsia="Courier New" w:cs="Courier New"/>
+      </w:rPr>
+    </w:lvl>
+    <w:lvl w:ilvl="8" w:tentative="0">
       <w:start w:val="1"/>
       <w:numFmt w:val="bullet"/>
       <w:lvlText w:val="▪"/>
@@ -5077,15 +5452,15 @@
         <w:ind w:left="7200" w:hanging="360"/>
       </w:pPr>
       <w:rPr>
-        <w:rFonts w:ascii="Noto Sans Symbols" w:eastAsia="Noto Sans Symbols" w:hAnsi="Noto Sans Symbols" w:cs="Noto Sans Symbols"/>
+        <w:rFonts w:ascii="Noto Sans Symbols" w:hAnsi="Noto Sans Symbols" w:eastAsia="Noto Sans Symbols" w:cs="Noto Sans Symbols"/>
       </w:rPr>
     </w:lvl>
   </w:abstractNum>
-  <w:abstractNum w:abstractNumId="1" w15:restartNumberingAfterBreak="0">
+  <w:abstractNum w:abstractNumId="1">
     <w:nsid w:val="21975984"/>
     <w:multiLevelType w:val="multilevel"/>
-    <w:tmpl w:val="DAF699B2"/>
-    <w:lvl w:ilvl="0">
+    <w:tmpl w:val="21975984"/>
+    <w:lvl w:ilvl="0" w:tentative="0">
       <w:start w:val="1"/>
       <w:numFmt w:val="bullet"/>
       <w:lvlText w:val="●"/>
@@ -5094,10 +5469,10 @@
         <w:ind w:left="1440" w:hanging="360"/>
       </w:pPr>
       <w:rPr>
-        <w:rFonts w:ascii="Noto Sans Symbols" w:eastAsia="Noto Sans Symbols" w:hAnsi="Noto Sans Symbols" w:cs="Noto Sans Symbols"/>
-      </w:rPr>
-    </w:lvl>
-    <w:lvl w:ilvl="1">
+        <w:rFonts w:ascii="Noto Sans Symbols" w:hAnsi="Noto Sans Symbols" w:eastAsia="Noto Sans Symbols" w:cs="Noto Sans Symbols"/>
+      </w:rPr>
+    </w:lvl>
+    <w:lvl w:ilvl="1" w:tentative="0">
       <w:start w:val="1"/>
       <w:numFmt w:val="bullet"/>
       <w:lvlText w:val="o"/>
@@ -5106,10 +5481,10 @@
         <w:ind w:left="2160" w:hanging="360"/>
       </w:pPr>
       <w:rPr>
-        <w:rFonts w:ascii="Courier New" w:eastAsia="Courier New" w:hAnsi="Courier New" w:cs="Courier New"/>
-      </w:rPr>
-    </w:lvl>
-    <w:lvl w:ilvl="2">
+        <w:rFonts w:ascii="Courier New" w:hAnsi="Courier New" w:eastAsia="Courier New" w:cs="Courier New"/>
+      </w:rPr>
+    </w:lvl>
+    <w:lvl w:ilvl="2" w:tentative="0">
       <w:start w:val="1"/>
       <w:numFmt w:val="bullet"/>
       <w:lvlText w:val="▪"/>
@@ -5118,10 +5493,10 @@
         <w:ind w:left="2880" w:hanging="360"/>
       </w:pPr>
       <w:rPr>
-        <w:rFonts w:ascii="Noto Sans Symbols" w:eastAsia="Noto Sans Symbols" w:hAnsi="Noto Sans Symbols" w:cs="Noto Sans Symbols"/>
-      </w:rPr>
-    </w:lvl>
-    <w:lvl w:ilvl="3">
+        <w:rFonts w:ascii="Noto Sans Symbols" w:hAnsi="Noto Sans Symbols" w:eastAsia="Noto Sans Symbols" w:cs="Noto Sans Symbols"/>
+      </w:rPr>
+    </w:lvl>
+    <w:lvl w:ilvl="3" w:tentative="0">
       <w:start w:val="1"/>
       <w:numFmt w:val="bullet"/>
       <w:lvlText w:val="●"/>
@@ -5130,10 +5505,10 @@
         <w:ind w:left="3600" w:hanging="360"/>
       </w:pPr>
       <w:rPr>
-        <w:rFonts w:ascii="Noto Sans Symbols" w:eastAsia="Noto Sans Symbols" w:hAnsi="Noto Sans Symbols" w:cs="Noto Sans Symbols"/>
-      </w:rPr>
-    </w:lvl>
-    <w:lvl w:ilvl="4">
+        <w:rFonts w:ascii="Noto Sans Symbols" w:hAnsi="Noto Sans Symbols" w:eastAsia="Noto Sans Symbols" w:cs="Noto Sans Symbols"/>
+      </w:rPr>
+    </w:lvl>
+    <w:lvl w:ilvl="4" w:tentative="0">
       <w:start w:val="1"/>
       <w:numFmt w:val="bullet"/>
       <w:lvlText w:val="o"/>
@@ -5142,10 +5517,10 @@
         <w:ind w:left="4320" w:hanging="360"/>
       </w:pPr>
       <w:rPr>
-        <w:rFonts w:ascii="Courier New" w:eastAsia="Courier New" w:hAnsi="Courier New" w:cs="Courier New"/>
-      </w:rPr>
-    </w:lvl>
-    <w:lvl w:ilvl="5">
+        <w:rFonts w:ascii="Courier New" w:hAnsi="Courier New" w:eastAsia="Courier New" w:cs="Courier New"/>
+      </w:rPr>
+    </w:lvl>
+    <w:lvl w:ilvl="5" w:tentative="0">
       <w:start w:val="1"/>
       <w:numFmt w:val="bullet"/>
       <w:lvlText w:val="▪"/>
@@ -5154,10 +5529,10 @@
         <w:ind w:left="5040" w:hanging="360"/>
       </w:pPr>
       <w:rPr>
-        <w:rFonts w:ascii="Noto Sans Symbols" w:eastAsia="Noto Sans Symbols" w:hAnsi="Noto Sans Symbols" w:cs="Noto Sans Symbols"/>
-      </w:rPr>
-    </w:lvl>
-    <w:lvl w:ilvl="6">
+        <w:rFonts w:ascii="Noto Sans Symbols" w:hAnsi="Noto Sans Symbols" w:eastAsia="Noto Sans Symbols" w:cs="Noto Sans Symbols"/>
+      </w:rPr>
+    </w:lvl>
+    <w:lvl w:ilvl="6" w:tentative="0">
       <w:start w:val="1"/>
       <w:numFmt w:val="bullet"/>
       <w:lvlText w:val="●"/>
@@ -5166,10 +5541,10 @@
         <w:ind w:left="5760" w:hanging="360"/>
       </w:pPr>
       <w:rPr>
-        <w:rFonts w:ascii="Noto Sans Symbols" w:eastAsia="Noto Sans Symbols" w:hAnsi="Noto Sans Symbols" w:cs="Noto Sans Symbols"/>
-      </w:rPr>
-    </w:lvl>
-    <w:lvl w:ilvl="7">
+        <w:rFonts w:ascii="Noto Sans Symbols" w:hAnsi="Noto Sans Symbols" w:eastAsia="Noto Sans Symbols" w:cs="Noto Sans Symbols"/>
+      </w:rPr>
+    </w:lvl>
+    <w:lvl w:ilvl="7" w:tentative="0">
       <w:start w:val="1"/>
       <w:numFmt w:val="bullet"/>
       <w:lvlText w:val="o"/>
@@ -5178,10 +5553,10 @@
         <w:ind w:left="6480" w:hanging="360"/>
       </w:pPr>
       <w:rPr>
-        <w:rFonts w:ascii="Courier New" w:eastAsia="Courier New" w:hAnsi="Courier New" w:cs="Courier New"/>
-      </w:rPr>
-    </w:lvl>
-    <w:lvl w:ilvl="8">
+        <w:rFonts w:ascii="Courier New" w:hAnsi="Courier New" w:eastAsia="Courier New" w:cs="Courier New"/>
+      </w:rPr>
+    </w:lvl>
+    <w:lvl w:ilvl="8" w:tentative="0">
       <w:start w:val="1"/>
       <w:numFmt w:val="bullet"/>
       <w:lvlText w:val="▪"/>
@@ -5190,15 +5565,15 @@
         <w:ind w:left="7200" w:hanging="360"/>
       </w:pPr>
       <w:rPr>
-        <w:rFonts w:ascii="Noto Sans Symbols" w:eastAsia="Noto Sans Symbols" w:hAnsi="Noto Sans Symbols" w:cs="Noto Sans Symbols"/>
+        <w:rFonts w:ascii="Noto Sans Symbols" w:hAnsi="Noto Sans Symbols" w:eastAsia="Noto Sans Symbols" w:cs="Noto Sans Symbols"/>
       </w:rPr>
     </w:lvl>
   </w:abstractNum>
-  <w:abstractNum w:abstractNumId="2" w15:restartNumberingAfterBreak="0">
+  <w:abstractNum w:abstractNumId="2">
     <w:nsid w:val="3D0E7C0C"/>
     <w:multiLevelType w:val="multilevel"/>
-    <w:tmpl w:val="061E2F72"/>
-    <w:lvl w:ilvl="0">
+    <w:tmpl w:val="3D0E7C0C"/>
+    <w:lvl w:ilvl="0" w:tentative="0">
       <w:start w:val="1"/>
       <w:numFmt w:val="decimal"/>
       <w:lvlText w:val="%1."/>
@@ -5207,7 +5582,7 @@
         <w:ind w:left="0" w:firstLine="0"/>
       </w:pPr>
     </w:lvl>
-    <w:lvl w:ilvl="1">
+    <w:lvl w:ilvl="1" w:tentative="0">
       <w:start w:val="1"/>
       <w:numFmt w:val="decimal"/>
       <w:lvlText w:val="%1.%2"/>
@@ -5216,7 +5591,7 @@
         <w:ind w:left="0" w:firstLine="0"/>
       </w:pPr>
     </w:lvl>
-    <w:lvl w:ilvl="2">
+    <w:lvl w:ilvl="2" w:tentative="0">
       <w:start w:val="1"/>
       <w:numFmt w:val="decimal"/>
       <w:lvlText w:val="%1.%2.%3"/>
@@ -5225,7 +5600,7 @@
         <w:ind w:left="0" w:firstLine="0"/>
       </w:pPr>
     </w:lvl>
-    <w:lvl w:ilvl="3">
+    <w:lvl w:ilvl="3" w:tentative="0">
       <w:start w:val="1"/>
       <w:numFmt w:val="decimal"/>
       <w:lvlText w:val="%1.%2.%3.%4"/>
@@ -5234,7 +5609,7 @@
         <w:ind w:left="0" w:firstLine="0"/>
       </w:pPr>
     </w:lvl>
-    <w:lvl w:ilvl="4">
+    <w:lvl w:ilvl="4" w:tentative="0">
       <w:start w:val="1"/>
       <w:numFmt w:val="decimal"/>
       <w:lvlText w:val="%1.%2.%3.%4.%5"/>
@@ -5243,7 +5618,7 @@
         <w:ind w:left="0" w:firstLine="0"/>
       </w:pPr>
     </w:lvl>
-    <w:lvl w:ilvl="5">
+    <w:lvl w:ilvl="5" w:tentative="0">
       <w:start w:val="1"/>
       <w:numFmt w:val="decimal"/>
       <w:lvlText w:val="%1.%2.%3.%4.%5.%6"/>
@@ -5252,7 +5627,7 @@
         <w:ind w:left="0" w:firstLine="0"/>
       </w:pPr>
     </w:lvl>
-    <w:lvl w:ilvl="6">
+    <w:lvl w:ilvl="6" w:tentative="0">
       <w:start w:val="1"/>
       <w:numFmt w:val="decimal"/>
       <w:lvlText w:val="%1.%2.%3.%4.%5.%6.%7"/>
@@ -5261,7 +5636,7 @@
         <w:ind w:left="0" w:firstLine="0"/>
       </w:pPr>
     </w:lvl>
-    <w:lvl w:ilvl="7">
+    <w:lvl w:ilvl="7" w:tentative="0">
       <w:start w:val="1"/>
       <w:numFmt w:val="decimal"/>
       <w:lvlText w:val="%1.%2.%3.%4.%5.%6.%7.%8"/>
@@ -5270,7 +5645,7 @@
         <w:ind w:left="0" w:firstLine="0"/>
       </w:pPr>
     </w:lvl>
-    <w:lvl w:ilvl="8">
+    <w:lvl w:ilvl="8" w:tentative="0">
       <w:start w:val="1"/>
       <w:numFmt w:val="decimal"/>
       <w:lvlText w:val="%1.%2.%3.%4.%5.%6.%7.%8.%9"/>
@@ -5280,11 +5655,11 @@
       </w:pPr>
     </w:lvl>
   </w:abstractNum>
-  <w:abstractNum w:abstractNumId="3" w15:restartNumberingAfterBreak="0">
+  <w:abstractNum w:abstractNumId="3">
     <w:nsid w:val="53A94A3C"/>
     <w:multiLevelType w:val="multilevel"/>
-    <w:tmpl w:val="451CBA86"/>
-    <w:lvl w:ilvl="0">
+    <w:tmpl w:val="53A94A3C"/>
+    <w:lvl w:ilvl="0" w:tentative="0">
       <w:start w:val="1"/>
       <w:numFmt w:val="bullet"/>
       <w:lvlText w:val="●"/>
@@ -5293,10 +5668,10 @@
         <w:ind w:left="1440" w:hanging="360"/>
       </w:pPr>
       <w:rPr>
-        <w:rFonts w:ascii="Noto Sans Symbols" w:eastAsia="Noto Sans Symbols" w:hAnsi="Noto Sans Symbols" w:cs="Noto Sans Symbols"/>
-      </w:rPr>
-    </w:lvl>
-    <w:lvl w:ilvl="1">
+        <w:rFonts w:ascii="Noto Sans Symbols" w:hAnsi="Noto Sans Symbols" w:eastAsia="Noto Sans Symbols" w:cs="Noto Sans Symbols"/>
+      </w:rPr>
+    </w:lvl>
+    <w:lvl w:ilvl="1" w:tentative="0">
       <w:start w:val="1"/>
       <w:numFmt w:val="bullet"/>
       <w:lvlText w:val="o"/>
@@ -5305,10 +5680,10 @@
         <w:ind w:left="2160" w:hanging="360"/>
       </w:pPr>
       <w:rPr>
-        <w:rFonts w:ascii="Courier New" w:eastAsia="Courier New" w:hAnsi="Courier New" w:cs="Courier New"/>
-      </w:rPr>
-    </w:lvl>
-    <w:lvl w:ilvl="2">
+        <w:rFonts w:ascii="Courier New" w:hAnsi="Courier New" w:eastAsia="Courier New" w:cs="Courier New"/>
+      </w:rPr>
+    </w:lvl>
+    <w:lvl w:ilvl="2" w:tentative="0">
       <w:start w:val="1"/>
       <w:numFmt w:val="bullet"/>
       <w:lvlText w:val="▪"/>
@@ -5317,10 +5692,10 @@
         <w:ind w:left="2880" w:hanging="360"/>
       </w:pPr>
       <w:rPr>
-        <w:rFonts w:ascii="Noto Sans Symbols" w:eastAsia="Noto Sans Symbols" w:hAnsi="Noto Sans Symbols" w:cs="Noto Sans Symbols"/>
-      </w:rPr>
-    </w:lvl>
-    <w:lvl w:ilvl="3">
+        <w:rFonts w:ascii="Noto Sans Symbols" w:hAnsi="Noto Sans Symbols" w:eastAsia="Noto Sans Symbols" w:cs="Noto Sans Symbols"/>
+      </w:rPr>
+    </w:lvl>
+    <w:lvl w:ilvl="3" w:tentative="0">
       <w:start w:val="1"/>
       <w:numFmt w:val="bullet"/>
       <w:lvlText w:val="●"/>
@@ -5329,10 +5704,10 @@
         <w:ind w:left="3600" w:hanging="360"/>
       </w:pPr>
       <w:rPr>
-        <w:rFonts w:ascii="Noto Sans Symbols" w:eastAsia="Noto Sans Symbols" w:hAnsi="Noto Sans Symbols" w:cs="Noto Sans Symbols"/>
-      </w:rPr>
-    </w:lvl>
-    <w:lvl w:ilvl="4">
+        <w:rFonts w:ascii="Noto Sans Symbols" w:hAnsi="Noto Sans Symbols" w:eastAsia="Noto Sans Symbols" w:cs="Noto Sans Symbols"/>
+      </w:rPr>
+    </w:lvl>
+    <w:lvl w:ilvl="4" w:tentative="0">
       <w:start w:val="1"/>
       <w:numFmt w:val="bullet"/>
       <w:lvlText w:val="o"/>
@@ -5341,10 +5716,10 @@
         <w:ind w:left="4320" w:hanging="360"/>
       </w:pPr>
       <w:rPr>
-        <w:rFonts w:ascii="Courier New" w:eastAsia="Courier New" w:hAnsi="Courier New" w:cs="Courier New"/>
-      </w:rPr>
-    </w:lvl>
-    <w:lvl w:ilvl="5">
+        <w:rFonts w:ascii="Courier New" w:hAnsi="Courier New" w:eastAsia="Courier New" w:cs="Courier New"/>
+      </w:rPr>
+    </w:lvl>
+    <w:lvl w:ilvl="5" w:tentative="0">
       <w:start w:val="1"/>
       <w:numFmt w:val="bullet"/>
       <w:lvlText w:val="▪"/>
@@ -5353,10 +5728,10 @@
         <w:ind w:left="5040" w:hanging="360"/>
       </w:pPr>
       <w:rPr>
-        <w:rFonts w:ascii="Noto Sans Symbols" w:eastAsia="Noto Sans Symbols" w:hAnsi="Noto Sans Symbols" w:cs="Noto Sans Symbols"/>
-      </w:rPr>
-    </w:lvl>
-    <w:lvl w:ilvl="6">
+        <w:rFonts w:ascii="Noto Sans Symbols" w:hAnsi="Noto Sans Symbols" w:eastAsia="Noto Sans Symbols" w:cs="Noto Sans Symbols"/>
+      </w:rPr>
+    </w:lvl>
+    <w:lvl w:ilvl="6" w:tentative="0">
       <w:start w:val="1"/>
       <w:numFmt w:val="bullet"/>
       <w:lvlText w:val="●"/>
@@ -5365,10 +5740,10 @@
         <w:ind w:left="5760" w:hanging="360"/>
       </w:pPr>
       <w:rPr>
-        <w:rFonts w:ascii="Noto Sans Symbols" w:eastAsia="Noto Sans Symbols" w:hAnsi="Noto Sans Symbols" w:cs="Noto Sans Symbols"/>
-      </w:rPr>
-    </w:lvl>
-    <w:lvl w:ilvl="7">
+        <w:rFonts w:ascii="Noto Sans Symbols" w:hAnsi="Noto Sans Symbols" w:eastAsia="Noto Sans Symbols" w:cs="Noto Sans Symbols"/>
+      </w:rPr>
+    </w:lvl>
+    <w:lvl w:ilvl="7" w:tentative="0">
       <w:start w:val="1"/>
       <w:numFmt w:val="bullet"/>
       <w:lvlText w:val="o"/>
@@ -5377,10 +5752,10 @@
         <w:ind w:left="6480" w:hanging="360"/>
       </w:pPr>
       <w:rPr>
-        <w:rFonts w:ascii="Courier New" w:eastAsia="Courier New" w:hAnsi="Courier New" w:cs="Courier New"/>
-      </w:rPr>
-    </w:lvl>
-    <w:lvl w:ilvl="8">
+        <w:rFonts w:ascii="Courier New" w:hAnsi="Courier New" w:eastAsia="Courier New" w:cs="Courier New"/>
+      </w:rPr>
+    </w:lvl>
+    <w:lvl w:ilvl="8" w:tentative="0">
       <w:start w:val="1"/>
       <w:numFmt w:val="bullet"/>
       <w:lvlText w:val="▪"/>
@@ -5389,15 +5764,15 @@
         <w:ind w:left="7200" w:hanging="360"/>
       </w:pPr>
       <w:rPr>
-        <w:rFonts w:ascii="Noto Sans Symbols" w:eastAsia="Noto Sans Symbols" w:hAnsi="Noto Sans Symbols" w:cs="Noto Sans Symbols"/>
+        <w:rFonts w:ascii="Noto Sans Symbols" w:hAnsi="Noto Sans Symbols" w:eastAsia="Noto Sans Symbols" w:cs="Noto Sans Symbols"/>
       </w:rPr>
     </w:lvl>
   </w:abstractNum>
-  <w:abstractNum w:abstractNumId="4" w15:restartNumberingAfterBreak="0">
+  <w:abstractNum w:abstractNumId="4">
     <w:nsid w:val="55CB1426"/>
     <w:multiLevelType w:val="multilevel"/>
-    <w:tmpl w:val="6AF809A2"/>
-    <w:lvl w:ilvl="0">
+    <w:tmpl w:val="55CB1426"/>
+    <w:lvl w:ilvl="0" w:tentative="0">
       <w:start w:val="1"/>
       <w:numFmt w:val="bullet"/>
       <w:lvlText w:val="●"/>
@@ -5406,10 +5781,10 @@
         <w:ind w:left="1440" w:hanging="360"/>
       </w:pPr>
       <w:rPr>
-        <w:rFonts w:ascii="Noto Sans Symbols" w:eastAsia="Noto Sans Symbols" w:hAnsi="Noto Sans Symbols" w:cs="Noto Sans Symbols"/>
-      </w:rPr>
-    </w:lvl>
-    <w:lvl w:ilvl="1">
+        <w:rFonts w:ascii="Noto Sans Symbols" w:hAnsi="Noto Sans Symbols" w:eastAsia="Noto Sans Symbols" w:cs="Noto Sans Symbols"/>
+      </w:rPr>
+    </w:lvl>
+    <w:lvl w:ilvl="1" w:tentative="0">
       <w:start w:val="1"/>
       <w:numFmt w:val="bullet"/>
       <w:lvlText w:val="o"/>
@@ -5418,10 +5793,10 @@
         <w:ind w:left="2160" w:hanging="360"/>
       </w:pPr>
       <w:rPr>
-        <w:rFonts w:ascii="Courier New" w:eastAsia="Courier New" w:hAnsi="Courier New" w:cs="Courier New"/>
-      </w:rPr>
-    </w:lvl>
-    <w:lvl w:ilvl="2">
+        <w:rFonts w:ascii="Courier New" w:hAnsi="Courier New" w:eastAsia="Courier New" w:cs="Courier New"/>
+      </w:rPr>
+    </w:lvl>
+    <w:lvl w:ilvl="2" w:tentative="0">
       <w:start w:val="1"/>
       <w:numFmt w:val="bullet"/>
       <w:lvlText w:val="▪"/>
@@ -5430,10 +5805,10 @@
         <w:ind w:left="2880" w:hanging="360"/>
       </w:pPr>
       <w:rPr>
-        <w:rFonts w:ascii="Noto Sans Symbols" w:eastAsia="Noto Sans Symbols" w:hAnsi="Noto Sans Symbols" w:cs="Noto Sans Symbols"/>
-      </w:rPr>
-    </w:lvl>
-    <w:lvl w:ilvl="3">
+        <w:rFonts w:ascii="Noto Sans Symbols" w:hAnsi="Noto Sans Symbols" w:eastAsia="Noto Sans Symbols" w:cs="Noto Sans Symbols"/>
+      </w:rPr>
+    </w:lvl>
+    <w:lvl w:ilvl="3" w:tentative="0">
       <w:start w:val="1"/>
       <w:numFmt w:val="bullet"/>
       <w:lvlText w:val="●"/>
@@ -5442,10 +5817,10 @@
         <w:ind w:left="3600" w:hanging="360"/>
       </w:pPr>
       <w:rPr>
-        <w:rFonts w:ascii="Noto Sans Symbols" w:eastAsia="Noto Sans Symbols" w:hAnsi="Noto Sans Symbols" w:cs="Noto Sans Symbols"/>
-      </w:rPr>
-    </w:lvl>
-    <w:lvl w:ilvl="4">
+        <w:rFonts w:ascii="Noto Sans Symbols" w:hAnsi="Noto Sans Symbols" w:eastAsia="Noto Sans Symbols" w:cs="Noto Sans Symbols"/>
+      </w:rPr>
+    </w:lvl>
+    <w:lvl w:ilvl="4" w:tentative="0">
       <w:start w:val="1"/>
       <w:numFmt w:val="bullet"/>
       <w:lvlText w:val="o"/>
@@ -5454,10 +5829,10 @@
         <w:ind w:left="4320" w:hanging="360"/>
       </w:pPr>
       <w:rPr>
-        <w:rFonts w:ascii="Courier New" w:eastAsia="Courier New" w:hAnsi="Courier New" w:cs="Courier New"/>
-      </w:rPr>
-    </w:lvl>
-    <w:lvl w:ilvl="5">
+        <w:rFonts w:ascii="Courier New" w:hAnsi="Courier New" w:eastAsia="Courier New" w:cs="Courier New"/>
+      </w:rPr>
+    </w:lvl>
+    <w:lvl w:ilvl="5" w:tentative="0">
       <w:start w:val="1"/>
       <w:numFmt w:val="bullet"/>
       <w:lvlText w:val="▪"/>
@@ -5466,10 +5841,10 @@
         <w:ind w:left="5040" w:hanging="360"/>
       </w:pPr>
       <w:rPr>
-        <w:rFonts w:ascii="Noto Sans Symbols" w:eastAsia="Noto Sans Symbols" w:hAnsi="Noto Sans Symbols" w:cs="Noto Sans Symbols"/>
-      </w:rPr>
-    </w:lvl>
-    <w:lvl w:ilvl="6">
+        <w:rFonts w:ascii="Noto Sans Symbols" w:hAnsi="Noto Sans Symbols" w:eastAsia="Noto Sans Symbols" w:cs="Noto Sans Symbols"/>
+      </w:rPr>
+    </w:lvl>
+    <w:lvl w:ilvl="6" w:tentative="0">
       <w:start w:val="1"/>
       <w:numFmt w:val="bullet"/>
       <w:lvlText w:val="●"/>
@@ -5478,10 +5853,10 @@
         <w:ind w:left="5760" w:hanging="360"/>
       </w:pPr>
       <w:rPr>
-        <w:rFonts w:ascii="Noto Sans Symbols" w:eastAsia="Noto Sans Symbols" w:hAnsi="Noto Sans Symbols" w:cs="Noto Sans Symbols"/>
-      </w:rPr>
-    </w:lvl>
-    <w:lvl w:ilvl="7">
+        <w:rFonts w:ascii="Noto Sans Symbols" w:hAnsi="Noto Sans Symbols" w:eastAsia="Noto Sans Symbols" w:cs="Noto Sans Symbols"/>
+      </w:rPr>
+    </w:lvl>
+    <w:lvl w:ilvl="7" w:tentative="0">
       <w:start w:val="1"/>
       <w:numFmt w:val="bullet"/>
       <w:lvlText w:val="o"/>
@@ -5490,10 +5865,10 @@
         <w:ind w:left="6480" w:hanging="360"/>
       </w:pPr>
       <w:rPr>
-        <w:rFonts w:ascii="Courier New" w:eastAsia="Courier New" w:hAnsi="Courier New" w:cs="Courier New"/>
-      </w:rPr>
-    </w:lvl>
-    <w:lvl w:ilvl="8">
+        <w:rFonts w:ascii="Courier New" w:hAnsi="Courier New" w:eastAsia="Courier New" w:cs="Courier New"/>
+      </w:rPr>
+    </w:lvl>
+    <w:lvl w:ilvl="8" w:tentative="0">
       <w:start w:val="1"/>
       <w:numFmt w:val="bullet"/>
       <w:lvlText w:val="▪"/>
@@ -5502,15 +5877,15 @@
         <w:ind w:left="7200" w:hanging="360"/>
       </w:pPr>
       <w:rPr>
-        <w:rFonts w:ascii="Noto Sans Symbols" w:eastAsia="Noto Sans Symbols" w:hAnsi="Noto Sans Symbols" w:cs="Noto Sans Symbols"/>
+        <w:rFonts w:ascii="Noto Sans Symbols" w:hAnsi="Noto Sans Symbols" w:eastAsia="Noto Sans Symbols" w:cs="Noto Sans Symbols"/>
       </w:rPr>
     </w:lvl>
   </w:abstractNum>
-  <w:abstractNum w:abstractNumId="5" w15:restartNumberingAfterBreak="0">
+  <w:abstractNum w:abstractNumId="5">
     <w:nsid w:val="6F8E7D27"/>
     <w:multiLevelType w:val="multilevel"/>
-    <w:tmpl w:val="3924ABE6"/>
-    <w:lvl w:ilvl="0">
+    <w:tmpl w:val="6F8E7D27"/>
+    <w:lvl w:ilvl="0" w:tentative="0">
       <w:start w:val="1"/>
       <w:numFmt w:val="bullet"/>
       <w:lvlText w:val="●"/>
@@ -5519,10 +5894,10 @@
         <w:ind w:left="1440" w:hanging="360"/>
       </w:pPr>
       <w:rPr>
-        <w:rFonts w:ascii="Noto Sans Symbols" w:eastAsia="Noto Sans Symbols" w:hAnsi="Noto Sans Symbols" w:cs="Noto Sans Symbols"/>
-      </w:rPr>
-    </w:lvl>
-    <w:lvl w:ilvl="1">
+        <w:rFonts w:ascii="Noto Sans Symbols" w:hAnsi="Noto Sans Symbols" w:eastAsia="Noto Sans Symbols" w:cs="Noto Sans Symbols"/>
+      </w:rPr>
+    </w:lvl>
+    <w:lvl w:ilvl="1" w:tentative="0">
       <w:start w:val="1"/>
       <w:numFmt w:val="bullet"/>
       <w:lvlText w:val="o"/>
@@ -5531,10 +5906,10 @@
         <w:ind w:left="2160" w:hanging="360"/>
       </w:pPr>
       <w:rPr>
-        <w:rFonts w:ascii="Courier New" w:eastAsia="Courier New" w:hAnsi="Courier New" w:cs="Courier New"/>
-      </w:rPr>
-    </w:lvl>
-    <w:lvl w:ilvl="2">
+        <w:rFonts w:ascii="Courier New" w:hAnsi="Courier New" w:eastAsia="Courier New" w:cs="Courier New"/>
+      </w:rPr>
+    </w:lvl>
+    <w:lvl w:ilvl="2" w:tentative="0">
       <w:start w:val="1"/>
       <w:numFmt w:val="bullet"/>
       <w:lvlText w:val="▪"/>
@@ -5543,10 +5918,10 @@
         <w:ind w:left="2880" w:hanging="360"/>
       </w:pPr>
       <w:rPr>
-        <w:rFonts w:ascii="Noto Sans Symbols" w:eastAsia="Noto Sans Symbols" w:hAnsi="Noto Sans Symbols" w:cs="Noto Sans Symbols"/>
-      </w:rPr>
-    </w:lvl>
-    <w:lvl w:ilvl="3">
+        <w:rFonts w:ascii="Noto Sans Symbols" w:hAnsi="Noto Sans Symbols" w:eastAsia="Noto Sans Symbols" w:cs="Noto Sans Symbols"/>
+      </w:rPr>
+    </w:lvl>
+    <w:lvl w:ilvl="3" w:tentative="0">
       <w:start w:val="1"/>
       <w:numFmt w:val="bullet"/>
       <w:lvlText w:val="●"/>
@@ -5555,10 +5930,10 @@
         <w:ind w:left="3600" w:hanging="360"/>
       </w:pPr>
       <w:rPr>
-        <w:rFonts w:ascii="Noto Sans Symbols" w:eastAsia="Noto Sans Symbols" w:hAnsi="Noto Sans Symbols" w:cs="Noto Sans Symbols"/>
-      </w:rPr>
-    </w:lvl>
-    <w:lvl w:ilvl="4">
+        <w:rFonts w:ascii="Noto Sans Symbols" w:hAnsi="Noto Sans Symbols" w:eastAsia="Noto Sans Symbols" w:cs="Noto Sans Symbols"/>
+      </w:rPr>
+    </w:lvl>
+    <w:lvl w:ilvl="4" w:tentative="0">
       <w:start w:val="1"/>
       <w:numFmt w:val="bullet"/>
       <w:lvlText w:val="o"/>
@@ -5567,10 +5942,10 @@
         <w:ind w:left="4320" w:hanging="360"/>
       </w:pPr>
       <w:rPr>
-        <w:rFonts w:ascii="Courier New" w:eastAsia="Courier New" w:hAnsi="Courier New" w:cs="Courier New"/>
-      </w:rPr>
-    </w:lvl>
-    <w:lvl w:ilvl="5">
+        <w:rFonts w:ascii="Courier New" w:hAnsi="Courier New" w:eastAsia="Courier New" w:cs="Courier New"/>
+      </w:rPr>
+    </w:lvl>
+    <w:lvl w:ilvl="5" w:tentative="0">
       <w:start w:val="1"/>
       <w:numFmt w:val="bullet"/>
       <w:lvlText w:val="▪"/>
@@ -5579,10 +5954,10 @@
         <w:ind w:left="5040" w:hanging="360"/>
       </w:pPr>
       <w:rPr>
-        <w:rFonts w:ascii="Noto Sans Symbols" w:eastAsia="Noto Sans Symbols" w:hAnsi="Noto Sans Symbols" w:cs="Noto Sans Symbols"/>
-      </w:rPr>
-    </w:lvl>
-    <w:lvl w:ilvl="6">
+        <w:rFonts w:ascii="Noto Sans Symbols" w:hAnsi="Noto Sans Symbols" w:eastAsia="Noto Sans Symbols" w:cs="Noto Sans Symbols"/>
+      </w:rPr>
+    </w:lvl>
+    <w:lvl w:ilvl="6" w:tentative="0">
       <w:start w:val="1"/>
       <w:numFmt w:val="bullet"/>
       <w:lvlText w:val="●"/>
@@ -5591,10 +5966,10 @@
         <w:ind w:left="5760" w:hanging="360"/>
       </w:pPr>
       <w:rPr>
-        <w:rFonts w:ascii="Noto Sans Symbols" w:eastAsia="Noto Sans Symbols" w:hAnsi="Noto Sans Symbols" w:cs="Noto Sans Symbols"/>
-      </w:rPr>
-    </w:lvl>
-    <w:lvl w:ilvl="7">
+        <w:rFonts w:ascii="Noto Sans Symbols" w:hAnsi="Noto Sans Symbols" w:eastAsia="Noto Sans Symbols" w:cs="Noto Sans Symbols"/>
+      </w:rPr>
+    </w:lvl>
+    <w:lvl w:ilvl="7" w:tentative="0">
       <w:start w:val="1"/>
       <w:numFmt w:val="bullet"/>
       <w:lvlText w:val="o"/>
@@ -5603,10 +5978,10 @@
         <w:ind w:left="6480" w:hanging="360"/>
       </w:pPr>
       <w:rPr>
-        <w:rFonts w:ascii="Courier New" w:eastAsia="Courier New" w:hAnsi="Courier New" w:cs="Courier New"/>
-      </w:rPr>
-    </w:lvl>
-    <w:lvl w:ilvl="8">
+        <w:rFonts w:ascii="Courier New" w:hAnsi="Courier New" w:eastAsia="Courier New" w:cs="Courier New"/>
+      </w:rPr>
+    </w:lvl>
+    <w:lvl w:ilvl="8" w:tentative="0">
       <w:start w:val="1"/>
       <w:numFmt w:val="bullet"/>
       <w:lvlText w:val="▪"/>
@@ -5615,15 +5990,15 @@
         <w:ind w:left="7200" w:hanging="360"/>
       </w:pPr>
       <w:rPr>
-        <w:rFonts w:ascii="Noto Sans Symbols" w:eastAsia="Noto Sans Symbols" w:hAnsi="Noto Sans Symbols" w:cs="Noto Sans Symbols"/>
+        <w:rFonts w:ascii="Noto Sans Symbols" w:hAnsi="Noto Sans Symbols" w:eastAsia="Noto Sans Symbols" w:cs="Noto Sans Symbols"/>
       </w:rPr>
     </w:lvl>
   </w:abstractNum>
-  <w:abstractNum w:abstractNumId="6" w15:restartNumberingAfterBreak="0">
+  <w:abstractNum w:abstractNumId="6">
     <w:nsid w:val="704021F9"/>
     <w:multiLevelType w:val="multilevel"/>
-    <w:tmpl w:val="21528CDE"/>
-    <w:lvl w:ilvl="0">
+    <w:tmpl w:val="704021F9"/>
+    <w:lvl w:ilvl="0" w:tentative="0">
       <w:start w:val="1"/>
       <w:numFmt w:val="bullet"/>
       <w:lvlText w:val="●"/>
@@ -5632,10 +6007,10 @@
         <w:ind w:left="1440" w:hanging="360"/>
       </w:pPr>
       <w:rPr>
-        <w:rFonts w:ascii="Noto Sans Symbols" w:eastAsia="Noto Sans Symbols" w:hAnsi="Noto Sans Symbols" w:cs="Noto Sans Symbols"/>
-      </w:rPr>
-    </w:lvl>
-    <w:lvl w:ilvl="1">
+        <w:rFonts w:ascii="Noto Sans Symbols" w:hAnsi="Noto Sans Symbols" w:eastAsia="Noto Sans Symbols" w:cs="Noto Sans Symbols"/>
+      </w:rPr>
+    </w:lvl>
+    <w:lvl w:ilvl="1" w:tentative="0">
       <w:start w:val="1"/>
       <w:numFmt w:val="bullet"/>
       <w:lvlText w:val="o"/>
@@ -5644,10 +6019,10 @@
         <w:ind w:left="2160" w:hanging="360"/>
       </w:pPr>
       <w:rPr>
-        <w:rFonts w:ascii="Courier New" w:eastAsia="Courier New" w:hAnsi="Courier New" w:cs="Courier New"/>
-      </w:rPr>
-    </w:lvl>
-    <w:lvl w:ilvl="2">
+        <w:rFonts w:ascii="Courier New" w:hAnsi="Courier New" w:eastAsia="Courier New" w:cs="Courier New"/>
+      </w:rPr>
+    </w:lvl>
+    <w:lvl w:ilvl="2" w:tentative="0">
       <w:start w:val="1"/>
       <w:numFmt w:val="bullet"/>
       <w:lvlText w:val="▪"/>
@@ -5656,10 +6031,10 @@
         <w:ind w:left="2880" w:hanging="360"/>
       </w:pPr>
       <w:rPr>
-        <w:rFonts w:ascii="Noto Sans Symbols" w:eastAsia="Noto Sans Symbols" w:hAnsi="Noto Sans Symbols" w:cs="Noto Sans Symbols"/>
-      </w:rPr>
-    </w:lvl>
-    <w:lvl w:ilvl="3">
+        <w:rFonts w:ascii="Noto Sans Symbols" w:hAnsi="Noto Sans Symbols" w:eastAsia="Noto Sans Symbols" w:cs="Noto Sans Symbols"/>
+      </w:rPr>
+    </w:lvl>
+    <w:lvl w:ilvl="3" w:tentative="0">
       <w:start w:val="1"/>
       <w:numFmt w:val="bullet"/>
       <w:lvlText w:val="●"/>
@@ -5668,10 +6043,10 @@
         <w:ind w:left="3600" w:hanging="360"/>
       </w:pPr>
       <w:rPr>
-        <w:rFonts w:ascii="Noto Sans Symbols" w:eastAsia="Noto Sans Symbols" w:hAnsi="Noto Sans Symbols" w:cs="Noto Sans Symbols"/>
-      </w:rPr>
-    </w:lvl>
-    <w:lvl w:ilvl="4">
+        <w:rFonts w:ascii="Noto Sans Symbols" w:hAnsi="Noto Sans Symbols" w:eastAsia="Noto Sans Symbols" w:cs="Noto Sans Symbols"/>
+      </w:rPr>
+    </w:lvl>
+    <w:lvl w:ilvl="4" w:tentative="0">
       <w:start w:val="1"/>
       <w:numFmt w:val="bullet"/>
       <w:lvlText w:val="o"/>
@@ -5680,10 +6055,10 @@
         <w:ind w:left="4320" w:hanging="360"/>
       </w:pPr>
       <w:rPr>
-        <w:rFonts w:ascii="Courier New" w:eastAsia="Courier New" w:hAnsi="Courier New" w:cs="Courier New"/>
-      </w:rPr>
-    </w:lvl>
-    <w:lvl w:ilvl="5">
+        <w:rFonts w:ascii="Courier New" w:hAnsi="Courier New" w:eastAsia="Courier New" w:cs="Courier New"/>
+      </w:rPr>
+    </w:lvl>
+    <w:lvl w:ilvl="5" w:tentative="0">
       <w:start w:val="1"/>
       <w:numFmt w:val="bullet"/>
       <w:lvlText w:val="▪"/>
@@ -5692,10 +6067,10 @@
         <w:ind w:left="5040" w:hanging="360"/>
       </w:pPr>
       <w:rPr>
-        <w:rFonts w:ascii="Noto Sans Symbols" w:eastAsia="Noto Sans Symbols" w:hAnsi="Noto Sans Symbols" w:cs="Noto Sans Symbols"/>
-      </w:rPr>
-    </w:lvl>
-    <w:lvl w:ilvl="6">
+        <w:rFonts w:ascii="Noto Sans Symbols" w:hAnsi="Noto Sans Symbols" w:eastAsia="Noto Sans Symbols" w:cs="Noto Sans Symbols"/>
+      </w:rPr>
+    </w:lvl>
+    <w:lvl w:ilvl="6" w:tentative="0">
       <w:start w:val="1"/>
       <w:numFmt w:val="bullet"/>
       <w:lvlText w:val="●"/>
@@ -5704,10 +6079,10 @@
         <w:ind w:left="5760" w:hanging="360"/>
       </w:pPr>
       <w:rPr>
-        <w:rFonts w:ascii="Noto Sans Symbols" w:eastAsia="Noto Sans Symbols" w:hAnsi="Noto Sans Symbols" w:cs="Noto Sans Symbols"/>
-      </w:rPr>
-    </w:lvl>
-    <w:lvl w:ilvl="7">
+        <w:rFonts w:ascii="Noto Sans Symbols" w:hAnsi="Noto Sans Symbols" w:eastAsia="Noto Sans Symbols" w:cs="Noto Sans Symbols"/>
+      </w:rPr>
+    </w:lvl>
+    <w:lvl w:ilvl="7" w:tentative="0">
       <w:start w:val="1"/>
       <w:numFmt w:val="bullet"/>
       <w:lvlText w:val="o"/>
@@ -5716,10 +6091,10 @@
         <w:ind w:left="6480" w:hanging="360"/>
       </w:pPr>
       <w:rPr>
-        <w:rFonts w:ascii="Courier New" w:eastAsia="Courier New" w:hAnsi="Courier New" w:cs="Courier New"/>
-      </w:rPr>
-    </w:lvl>
-    <w:lvl w:ilvl="8">
+        <w:rFonts w:ascii="Courier New" w:hAnsi="Courier New" w:eastAsia="Courier New" w:cs="Courier New"/>
+      </w:rPr>
+    </w:lvl>
+    <w:lvl w:ilvl="8" w:tentative="0">
       <w:start w:val="1"/>
       <w:numFmt w:val="bullet"/>
       <w:lvlText w:val="▪"/>
@@ -5728,15 +6103,15 @@
         <w:ind w:left="7200" w:hanging="360"/>
       </w:pPr>
       <w:rPr>
-        <w:rFonts w:ascii="Noto Sans Symbols" w:eastAsia="Noto Sans Symbols" w:hAnsi="Noto Sans Symbols" w:cs="Noto Sans Symbols"/>
+        <w:rFonts w:ascii="Noto Sans Symbols" w:hAnsi="Noto Sans Symbols" w:eastAsia="Noto Sans Symbols" w:cs="Noto Sans Symbols"/>
       </w:rPr>
     </w:lvl>
   </w:abstractNum>
-  <w:abstractNum w:abstractNumId="7" w15:restartNumberingAfterBreak="0">
+  <w:abstractNum w:abstractNumId="7">
     <w:nsid w:val="7BAC4355"/>
     <w:multiLevelType w:val="multilevel"/>
-    <w:tmpl w:val="CBA8990A"/>
-    <w:lvl w:ilvl="0">
+    <w:tmpl w:val="7BAC4355"/>
+    <w:lvl w:ilvl="0" w:tentative="0">
       <w:start w:val="1"/>
       <w:numFmt w:val="bullet"/>
       <w:lvlText w:val="●"/>
@@ -5745,10 +6120,10 @@
         <w:ind w:left="1440" w:hanging="360"/>
       </w:pPr>
       <w:rPr>
-        <w:rFonts w:ascii="Noto Sans Symbols" w:eastAsia="Noto Sans Symbols" w:hAnsi="Noto Sans Symbols" w:cs="Noto Sans Symbols"/>
-      </w:rPr>
-    </w:lvl>
-    <w:lvl w:ilvl="1">
+        <w:rFonts w:ascii="Noto Sans Symbols" w:hAnsi="Noto Sans Symbols" w:eastAsia="Noto Sans Symbols" w:cs="Noto Sans Symbols"/>
+      </w:rPr>
+    </w:lvl>
+    <w:lvl w:ilvl="1" w:tentative="0">
       <w:start w:val="1"/>
       <w:numFmt w:val="bullet"/>
       <w:lvlText w:val="o"/>
@@ -5757,10 +6132,10 @@
         <w:ind w:left="2160" w:hanging="360"/>
       </w:pPr>
       <w:rPr>
-        <w:rFonts w:ascii="Courier New" w:eastAsia="Courier New" w:hAnsi="Courier New" w:cs="Courier New"/>
-      </w:rPr>
-    </w:lvl>
-    <w:lvl w:ilvl="2">
+        <w:rFonts w:ascii="Courier New" w:hAnsi="Courier New" w:eastAsia="Courier New" w:cs="Courier New"/>
+      </w:rPr>
+    </w:lvl>
+    <w:lvl w:ilvl="2" w:tentative="0">
       <w:start w:val="1"/>
       <w:numFmt w:val="bullet"/>
       <w:lvlText w:val="▪"/>
@@ -5769,10 +6144,10 @@
         <w:ind w:left="2880" w:hanging="360"/>
       </w:pPr>
       <w:rPr>
-        <w:rFonts w:ascii="Noto Sans Symbols" w:eastAsia="Noto Sans Symbols" w:hAnsi="Noto Sans Symbols" w:cs="Noto Sans Symbols"/>
-      </w:rPr>
-    </w:lvl>
-    <w:lvl w:ilvl="3">
+        <w:rFonts w:ascii="Noto Sans Symbols" w:hAnsi="Noto Sans Symbols" w:eastAsia="Noto Sans Symbols" w:cs="Noto Sans Symbols"/>
+      </w:rPr>
+    </w:lvl>
+    <w:lvl w:ilvl="3" w:tentative="0">
       <w:start w:val="1"/>
       <w:numFmt w:val="bullet"/>
       <w:lvlText w:val="●"/>
@@ -5781,10 +6156,10 @@
         <w:ind w:left="3600" w:hanging="360"/>
       </w:pPr>
       <w:rPr>
-        <w:rFonts w:ascii="Noto Sans Symbols" w:eastAsia="Noto Sans Symbols" w:hAnsi="Noto Sans Symbols" w:cs="Noto Sans Symbols"/>
-      </w:rPr>
-    </w:lvl>
-    <w:lvl w:ilvl="4">
+        <w:rFonts w:ascii="Noto Sans Symbols" w:hAnsi="Noto Sans Symbols" w:eastAsia="Noto Sans Symbols" w:cs="Noto Sans Symbols"/>
+      </w:rPr>
+    </w:lvl>
+    <w:lvl w:ilvl="4" w:tentative="0">
       <w:start w:val="1"/>
       <w:numFmt w:val="bullet"/>
       <w:lvlText w:val="o"/>
@@ -5793,10 +6168,10 @@
         <w:ind w:left="4320" w:hanging="360"/>
       </w:pPr>
       <w:rPr>
-        <w:rFonts w:ascii="Courier New" w:eastAsia="Courier New" w:hAnsi="Courier New" w:cs="Courier New"/>
-      </w:rPr>
-    </w:lvl>
-    <w:lvl w:ilvl="5">
+        <w:rFonts w:ascii="Courier New" w:hAnsi="Courier New" w:eastAsia="Courier New" w:cs="Courier New"/>
+      </w:rPr>
+    </w:lvl>
+    <w:lvl w:ilvl="5" w:tentative="0">
       <w:start w:val="1"/>
       <w:numFmt w:val="bullet"/>
       <w:lvlText w:val="▪"/>
@@ -5805,10 +6180,10 @@
         <w:ind w:left="5040" w:hanging="360"/>
       </w:pPr>
       <w:rPr>
-        <w:rFonts w:ascii="Noto Sans Symbols" w:eastAsia="Noto Sans Symbols" w:hAnsi="Noto Sans Symbols" w:cs="Noto Sans Symbols"/>
-      </w:rPr>
-    </w:lvl>
-    <w:lvl w:ilvl="6">
+        <w:rFonts w:ascii="Noto Sans Symbols" w:hAnsi="Noto Sans Symbols" w:eastAsia="Noto Sans Symbols" w:cs="Noto Sans Symbols"/>
+      </w:rPr>
+    </w:lvl>
+    <w:lvl w:ilvl="6" w:tentative="0">
       <w:start w:val="1"/>
       <w:numFmt w:val="bullet"/>
       <w:lvlText w:val="●"/>
@@ -5817,10 +6192,10 @@
         <w:ind w:left="5760" w:hanging="360"/>
       </w:pPr>
       <w:rPr>
-        <w:rFonts w:ascii="Noto Sans Symbols" w:eastAsia="Noto Sans Symbols" w:hAnsi="Noto Sans Symbols" w:cs="Noto Sans Symbols"/>
-      </w:rPr>
-    </w:lvl>
-    <w:lvl w:ilvl="7">
+        <w:rFonts w:ascii="Noto Sans Symbols" w:hAnsi="Noto Sans Symbols" w:eastAsia="Noto Sans Symbols" w:cs="Noto Sans Symbols"/>
+      </w:rPr>
+    </w:lvl>
+    <w:lvl w:ilvl="7" w:tentative="0">
       <w:start w:val="1"/>
       <w:numFmt w:val="bullet"/>
       <w:lvlText w:val="o"/>
@@ -5829,10 +6204,10 @@
         <w:ind w:left="6480" w:hanging="360"/>
       </w:pPr>
       <w:rPr>
-        <w:rFonts w:ascii="Courier New" w:eastAsia="Courier New" w:hAnsi="Courier New" w:cs="Courier New"/>
-      </w:rPr>
-    </w:lvl>
-    <w:lvl w:ilvl="8">
+        <w:rFonts w:ascii="Courier New" w:hAnsi="Courier New" w:eastAsia="Courier New" w:cs="Courier New"/>
+      </w:rPr>
+    </w:lvl>
+    <w:lvl w:ilvl="8" w:tentative="0">
       <w:start w:val="1"/>
       <w:numFmt w:val="bullet"/>
       <w:lvlText w:val="▪"/>
@@ -5841,440 +6216,217 @@
         <w:ind w:left="7200" w:hanging="360"/>
       </w:pPr>
       <w:rPr>
-        <w:rFonts w:ascii="Noto Sans Symbols" w:eastAsia="Noto Sans Symbols" w:hAnsi="Noto Sans Symbols" w:cs="Noto Sans Symbols"/>
+        <w:rFonts w:ascii="Noto Sans Symbols" w:hAnsi="Noto Sans Symbols" w:eastAsia="Noto Sans Symbols" w:cs="Noto Sans Symbols"/>
       </w:rPr>
     </w:lvl>
   </w:abstractNum>
-  <w:num w:numId="1" w16cid:durableId="1501852429">
+  <w:num w:numId="1">
     <w:abstractNumId w:val="2"/>
   </w:num>
-  <w:num w:numId="2" w16cid:durableId="1104619009">
+  <w:num w:numId="2">
     <w:abstractNumId w:val="5"/>
   </w:num>
-  <w:num w:numId="3" w16cid:durableId="1909880829">
+  <w:num w:numId="3">
     <w:abstractNumId w:val="4"/>
   </w:num>
-  <w:num w:numId="4" w16cid:durableId="1143154115">
+  <w:num w:numId="4">
     <w:abstractNumId w:val="1"/>
   </w:num>
-  <w:num w:numId="5" w16cid:durableId="877669816">
+  <w:num w:numId="5">
     <w:abstractNumId w:val="6"/>
   </w:num>
-  <w:num w:numId="6" w16cid:durableId="2017608240">
+  <w:num w:numId="6">
     <w:abstractNumId w:val="3"/>
   </w:num>
-  <w:num w:numId="7" w16cid:durableId="2001543449">
+  <w:num w:numId="7">
+    <w:abstractNumId w:val="0"/>
+  </w:num>
+  <w:num w:numId="8">
     <w:abstractNumId w:val="7"/>
-  </w:num>
-  <w:num w:numId="8" w16cid:durableId="1224562202">
-    <w:abstractNumId w:val="0"/>
   </w:num>
 </w:numbering>
 </file>
 
 <file path=word/styles.xml><?xml version="1.0" encoding="utf-8"?>
-<w:styles xmlns:mc="http://schemas.openxmlformats.org/markup-compatibility/2006" xmlns:r="http://schemas.openxmlformats.org/officeDocument/2006/relationships" xmlns:w="http://schemas.openxmlformats.org/wordprocessingml/2006/main" xmlns:w14="http://schemas.microsoft.com/office/word/2010/wordml" xmlns:w15="http://schemas.microsoft.com/office/word/2012/wordml" xmlns:w16cex="http://schemas.microsoft.com/office/word/2018/wordml/cex" xmlns:w16cid="http://schemas.microsoft.com/office/word/2016/wordml/cid" xmlns:w16="http://schemas.microsoft.com/office/word/2018/wordml" xmlns:w16du="http://schemas.microsoft.com/office/word/2023/wordml/word16du" xmlns:w16sdtdh="http://schemas.microsoft.com/office/word/2020/wordml/sdtdatahash" xmlns:w16sdtfl="http://schemas.microsoft.com/office/word/2024/wordml/sdtformatlock" xmlns:w16se="http://schemas.microsoft.com/office/word/2015/wordml/symex" mc:Ignorable="w14 w15 w16se w16cid w16 w16cex w16sdtdh w16sdtfl w16du">
+<w:styles xmlns:mc="http://schemas.openxmlformats.org/markup-compatibility/2006" xmlns:o="urn:schemas-microsoft-com:office:office" xmlns:r="http://schemas.openxmlformats.org/officeDocument/2006/relationships" xmlns:m="http://schemas.openxmlformats.org/officeDocument/2006/math" xmlns:v="urn:schemas-microsoft-com:vml" xmlns:w="http://schemas.openxmlformats.org/wordprocessingml/2006/main" xmlns:w14="http://schemas.microsoft.com/office/word/2010/wordml" xmlns:w10="urn:schemas-microsoft-com:office:word" xmlns:sl="http://schemas.openxmlformats.org/schemaLibrary/2006/main" xmlns:wpsCustomData="http://www.wps.cn/officeDocument/2013/wpsCustomData" mc:Ignorable="w14">
   <w:docDefaults>
     <w:rPrDefault>
       <w:rPr>
-        <w:rFonts w:ascii="Times New Roman" w:eastAsia="Times New Roman" w:hAnsi="Times New Roman" w:cs="Times New Roman"/>
-        <w:lang w:val="pt-BR" w:eastAsia="pt-BR" w:bidi="ar-SA"/>
+        <w:rFonts w:ascii="Times New Roman" w:hAnsi="Times New Roman" w:eastAsia="Times New Roman" w:cs="Times New Roman"/>
       </w:rPr>
     </w:rPrDefault>
-    <w:pPrDefault>
-      <w:pPr>
-        <w:widowControl w:val="0"/>
-      </w:pPr>
-    </w:pPrDefault>
+    <w:pPrDefault/>
   </w:docDefaults>
-  <w:latentStyles w:defLockedState="0" w:defUIPriority="99" w:defSemiHidden="0" w:defUnhideWhenUsed="0" w:defQFormat="0" w:count="376">
-    <w:lsdException w:name="Normal" w:uiPriority="0" w:qFormat="1"/>
-    <w:lsdException w:name="heading 1" w:uiPriority="9" w:qFormat="1"/>
-    <w:lsdException w:name="heading 2" w:semiHidden="1" w:uiPriority="9" w:unhideWhenUsed="1" w:qFormat="1"/>
-    <w:lsdException w:name="heading 3" w:semiHidden="1" w:uiPriority="9" w:unhideWhenUsed="1" w:qFormat="1"/>
-    <w:lsdException w:name="heading 4" w:semiHidden="1" w:uiPriority="9" w:unhideWhenUsed="1" w:qFormat="1"/>
-    <w:lsdException w:name="heading 5" w:semiHidden="1" w:uiPriority="9" w:unhideWhenUsed="1" w:qFormat="1"/>
-    <w:lsdException w:name="heading 6" w:semiHidden="1" w:uiPriority="9" w:unhideWhenUsed="1" w:qFormat="1"/>
-    <w:lsdException w:name="heading 7" w:semiHidden="1" w:uiPriority="9" w:unhideWhenUsed="1" w:qFormat="1"/>
-    <w:lsdException w:name="heading 8" w:semiHidden="1" w:uiPriority="9" w:unhideWhenUsed="1" w:qFormat="1"/>
-    <w:lsdException w:name="heading 9" w:semiHidden="1" w:uiPriority="9" w:unhideWhenUsed="1" w:qFormat="1"/>
-    <w:lsdException w:name="index 1" w:semiHidden="1" w:unhideWhenUsed="1"/>
-    <w:lsdException w:name="index 2" w:semiHidden="1" w:unhideWhenUsed="1"/>
-    <w:lsdException w:name="index 3" w:semiHidden="1" w:unhideWhenUsed="1"/>
-    <w:lsdException w:name="index 4" w:semiHidden="1" w:unhideWhenUsed="1"/>
-    <w:lsdException w:name="index 5" w:semiHidden="1" w:unhideWhenUsed="1"/>
-    <w:lsdException w:name="index 6" w:semiHidden="1" w:unhideWhenUsed="1"/>
-    <w:lsdException w:name="index 7" w:semiHidden="1" w:unhideWhenUsed="1"/>
-    <w:lsdException w:name="index 8" w:semiHidden="1" w:unhideWhenUsed="1"/>
-    <w:lsdException w:name="index 9" w:semiHidden="1" w:unhideWhenUsed="1"/>
-    <w:lsdException w:name="toc 1" w:semiHidden="1" w:uiPriority="39" w:unhideWhenUsed="1"/>
-    <w:lsdException w:name="toc 2" w:semiHidden="1" w:uiPriority="39" w:unhideWhenUsed="1"/>
-    <w:lsdException w:name="toc 3" w:semiHidden="1" w:uiPriority="39" w:unhideWhenUsed="1"/>
-    <w:lsdException w:name="toc 4" w:semiHidden="1" w:uiPriority="39" w:unhideWhenUsed="1"/>
-    <w:lsdException w:name="toc 5" w:semiHidden="1" w:uiPriority="39" w:unhideWhenUsed="1"/>
-    <w:lsdException w:name="toc 6" w:semiHidden="1" w:uiPriority="39" w:unhideWhenUsed="1"/>
-    <w:lsdException w:name="toc 7" w:semiHidden="1" w:uiPriority="39" w:unhideWhenUsed="1"/>
-    <w:lsdException w:name="toc 8" w:semiHidden="1" w:uiPriority="39" w:unhideWhenUsed="1"/>
-    <w:lsdException w:name="toc 9" w:semiHidden="1" w:uiPriority="39" w:unhideWhenUsed="1"/>
-    <w:lsdException w:name="Normal Indent" w:semiHidden="1" w:unhideWhenUsed="1"/>
-    <w:lsdException w:name="footnote text" w:semiHidden="1" w:unhideWhenUsed="1"/>
-    <w:lsdException w:name="annotation text" w:semiHidden="1" w:unhideWhenUsed="1"/>
-    <w:lsdException w:name="header" w:semiHidden="1" w:unhideWhenUsed="1"/>
-    <w:lsdException w:name="footer" w:semiHidden="1" w:unhideWhenUsed="1"/>
-    <w:lsdException w:name="index heading" w:semiHidden="1" w:unhideWhenUsed="1"/>
-    <w:lsdException w:name="caption" w:semiHidden="1" w:uiPriority="35" w:unhideWhenUsed="1" w:qFormat="1"/>
-    <w:lsdException w:name="table of figures" w:semiHidden="1" w:unhideWhenUsed="1"/>
-    <w:lsdException w:name="envelope address" w:semiHidden="1" w:unhideWhenUsed="1"/>
-    <w:lsdException w:name="envelope return" w:semiHidden="1" w:unhideWhenUsed="1"/>
-    <w:lsdException w:name="footnote reference" w:semiHidden="1" w:unhideWhenUsed="1"/>
-    <w:lsdException w:name="annotation reference" w:semiHidden="1" w:unhideWhenUsed="1"/>
-    <w:lsdException w:name="line number" w:semiHidden="1" w:unhideWhenUsed="1"/>
-    <w:lsdException w:name="page number" w:semiHidden="1" w:unhideWhenUsed="1"/>
-    <w:lsdException w:name="endnote reference" w:semiHidden="1" w:unhideWhenUsed="1"/>
-    <w:lsdException w:name="endnote text" w:semiHidden="1" w:unhideWhenUsed="1"/>
-    <w:lsdException w:name="table of authorities" w:semiHidden="1" w:unhideWhenUsed="1"/>
-    <w:lsdException w:name="macro" w:semiHidden="1" w:unhideWhenUsed="1"/>
-    <w:lsdException w:name="toa heading" w:semiHidden="1" w:unhideWhenUsed="1"/>
-    <w:lsdException w:name="List" w:semiHidden="1" w:unhideWhenUsed="1"/>
-    <w:lsdException w:name="List Bullet" w:semiHidden="1" w:unhideWhenUsed="1"/>
-    <w:lsdException w:name="List Number" w:semiHidden="1" w:unhideWhenUsed="1"/>
-    <w:lsdException w:name="List 2" w:semiHidden="1" w:unhideWhenUsed="1"/>
-    <w:lsdException w:name="List 3" w:semiHidden="1" w:unhideWhenUsed="1"/>
-    <w:lsdException w:name="List 4" w:semiHidden="1" w:unhideWhenUsed="1"/>
-    <w:lsdException w:name="List 5" w:semiHidden="1" w:unhideWhenUsed="1"/>
-    <w:lsdException w:name="List Bullet 2" w:semiHidden="1" w:unhideWhenUsed="1"/>
-    <w:lsdException w:name="List Bullet 3" w:semiHidden="1" w:unhideWhenUsed="1"/>
-    <w:lsdException w:name="List Bullet 4" w:semiHidden="1" w:unhideWhenUsed="1"/>
-    <w:lsdException w:name="List Bullet 5" w:semiHidden="1" w:unhideWhenUsed="1"/>
-    <w:lsdException w:name="List Number 2" w:semiHidden="1" w:unhideWhenUsed="1"/>
-    <w:lsdException w:name="List Number 3" w:semiHidden="1" w:unhideWhenUsed="1"/>
-    <w:lsdException w:name="List Number 4" w:semiHidden="1" w:unhideWhenUsed="1"/>
-    <w:lsdException w:name="List Number 5" w:semiHidden="1" w:unhideWhenUsed="1"/>
-    <w:lsdException w:name="Title" w:uiPriority="10" w:qFormat="1"/>
-    <w:lsdException w:name="Closing" w:semiHidden="1" w:unhideWhenUsed="1"/>
-    <w:lsdException w:name="Signature" w:semiHidden="1" w:unhideWhenUsed="1"/>
-    <w:lsdException w:name="Default Paragraph Font" w:semiHidden="1" w:uiPriority="1" w:unhideWhenUsed="1"/>
-    <w:lsdException w:name="Body Text" w:semiHidden="1" w:unhideWhenUsed="1"/>
-    <w:lsdException w:name="Body Text Indent" w:semiHidden="1" w:unhideWhenUsed="1"/>
-    <w:lsdException w:name="List Continue" w:semiHidden="1" w:unhideWhenUsed="1"/>
-    <w:lsdException w:name="List Continue 2" w:semiHidden="1" w:unhideWhenUsed="1"/>
-    <w:lsdException w:name="List Continue 3" w:semiHidden="1" w:unhideWhenUsed="1"/>
-    <w:lsdException w:name="List Continue 4" w:semiHidden="1" w:unhideWhenUsed="1"/>
-    <w:lsdException w:name="List Continue 5" w:semiHidden="1" w:unhideWhenUsed="1"/>
-    <w:lsdException w:name="Message Header" w:semiHidden="1" w:unhideWhenUsed="1"/>
-    <w:lsdException w:name="Subtitle" w:uiPriority="11" w:qFormat="1"/>
-    <w:lsdException w:name="Salutation" w:semiHidden="1" w:unhideWhenUsed="1"/>
-    <w:lsdException w:name="Date" w:semiHidden="1" w:unhideWhenUsed="1"/>
-    <w:lsdException w:name="Body Text First Indent" w:semiHidden="1" w:unhideWhenUsed="1"/>
-    <w:lsdException w:name="Body Text First Indent 2" w:semiHidden="1" w:unhideWhenUsed="1"/>
-    <w:lsdException w:name="Note Heading" w:semiHidden="1" w:unhideWhenUsed="1"/>
-    <w:lsdException w:name="Body Text 2" w:semiHidden="1" w:unhideWhenUsed="1"/>
-    <w:lsdException w:name="Body Text 3" w:semiHidden="1" w:unhideWhenUsed="1"/>
-    <w:lsdException w:name="Body Text Indent 2" w:semiHidden="1" w:unhideWhenUsed="1"/>
-    <w:lsdException w:name="Body Text Indent 3" w:semiHidden="1" w:unhideWhenUsed="1"/>
-    <w:lsdException w:name="Block Text" w:semiHidden="1" w:unhideWhenUsed="1"/>
-    <w:lsdException w:name="Hyperlink" w:semiHidden="1" w:unhideWhenUsed="1"/>
-    <w:lsdException w:name="FollowedHyperlink" w:semiHidden="1" w:unhideWhenUsed="1"/>
-    <w:lsdException w:name="Strong" w:uiPriority="22" w:qFormat="1"/>
-    <w:lsdException w:name="Emphasis" w:uiPriority="20" w:qFormat="1"/>
-    <w:lsdException w:name="Document Map" w:semiHidden="1" w:unhideWhenUsed="1"/>
-    <w:lsdException w:name="Plain Text" w:semiHidden="1" w:unhideWhenUsed="1"/>
-    <w:lsdException w:name="E-mail Signature" w:semiHidden="1" w:unhideWhenUsed="1"/>
-    <w:lsdException w:name="HTML Top of Form" w:semiHidden="1" w:unhideWhenUsed="1"/>
-    <w:lsdException w:name="HTML Bottom of Form" w:semiHidden="1" w:unhideWhenUsed="1"/>
-    <w:lsdException w:name="Normal (Web)" w:semiHidden="1" w:unhideWhenUsed="1"/>
-    <w:lsdException w:name="HTML Acronym" w:semiHidden="1" w:unhideWhenUsed="1"/>
-    <w:lsdException w:name="HTML Address" w:semiHidden="1" w:unhideWhenUsed="1"/>
-    <w:lsdException w:name="HTML Cite" w:semiHidden="1" w:unhideWhenUsed="1"/>
-    <w:lsdException w:name="HTML Code" w:semiHidden="1" w:unhideWhenUsed="1"/>
-    <w:lsdException w:name="HTML Definition" w:semiHidden="1" w:unhideWhenUsed="1"/>
-    <w:lsdException w:name="HTML Keyboard" w:semiHidden="1" w:unhideWhenUsed="1"/>
-    <w:lsdException w:name="HTML Preformatted" w:semiHidden="1" w:unhideWhenUsed="1"/>
-    <w:lsdException w:name="HTML Sample" w:semiHidden="1" w:unhideWhenUsed="1"/>
-    <w:lsdException w:name="HTML Typewriter" w:semiHidden="1" w:unhideWhenUsed="1"/>
-    <w:lsdException w:name="HTML Variable" w:semiHidden="1" w:unhideWhenUsed="1"/>
-    <w:lsdException w:name="Normal Table" w:semiHidden="1" w:unhideWhenUsed="1"/>
-    <w:lsdException w:name="annotation subject" w:semiHidden="1" w:unhideWhenUsed="1"/>
-    <w:lsdException w:name="No List" w:semiHidden="1" w:unhideWhenUsed="1"/>
-    <w:lsdException w:name="Outline List 1" w:semiHidden="1" w:unhideWhenUsed="1"/>
-    <w:lsdException w:name="Outline List 2" w:semiHidden="1" w:unhideWhenUsed="1"/>
-    <w:lsdException w:name="Outline List 3" w:semiHidden="1" w:unhideWhenUsed="1"/>
-    <w:lsdException w:name="Table Simple 1" w:semiHidden="1" w:unhideWhenUsed="1"/>
-    <w:lsdException w:name="Table Simple 2" w:semiHidden="1" w:unhideWhenUsed="1"/>
-    <w:lsdException w:name="Table Simple 3" w:semiHidden="1" w:unhideWhenUsed="1"/>
-    <w:lsdException w:name="Table Classic 1" w:semiHidden="1" w:unhideWhenUsed="1"/>
-    <w:lsdException w:name="Table Classic 2" w:semiHidden="1" w:unhideWhenUsed="1"/>
-    <w:lsdException w:name="Table Classic 3" w:semiHidden="1" w:unhideWhenUsed="1"/>
-    <w:lsdException w:name="Table Classic 4" w:semiHidden="1" w:unhideWhenUsed="1"/>
-    <w:lsdException w:name="Table Colorful 1" w:semiHidden="1" w:unhideWhenUsed="1"/>
-    <w:lsdException w:name="Table Colorful 2" w:semiHidden="1" w:unhideWhenUsed="1"/>
-    <w:lsdException w:name="Table Colorful 3" w:semiHidden="1" w:unhideWhenUsed="1"/>
-    <w:lsdException w:name="Table Columns 1" w:semiHidden="1" w:unhideWhenUsed="1"/>
-    <w:lsdException w:name="Table Columns 2" w:semiHidden="1" w:unhideWhenUsed="1"/>
-    <w:lsdException w:name="Table Columns 3" w:semiHidden="1" w:unhideWhenUsed="1"/>
-    <w:lsdException w:name="Table Columns 4" w:semiHidden="1" w:unhideWhenUsed="1"/>
-    <w:lsdException w:name="Table Columns 5" w:semiHidden="1" w:unhideWhenUsed="1"/>
-    <w:lsdException w:name="Table Grid 1" w:semiHidden="1" w:unhideWhenUsed="1"/>
-    <w:lsdException w:name="Table Grid 2" w:semiHidden="1" w:unhideWhenUsed="1"/>
-    <w:lsdException w:name="Table Grid 3" w:semiHidden="1" w:unhideWhenUsed="1"/>
-    <w:lsdException w:name="Table Grid 4" w:semiHidden="1" w:unhideWhenUsed="1"/>
-    <w:lsdException w:name="Table Grid 5" w:semiHidden="1" w:unhideWhenUsed="1"/>
-    <w:lsdException w:name="Table Grid 6" w:semiHidden="1" w:unhideWhenUsed="1"/>
-    <w:lsdException w:name="Table Grid 7" w:semiHidden="1" w:unhideWhenUsed="1"/>
-    <w:lsdException w:name="Table Grid 8" w:semiHidden="1" w:unhideWhenUsed="1"/>
-    <w:lsdException w:name="Table List 1" w:semiHidden="1" w:unhideWhenUsed="1"/>
-    <w:lsdException w:name="Table List 2" w:semiHidden="1" w:unhideWhenUsed="1"/>
-    <w:lsdException w:name="Table List 3" w:semiHidden="1" w:unhideWhenUsed="1"/>
-    <w:lsdException w:name="Table List 4" w:semiHidden="1" w:unhideWhenUsed="1"/>
-    <w:lsdException w:name="Table List 5" w:semiHidden="1" w:unhideWhenUsed="1"/>
-    <w:lsdException w:name="Table List 6" w:semiHidden="1" w:unhideWhenUsed="1"/>
-    <w:lsdException w:name="Table List 7" w:semiHidden="1" w:unhideWhenUsed="1"/>
-    <w:lsdException w:name="Table List 8" w:semiHidden="1" w:unhideWhenUsed="1"/>
-    <w:lsdException w:name="Table 3D effects 1" w:semiHidden="1" w:unhideWhenUsed="1"/>
-    <w:lsdException w:name="Table 3D effects 2" w:semiHidden="1" w:unhideWhenUsed="1"/>
-    <w:lsdException w:name="Table 3D effects 3" w:semiHidden="1" w:unhideWhenUsed="1"/>
-    <w:lsdException w:name="Table Contemporary" w:semiHidden="1" w:unhideWhenUsed="1"/>
-    <w:lsdException w:name="Table Elegant" w:semiHidden="1" w:unhideWhenUsed="1"/>
-    <w:lsdException w:name="Table Professional" w:semiHidden="1" w:unhideWhenUsed="1"/>
-    <w:lsdException w:name="Table Subtle 1" w:semiHidden="1" w:unhideWhenUsed="1"/>
-    <w:lsdException w:name="Table Subtle 2" w:semiHidden="1" w:unhideWhenUsed="1"/>
-    <w:lsdException w:name="Table Web 1" w:semiHidden="1" w:unhideWhenUsed="1"/>
-    <w:lsdException w:name="Table Web 2" w:semiHidden="1" w:unhideWhenUsed="1"/>
-    <w:lsdException w:name="Table Web 3" w:semiHidden="1" w:unhideWhenUsed="1"/>
-    <w:lsdException w:name="Balloon Text" w:semiHidden="1" w:unhideWhenUsed="1"/>
-    <w:lsdException w:name="Table Grid" w:uiPriority="39"/>
-    <w:lsdException w:name="Table Theme" w:semiHidden="1" w:unhideWhenUsed="1"/>
-    <w:lsdException w:name="Placeholder Text" w:semiHidden="1"/>
-    <w:lsdException w:name="No Spacing" w:uiPriority="1" w:qFormat="1"/>
-    <w:lsdException w:name="Light Shading" w:uiPriority="60"/>
-    <w:lsdException w:name="Light List" w:uiPriority="61"/>
-    <w:lsdException w:name="Light Grid" w:uiPriority="62"/>
-    <w:lsdException w:name="Medium Shading 1" w:uiPriority="63"/>
-    <w:lsdException w:name="Medium Shading 2" w:uiPriority="64"/>
-    <w:lsdException w:name="Medium List 1" w:uiPriority="65"/>
-    <w:lsdException w:name="Medium List 2" w:uiPriority="66"/>
-    <w:lsdException w:name="Medium Grid 1" w:uiPriority="67"/>
-    <w:lsdException w:name="Medium Grid 2" w:uiPriority="68"/>
-    <w:lsdException w:name="Medium Grid 3" w:uiPriority="69"/>
-    <w:lsdException w:name="Dark List" w:uiPriority="70"/>
-    <w:lsdException w:name="Colorful Shading" w:uiPriority="71"/>
-    <w:lsdException w:name="Colorful List" w:uiPriority="72"/>
-    <w:lsdException w:name="Colorful Grid" w:uiPriority="73"/>
-    <w:lsdException w:name="Light Shading Accent 1" w:uiPriority="60"/>
-    <w:lsdException w:name="Light List Accent 1" w:uiPriority="61"/>
-    <w:lsdException w:name="Light Grid Accent 1" w:uiPriority="62"/>
-    <w:lsdException w:name="Medium Shading 1 Accent 1" w:uiPriority="63"/>
-    <w:lsdException w:name="Medium Shading 2 Accent 1" w:uiPriority="64"/>
-    <w:lsdException w:name="Medium List 1 Accent 1" w:uiPriority="65"/>
-    <w:lsdException w:name="Revision" w:semiHidden="1"/>
-    <w:lsdException w:name="List Paragraph" w:uiPriority="34" w:qFormat="1"/>
-    <w:lsdException w:name="Quote" w:uiPriority="29" w:qFormat="1"/>
-    <w:lsdException w:name="Intense Quote" w:uiPriority="30" w:qFormat="1"/>
-    <w:lsdException w:name="Medium List 2 Accent 1" w:uiPriority="66"/>
-    <w:lsdException w:name="Medium Grid 1 Accent 1" w:uiPriority="67"/>
-    <w:lsdException w:name="Medium Grid 2 Accent 1" w:uiPriority="68"/>
-    <w:lsdException w:name="Medium Grid 3 Accent 1" w:uiPriority="69"/>
-    <w:lsdException w:name="Dark List Accent 1" w:uiPriority="70"/>
-    <w:lsdException w:name="Colorful Shading Accent 1" w:uiPriority="71"/>
-    <w:lsdException w:name="Colorful List Accent 1" w:uiPriority="72"/>
-    <w:lsdException w:name="Colorful Grid Accent 1" w:uiPriority="73"/>
-    <w:lsdException w:name="Light Shading Accent 2" w:uiPriority="60"/>
-    <w:lsdException w:name="Light List Accent 2" w:uiPriority="61"/>
-    <w:lsdException w:name="Light Grid Accent 2" w:uiPriority="62"/>
-    <w:lsdException w:name="Medium Shading 1 Accent 2" w:uiPriority="63"/>
-    <w:lsdException w:name="Medium Shading 2 Accent 2" w:uiPriority="64"/>
-    <w:lsdException w:name="Medium List 1 Accent 2" w:uiPriority="65"/>
-    <w:lsdException w:name="Medium List 2 Accent 2" w:uiPriority="66"/>
-    <w:lsdException w:name="Medium Grid 1 Accent 2" w:uiPriority="67"/>
-    <w:lsdException w:name="Medium Grid 2 Accent 2" w:uiPriority="68"/>
-    <w:lsdException w:name="Medium Grid 3 Accent 2" w:uiPriority="69"/>
-    <w:lsdException w:name="Dark List Accent 2" w:uiPriority="70"/>
-    <w:lsdException w:name="Colorful Shading Accent 2" w:uiPriority="71"/>
-    <w:lsdException w:name="Colorful List Accent 2" w:uiPriority="72"/>
-    <w:lsdException w:name="Colorful Grid Accent 2" w:uiPriority="73"/>
-    <w:lsdException w:name="Light Shading Accent 3" w:uiPriority="60"/>
-    <w:lsdException w:name="Light List Accent 3" w:uiPriority="61"/>
-    <w:lsdException w:name="Light Grid Accent 3" w:uiPriority="62"/>
-    <w:lsdException w:name="Medium Shading 1 Accent 3" w:uiPriority="63"/>
-    <w:lsdException w:name="Medium Shading 2 Accent 3" w:uiPriority="64"/>
-    <w:lsdException w:name="Medium List 1 Accent 3" w:uiPriority="65"/>
-    <w:lsdException w:name="Medium List 2 Accent 3" w:uiPriority="66"/>
-    <w:lsdException w:name="Medium Grid 1 Accent 3" w:uiPriority="67"/>
-    <w:lsdException w:name="Medium Grid 2 Accent 3" w:uiPriority="68"/>
-    <w:lsdException w:name="Medium Grid 3 Accent 3" w:uiPriority="69"/>
-    <w:lsdException w:name="Dark List Accent 3" w:uiPriority="70"/>
-    <w:lsdException w:name="Colorful Shading Accent 3" w:uiPriority="71"/>
-    <w:lsdException w:name="Colorful List Accent 3" w:uiPriority="72"/>
-    <w:lsdException w:name="Colorful Grid Accent 3" w:uiPriority="73"/>
-    <w:lsdException w:name="Light Shading Accent 4" w:uiPriority="60"/>
-    <w:lsdException w:name="Light List Accent 4" w:uiPriority="61"/>
-    <w:lsdException w:name="Light Grid Accent 4" w:uiPriority="62"/>
-    <w:lsdException w:name="Medium Shading 1 Accent 4" w:uiPriority="63"/>
-    <w:lsdException w:name="Medium Shading 2 Accent 4" w:uiPriority="64"/>
-    <w:lsdException w:name="Medium List 1 Accent 4" w:uiPriority="65"/>
-    <w:lsdException w:name="Medium List 2 Accent 4" w:uiPriority="66"/>
-    <w:lsdException w:name="Medium Grid 1 Accent 4" w:uiPriority="67"/>
-    <w:lsdException w:name="Medium Grid 2 Accent 4" w:uiPriority="68"/>
-    <w:lsdException w:name="Medium Grid 3 Accent 4" w:uiPriority="69"/>
-    <w:lsdException w:name="Dark List Accent 4" w:uiPriority="70"/>
-    <w:lsdException w:name="Colorful Shading Accent 4" w:uiPriority="71"/>
-    <w:lsdException w:name="Colorful List Accent 4" w:uiPriority="72"/>
-    <w:lsdException w:name="Colorful Grid Accent 4" w:uiPriority="73"/>
-    <w:lsdException w:name="Light Shading Accent 5" w:uiPriority="60"/>
-    <w:lsdException w:name="Light List Accent 5" w:uiPriority="61"/>
-    <w:lsdException w:name="Light Grid Accent 5" w:uiPriority="62"/>
-    <w:lsdException w:name="Medium Shading 1 Accent 5" w:uiPriority="63"/>
-    <w:lsdException w:name="Medium Shading 2 Accent 5" w:uiPriority="64"/>
-    <w:lsdException w:name="Medium List 1 Accent 5" w:uiPriority="65"/>
-    <w:lsdException w:name="Medium List 2 Accent 5" w:uiPriority="66"/>
-    <w:lsdException w:name="Medium Grid 1 Accent 5" w:uiPriority="67"/>
-    <w:lsdException w:name="Medium Grid 2 Accent 5" w:uiPriority="68"/>
-    <w:lsdException w:name="Medium Grid 3 Accent 5" w:uiPriority="69"/>
-    <w:lsdException w:name="Dark List Accent 5" w:uiPriority="70"/>
-    <w:lsdException w:name="Colorful Shading Accent 5" w:uiPriority="71"/>
-    <w:lsdException w:name="Colorful List Accent 5" w:uiPriority="72"/>
-    <w:lsdException w:name="Colorful Grid Accent 5" w:uiPriority="73"/>
-    <w:lsdException w:name="Light Shading Accent 6" w:uiPriority="60"/>
-    <w:lsdException w:name="Light List Accent 6" w:uiPriority="61"/>
-    <w:lsdException w:name="Light Grid Accent 6" w:uiPriority="62"/>
-    <w:lsdException w:name="Medium Shading 1 Accent 6" w:uiPriority="63"/>
-    <w:lsdException w:name="Medium Shading 2 Accent 6" w:uiPriority="64"/>
-    <w:lsdException w:name="Medium List 1 Accent 6" w:uiPriority="65"/>
-    <w:lsdException w:name="Medium List 2 Accent 6" w:uiPriority="66"/>
-    <w:lsdException w:name="Medium Grid 1 Accent 6" w:uiPriority="67"/>
-    <w:lsdException w:name="Medium Grid 2 Accent 6" w:uiPriority="68"/>
-    <w:lsdException w:name="Medium Grid 3 Accent 6" w:uiPriority="69"/>
-    <w:lsdException w:name="Dark List Accent 6" w:uiPriority="70"/>
-    <w:lsdException w:name="Colorful Shading Accent 6" w:uiPriority="71"/>
-    <w:lsdException w:name="Colorful List Accent 6" w:uiPriority="72"/>
-    <w:lsdException w:name="Colorful Grid Accent 6" w:uiPriority="73"/>
-    <w:lsdException w:name="Subtle Emphasis" w:uiPriority="19" w:qFormat="1"/>
-    <w:lsdException w:name="Intense Emphasis" w:uiPriority="21" w:qFormat="1"/>
-    <w:lsdException w:name="Subtle Reference" w:uiPriority="31" w:qFormat="1"/>
-    <w:lsdException w:name="Intense Reference" w:uiPriority="32" w:qFormat="1"/>
-    <w:lsdException w:name="Book Title" w:uiPriority="33" w:qFormat="1"/>
-    <w:lsdException w:name="Bibliography" w:semiHidden="1" w:uiPriority="37" w:unhideWhenUsed="1"/>
-    <w:lsdException w:name="TOC Heading" w:semiHidden="1" w:uiPriority="39" w:unhideWhenUsed="1" w:qFormat="1"/>
-    <w:lsdException w:name="Plain Table 1" w:uiPriority="41"/>
-    <w:lsdException w:name="Plain Table 2" w:uiPriority="42"/>
-    <w:lsdException w:name="Plain Table 3" w:uiPriority="43"/>
-    <w:lsdException w:name="Plain Table 4" w:uiPriority="44"/>
-    <w:lsdException w:name="Plain Table 5" w:uiPriority="45"/>
-    <w:lsdException w:name="Grid Table Light" w:uiPriority="40"/>
-    <w:lsdException w:name="Grid Table 1 Light" w:uiPriority="46"/>
-    <w:lsdException w:name="Grid Table 2" w:uiPriority="47"/>
-    <w:lsdException w:name="Grid Table 3" w:uiPriority="48"/>
-    <w:lsdException w:name="Grid Table 4" w:uiPriority="49"/>
-    <w:lsdException w:name="Grid Table 5 Dark" w:uiPriority="50"/>
-    <w:lsdException w:name="Grid Table 6 Colorful" w:uiPriority="51"/>
-    <w:lsdException w:name="Grid Table 7 Colorful" w:uiPriority="52"/>
-    <w:lsdException w:name="Grid Table 1 Light Accent 1" w:uiPriority="46"/>
-    <w:lsdException w:name="Grid Table 2 Accent 1" w:uiPriority="47"/>
-    <w:lsdException w:name="Grid Table 3 Accent 1" w:uiPriority="48"/>
-    <w:lsdException w:name="Grid Table 4 Accent 1" w:uiPriority="49"/>
-    <w:lsdException w:name="Grid Table 5 Dark Accent 1" w:uiPriority="50"/>
-    <w:lsdException w:name="Grid Table 6 Colorful Accent 1" w:uiPriority="51"/>
-    <w:lsdException w:name="Grid Table 7 Colorful Accent 1" w:uiPriority="52"/>
-    <w:lsdException w:name="Grid Table 1 Light Accent 2" w:uiPriority="46"/>
-    <w:lsdException w:name="Grid Table 2 Accent 2" w:uiPriority="47"/>
-    <w:lsdException w:name="Grid Table 3 Accent 2" w:uiPriority="48"/>
-    <w:lsdException w:name="Grid Table 4 Accent 2" w:uiPriority="49"/>
-    <w:lsdException w:name="Grid Table 5 Dark Accent 2" w:uiPriority="50"/>
-    <w:lsdException w:name="Grid Table 6 Colorful Accent 2" w:uiPriority="51"/>
-    <w:lsdException w:name="Grid Table 7 Colorful Accent 2" w:uiPriority="52"/>
-    <w:lsdException w:name="Grid Table 1 Light Accent 3" w:uiPriority="46"/>
-    <w:lsdException w:name="Grid Table 2 Accent 3" w:uiPriority="47"/>
-    <w:lsdException w:name="Grid Table 3 Accent 3" w:uiPriority="48"/>
-    <w:lsdException w:name="Grid Table 4 Accent 3" w:uiPriority="49"/>
-    <w:lsdException w:name="Grid Table 5 Dark Accent 3" w:uiPriority="50"/>
-    <w:lsdException w:name="Grid Table 6 Colorful Accent 3" w:uiPriority="51"/>
-    <w:lsdException w:name="Grid Table 7 Colorful Accent 3" w:uiPriority="52"/>
-    <w:lsdException w:name="Grid Table 1 Light Accent 4" w:uiPriority="46"/>
-    <w:lsdException w:name="Grid Table 2 Accent 4" w:uiPriority="47"/>
-    <w:lsdException w:name="Grid Table 3 Accent 4" w:uiPriority="48"/>
-    <w:lsdException w:name="Grid Table 4 Accent 4" w:uiPriority="49"/>
-    <w:lsdException w:name="Grid Table 5 Dark Accent 4" w:uiPriority="50"/>
-    <w:lsdException w:name="Grid Table 6 Colorful Accent 4" w:uiPriority="51"/>
-    <w:lsdException w:name="Grid Table 7 Colorful Accent 4" w:uiPriority="52"/>
-    <w:lsdException w:name="Grid Table 1 Light Accent 5" w:uiPriority="46"/>
-    <w:lsdException w:name="Grid Table 2 Accent 5" w:uiPriority="47"/>
-    <w:lsdException w:name="Grid Table 3 Accent 5" w:uiPriority="48"/>
-    <w:lsdException w:name="Grid Table 4 Accent 5" w:uiPriority="49"/>
-    <w:lsdException w:name="Grid Table 5 Dark Accent 5" w:uiPriority="50"/>
-    <w:lsdException w:name="Grid Table 6 Colorful Accent 5" w:uiPriority="51"/>
-    <w:lsdException w:name="Grid Table 7 Colorful Accent 5" w:uiPriority="52"/>
-    <w:lsdException w:name="Grid Table 1 Light Accent 6" w:uiPriority="46"/>
-    <w:lsdException w:name="Grid Table 2 Accent 6" w:uiPriority="47"/>
-    <w:lsdException w:name="Grid Table 3 Accent 6" w:uiPriority="48"/>
-    <w:lsdException w:name="Grid Table 4 Accent 6" w:uiPriority="49"/>
-    <w:lsdException w:name="Grid Table 5 Dark Accent 6" w:uiPriority="50"/>
-    <w:lsdException w:name="Grid Table 6 Colorful Accent 6" w:uiPriority="51"/>
-    <w:lsdException w:name="Grid Table 7 Colorful Accent 6" w:uiPriority="52"/>
-    <w:lsdException w:name="List Table 1 Light" w:uiPriority="46"/>
-    <w:lsdException w:name="List Table 2" w:uiPriority="47"/>
-    <w:lsdException w:name="List Table 3" w:uiPriority="48"/>
-    <w:lsdException w:name="List Table 4" w:uiPriority="49"/>
-    <w:lsdException w:name="List Table 5 Dark" w:uiPriority="50"/>
-    <w:lsdException w:name="List Table 6 Colorful" w:uiPriority="51"/>
-    <w:lsdException w:name="List Table 7 Colorful" w:uiPriority="52"/>
-    <w:lsdException w:name="List Table 1 Light Accent 1" w:uiPriority="46"/>
-    <w:lsdException w:name="List Table 2 Accent 1" w:uiPriority="47"/>
-    <w:lsdException w:name="List Table 3 Accent 1" w:uiPriority="48"/>
-    <w:lsdException w:name="List Table 4 Accent 1" w:uiPriority="49"/>
-    <w:lsdException w:name="List Table 5 Dark Accent 1" w:uiPriority="50"/>
-    <w:lsdException w:name="List Table 6 Colorful Accent 1" w:uiPriority="51"/>
-    <w:lsdException w:name="List Table 7 Colorful Accent 1" w:uiPriority="52"/>
-    <w:lsdException w:name="List Table 1 Light Accent 2" w:uiPriority="46"/>
-    <w:lsdException w:name="List Table 2 Accent 2" w:uiPriority="47"/>
-    <w:lsdException w:name="List Table 3 Accent 2" w:uiPriority="48"/>
-    <w:lsdException w:name="List Table 4 Accent 2" w:uiPriority="49"/>
-    <w:lsdException w:name="List Table 5 Dark Accent 2" w:uiPriority="50"/>
-    <w:lsdException w:name="List Table 6 Colorful Accent 2" w:uiPriority="51"/>
-    <w:lsdException w:name="List Table 7 Colorful Accent 2" w:uiPriority="52"/>
-    <w:lsdException w:name="List Table 1 Light Accent 3" w:uiPriority="46"/>
-    <w:lsdException w:name="List Table 2 Accent 3" w:uiPriority="47"/>
-    <w:lsdException w:name="List Table 3 Accent 3" w:uiPriority="48"/>
-    <w:lsdException w:name="List Table 4 Accent 3" w:uiPriority="49"/>
-    <w:lsdException w:name="List Table 5 Dark Accent 3" w:uiPriority="50"/>
-    <w:lsdException w:name="List Table 6 Colorful Accent 3" w:uiPriority="51"/>
-    <w:lsdException w:name="List Table 7 Colorful Accent 3" w:uiPriority="52"/>
-    <w:lsdException w:name="List Table 1 Light Accent 4" w:uiPriority="46"/>
-    <w:lsdException w:name="List Table 2 Accent 4" w:uiPriority="47"/>
-    <w:lsdException w:name="List Table 3 Accent 4" w:uiPriority="48"/>
-    <w:lsdException w:name="List Table 4 Accent 4" w:uiPriority="49"/>
-    <w:lsdException w:name="List Table 5 Dark Accent 4" w:uiPriority="50"/>
-    <w:lsdException w:name="List Table 6 Colorful Accent 4" w:uiPriority="51"/>
-    <w:lsdException w:name="List Table 7 Colorful Accent 4" w:uiPriority="52"/>
-    <w:lsdException w:name="List Table 1 Light Accent 5" w:uiPriority="46"/>
-    <w:lsdException w:name="List Table 2 Accent 5" w:uiPriority="47"/>
-    <w:lsdException w:name="List Table 3 Accent 5" w:uiPriority="48"/>
-    <w:lsdException w:name="List Table 4 Accent 5" w:uiPriority="49"/>
-    <w:lsdException w:name="List Table 5 Dark Accent 5" w:uiPriority="50"/>
-    <w:lsdException w:name="List Table 6 Colorful Accent 5" w:uiPriority="51"/>
-    <w:lsdException w:name="List Table 7 Colorful Accent 5" w:uiPriority="52"/>
-    <w:lsdException w:name="List Table 1 Light Accent 6" w:uiPriority="46"/>
-    <w:lsdException w:name="List Table 2 Accent 6" w:uiPriority="47"/>
-    <w:lsdException w:name="List Table 3 Accent 6" w:uiPriority="48"/>
-    <w:lsdException w:name="List Table 4 Accent 6" w:uiPriority="49"/>
-    <w:lsdException w:name="List Table 5 Dark Accent 6" w:uiPriority="50"/>
-    <w:lsdException w:name="List Table 6 Colorful Accent 6" w:uiPriority="51"/>
-    <w:lsdException w:name="List Table 7 Colorful Accent 6" w:uiPriority="52"/>
-    <w:lsdException w:name="Mention" w:semiHidden="1" w:unhideWhenUsed="1"/>
-    <w:lsdException w:name="Smart Hyperlink" w:semiHidden="1" w:unhideWhenUsed="1"/>
-    <w:lsdException w:name="Hashtag" w:semiHidden="1" w:unhideWhenUsed="1"/>
-    <w:lsdException w:name="Unresolved Mention" w:semiHidden="1" w:unhideWhenUsed="1"/>
-    <w:lsdException w:name="Smart Link" w:semiHidden="1" w:unhideWhenUsed="1"/>
+  <w:latentStyles w:count="260" w:defQFormat="0" w:defUnhideWhenUsed="1" w:defSemiHidden="1" w:defUIPriority="99" w:defLockedState="0">
+    <w:lsdException w:qFormat="1" w:unhideWhenUsed="0" w:uiPriority="0" w:semiHidden="0" w:name="Normal"/>
+    <w:lsdException w:qFormat="1" w:unhideWhenUsed="0" w:uiPriority="9" w:semiHidden="0" w:name="heading 1"/>
+    <w:lsdException w:qFormat="1" w:uiPriority="9" w:semiHidden="0" w:name="heading 2"/>
+    <w:lsdException w:qFormat="1" w:uiPriority="9" w:name="heading 3"/>
+    <w:lsdException w:qFormat="1" w:uiPriority="9" w:name="heading 4"/>
+    <w:lsdException w:qFormat="1" w:uiPriority="9" w:name="heading 5"/>
+    <w:lsdException w:qFormat="1" w:uiPriority="9" w:name="heading 6"/>
+    <w:lsdException w:qFormat="1" w:uiPriority="9" w:name="heading 7"/>
+    <w:lsdException w:qFormat="1" w:uiPriority="9" w:name="heading 8"/>
+    <w:lsdException w:qFormat="1" w:uiPriority="9" w:name="heading 9"/>
+    <w:lsdException w:uiPriority="99" w:name="index 1"/>
+    <w:lsdException w:uiPriority="99" w:name="index 2"/>
+    <w:lsdException w:uiPriority="99" w:name="index 3"/>
+    <w:lsdException w:uiPriority="99" w:name="index 4"/>
+    <w:lsdException w:uiPriority="99" w:name="index 5"/>
+    <w:lsdException w:uiPriority="99" w:name="index 6"/>
+    <w:lsdException w:uiPriority="99" w:name="index 7"/>
+    <w:lsdException w:uiPriority="99" w:name="index 8"/>
+    <w:lsdException w:uiPriority="99" w:name="index 9"/>
+    <w:lsdException w:uiPriority="39" w:name="toc 1"/>
+    <w:lsdException w:uiPriority="39" w:name="toc 2"/>
+    <w:lsdException w:uiPriority="39" w:name="toc 3"/>
+    <w:lsdException w:uiPriority="39" w:name="toc 4"/>
+    <w:lsdException w:uiPriority="39" w:name="toc 5"/>
+    <w:lsdException w:uiPriority="39" w:name="toc 6"/>
+    <w:lsdException w:uiPriority="39" w:name="toc 7"/>
+    <w:lsdException w:uiPriority="39" w:name="toc 8"/>
+    <w:lsdException w:uiPriority="39" w:name="toc 9"/>
+    <w:lsdException w:uiPriority="99" w:name="Normal Indent"/>
+    <w:lsdException w:uiPriority="99" w:name="footnote text"/>
+    <w:lsdException w:uiPriority="99" w:name="annotation text"/>
+    <w:lsdException w:qFormat="1" w:uiPriority="99" w:semiHidden="0" w:name="header"/>
+    <w:lsdException w:qFormat="1" w:uiPriority="99" w:semiHidden="0" w:name="footer"/>
+    <w:lsdException w:uiPriority="99" w:name="index heading"/>
+    <w:lsdException w:qFormat="1" w:uiPriority="35" w:name="caption"/>
+    <w:lsdException w:uiPriority="99" w:name="table of figures"/>
+    <w:lsdException w:uiPriority="99" w:name="envelope address"/>
+    <w:lsdException w:uiPriority="99" w:name="envelope return"/>
+    <w:lsdException w:uiPriority="99" w:name="footnote reference"/>
+    <w:lsdException w:uiPriority="99" w:name="annotation reference"/>
+    <w:lsdException w:uiPriority="99" w:name="line number"/>
+    <w:lsdException w:uiPriority="99" w:name="page number"/>
+    <w:lsdException w:uiPriority="99" w:name="endnote reference"/>
+    <w:lsdException w:uiPriority="99" w:name="endnote text"/>
+    <w:lsdException w:uiPriority="99" w:name="table of authorities"/>
+    <w:lsdException w:uiPriority="99" w:name="macro"/>
+    <w:lsdException w:uiPriority="99" w:name="toa heading"/>
+    <w:lsdException w:uiPriority="99" w:name="List"/>
+    <w:lsdException w:uiPriority="99" w:name="List Bullet"/>
+    <w:lsdException w:uiPriority="99" w:name="List Number"/>
+    <w:lsdException w:uiPriority="99" w:name="List 2"/>
+    <w:lsdException w:uiPriority="99" w:name="List 3"/>
+    <w:lsdException w:uiPriority="99" w:name="List 4"/>
+    <w:lsdException w:uiPriority="99" w:name="List 5"/>
+    <w:lsdException w:uiPriority="99" w:name="List Bullet 2"/>
+    <w:lsdException w:uiPriority="99" w:name="List Bullet 3"/>
+    <w:lsdException w:uiPriority="99" w:name="List Bullet 4"/>
+    <w:lsdException w:uiPriority="99" w:name="List Bullet 5"/>
+    <w:lsdException w:uiPriority="99" w:name="List Number 2"/>
+    <w:lsdException w:uiPriority="99" w:name="List Number 3"/>
+    <w:lsdException w:uiPriority="99" w:name="List Number 4"/>
+    <w:lsdException w:uiPriority="99" w:name="List Number 5"/>
+    <w:lsdException w:qFormat="1" w:unhideWhenUsed="0" w:uiPriority="10" w:semiHidden="0" w:name="Title"/>
+    <w:lsdException w:uiPriority="99" w:name="Closing"/>
+    <w:lsdException w:uiPriority="99" w:name="Signature"/>
+    <w:lsdException w:qFormat="1" w:uiPriority="1" w:name="Default Paragraph Font"/>
+    <w:lsdException w:uiPriority="99" w:name="Body Text"/>
+    <w:lsdException w:uiPriority="99" w:name="Body Text Indent"/>
+    <w:lsdException w:uiPriority="99" w:name="List Continue"/>
+    <w:lsdException w:uiPriority="99" w:name="List Continue 2"/>
+    <w:lsdException w:uiPriority="99" w:name="List Continue 3"/>
+    <w:lsdException w:uiPriority="99" w:name="List Continue 4"/>
+    <w:lsdException w:uiPriority="99" w:name="List Continue 5"/>
+    <w:lsdException w:uiPriority="99" w:name="Message Header"/>
+    <w:lsdException w:qFormat="1" w:unhideWhenUsed="0" w:uiPriority="11" w:semiHidden="0" w:name="Subtitle"/>
+    <w:lsdException w:uiPriority="99" w:name="Salutation"/>
+    <w:lsdException w:uiPriority="99" w:name="Date"/>
+    <w:lsdException w:uiPriority="99" w:name="Body Text First Indent"/>
+    <w:lsdException w:uiPriority="99" w:name="Body Text First Indent 2"/>
+    <w:lsdException w:uiPriority="99" w:name="Note Heading"/>
+    <w:lsdException w:uiPriority="99" w:name="Body Text 2"/>
+    <w:lsdException w:uiPriority="99" w:name="Body Text 3"/>
+    <w:lsdException w:uiPriority="99" w:name="Body Text Indent 2"/>
+    <w:lsdException w:uiPriority="99" w:name="Body Text Indent 3"/>
+    <w:lsdException w:uiPriority="99" w:name="Block Text"/>
+    <w:lsdException w:uiPriority="99" w:name="Hyperlink"/>
+    <w:lsdException w:uiPriority="99" w:name="FollowedHyperlink"/>
+    <w:lsdException w:qFormat="1" w:unhideWhenUsed="0" w:uiPriority="22" w:semiHidden="0" w:name="Strong"/>
+    <w:lsdException w:qFormat="1" w:unhideWhenUsed="0" w:uiPriority="20" w:semiHidden="0" w:name="Emphasis"/>
+    <w:lsdException w:uiPriority="99" w:name="Document Map"/>
+    <w:lsdException w:uiPriority="99" w:name="Plain Text"/>
+    <w:lsdException w:uiPriority="99" w:name="E-mail Signature"/>
+    <w:lsdException w:uiPriority="99" w:name="Normal (Web)"/>
+    <w:lsdException w:uiPriority="99" w:name="HTML Acronym"/>
+    <w:lsdException w:uiPriority="99" w:name="HTML Address"/>
+    <w:lsdException w:uiPriority="99" w:name="HTML Cite"/>
+    <w:lsdException w:uiPriority="99" w:name="HTML Code"/>
+    <w:lsdException w:uiPriority="99" w:name="HTML Definition"/>
+    <w:lsdException w:uiPriority="99" w:name="HTML Keyboard"/>
+    <w:lsdException w:uiPriority="99" w:name="HTML Preformatted"/>
+    <w:lsdException w:uiPriority="99" w:name="HTML Sample"/>
+    <w:lsdException w:uiPriority="99" w:name="HTML Typewriter"/>
+    <w:lsdException w:uiPriority="99" w:name="HTML Variable"/>
+    <w:lsdException w:qFormat="1" w:uiPriority="99" w:name="Normal Table"/>
+    <w:lsdException w:uiPriority="99" w:name="annotation subject"/>
+    <w:lsdException w:uiPriority="99" w:name="Table Simple 1"/>
+    <w:lsdException w:uiPriority="99" w:name="Table Simple 2"/>
+    <w:lsdException w:uiPriority="99" w:name="Table Simple 3"/>
+    <w:lsdException w:uiPriority="99" w:name="Table Classic 1"/>
+    <w:lsdException w:uiPriority="99" w:name="Table Classic 2"/>
+    <w:lsdException w:uiPriority="99" w:name="Table Classic 3"/>
+    <w:lsdException w:uiPriority="99" w:name="Table Classic 4"/>
+    <w:lsdException w:uiPriority="99" w:name="Table Colorful 1"/>
+    <w:lsdException w:uiPriority="99" w:name="Table Colorful 2"/>
+    <w:lsdException w:uiPriority="99" w:name="Table Colorful 3"/>
+    <w:lsdException w:uiPriority="99" w:name="Table Columns 1"/>
+    <w:lsdException w:uiPriority="99" w:name="Table Columns 2"/>
+    <w:lsdException w:uiPriority="99" w:name="Table Columns 3"/>
+    <w:lsdException w:uiPriority="99" w:name="Table Columns 4"/>
+    <w:lsdException w:uiPriority="99" w:name="Table Columns 5"/>
+    <w:lsdException w:uiPriority="99" w:name="Table Grid 1"/>
+    <w:lsdException w:uiPriority="99" w:name="Table Grid 2"/>
+    <w:lsdException w:uiPriority="99" w:name="Table Grid 3"/>
+    <w:lsdException w:uiPriority="99" w:name="Table Grid 4"/>
+    <w:lsdException w:uiPriority="99" w:name="Table Grid 5"/>
+    <w:lsdException w:uiPriority="99" w:name="Table Grid 6"/>
+    <w:lsdException w:uiPriority="99" w:name="Table Grid 7"/>
+    <w:lsdException w:uiPriority="99" w:name="Table Grid 8"/>
+    <w:lsdException w:uiPriority="99" w:name="Table List 1"/>
+    <w:lsdException w:uiPriority="99" w:name="Table List 2"/>
+    <w:lsdException w:uiPriority="99" w:name="Table List 3"/>
+    <w:lsdException w:uiPriority="99" w:name="Table List 4"/>
+    <w:lsdException w:uiPriority="99" w:name="Table List 5"/>
+    <w:lsdException w:uiPriority="99" w:name="Table List 6"/>
+    <w:lsdException w:uiPriority="99" w:name="Table List 7"/>
+    <w:lsdException w:uiPriority="99" w:name="Table List 8"/>
+    <w:lsdException w:uiPriority="99" w:name="Table 3D effects 1"/>
+    <w:lsdException w:uiPriority="99" w:name="Table 3D effects 2"/>
+    <w:lsdException w:uiPriority="99" w:name="Table 3D effects 3"/>
+    <w:lsdException w:uiPriority="99" w:name="Table Contemporary"/>
+    <w:lsdException w:uiPriority="99" w:name="Table Elegant"/>
+    <w:lsdException w:uiPriority="99" w:name="Table Professional"/>
+    <w:lsdException w:uiPriority="99" w:name="Table Subtle 1"/>
+    <w:lsdException w:uiPriority="99" w:name="Table Subtle 2"/>
+    <w:lsdException w:uiPriority="99" w:name="Table Web 1"/>
+    <w:lsdException w:uiPriority="99" w:name="Table Web 2"/>
+    <w:lsdException w:uiPriority="99" w:name="Table Web 3"/>
+    <w:lsdException w:uiPriority="99" w:name="Balloon Text"/>
+    <w:lsdException w:unhideWhenUsed="0" w:uiPriority="39" w:semiHidden="0" w:name="Table Grid"/>
+    <w:lsdException w:uiPriority="99" w:name="Table Theme"/>
   </w:latentStyles>
-  <w:style w:type="paragraph" w:default="1" w:styleId="Normal">
+  <w:style w:type="paragraph" w:default="1" w:styleId="1">
     <w:name w:val="Normal"/>
     <w:qFormat/>
+    <w:uiPriority w:val="0"/>
+    <w:pPr>
+      <w:widowControl w:val="0"/>
+    </w:pPr>
+    <w:rPr>
+      <w:rFonts w:ascii="Times New Roman" w:hAnsi="Times New Roman" w:eastAsia="Times New Roman" w:cs="Times New Roman"/>
+      <w:lang w:val="pt-BR" w:eastAsia="pt-BR" w:bidi="ar-SA"/>
+    </w:rPr>
   </w:style>
-  <w:style w:type="paragraph" w:styleId="Ttulo1">
+  <w:style w:type="paragraph" w:styleId="2">
     <w:name w:val="heading 1"/>
-    <w:basedOn w:val="Normal"/>
-    <w:next w:val="Normal"/>
+    <w:basedOn w:val="1"/>
+    <w:next w:val="1"/>
+    <w:qFormat/>
     <w:uiPriority w:val="9"/>
-    <w:qFormat/>
     <w:pPr>
       <w:keepNext/>
       <w:spacing w:before="120" w:after="60"/>
@@ -6282,20 +6434,20 @@
       <w:outlineLvl w:val="0"/>
     </w:pPr>
     <w:rPr>
-      <w:rFonts w:ascii="Arial" w:eastAsia="Arial" w:hAnsi="Arial" w:cs="Arial"/>
+      <w:rFonts w:ascii="Arial" w:hAnsi="Arial" w:eastAsia="Arial" w:cs="Arial"/>
       <w:b/>
       <w:bCs/>
       <w:sz w:val="24"/>
       <w:szCs w:val="24"/>
     </w:rPr>
   </w:style>
-  <w:style w:type="paragraph" w:styleId="Ttulo2">
+  <w:style w:type="paragraph" w:styleId="3">
     <w:name w:val="heading 2"/>
-    <w:basedOn w:val="Normal"/>
-    <w:next w:val="Normal"/>
-    <w:uiPriority w:val="9"/>
+    <w:basedOn w:val="1"/>
+    <w:next w:val="1"/>
     <w:unhideWhenUsed/>
     <w:qFormat/>
+    <w:uiPriority w:val="9"/>
     <w:pPr>
       <w:keepNext/>
       <w:spacing w:before="120" w:after="60"/>
@@ -6303,19 +6455,19 @@
       <w:outlineLvl w:val="1"/>
     </w:pPr>
     <w:rPr>
-      <w:rFonts w:ascii="Arial" w:eastAsia="Arial" w:hAnsi="Arial" w:cs="Arial"/>
+      <w:rFonts w:ascii="Arial" w:hAnsi="Arial" w:eastAsia="Arial" w:cs="Arial"/>
       <w:b/>
       <w:bCs/>
     </w:rPr>
   </w:style>
-  <w:style w:type="paragraph" w:styleId="Ttulo3">
+  <w:style w:type="paragraph" w:styleId="4">
     <w:name w:val="heading 3"/>
-    <w:basedOn w:val="Normal"/>
-    <w:next w:val="Normal"/>
-    <w:uiPriority w:val="9"/>
+    <w:basedOn w:val="1"/>
+    <w:next w:val="1"/>
     <w:semiHidden/>
     <w:unhideWhenUsed/>
     <w:qFormat/>
+    <w:uiPriority w:val="9"/>
     <w:pPr>
       <w:keepNext/>
       <w:spacing w:before="120" w:after="60"/>
@@ -6323,19 +6475,19 @@
       <w:outlineLvl w:val="2"/>
     </w:pPr>
     <w:rPr>
-      <w:rFonts w:ascii="Arial" w:eastAsia="Arial" w:hAnsi="Arial" w:cs="Arial"/>
+      <w:rFonts w:ascii="Arial" w:hAnsi="Arial" w:eastAsia="Arial" w:cs="Arial"/>
       <w:i/>
       <w:iCs/>
     </w:rPr>
   </w:style>
-  <w:style w:type="paragraph" w:styleId="Ttulo4">
+  <w:style w:type="paragraph" w:styleId="5">
     <w:name w:val="heading 4"/>
-    <w:basedOn w:val="Normal"/>
-    <w:next w:val="Normal"/>
-    <w:uiPriority w:val="9"/>
+    <w:basedOn w:val="1"/>
+    <w:next w:val="1"/>
     <w:semiHidden/>
     <w:unhideWhenUsed/>
     <w:qFormat/>
+    <w:uiPriority w:val="9"/>
     <w:pPr>
       <w:keepNext/>
       <w:spacing w:before="120" w:after="60"/>
@@ -6343,17 +6495,17 @@
       <w:outlineLvl w:val="3"/>
     </w:pPr>
     <w:rPr>
-      <w:rFonts w:ascii="Arial" w:eastAsia="Arial" w:hAnsi="Arial" w:cs="Arial"/>
+      <w:rFonts w:ascii="Arial" w:hAnsi="Arial" w:eastAsia="Arial" w:cs="Arial"/>
     </w:rPr>
   </w:style>
-  <w:style w:type="paragraph" w:styleId="Ttulo5">
+  <w:style w:type="paragraph" w:styleId="6">
     <w:name w:val="heading 5"/>
-    <w:basedOn w:val="Normal"/>
-    <w:next w:val="Normal"/>
-    <w:uiPriority w:val="9"/>
+    <w:basedOn w:val="1"/>
+    <w:next w:val="1"/>
     <w:semiHidden/>
     <w:unhideWhenUsed/>
     <w:qFormat/>
+    <w:uiPriority w:val="9"/>
     <w:pPr>
       <w:spacing w:before="240" w:after="60"/>
       <w:ind w:left="2880"/>
@@ -6364,14 +6516,14 @@
       <w:szCs w:val="22"/>
     </w:rPr>
   </w:style>
-  <w:style w:type="paragraph" w:styleId="Ttulo6">
+  <w:style w:type="paragraph" w:styleId="7">
     <w:name w:val="heading 6"/>
-    <w:basedOn w:val="Normal"/>
-    <w:next w:val="Normal"/>
-    <w:uiPriority w:val="9"/>
+    <w:basedOn w:val="1"/>
+    <w:next w:val="1"/>
     <w:semiHidden/>
     <w:unhideWhenUsed/>
     <w:qFormat/>
+    <w:uiPriority w:val="9"/>
     <w:pPr>
       <w:spacing w:before="240" w:after="60"/>
       <w:ind w:left="2880"/>
@@ -6384,19 +6536,20 @@
       <w:szCs w:val="22"/>
     </w:rPr>
   </w:style>
-  <w:style w:type="character" w:default="1" w:styleId="Fontepargpadro">
+  <w:style w:type="character" w:default="1" w:styleId="8">
     <w:name w:val="Default Paragraph Font"/>
-    <w:uiPriority w:val="1"/>
     <w:semiHidden/>
     <w:unhideWhenUsed/>
+    <w:qFormat/>
+    <w:uiPriority w:val="1"/>
   </w:style>
-  <w:style w:type="table" w:default="1" w:styleId="Tabelanormal">
+  <w:style w:type="table" w:default="1" w:styleId="9">
     <w:name w:val="Normal Table"/>
-    <w:uiPriority w:val="99"/>
     <w:semiHidden/>
     <w:unhideWhenUsed/>
+    <w:qFormat/>
+    <w:uiPriority w:val="99"/>
     <w:tblPr>
-      <w:tblInd w:w="0" w:type="dxa"/>
       <w:tblCellMar>
         <w:top w:w="0" w:type="dxa"/>
         <w:left w:w="108" w:type="dxa"/>
@@ -6405,14 +6558,74 @@
       </w:tblCellMar>
     </w:tblPr>
   </w:style>
-  <w:style w:type="numbering" w:default="1" w:styleId="Semlista">
-    <w:name w:val="No List"/>
+  <w:style w:type="paragraph" w:styleId="10">
+    <w:name w:val="Title"/>
+    <w:basedOn w:val="1"/>
+    <w:next w:val="1"/>
+    <w:qFormat/>
+    <w:uiPriority w:val="10"/>
+    <w:pPr>
+      <w:jc w:val="center"/>
+    </w:pPr>
+    <w:rPr>
+      <w:rFonts w:ascii="Arial" w:hAnsi="Arial" w:eastAsia="Arial" w:cs="Arial"/>
+      <w:b/>
+      <w:bCs/>
+      <w:sz w:val="36"/>
+      <w:szCs w:val="36"/>
+    </w:rPr>
+  </w:style>
+  <w:style w:type="paragraph" w:styleId="11">
+    <w:name w:val="header"/>
+    <w:basedOn w:val="1"/>
+    <w:link w:val="17"/>
+    <w:unhideWhenUsed/>
+    <w:qFormat/>
     <w:uiPriority w:val="99"/>
-    <w:semiHidden/>
+    <w:pPr>
+      <w:tabs>
+        <w:tab w:val="center" w:pos="4252"/>
+        <w:tab w:val="right" w:pos="8504"/>
+      </w:tabs>
+    </w:pPr>
+  </w:style>
+  <w:style w:type="paragraph" w:styleId="12">
+    <w:name w:val="footer"/>
+    <w:basedOn w:val="1"/>
+    <w:link w:val="18"/>
     <w:unhideWhenUsed/>
+    <w:qFormat/>
+    <w:uiPriority w:val="99"/>
+    <w:pPr>
+      <w:tabs>
+        <w:tab w:val="center" w:pos="4252"/>
+        <w:tab w:val="right" w:pos="8504"/>
+      </w:tabs>
+    </w:pPr>
   </w:style>
-  <w:style w:type="table" w:customStyle="1" w:styleId="TableNormal">
+  <w:style w:type="paragraph" w:styleId="13">
+    <w:name w:val="Subtitle"/>
+    <w:basedOn w:val="1"/>
+    <w:next w:val="1"/>
+    <w:qFormat/>
+    <w:uiPriority w:val="11"/>
+    <w:pPr>
+      <w:keepNext/>
+      <w:keepLines/>
+      <w:spacing w:before="360" w:after="80"/>
+    </w:pPr>
+    <w:rPr>
+      <w:rFonts w:ascii="Georgia" w:hAnsi="Georgia" w:eastAsia="Georgia" w:cs="Georgia"/>
+      <w:i/>
+      <w:iCs/>
+      <w:color w:val="666666"/>
+      <w:sz w:val="48"/>
+      <w:szCs w:val="48"/>
+    </w:rPr>
+  </w:style>
+  <w:style w:type="table" w:customStyle="1" w:styleId="14">
     <w:name w:val="TableNormal"/>
+    <w:uiPriority w:val="0"/>
     <w:tblPr>
       <w:tblCellMar>
         <w:top w:w="100" w:type="dxa"/>
@@ -6422,48 +6635,12 @@
       </w:tblCellMar>
     </w:tblPr>
   </w:style>
-  <w:style w:type="paragraph" w:styleId="Ttulo">
-    <w:name w:val="Title"/>
-    <w:basedOn w:val="Normal"/>
-    <w:next w:val="Normal"/>
-    <w:uiPriority w:val="10"/>
+  <w:style w:type="table" w:customStyle="1" w:styleId="15">
+    <w:name w:val="_Style 12"/>
+    <w:basedOn w:val="14"/>
     <w:qFormat/>
-    <w:pPr>
-      <w:jc w:val="center"/>
-    </w:pPr>
-    <w:rPr>
-      <w:rFonts w:ascii="Arial" w:eastAsia="Arial" w:hAnsi="Arial" w:cs="Arial"/>
-      <w:b/>
-      <w:bCs/>
-      <w:sz w:val="36"/>
-      <w:szCs w:val="36"/>
-    </w:rPr>
-  </w:style>
-  <w:style w:type="paragraph" w:styleId="Subttulo">
-    <w:name w:val="Subtitle"/>
-    <w:basedOn w:val="Normal"/>
-    <w:next w:val="Normal"/>
-    <w:uiPriority w:val="11"/>
-    <w:qFormat/>
-    <w:pPr>
-      <w:keepNext/>
-      <w:keepLines/>
-      <w:spacing w:before="360" w:after="80"/>
-    </w:pPr>
-    <w:rPr>
-      <w:rFonts w:ascii="Georgia" w:eastAsia="Georgia" w:hAnsi="Georgia" w:cs="Georgia"/>
-      <w:i/>
-      <w:iCs/>
-      <w:color w:val="666666"/>
-      <w:sz w:val="48"/>
-      <w:szCs w:val="48"/>
-    </w:rPr>
-  </w:style>
-  <w:style w:type="table" w:customStyle="1" w:styleId="a">
-    <w:basedOn w:val="TableNormal"/>
+    <w:uiPriority w:val="0"/>
     <w:tblPr>
-      <w:tblStyleRowBandSize w:val="1"/>
-      <w:tblStyleColBandSize w:val="1"/>
       <w:tblCellMar>
         <w:top w:w="0" w:type="dxa"/>
         <w:left w:w="115" w:type="dxa"/>
@@ -6472,11 +6649,12 @@
       </w:tblCellMar>
     </w:tblPr>
   </w:style>
-  <w:style w:type="table" w:customStyle="1" w:styleId="a0">
-    <w:basedOn w:val="TableNormal"/>
+  <w:style w:type="table" w:customStyle="1" w:styleId="16">
+    <w:name w:val="_Style 13"/>
+    <w:basedOn w:val="14"/>
+    <w:qFormat/>
+    <w:uiPriority w:val="0"/>
     <w:tblPr>
-      <w:tblStyleRowBandSize w:val="1"/>
-      <w:tblStyleColBandSize w:val="1"/>
       <w:tblCellMar>
         <w:top w:w="0" w:type="dxa"/>
         <w:left w:w="115" w:type="dxa"/>
@@ -6485,47 +6663,19 @@
       </w:tblCellMar>
     </w:tblPr>
   </w:style>
-  <w:style w:type="paragraph" w:styleId="Cabealho">
-    <w:name w:val="header"/>
-    <w:basedOn w:val="Normal"/>
-    <w:link w:val="CabealhoChar"/>
+  <w:style w:type="character" w:customStyle="1" w:styleId="17">
+    <w:name w:val="Cabeçalho Char"/>
+    <w:basedOn w:val="8"/>
+    <w:link w:val="11"/>
+    <w:qFormat/>
     <w:uiPriority w:val="99"/>
-    <w:unhideWhenUsed/>
-    <w:rsid w:val="00962BCA"/>
-    <w:pPr>
-      <w:tabs>
-        <w:tab w:val="center" w:pos="4252"/>
-        <w:tab w:val="right" w:pos="8504"/>
-      </w:tabs>
-    </w:pPr>
   </w:style>
-  <w:style w:type="character" w:customStyle="1" w:styleId="CabealhoChar">
-    <w:name w:val="Cabeçalho Char"/>
-    <w:basedOn w:val="Fontepargpadro"/>
-    <w:link w:val="Cabealho"/>
+  <w:style w:type="character" w:customStyle="1" w:styleId="18">
+    <w:name w:val="Rodapé Char"/>
+    <w:basedOn w:val="8"/>
+    <w:link w:val="12"/>
+    <w:qFormat/>
     <w:uiPriority w:val="99"/>
-    <w:rsid w:val="00962BCA"/>
-  </w:style>
-  <w:style w:type="paragraph" w:styleId="Rodap">
-    <w:name w:val="footer"/>
-    <w:basedOn w:val="Normal"/>
-    <w:link w:val="RodapChar"/>
-    <w:uiPriority w:val="99"/>
-    <w:unhideWhenUsed/>
-    <w:rsid w:val="00962BCA"/>
-    <w:pPr>
-      <w:tabs>
-        <w:tab w:val="center" w:pos="4252"/>
-        <w:tab w:val="right" w:pos="8504"/>
-      </w:tabs>
-    </w:pPr>
-  </w:style>
-  <w:style w:type="character" w:customStyle="1" w:styleId="RodapChar">
-    <w:name w:val="Rodapé Char"/>
-    <w:basedOn w:val="Fontepargpadro"/>
-    <w:link w:val="Rodap"/>
-    <w:uiPriority w:val="99"/>
-    <w:rsid w:val="00962BCA"/>
   </w:style>
 </w:styles>
 </file>
@@ -6846,6 +6996,5 @@
       </a:style>
     </a:lnDef>
   </a:objectDefaults>
-  <a:extraClrSchemeLst/>
 </a:theme>
 </file>
--- a/Gerenciamento/Documento de Arquitetura de Software.docx
+++ b/Gerenciamento/Documento de Arquitetura de Software.docx
@@ -1,88 +1,77 @@
 
 <file path=word/document.xml><?xml version="1.0" encoding="utf-8"?>
-<w:document xmlns:wpc="http://schemas.microsoft.com/office/word/2010/wordprocessingCanvas" xmlns:cx="http://schemas.microsoft.com/office/drawing/2014/chartex" xmlns:cx1="http://schemas.microsoft.com/office/drawing/2015/9/8/chartex" xmlns:cx2="http://schemas.microsoft.com/office/drawing/2015/10/21/chartex" xmlns:cx3="http://schemas.microsoft.com/office/drawing/2016/5/9/chartex" xmlns:cx4="http://schemas.microsoft.com/office/drawing/2016/5/10/chartex" xmlns:cx5="http://schemas.microsoft.com/office/drawing/2016/5/11/chartex" xmlns:cx6="http://schemas.microsoft.com/office/drawing/2016/5/12/chartex" xmlns:cx7="http://schemas.microsoft.com/office/drawing/2016/5/13/chartex" xmlns:cx8="http://schemas.microsoft.com/office/drawing/2016/5/14/chartex" xmlns:mc="http://schemas.openxmlformats.org/markup-compatibility/2006" xmlns:aink="http://schemas.microsoft.com/office/drawing/2016/ink" xmlns:am3d="http://schemas.microsoft.com/office/drawing/2017/model3d" xmlns:o="urn:schemas-microsoft-com:office:office" xmlns:oel="http://schemas.microsoft.com/office/2019/extlst" xmlns:r="http://schemas.openxmlformats.org/officeDocument/2006/relationships" xmlns:m="http://schemas.openxmlformats.org/officeDocument/2006/math" xmlns:v="urn:schemas-microsoft-com:vml" xmlns:wp14="http://schemas.microsoft.com/office/word/2010/wordprocessingDrawing" xmlns:wp="http://schemas.openxmlformats.org/drawingml/2006/wordprocessingDrawing" xmlns:w10="urn:schemas-microsoft-com:office:word" xmlns:w="http://schemas.openxmlformats.org/wordprocessingml/2006/main" xmlns:w14="http://schemas.microsoft.com/office/word/2010/wordml" xmlns:w15="http://schemas.microsoft.com/office/word/2012/wordml" xmlns:w16cex="http://schemas.microsoft.com/office/word/2018/wordml/cex" xmlns:w16cid="http://schemas.microsoft.com/office/word/2016/wordml/cid" xmlns:w16="http://schemas.microsoft.com/office/word/2018/wordml" xmlns:w16du="http://schemas.microsoft.com/office/word/2023/wordml/word16du" xmlns:w16sdtdh="http://schemas.microsoft.com/office/word/2020/wordml/sdtdatahash" xmlns:w16sdtfl="http://schemas.microsoft.com/office/word/2024/wordml/sdtformatlock" xmlns:w16se="http://schemas.microsoft.com/office/word/2015/wordml/symex" xmlns:wpg="http://schemas.microsoft.com/office/word/2010/wordprocessingGroup" xmlns:wpi="http://schemas.microsoft.com/office/word/2010/wordprocessingInk" xmlns:wne="http://schemas.microsoft.com/office/word/2006/wordml" xmlns:wps="http://schemas.microsoft.com/office/word/2010/wordprocessingShape" mc:Ignorable="w14 w15 w16se w16cid w16 w16cex w16sdtdh w16sdtfl w16du wp14">
+<w:document xmlns:wpc="http://schemas.microsoft.com/office/word/2010/wordprocessingCanvas" xmlns:cx="http://schemas.microsoft.com/office/drawing/2014/chartex" xmlns:cx1="http://schemas.microsoft.com/office/drawing/2015/9/8/chartex" xmlns:cx2="http://schemas.microsoft.com/office/drawing/2015/10/21/chartex" xmlns:cx3="http://schemas.microsoft.com/office/drawing/2016/5/9/chartex" xmlns:cx4="http://schemas.microsoft.com/office/drawing/2016/5/10/chartex" xmlns:cx5="http://schemas.microsoft.com/office/drawing/2016/5/11/chartex" xmlns:cx6="http://schemas.microsoft.com/office/drawing/2016/5/12/chartex" xmlns:cx7="http://schemas.microsoft.com/office/drawing/2016/5/13/chartex" xmlns:cx8="http://schemas.microsoft.com/office/drawing/2016/5/14/chartex" xmlns:mc="http://schemas.openxmlformats.org/markup-compatibility/2006" xmlns:o="urn:schemas-microsoft-com:office:office" xmlns:r="http://schemas.openxmlformats.org/officeDocument/2006/relationships" xmlns:m="http://schemas.openxmlformats.org/officeDocument/2006/math" xmlns:v="urn:schemas-microsoft-com:vml" xmlns:wp14="http://schemas.microsoft.com/office/word/2010/wordprocessingDrawing" xmlns:wp="http://schemas.openxmlformats.org/drawingml/2006/wordprocessingDrawing" xmlns:w="http://schemas.openxmlformats.org/wordprocessingml/2006/main" xmlns:w14="http://schemas.microsoft.com/office/word/2010/wordml" xmlns:w10="urn:schemas-microsoft-com:office:word" xmlns:w15="http://schemas.microsoft.com/office/word/2012/wordml" xmlns:wpg="http://schemas.microsoft.com/office/word/2010/wordprocessingGroup" xmlns:wpi="http://schemas.microsoft.com/office/word/2010/wordprocessingInk" xmlns:wne="http://schemas.microsoft.com/office/word/2006/wordml" xmlns:wps="http://schemas.microsoft.com/office/word/2010/wordprocessingShape" xmlns:wpsCustomData="http://www.wps.cn/officeDocument/2013/wpsCustomData" mc:Ignorable="w14 w15 wp14">
   <w:body>
     <w:p>
       <w:pPr>
-        <w:pStyle w:val="Ttulo"/>
+        <w:pStyle w:val="10"/>
         <w:spacing w:line="360" w:lineRule="auto"/>
         <w:jc w:val="right"/>
         <w:rPr>
-          <w:rFonts w:ascii="Times New Roman" w:eastAsia="Times New Roman" w:hAnsi="Times New Roman" w:cs="Times New Roman"/>
-        </w:rPr>
-      </w:pPr>
-      <w:proofErr w:type="spellStart"/>
-      <w:r>
-        <w:rPr>
-          <w:rFonts w:ascii="Times New Roman" w:eastAsia="Times New Roman" w:hAnsi="Times New Roman" w:cs="Times New Roman"/>
+          <w:rFonts w:ascii="Times New Roman" w:hAnsi="Times New Roman" w:eastAsia="Times New Roman" w:cs="Times New Roman"/>
+        </w:rPr>
+      </w:pPr>
+      <w:r>
+        <w:rPr>
+          <w:rFonts w:ascii="Times New Roman" w:hAnsi="Times New Roman" w:eastAsia="Times New Roman" w:cs="Times New Roman"/>
         </w:rPr>
         <w:t>Bankai</w:t>
       </w:r>
-      <w:proofErr w:type="spellEnd"/>
-    </w:p>
-    <w:p>
-      <w:pPr>
-        <w:pStyle w:val="Ttulo"/>
+    </w:p>
+    <w:p>
+      <w:pPr>
+        <w:pStyle w:val="10"/>
         <w:spacing w:line="360" w:lineRule="auto"/>
         <w:jc w:val="right"/>
         <w:rPr>
-          <w:rFonts w:ascii="Times New Roman" w:eastAsia="Times New Roman" w:hAnsi="Times New Roman" w:cs="Times New Roman"/>
-        </w:rPr>
-      </w:pPr>
-      <w:r>
-        <w:rPr>
-          <w:rFonts w:ascii="Times New Roman" w:eastAsia="Times New Roman" w:hAnsi="Times New Roman" w:cs="Times New Roman"/>
+          <w:rFonts w:ascii="Times New Roman" w:hAnsi="Times New Roman" w:eastAsia="Times New Roman" w:cs="Times New Roman"/>
+        </w:rPr>
+      </w:pPr>
+      <w:r>
+        <w:rPr>
+          <w:rFonts w:ascii="Times New Roman" w:hAnsi="Times New Roman" w:eastAsia="Times New Roman" w:cs="Times New Roman"/>
         </w:rPr>
         <w:t>Documento de Arquitetura de Software</w:t>
       </w:r>
     </w:p>
     <w:p>
       <w:pPr>
-        <w:pStyle w:val="Ttulo"/>
+        <w:pStyle w:val="10"/>
         <w:spacing w:line="360" w:lineRule="auto"/>
         <w:jc w:val="right"/>
         <w:rPr>
-          <w:rFonts w:ascii="Times New Roman" w:eastAsia="Times New Roman" w:hAnsi="Times New Roman" w:cs="Times New Roman"/>
+          <w:rFonts w:ascii="Times New Roman" w:hAnsi="Times New Roman" w:eastAsia="Times New Roman" w:cs="Times New Roman"/>
         </w:rPr>
         <w:sectPr>
-          <w:headerReference w:type="default" r:id="rId7"/>
+          <w:headerReference r:id="rId3" w:type="default"/>
           <w:pgSz w:w="12240" w:h="15840"/>
           <w:pgMar w:top="1417" w:right="1440" w:bottom="1417" w:left="1440" w:header="720" w:footer="0" w:gutter="0"/>
           <w:pgNumType w:start="1"/>
-          <w:cols w:space="720"/>
+          <w:cols w:space="720" w:num="1"/>
         </w:sectPr>
       </w:pPr>
       <w:r>
         <w:rPr>
-          <w:rFonts w:ascii="Times New Roman" w:eastAsia="Times New Roman" w:hAnsi="Times New Roman" w:cs="Times New Roman"/>
+          <w:rFonts w:ascii="Times New Roman" w:hAnsi="Times New Roman" w:eastAsia="Times New Roman" w:cs="Times New Roman"/>
           <w:sz w:val="28"/>
           <w:szCs w:val="28"/>
         </w:rPr>
-        <w:t>2</w:t>
-      </w:r>
-      <w:r>
-        <w:rPr>
-          <w:rFonts w:ascii="Times New Roman" w:eastAsia="Times New Roman" w:hAnsi="Times New Roman" w:cs="Times New Roman"/>
-          <w:sz w:val="28"/>
-          <w:szCs w:val="28"/>
-        </w:rPr>
-        <w:t>.0</w:t>
-      </w:r>
-    </w:p>
-    <w:p>
-      <w:pPr>
-        <w:pStyle w:val="Ttulo"/>
-        <w:rPr>
-          <w:rFonts w:ascii="Times New Roman" w:eastAsia="Times New Roman" w:hAnsi="Times New Roman" w:cs="Times New Roman"/>
+        <w:t>2.0</w:t>
+      </w:r>
+    </w:p>
+    <w:p>
+      <w:pPr>
+        <w:pStyle w:val="10"/>
+        <w:rPr>
+          <w:rFonts w:ascii="Times New Roman" w:hAnsi="Times New Roman" w:eastAsia="Times New Roman" w:cs="Times New Roman"/>
         </w:rPr>
       </w:pPr>
       <w:bookmarkStart w:id="0" w:name="_tlu5w1e5gfgk" w:colFirst="0" w:colLast="0"/>
       <w:bookmarkEnd w:id="0"/>
       <w:r>
         <w:rPr>
-          <w:rFonts w:ascii="Times New Roman" w:eastAsia="Times New Roman" w:hAnsi="Times New Roman" w:cs="Times New Roman"/>
-        </w:rPr>
-        <w:lastRenderedPageBreak/>
+          <w:rFonts w:ascii="Times New Roman" w:hAnsi="Times New Roman" w:eastAsia="Times New Roman" w:cs="Times New Roman"/>
+        </w:rPr>
         <w:t>Índice Analítico</w:t>
       </w:r>
     </w:p>
@@ -98,20 +87,20 @@
         <w:p>
           <w:pPr>
             <w:pBdr>
-              <w:top w:val="nil"/>
-              <w:left w:val="nil"/>
-              <w:bottom w:val="nil"/>
-              <w:right w:val="nil"/>
-              <w:between w:val="nil"/>
+              <w:top w:val="none" w:color="auto" w:sz="0" w:space="0"/>
+              <w:left w:val="none" w:color="auto" w:sz="0" w:space="0"/>
+              <w:bottom w:val="none" w:color="auto" w:sz="0" w:space="0"/>
+              <w:right w:val="none" w:color="auto" w:sz="0" w:space="0"/>
+              <w:between w:val="none" w:color="auto" w:sz="0" w:space="0"/>
             </w:pBdr>
             <w:tabs>
+              <w:tab w:val="left" w:pos="432"/>
               <w:tab w:val="right" w:pos="9360"/>
-              <w:tab w:val="left" w:pos="432"/>
             </w:tabs>
             <w:spacing w:before="240" w:after="60"/>
             <w:ind w:right="720"/>
             <w:rPr>
-              <w:rFonts w:ascii="Calibri" w:eastAsia="Calibri" w:hAnsi="Calibri" w:cs="Calibri"/>
+              <w:rFonts w:ascii="Calibri" w:hAnsi="Calibri" w:eastAsia="Calibri" w:cs="Calibri"/>
               <w:color w:val="000000"/>
               <w:sz w:val="22"/>
               <w:szCs w:val="22"/>
@@ -126,29 +115,58 @@
           <w:r>
             <w:fldChar w:fldCharType="separate"/>
           </w:r>
-          <w:hyperlink w:anchor="_fvqsjoegrdax">
-            <w:r>
-              <w:rPr>
-                <w:color w:val="000000"/>
-              </w:rPr>
-              <w:t>1.</w:t>
-            </w:r>
-          </w:hyperlink>
-          <w:hyperlink w:anchor="_fvqsjoegrdax">
-            <w:r>
-              <w:rPr>
-                <w:rFonts w:ascii="Calibri" w:eastAsia="Calibri" w:hAnsi="Calibri" w:cs="Calibri"/>
-                <w:color w:val="000000"/>
-                <w:sz w:val="22"/>
-                <w:szCs w:val="22"/>
-              </w:rPr>
-              <w:tab/>
-            </w:r>
-          </w:hyperlink>
           <w:r>
             <w:fldChar w:fldCharType="begin"/>
           </w:r>
           <w:r>
+            <w:instrText xml:space="preserve"> HYPERLINK \l "_fvqsjoegrdax" \h </w:instrText>
+          </w:r>
+          <w:r>
+            <w:fldChar w:fldCharType="separate"/>
+          </w:r>
+          <w:r>
+            <w:rPr>
+              <w:color w:val="000000"/>
+            </w:rPr>
+            <w:t>1.</w:t>
+          </w:r>
+          <w:r>
+            <w:rPr>
+              <w:color w:val="000000"/>
+            </w:rPr>
+            <w:fldChar w:fldCharType="end"/>
+          </w:r>
+          <w:r>
+            <w:fldChar w:fldCharType="begin"/>
+          </w:r>
+          <w:r>
+            <w:instrText xml:space="preserve"> HYPERLINK \l "_fvqsjoegrdax" \h </w:instrText>
+          </w:r>
+          <w:r>
+            <w:fldChar w:fldCharType="separate"/>
+          </w:r>
+          <w:r>
+            <w:rPr>
+              <w:rFonts w:ascii="Calibri" w:hAnsi="Calibri" w:eastAsia="Calibri" w:cs="Calibri"/>
+              <w:color w:val="000000"/>
+              <w:sz w:val="22"/>
+              <w:szCs w:val="22"/>
+            </w:rPr>
+            <w:tab/>
+          </w:r>
+          <w:r>
+            <w:rPr>
+              <w:rFonts w:ascii="Calibri" w:hAnsi="Calibri" w:eastAsia="Calibri" w:cs="Calibri"/>
+              <w:color w:val="000000"/>
+              <w:sz w:val="22"/>
+              <w:szCs w:val="22"/>
+            </w:rPr>
+            <w:fldChar w:fldCharType="end"/>
+          </w:r>
+          <w:r>
+            <w:fldChar w:fldCharType="begin"/>
+          </w:r>
+          <w:r>
             <w:instrText xml:space="preserve"> PAGEREF _fvqsjoegrdax \h </w:instrText>
           </w:r>
           <w:r>
@@ -165,6 +183,11 @@
               <w:color w:val="000000"/>
             </w:rPr>
             <w:tab/>
+          </w:r>
+          <w:r>
+            <w:rPr>
+              <w:color w:val="000000"/>
+            </w:rPr>
             <w:t>3</w:t>
           </w:r>
           <w:r>
@@ -174,47 +197,76 @@
         <w:p>
           <w:pPr>
             <w:pBdr>
-              <w:top w:val="nil"/>
-              <w:left w:val="nil"/>
-              <w:bottom w:val="nil"/>
-              <w:right w:val="nil"/>
-              <w:between w:val="nil"/>
+              <w:top w:val="none" w:color="auto" w:sz="0" w:space="0"/>
+              <w:left w:val="none" w:color="auto" w:sz="0" w:space="0"/>
+              <w:bottom w:val="none" w:color="auto" w:sz="0" w:space="0"/>
+              <w:right w:val="none" w:color="auto" w:sz="0" w:space="0"/>
+              <w:between w:val="none" w:color="auto" w:sz="0" w:space="0"/>
             </w:pBdr>
             <w:tabs>
+              <w:tab w:val="left" w:pos="902"/>
               <w:tab w:val="right" w:pos="9360"/>
-              <w:tab w:val="left" w:pos="902"/>
             </w:tabs>
             <w:ind w:left="432" w:right="720"/>
             <w:rPr>
-              <w:rFonts w:ascii="Calibri" w:eastAsia="Calibri" w:hAnsi="Calibri" w:cs="Calibri"/>
+              <w:rFonts w:ascii="Calibri" w:hAnsi="Calibri" w:eastAsia="Calibri" w:cs="Calibri"/>
               <w:color w:val="000000"/>
               <w:sz w:val="22"/>
               <w:szCs w:val="22"/>
             </w:rPr>
           </w:pPr>
-          <w:hyperlink w:anchor="_z6i22851any">
-            <w:r>
-              <w:rPr>
-                <w:color w:val="000000"/>
-              </w:rPr>
-              <w:t>1.1</w:t>
-            </w:r>
-          </w:hyperlink>
-          <w:hyperlink w:anchor="_z6i22851any">
-            <w:r>
-              <w:rPr>
-                <w:rFonts w:ascii="Calibri" w:eastAsia="Calibri" w:hAnsi="Calibri" w:cs="Calibri"/>
-                <w:color w:val="000000"/>
-                <w:sz w:val="22"/>
-                <w:szCs w:val="22"/>
-              </w:rPr>
-              <w:tab/>
-            </w:r>
-          </w:hyperlink>
           <w:r>
             <w:fldChar w:fldCharType="begin"/>
           </w:r>
           <w:r>
+            <w:instrText xml:space="preserve"> HYPERLINK \l "_z6i22851any" \h </w:instrText>
+          </w:r>
+          <w:r>
+            <w:fldChar w:fldCharType="separate"/>
+          </w:r>
+          <w:r>
+            <w:rPr>
+              <w:color w:val="000000"/>
+            </w:rPr>
+            <w:t>1.1</w:t>
+          </w:r>
+          <w:r>
+            <w:rPr>
+              <w:color w:val="000000"/>
+            </w:rPr>
+            <w:fldChar w:fldCharType="end"/>
+          </w:r>
+          <w:r>
+            <w:fldChar w:fldCharType="begin"/>
+          </w:r>
+          <w:r>
+            <w:instrText xml:space="preserve"> HYPERLINK \l "_z6i22851any" \h </w:instrText>
+          </w:r>
+          <w:r>
+            <w:fldChar w:fldCharType="separate"/>
+          </w:r>
+          <w:r>
+            <w:rPr>
+              <w:rFonts w:ascii="Calibri" w:hAnsi="Calibri" w:eastAsia="Calibri" w:cs="Calibri"/>
+              <w:color w:val="000000"/>
+              <w:sz w:val="22"/>
+              <w:szCs w:val="22"/>
+            </w:rPr>
+            <w:tab/>
+          </w:r>
+          <w:r>
+            <w:rPr>
+              <w:rFonts w:ascii="Calibri" w:hAnsi="Calibri" w:eastAsia="Calibri" w:cs="Calibri"/>
+              <w:color w:val="000000"/>
+              <w:sz w:val="22"/>
+              <w:szCs w:val="22"/>
+            </w:rPr>
+            <w:fldChar w:fldCharType="end"/>
+          </w:r>
+          <w:r>
+            <w:fldChar w:fldCharType="begin"/>
+          </w:r>
+          <w:r>
             <w:instrText xml:space="preserve"> PAGEREF _z6i22851any \h </w:instrText>
           </w:r>
           <w:r>
@@ -231,6 +283,11 @@
               <w:color w:val="000000"/>
             </w:rPr>
             <w:tab/>
+          </w:r>
+          <w:r>
+            <w:rPr>
+              <w:color w:val="000000"/>
+            </w:rPr>
             <w:t>3</w:t>
           </w:r>
           <w:r>
@@ -240,47 +297,76 @@
         <w:p>
           <w:pPr>
             <w:pBdr>
-              <w:top w:val="nil"/>
-              <w:left w:val="nil"/>
-              <w:bottom w:val="nil"/>
-              <w:right w:val="nil"/>
-              <w:between w:val="nil"/>
+              <w:top w:val="none" w:color="auto" w:sz="0" w:space="0"/>
+              <w:left w:val="none" w:color="auto" w:sz="0" w:space="0"/>
+              <w:bottom w:val="none" w:color="auto" w:sz="0" w:space="0"/>
+              <w:right w:val="none" w:color="auto" w:sz="0" w:space="0"/>
+              <w:between w:val="none" w:color="auto" w:sz="0" w:space="0"/>
             </w:pBdr>
             <w:tabs>
+              <w:tab w:val="left" w:pos="902"/>
               <w:tab w:val="right" w:pos="9360"/>
-              <w:tab w:val="left" w:pos="902"/>
             </w:tabs>
             <w:ind w:left="432" w:right="720"/>
             <w:rPr>
-              <w:rFonts w:ascii="Calibri" w:eastAsia="Calibri" w:hAnsi="Calibri" w:cs="Calibri"/>
+              <w:rFonts w:ascii="Calibri" w:hAnsi="Calibri" w:eastAsia="Calibri" w:cs="Calibri"/>
               <w:color w:val="000000"/>
               <w:sz w:val="22"/>
               <w:szCs w:val="22"/>
             </w:rPr>
           </w:pPr>
-          <w:hyperlink w:anchor="_len5gwewbhwk">
-            <w:r>
-              <w:rPr>
-                <w:color w:val="000000"/>
-              </w:rPr>
-              <w:t>1.2</w:t>
-            </w:r>
-          </w:hyperlink>
-          <w:hyperlink w:anchor="_len5gwewbhwk">
-            <w:r>
-              <w:rPr>
-                <w:rFonts w:ascii="Calibri" w:eastAsia="Calibri" w:hAnsi="Calibri" w:cs="Calibri"/>
-                <w:color w:val="000000"/>
-                <w:sz w:val="22"/>
-                <w:szCs w:val="22"/>
-              </w:rPr>
-              <w:tab/>
-            </w:r>
-          </w:hyperlink>
           <w:r>
             <w:fldChar w:fldCharType="begin"/>
           </w:r>
           <w:r>
+            <w:instrText xml:space="preserve"> HYPERLINK \l "_len5gwewbhwk" \h </w:instrText>
+          </w:r>
+          <w:r>
+            <w:fldChar w:fldCharType="separate"/>
+          </w:r>
+          <w:r>
+            <w:rPr>
+              <w:color w:val="000000"/>
+            </w:rPr>
+            <w:t>1.2</w:t>
+          </w:r>
+          <w:r>
+            <w:rPr>
+              <w:color w:val="000000"/>
+            </w:rPr>
+            <w:fldChar w:fldCharType="end"/>
+          </w:r>
+          <w:r>
+            <w:fldChar w:fldCharType="begin"/>
+          </w:r>
+          <w:r>
+            <w:instrText xml:space="preserve"> HYPERLINK \l "_len5gwewbhwk" \h </w:instrText>
+          </w:r>
+          <w:r>
+            <w:fldChar w:fldCharType="separate"/>
+          </w:r>
+          <w:r>
+            <w:rPr>
+              <w:rFonts w:ascii="Calibri" w:hAnsi="Calibri" w:eastAsia="Calibri" w:cs="Calibri"/>
+              <w:color w:val="000000"/>
+              <w:sz w:val="22"/>
+              <w:szCs w:val="22"/>
+            </w:rPr>
+            <w:tab/>
+          </w:r>
+          <w:r>
+            <w:rPr>
+              <w:rFonts w:ascii="Calibri" w:hAnsi="Calibri" w:eastAsia="Calibri" w:cs="Calibri"/>
+              <w:color w:val="000000"/>
+              <w:sz w:val="22"/>
+              <w:szCs w:val="22"/>
+            </w:rPr>
+            <w:fldChar w:fldCharType="end"/>
+          </w:r>
+          <w:r>
+            <w:fldChar w:fldCharType="begin"/>
+          </w:r>
+          <w:r>
             <w:instrText xml:space="preserve"> PAGEREF _len5gwewbhwk \h </w:instrText>
           </w:r>
           <w:r>
@@ -297,6 +383,11 @@
               <w:color w:val="000000"/>
             </w:rPr>
             <w:tab/>
+          </w:r>
+          <w:r>
+            <w:rPr>
+              <w:color w:val="000000"/>
+            </w:rPr>
             <w:t>3</w:t>
           </w:r>
           <w:r>
@@ -306,47 +397,76 @@
         <w:p>
           <w:pPr>
             <w:pBdr>
-              <w:top w:val="nil"/>
-              <w:left w:val="nil"/>
-              <w:bottom w:val="nil"/>
-              <w:right w:val="nil"/>
-              <w:between w:val="nil"/>
+              <w:top w:val="none" w:color="auto" w:sz="0" w:space="0"/>
+              <w:left w:val="none" w:color="auto" w:sz="0" w:space="0"/>
+              <w:bottom w:val="none" w:color="auto" w:sz="0" w:space="0"/>
+              <w:right w:val="none" w:color="auto" w:sz="0" w:space="0"/>
+              <w:between w:val="none" w:color="auto" w:sz="0" w:space="0"/>
             </w:pBdr>
             <w:tabs>
+              <w:tab w:val="left" w:pos="902"/>
               <w:tab w:val="right" w:pos="9360"/>
-              <w:tab w:val="left" w:pos="902"/>
             </w:tabs>
             <w:ind w:left="432" w:right="720"/>
             <w:rPr>
-              <w:rFonts w:ascii="Calibri" w:eastAsia="Calibri" w:hAnsi="Calibri" w:cs="Calibri"/>
+              <w:rFonts w:ascii="Calibri" w:hAnsi="Calibri" w:eastAsia="Calibri" w:cs="Calibri"/>
               <w:color w:val="000000"/>
               <w:sz w:val="22"/>
               <w:szCs w:val="22"/>
             </w:rPr>
           </w:pPr>
-          <w:hyperlink w:anchor="_ttcvrfb3ytl1">
-            <w:r>
-              <w:rPr>
-                <w:color w:val="000000"/>
-              </w:rPr>
-              <w:t>1.3</w:t>
-            </w:r>
-          </w:hyperlink>
-          <w:hyperlink w:anchor="_ttcvrfb3ytl1">
-            <w:r>
-              <w:rPr>
-                <w:rFonts w:ascii="Calibri" w:eastAsia="Calibri" w:hAnsi="Calibri" w:cs="Calibri"/>
-                <w:color w:val="000000"/>
-                <w:sz w:val="22"/>
-                <w:szCs w:val="22"/>
-              </w:rPr>
-              <w:tab/>
-            </w:r>
-          </w:hyperlink>
           <w:r>
             <w:fldChar w:fldCharType="begin"/>
           </w:r>
           <w:r>
+            <w:instrText xml:space="preserve"> HYPERLINK \l "_ttcvrfb3ytl1" \h </w:instrText>
+          </w:r>
+          <w:r>
+            <w:fldChar w:fldCharType="separate"/>
+          </w:r>
+          <w:r>
+            <w:rPr>
+              <w:color w:val="000000"/>
+            </w:rPr>
+            <w:t>1.3</w:t>
+          </w:r>
+          <w:r>
+            <w:rPr>
+              <w:color w:val="000000"/>
+            </w:rPr>
+            <w:fldChar w:fldCharType="end"/>
+          </w:r>
+          <w:r>
+            <w:fldChar w:fldCharType="begin"/>
+          </w:r>
+          <w:r>
+            <w:instrText xml:space="preserve"> HYPERLINK \l "_ttcvrfb3ytl1" \h </w:instrText>
+          </w:r>
+          <w:r>
+            <w:fldChar w:fldCharType="separate"/>
+          </w:r>
+          <w:r>
+            <w:rPr>
+              <w:rFonts w:ascii="Calibri" w:hAnsi="Calibri" w:eastAsia="Calibri" w:cs="Calibri"/>
+              <w:color w:val="000000"/>
+              <w:sz w:val="22"/>
+              <w:szCs w:val="22"/>
+            </w:rPr>
+            <w:tab/>
+          </w:r>
+          <w:r>
+            <w:rPr>
+              <w:rFonts w:ascii="Calibri" w:hAnsi="Calibri" w:eastAsia="Calibri" w:cs="Calibri"/>
+              <w:color w:val="000000"/>
+              <w:sz w:val="22"/>
+              <w:szCs w:val="22"/>
+            </w:rPr>
+            <w:fldChar w:fldCharType="end"/>
+          </w:r>
+          <w:r>
+            <w:fldChar w:fldCharType="begin"/>
+          </w:r>
+          <w:r>
             <w:instrText xml:space="preserve"> PAGEREF _ttcvrfb3ytl1 \h </w:instrText>
           </w:r>
           <w:r>
@@ -363,6 +483,11 @@
               <w:color w:val="000000"/>
             </w:rPr>
             <w:tab/>
+          </w:r>
+          <w:r>
+            <w:rPr>
+              <w:color w:val="000000"/>
+            </w:rPr>
             <w:t>3</w:t>
           </w:r>
           <w:r>
@@ -372,47 +497,76 @@
         <w:p>
           <w:pPr>
             <w:pBdr>
-              <w:top w:val="nil"/>
-              <w:left w:val="nil"/>
-              <w:bottom w:val="nil"/>
-              <w:right w:val="nil"/>
-              <w:between w:val="nil"/>
+              <w:top w:val="none" w:color="auto" w:sz="0" w:space="0"/>
+              <w:left w:val="none" w:color="auto" w:sz="0" w:space="0"/>
+              <w:bottom w:val="none" w:color="auto" w:sz="0" w:space="0"/>
+              <w:right w:val="none" w:color="auto" w:sz="0" w:space="0"/>
+              <w:between w:val="none" w:color="auto" w:sz="0" w:space="0"/>
             </w:pBdr>
             <w:tabs>
+              <w:tab w:val="left" w:pos="902"/>
               <w:tab w:val="right" w:pos="9360"/>
-              <w:tab w:val="left" w:pos="902"/>
             </w:tabs>
             <w:ind w:left="432" w:right="720"/>
             <w:rPr>
-              <w:rFonts w:ascii="Calibri" w:eastAsia="Calibri" w:hAnsi="Calibri" w:cs="Calibri"/>
+              <w:rFonts w:ascii="Calibri" w:hAnsi="Calibri" w:eastAsia="Calibri" w:cs="Calibri"/>
               <w:color w:val="000000"/>
               <w:sz w:val="22"/>
               <w:szCs w:val="22"/>
             </w:rPr>
           </w:pPr>
-          <w:hyperlink w:anchor="_h27irtxm3dps">
-            <w:r>
-              <w:rPr>
-                <w:color w:val="000000"/>
-              </w:rPr>
-              <w:t>1.4</w:t>
-            </w:r>
-          </w:hyperlink>
-          <w:hyperlink w:anchor="_h27irtxm3dps">
-            <w:r>
-              <w:rPr>
-                <w:rFonts w:ascii="Calibri" w:eastAsia="Calibri" w:hAnsi="Calibri" w:cs="Calibri"/>
-                <w:color w:val="000000"/>
-                <w:sz w:val="22"/>
-                <w:szCs w:val="22"/>
-              </w:rPr>
-              <w:tab/>
-            </w:r>
-          </w:hyperlink>
           <w:r>
             <w:fldChar w:fldCharType="begin"/>
           </w:r>
           <w:r>
+            <w:instrText xml:space="preserve"> HYPERLINK \l "_h27irtxm3dps" \h </w:instrText>
+          </w:r>
+          <w:r>
+            <w:fldChar w:fldCharType="separate"/>
+          </w:r>
+          <w:r>
+            <w:rPr>
+              <w:color w:val="000000"/>
+            </w:rPr>
+            <w:t>1.4</w:t>
+          </w:r>
+          <w:r>
+            <w:rPr>
+              <w:color w:val="000000"/>
+            </w:rPr>
+            <w:fldChar w:fldCharType="end"/>
+          </w:r>
+          <w:r>
+            <w:fldChar w:fldCharType="begin"/>
+          </w:r>
+          <w:r>
+            <w:instrText xml:space="preserve"> HYPERLINK \l "_h27irtxm3dps" \h </w:instrText>
+          </w:r>
+          <w:r>
+            <w:fldChar w:fldCharType="separate"/>
+          </w:r>
+          <w:r>
+            <w:rPr>
+              <w:rFonts w:ascii="Calibri" w:hAnsi="Calibri" w:eastAsia="Calibri" w:cs="Calibri"/>
+              <w:color w:val="000000"/>
+              <w:sz w:val="22"/>
+              <w:szCs w:val="22"/>
+            </w:rPr>
+            <w:tab/>
+          </w:r>
+          <w:r>
+            <w:rPr>
+              <w:rFonts w:ascii="Calibri" w:hAnsi="Calibri" w:eastAsia="Calibri" w:cs="Calibri"/>
+              <w:color w:val="000000"/>
+              <w:sz w:val="22"/>
+              <w:szCs w:val="22"/>
+            </w:rPr>
+            <w:fldChar w:fldCharType="end"/>
+          </w:r>
+          <w:r>
+            <w:fldChar w:fldCharType="begin"/>
+          </w:r>
+          <w:r>
             <w:instrText xml:space="preserve"> PAGEREF _h27irtxm3dps \h </w:instrText>
           </w:r>
           <w:r>
@@ -429,6 +583,11 @@
               <w:color w:val="000000"/>
             </w:rPr>
             <w:tab/>
+          </w:r>
+          <w:r>
+            <w:rPr>
+              <w:color w:val="000000"/>
+            </w:rPr>
             <w:t>3</w:t>
           </w:r>
           <w:r>
@@ -438,47 +597,76 @@
         <w:p>
           <w:pPr>
             <w:pBdr>
-              <w:top w:val="nil"/>
-              <w:left w:val="nil"/>
-              <w:bottom w:val="nil"/>
-              <w:right w:val="nil"/>
-              <w:between w:val="nil"/>
+              <w:top w:val="none" w:color="auto" w:sz="0" w:space="0"/>
+              <w:left w:val="none" w:color="auto" w:sz="0" w:space="0"/>
+              <w:bottom w:val="none" w:color="auto" w:sz="0" w:space="0"/>
+              <w:right w:val="none" w:color="auto" w:sz="0" w:space="0"/>
+              <w:between w:val="none" w:color="auto" w:sz="0" w:space="0"/>
             </w:pBdr>
             <w:tabs>
+              <w:tab w:val="left" w:pos="902"/>
               <w:tab w:val="right" w:pos="9360"/>
-              <w:tab w:val="left" w:pos="902"/>
             </w:tabs>
             <w:ind w:left="432" w:right="720"/>
             <w:rPr>
-              <w:rFonts w:ascii="Calibri" w:eastAsia="Calibri" w:hAnsi="Calibri" w:cs="Calibri"/>
+              <w:rFonts w:ascii="Calibri" w:hAnsi="Calibri" w:eastAsia="Calibri" w:cs="Calibri"/>
               <w:color w:val="000000"/>
               <w:sz w:val="22"/>
               <w:szCs w:val="22"/>
             </w:rPr>
           </w:pPr>
-          <w:hyperlink w:anchor="_746lad5tye8h">
-            <w:r>
-              <w:rPr>
-                <w:color w:val="000000"/>
-              </w:rPr>
-              <w:t>1.5</w:t>
-            </w:r>
-          </w:hyperlink>
-          <w:hyperlink w:anchor="_746lad5tye8h">
-            <w:r>
-              <w:rPr>
-                <w:rFonts w:ascii="Calibri" w:eastAsia="Calibri" w:hAnsi="Calibri" w:cs="Calibri"/>
-                <w:color w:val="000000"/>
-                <w:sz w:val="22"/>
-                <w:szCs w:val="22"/>
-              </w:rPr>
-              <w:tab/>
-            </w:r>
-          </w:hyperlink>
           <w:r>
             <w:fldChar w:fldCharType="begin"/>
           </w:r>
           <w:r>
+            <w:instrText xml:space="preserve"> HYPERLINK \l "_746lad5tye8h" \h </w:instrText>
+          </w:r>
+          <w:r>
+            <w:fldChar w:fldCharType="separate"/>
+          </w:r>
+          <w:r>
+            <w:rPr>
+              <w:color w:val="000000"/>
+            </w:rPr>
+            <w:t>1.5</w:t>
+          </w:r>
+          <w:r>
+            <w:rPr>
+              <w:color w:val="000000"/>
+            </w:rPr>
+            <w:fldChar w:fldCharType="end"/>
+          </w:r>
+          <w:r>
+            <w:fldChar w:fldCharType="begin"/>
+          </w:r>
+          <w:r>
+            <w:instrText xml:space="preserve"> HYPERLINK \l "_746lad5tye8h" \h </w:instrText>
+          </w:r>
+          <w:r>
+            <w:fldChar w:fldCharType="separate"/>
+          </w:r>
+          <w:r>
+            <w:rPr>
+              <w:rFonts w:ascii="Calibri" w:hAnsi="Calibri" w:eastAsia="Calibri" w:cs="Calibri"/>
+              <w:color w:val="000000"/>
+              <w:sz w:val="22"/>
+              <w:szCs w:val="22"/>
+            </w:rPr>
+            <w:tab/>
+          </w:r>
+          <w:r>
+            <w:rPr>
+              <w:rFonts w:ascii="Calibri" w:hAnsi="Calibri" w:eastAsia="Calibri" w:cs="Calibri"/>
+              <w:color w:val="000000"/>
+              <w:sz w:val="22"/>
+              <w:szCs w:val="22"/>
+            </w:rPr>
+            <w:fldChar w:fldCharType="end"/>
+          </w:r>
+          <w:r>
+            <w:fldChar w:fldCharType="begin"/>
+          </w:r>
+          <w:r>
             <w:instrText xml:space="preserve"> PAGEREF _746lad5tye8h \h </w:instrText>
           </w:r>
           <w:r>
@@ -495,6 +683,11 @@
               <w:color w:val="000000"/>
             </w:rPr>
             <w:tab/>
+          </w:r>
+          <w:r>
+            <w:rPr>
+              <w:color w:val="000000"/>
+            </w:rPr>
             <w:t>3</w:t>
           </w:r>
           <w:r>
@@ -504,48 +697,77 @@
         <w:p>
           <w:pPr>
             <w:pBdr>
-              <w:top w:val="nil"/>
-              <w:left w:val="nil"/>
-              <w:bottom w:val="nil"/>
-              <w:right w:val="nil"/>
-              <w:between w:val="nil"/>
+              <w:top w:val="none" w:color="auto" w:sz="0" w:space="0"/>
+              <w:left w:val="none" w:color="auto" w:sz="0" w:space="0"/>
+              <w:bottom w:val="none" w:color="auto" w:sz="0" w:space="0"/>
+              <w:right w:val="none" w:color="auto" w:sz="0" w:space="0"/>
+              <w:between w:val="none" w:color="auto" w:sz="0" w:space="0"/>
             </w:pBdr>
             <w:tabs>
+              <w:tab w:val="left" w:pos="432"/>
               <w:tab w:val="right" w:pos="9360"/>
-              <w:tab w:val="left" w:pos="432"/>
             </w:tabs>
             <w:spacing w:before="240" w:after="60"/>
             <w:ind w:right="720"/>
             <w:rPr>
-              <w:rFonts w:ascii="Calibri" w:eastAsia="Calibri" w:hAnsi="Calibri" w:cs="Calibri"/>
+              <w:rFonts w:ascii="Calibri" w:hAnsi="Calibri" w:eastAsia="Calibri" w:cs="Calibri"/>
               <w:color w:val="000000"/>
               <w:sz w:val="22"/>
               <w:szCs w:val="22"/>
             </w:rPr>
           </w:pPr>
-          <w:hyperlink w:anchor="_pauxqruneqsh">
-            <w:r>
-              <w:rPr>
-                <w:color w:val="000000"/>
-              </w:rPr>
-              <w:t>2.</w:t>
-            </w:r>
-          </w:hyperlink>
-          <w:hyperlink w:anchor="_pauxqruneqsh">
-            <w:r>
-              <w:rPr>
-                <w:rFonts w:ascii="Calibri" w:eastAsia="Calibri" w:hAnsi="Calibri" w:cs="Calibri"/>
-                <w:color w:val="000000"/>
-                <w:sz w:val="22"/>
-                <w:szCs w:val="22"/>
-              </w:rPr>
-              <w:tab/>
-            </w:r>
-          </w:hyperlink>
           <w:r>
             <w:fldChar w:fldCharType="begin"/>
           </w:r>
           <w:r>
+            <w:instrText xml:space="preserve"> HYPERLINK \l "_pauxqruneqsh" \h </w:instrText>
+          </w:r>
+          <w:r>
+            <w:fldChar w:fldCharType="separate"/>
+          </w:r>
+          <w:r>
+            <w:rPr>
+              <w:color w:val="000000"/>
+            </w:rPr>
+            <w:t>2.</w:t>
+          </w:r>
+          <w:r>
+            <w:rPr>
+              <w:color w:val="000000"/>
+            </w:rPr>
+            <w:fldChar w:fldCharType="end"/>
+          </w:r>
+          <w:r>
+            <w:fldChar w:fldCharType="begin"/>
+          </w:r>
+          <w:r>
+            <w:instrText xml:space="preserve"> HYPERLINK \l "_pauxqruneqsh" \h </w:instrText>
+          </w:r>
+          <w:r>
+            <w:fldChar w:fldCharType="separate"/>
+          </w:r>
+          <w:r>
+            <w:rPr>
+              <w:rFonts w:ascii="Calibri" w:hAnsi="Calibri" w:eastAsia="Calibri" w:cs="Calibri"/>
+              <w:color w:val="000000"/>
+              <w:sz w:val="22"/>
+              <w:szCs w:val="22"/>
+            </w:rPr>
+            <w:tab/>
+          </w:r>
+          <w:r>
+            <w:rPr>
+              <w:rFonts w:ascii="Calibri" w:hAnsi="Calibri" w:eastAsia="Calibri" w:cs="Calibri"/>
+              <w:color w:val="000000"/>
+              <w:sz w:val="22"/>
+              <w:szCs w:val="22"/>
+            </w:rPr>
+            <w:fldChar w:fldCharType="end"/>
+          </w:r>
+          <w:r>
+            <w:fldChar w:fldCharType="begin"/>
+          </w:r>
+          <w:r>
             <w:instrText xml:space="preserve"> PAGEREF _pauxqruneqsh \h </w:instrText>
           </w:r>
           <w:r>
@@ -562,6 +784,11 @@
               <w:color w:val="000000"/>
             </w:rPr>
             <w:tab/>
+          </w:r>
+          <w:r>
+            <w:rPr>
+              <w:color w:val="000000"/>
+            </w:rPr>
             <w:t>4</w:t>
           </w:r>
           <w:r>
@@ -571,48 +798,77 @@
         <w:p>
           <w:pPr>
             <w:pBdr>
-              <w:top w:val="nil"/>
-              <w:left w:val="nil"/>
-              <w:bottom w:val="nil"/>
-              <w:right w:val="nil"/>
-              <w:between w:val="nil"/>
+              <w:top w:val="none" w:color="auto" w:sz="0" w:space="0"/>
+              <w:left w:val="none" w:color="auto" w:sz="0" w:space="0"/>
+              <w:bottom w:val="none" w:color="auto" w:sz="0" w:space="0"/>
+              <w:right w:val="none" w:color="auto" w:sz="0" w:space="0"/>
+              <w:between w:val="none" w:color="auto" w:sz="0" w:space="0"/>
             </w:pBdr>
             <w:tabs>
+              <w:tab w:val="left" w:pos="432"/>
               <w:tab w:val="right" w:pos="9360"/>
-              <w:tab w:val="left" w:pos="432"/>
             </w:tabs>
             <w:spacing w:before="240" w:after="60"/>
             <w:ind w:right="720"/>
             <w:rPr>
-              <w:rFonts w:ascii="Calibri" w:eastAsia="Calibri" w:hAnsi="Calibri" w:cs="Calibri"/>
+              <w:rFonts w:ascii="Calibri" w:hAnsi="Calibri" w:eastAsia="Calibri" w:cs="Calibri"/>
               <w:color w:val="000000"/>
               <w:sz w:val="22"/>
               <w:szCs w:val="22"/>
             </w:rPr>
           </w:pPr>
-          <w:hyperlink w:anchor="_b8c59rnzm3to">
-            <w:r>
-              <w:rPr>
-                <w:color w:val="000000"/>
-              </w:rPr>
-              <w:t>3.</w:t>
-            </w:r>
-          </w:hyperlink>
-          <w:hyperlink w:anchor="_b8c59rnzm3to">
-            <w:r>
-              <w:rPr>
-                <w:rFonts w:ascii="Calibri" w:eastAsia="Calibri" w:hAnsi="Calibri" w:cs="Calibri"/>
-                <w:color w:val="000000"/>
-                <w:sz w:val="22"/>
-                <w:szCs w:val="22"/>
-              </w:rPr>
-              <w:tab/>
-            </w:r>
-          </w:hyperlink>
           <w:r>
             <w:fldChar w:fldCharType="begin"/>
           </w:r>
           <w:r>
+            <w:instrText xml:space="preserve"> HYPERLINK \l "_b8c59rnzm3to" \h </w:instrText>
+          </w:r>
+          <w:r>
+            <w:fldChar w:fldCharType="separate"/>
+          </w:r>
+          <w:r>
+            <w:rPr>
+              <w:color w:val="000000"/>
+            </w:rPr>
+            <w:t>3.</w:t>
+          </w:r>
+          <w:r>
+            <w:rPr>
+              <w:color w:val="000000"/>
+            </w:rPr>
+            <w:fldChar w:fldCharType="end"/>
+          </w:r>
+          <w:r>
+            <w:fldChar w:fldCharType="begin"/>
+          </w:r>
+          <w:r>
+            <w:instrText xml:space="preserve"> HYPERLINK \l "_b8c59rnzm3to" \h </w:instrText>
+          </w:r>
+          <w:r>
+            <w:fldChar w:fldCharType="separate"/>
+          </w:r>
+          <w:r>
+            <w:rPr>
+              <w:rFonts w:ascii="Calibri" w:hAnsi="Calibri" w:eastAsia="Calibri" w:cs="Calibri"/>
+              <w:color w:val="000000"/>
+              <w:sz w:val="22"/>
+              <w:szCs w:val="22"/>
+            </w:rPr>
+            <w:tab/>
+          </w:r>
+          <w:r>
+            <w:rPr>
+              <w:rFonts w:ascii="Calibri" w:hAnsi="Calibri" w:eastAsia="Calibri" w:cs="Calibri"/>
+              <w:color w:val="000000"/>
+              <w:sz w:val="22"/>
+              <w:szCs w:val="22"/>
+            </w:rPr>
+            <w:fldChar w:fldCharType="end"/>
+          </w:r>
+          <w:r>
+            <w:fldChar w:fldCharType="begin"/>
+          </w:r>
+          <w:r>
             <w:instrText xml:space="preserve"> PAGEREF _b8c59rnzm3to \h </w:instrText>
           </w:r>
           <w:r>
@@ -629,6 +885,11 @@
               <w:color w:val="000000"/>
             </w:rPr>
             <w:tab/>
+          </w:r>
+          <w:r>
+            <w:rPr>
+              <w:color w:val="000000"/>
+            </w:rPr>
             <w:t>4</w:t>
           </w:r>
           <w:r>
@@ -638,48 +899,77 @@
         <w:p>
           <w:pPr>
             <w:pBdr>
-              <w:top w:val="nil"/>
-              <w:left w:val="nil"/>
-              <w:bottom w:val="nil"/>
-              <w:right w:val="nil"/>
-              <w:between w:val="nil"/>
+              <w:top w:val="none" w:color="auto" w:sz="0" w:space="0"/>
+              <w:left w:val="none" w:color="auto" w:sz="0" w:space="0"/>
+              <w:bottom w:val="none" w:color="auto" w:sz="0" w:space="0"/>
+              <w:right w:val="none" w:color="auto" w:sz="0" w:space="0"/>
+              <w:between w:val="none" w:color="auto" w:sz="0" w:space="0"/>
             </w:pBdr>
             <w:tabs>
+              <w:tab w:val="left" w:pos="432"/>
               <w:tab w:val="right" w:pos="9360"/>
-              <w:tab w:val="left" w:pos="432"/>
             </w:tabs>
             <w:spacing w:before="240" w:after="60"/>
             <w:ind w:right="720"/>
             <w:rPr>
-              <w:rFonts w:ascii="Calibri" w:eastAsia="Calibri" w:hAnsi="Calibri" w:cs="Calibri"/>
+              <w:rFonts w:ascii="Calibri" w:hAnsi="Calibri" w:eastAsia="Calibri" w:cs="Calibri"/>
               <w:color w:val="000000"/>
               <w:sz w:val="22"/>
               <w:szCs w:val="22"/>
             </w:rPr>
           </w:pPr>
-          <w:hyperlink w:anchor="_uq0xqwl8a571">
-            <w:r>
-              <w:rPr>
-                <w:color w:val="000000"/>
-              </w:rPr>
-              <w:t>4.</w:t>
-            </w:r>
-          </w:hyperlink>
-          <w:hyperlink w:anchor="_uq0xqwl8a571">
-            <w:r>
-              <w:rPr>
-                <w:rFonts w:ascii="Calibri" w:eastAsia="Calibri" w:hAnsi="Calibri" w:cs="Calibri"/>
-                <w:color w:val="000000"/>
-                <w:sz w:val="22"/>
-                <w:szCs w:val="22"/>
-              </w:rPr>
-              <w:tab/>
-            </w:r>
-          </w:hyperlink>
           <w:r>
             <w:fldChar w:fldCharType="begin"/>
           </w:r>
           <w:r>
+            <w:instrText xml:space="preserve"> HYPERLINK \l "_uq0xqwl8a571" \h </w:instrText>
+          </w:r>
+          <w:r>
+            <w:fldChar w:fldCharType="separate"/>
+          </w:r>
+          <w:r>
+            <w:rPr>
+              <w:color w:val="000000"/>
+            </w:rPr>
+            <w:t>4.</w:t>
+          </w:r>
+          <w:r>
+            <w:rPr>
+              <w:color w:val="000000"/>
+            </w:rPr>
+            <w:fldChar w:fldCharType="end"/>
+          </w:r>
+          <w:r>
+            <w:fldChar w:fldCharType="begin"/>
+          </w:r>
+          <w:r>
+            <w:instrText xml:space="preserve"> HYPERLINK \l "_uq0xqwl8a571" \h </w:instrText>
+          </w:r>
+          <w:r>
+            <w:fldChar w:fldCharType="separate"/>
+          </w:r>
+          <w:r>
+            <w:rPr>
+              <w:rFonts w:ascii="Calibri" w:hAnsi="Calibri" w:eastAsia="Calibri" w:cs="Calibri"/>
+              <w:color w:val="000000"/>
+              <w:sz w:val="22"/>
+              <w:szCs w:val="22"/>
+            </w:rPr>
+            <w:tab/>
+          </w:r>
+          <w:r>
+            <w:rPr>
+              <w:rFonts w:ascii="Calibri" w:hAnsi="Calibri" w:eastAsia="Calibri" w:cs="Calibri"/>
+              <w:color w:val="000000"/>
+              <w:sz w:val="22"/>
+              <w:szCs w:val="22"/>
+            </w:rPr>
+            <w:fldChar w:fldCharType="end"/>
+          </w:r>
+          <w:r>
+            <w:fldChar w:fldCharType="begin"/>
+          </w:r>
+          <w:r>
             <w:instrText xml:space="preserve"> PAGEREF _uq0xqwl8a571 \h </w:instrText>
           </w:r>
           <w:r>
@@ -696,6 +986,11 @@
               <w:color w:val="000000"/>
             </w:rPr>
             <w:tab/>
+          </w:r>
+          <w:r>
+            <w:rPr>
+              <w:color w:val="000000"/>
+            </w:rPr>
             <w:t>4</w:t>
           </w:r>
           <w:r>
@@ -705,47 +1000,76 @@
         <w:p>
           <w:pPr>
             <w:pBdr>
-              <w:top w:val="nil"/>
-              <w:left w:val="nil"/>
-              <w:bottom w:val="nil"/>
-              <w:right w:val="nil"/>
-              <w:between w:val="nil"/>
+              <w:top w:val="none" w:color="auto" w:sz="0" w:space="0"/>
+              <w:left w:val="none" w:color="auto" w:sz="0" w:space="0"/>
+              <w:bottom w:val="none" w:color="auto" w:sz="0" w:space="0"/>
+              <w:right w:val="none" w:color="auto" w:sz="0" w:space="0"/>
+              <w:between w:val="none" w:color="auto" w:sz="0" w:space="0"/>
             </w:pBdr>
             <w:tabs>
+              <w:tab w:val="left" w:pos="902"/>
               <w:tab w:val="right" w:pos="9360"/>
-              <w:tab w:val="left" w:pos="902"/>
             </w:tabs>
             <w:ind w:left="432" w:right="720"/>
             <w:rPr>
-              <w:rFonts w:ascii="Calibri" w:eastAsia="Calibri" w:hAnsi="Calibri" w:cs="Calibri"/>
+              <w:rFonts w:ascii="Calibri" w:hAnsi="Calibri" w:eastAsia="Calibri" w:cs="Calibri"/>
               <w:color w:val="000000"/>
               <w:sz w:val="22"/>
               <w:szCs w:val="22"/>
             </w:rPr>
           </w:pPr>
-          <w:hyperlink w:anchor="_8g3l487ocd3">
-            <w:r>
-              <w:rPr>
-                <w:color w:val="000000"/>
-              </w:rPr>
-              <w:t>4.1</w:t>
-            </w:r>
-          </w:hyperlink>
-          <w:hyperlink w:anchor="_8g3l487ocd3">
-            <w:r>
-              <w:rPr>
-                <w:rFonts w:ascii="Calibri" w:eastAsia="Calibri" w:hAnsi="Calibri" w:cs="Calibri"/>
-                <w:color w:val="000000"/>
-                <w:sz w:val="22"/>
-                <w:szCs w:val="22"/>
-              </w:rPr>
-              <w:tab/>
-            </w:r>
-          </w:hyperlink>
           <w:r>
             <w:fldChar w:fldCharType="begin"/>
           </w:r>
           <w:r>
+            <w:instrText xml:space="preserve"> HYPERLINK \l "_8g3l487ocd3" \h </w:instrText>
+          </w:r>
+          <w:r>
+            <w:fldChar w:fldCharType="separate"/>
+          </w:r>
+          <w:r>
+            <w:rPr>
+              <w:color w:val="000000"/>
+            </w:rPr>
+            <w:t>4.1</w:t>
+          </w:r>
+          <w:r>
+            <w:rPr>
+              <w:color w:val="000000"/>
+            </w:rPr>
+            <w:fldChar w:fldCharType="end"/>
+          </w:r>
+          <w:r>
+            <w:fldChar w:fldCharType="begin"/>
+          </w:r>
+          <w:r>
+            <w:instrText xml:space="preserve"> HYPERLINK \l "_8g3l487ocd3" \h </w:instrText>
+          </w:r>
+          <w:r>
+            <w:fldChar w:fldCharType="separate"/>
+          </w:r>
+          <w:r>
+            <w:rPr>
+              <w:rFonts w:ascii="Calibri" w:hAnsi="Calibri" w:eastAsia="Calibri" w:cs="Calibri"/>
+              <w:color w:val="000000"/>
+              <w:sz w:val="22"/>
+              <w:szCs w:val="22"/>
+            </w:rPr>
+            <w:tab/>
+          </w:r>
+          <w:r>
+            <w:rPr>
+              <w:rFonts w:ascii="Calibri" w:hAnsi="Calibri" w:eastAsia="Calibri" w:cs="Calibri"/>
+              <w:color w:val="000000"/>
+              <w:sz w:val="22"/>
+              <w:szCs w:val="22"/>
+            </w:rPr>
+            <w:fldChar w:fldCharType="end"/>
+          </w:r>
+          <w:r>
+            <w:fldChar w:fldCharType="begin"/>
+          </w:r>
+          <w:r>
             <w:instrText xml:space="preserve"> PAGEREF _8g3l487ocd3 \h </w:instrText>
           </w:r>
           <w:r>
@@ -762,6 +1086,11 @@
               <w:color w:val="000000"/>
             </w:rPr>
             <w:tab/>
+          </w:r>
+          <w:r>
+            <w:rPr>
+              <w:color w:val="000000"/>
+            </w:rPr>
             <w:t>5</w:t>
           </w:r>
           <w:r>
@@ -771,48 +1100,77 @@
         <w:p>
           <w:pPr>
             <w:pBdr>
-              <w:top w:val="nil"/>
-              <w:left w:val="nil"/>
-              <w:bottom w:val="nil"/>
-              <w:right w:val="nil"/>
-              <w:between w:val="nil"/>
+              <w:top w:val="none" w:color="auto" w:sz="0" w:space="0"/>
+              <w:left w:val="none" w:color="auto" w:sz="0" w:space="0"/>
+              <w:bottom w:val="none" w:color="auto" w:sz="0" w:space="0"/>
+              <w:right w:val="none" w:color="auto" w:sz="0" w:space="0"/>
+              <w:between w:val="none" w:color="auto" w:sz="0" w:space="0"/>
             </w:pBdr>
             <w:tabs>
+              <w:tab w:val="left" w:pos="432"/>
               <w:tab w:val="right" w:pos="9360"/>
-              <w:tab w:val="left" w:pos="432"/>
             </w:tabs>
             <w:spacing w:before="240" w:after="60"/>
             <w:ind w:right="720"/>
             <w:rPr>
-              <w:rFonts w:ascii="Calibri" w:eastAsia="Calibri" w:hAnsi="Calibri" w:cs="Calibri"/>
+              <w:rFonts w:ascii="Calibri" w:hAnsi="Calibri" w:eastAsia="Calibri" w:cs="Calibri"/>
               <w:color w:val="000000"/>
               <w:sz w:val="22"/>
               <w:szCs w:val="22"/>
             </w:rPr>
           </w:pPr>
-          <w:hyperlink w:anchor="_q5k872bapktx">
-            <w:r>
-              <w:rPr>
-                <w:color w:val="000000"/>
-              </w:rPr>
-              <w:t>5.</w:t>
-            </w:r>
-          </w:hyperlink>
-          <w:hyperlink w:anchor="_q5k872bapktx">
-            <w:r>
-              <w:rPr>
-                <w:rFonts w:ascii="Calibri" w:eastAsia="Calibri" w:hAnsi="Calibri" w:cs="Calibri"/>
-                <w:color w:val="000000"/>
-                <w:sz w:val="22"/>
-                <w:szCs w:val="22"/>
-              </w:rPr>
-              <w:tab/>
-            </w:r>
-          </w:hyperlink>
           <w:r>
             <w:fldChar w:fldCharType="begin"/>
           </w:r>
           <w:r>
+            <w:instrText xml:space="preserve"> HYPERLINK \l "_q5k872bapktx" \h </w:instrText>
+          </w:r>
+          <w:r>
+            <w:fldChar w:fldCharType="separate"/>
+          </w:r>
+          <w:r>
+            <w:rPr>
+              <w:color w:val="000000"/>
+            </w:rPr>
+            <w:t>5.</w:t>
+          </w:r>
+          <w:r>
+            <w:rPr>
+              <w:color w:val="000000"/>
+            </w:rPr>
+            <w:fldChar w:fldCharType="end"/>
+          </w:r>
+          <w:r>
+            <w:fldChar w:fldCharType="begin"/>
+          </w:r>
+          <w:r>
+            <w:instrText xml:space="preserve"> HYPERLINK \l "_q5k872bapktx" \h </w:instrText>
+          </w:r>
+          <w:r>
+            <w:fldChar w:fldCharType="separate"/>
+          </w:r>
+          <w:r>
+            <w:rPr>
+              <w:rFonts w:ascii="Calibri" w:hAnsi="Calibri" w:eastAsia="Calibri" w:cs="Calibri"/>
+              <w:color w:val="000000"/>
+              <w:sz w:val="22"/>
+              <w:szCs w:val="22"/>
+            </w:rPr>
+            <w:tab/>
+          </w:r>
+          <w:r>
+            <w:rPr>
+              <w:rFonts w:ascii="Calibri" w:hAnsi="Calibri" w:eastAsia="Calibri" w:cs="Calibri"/>
+              <w:color w:val="000000"/>
+              <w:sz w:val="22"/>
+              <w:szCs w:val="22"/>
+            </w:rPr>
+            <w:fldChar w:fldCharType="end"/>
+          </w:r>
+          <w:r>
+            <w:fldChar w:fldCharType="begin"/>
+          </w:r>
+          <w:r>
             <w:instrText xml:space="preserve"> PAGEREF _q5k872bapktx \h </w:instrText>
           </w:r>
           <w:r>
@@ -829,6 +1187,11 @@
               <w:color w:val="000000"/>
             </w:rPr>
             <w:tab/>
+          </w:r>
+          <w:r>
+            <w:rPr>
+              <w:color w:val="000000"/>
+            </w:rPr>
             <w:t>5</w:t>
           </w:r>
           <w:r>
@@ -838,47 +1201,76 @@
         <w:p>
           <w:pPr>
             <w:pBdr>
-              <w:top w:val="nil"/>
-              <w:left w:val="nil"/>
-              <w:bottom w:val="nil"/>
-              <w:right w:val="nil"/>
-              <w:between w:val="nil"/>
+              <w:top w:val="none" w:color="auto" w:sz="0" w:space="0"/>
+              <w:left w:val="none" w:color="auto" w:sz="0" w:space="0"/>
+              <w:bottom w:val="none" w:color="auto" w:sz="0" w:space="0"/>
+              <w:right w:val="none" w:color="auto" w:sz="0" w:space="0"/>
+              <w:between w:val="none" w:color="auto" w:sz="0" w:space="0"/>
             </w:pBdr>
             <w:tabs>
+              <w:tab w:val="left" w:pos="902"/>
               <w:tab w:val="right" w:pos="9360"/>
-              <w:tab w:val="left" w:pos="902"/>
             </w:tabs>
             <w:ind w:left="432" w:right="720"/>
             <w:rPr>
-              <w:rFonts w:ascii="Calibri" w:eastAsia="Calibri" w:hAnsi="Calibri" w:cs="Calibri"/>
+              <w:rFonts w:ascii="Calibri" w:hAnsi="Calibri" w:eastAsia="Calibri" w:cs="Calibri"/>
               <w:color w:val="000000"/>
               <w:sz w:val="22"/>
               <w:szCs w:val="22"/>
             </w:rPr>
           </w:pPr>
-          <w:hyperlink w:anchor="_bahhq640c077">
-            <w:r>
-              <w:rPr>
-                <w:color w:val="000000"/>
-              </w:rPr>
-              <w:t>5.1</w:t>
-            </w:r>
-          </w:hyperlink>
-          <w:hyperlink w:anchor="_bahhq640c077">
-            <w:r>
-              <w:rPr>
-                <w:rFonts w:ascii="Calibri" w:eastAsia="Calibri" w:hAnsi="Calibri" w:cs="Calibri"/>
-                <w:color w:val="000000"/>
-                <w:sz w:val="22"/>
-                <w:szCs w:val="22"/>
-              </w:rPr>
-              <w:tab/>
-            </w:r>
-          </w:hyperlink>
           <w:r>
             <w:fldChar w:fldCharType="begin"/>
           </w:r>
           <w:r>
+            <w:instrText xml:space="preserve"> HYPERLINK \l "_bahhq640c077" \h </w:instrText>
+          </w:r>
+          <w:r>
+            <w:fldChar w:fldCharType="separate"/>
+          </w:r>
+          <w:r>
+            <w:rPr>
+              <w:color w:val="000000"/>
+            </w:rPr>
+            <w:t>5.1</w:t>
+          </w:r>
+          <w:r>
+            <w:rPr>
+              <w:color w:val="000000"/>
+            </w:rPr>
+            <w:fldChar w:fldCharType="end"/>
+          </w:r>
+          <w:r>
+            <w:fldChar w:fldCharType="begin"/>
+          </w:r>
+          <w:r>
+            <w:instrText xml:space="preserve"> HYPERLINK \l "_bahhq640c077" \h </w:instrText>
+          </w:r>
+          <w:r>
+            <w:fldChar w:fldCharType="separate"/>
+          </w:r>
+          <w:r>
+            <w:rPr>
+              <w:rFonts w:ascii="Calibri" w:hAnsi="Calibri" w:eastAsia="Calibri" w:cs="Calibri"/>
+              <w:color w:val="000000"/>
+              <w:sz w:val="22"/>
+              <w:szCs w:val="22"/>
+            </w:rPr>
+            <w:tab/>
+          </w:r>
+          <w:r>
+            <w:rPr>
+              <w:rFonts w:ascii="Calibri" w:hAnsi="Calibri" w:eastAsia="Calibri" w:cs="Calibri"/>
+              <w:color w:val="000000"/>
+              <w:sz w:val="22"/>
+              <w:szCs w:val="22"/>
+            </w:rPr>
+            <w:fldChar w:fldCharType="end"/>
+          </w:r>
+          <w:r>
+            <w:fldChar w:fldCharType="begin"/>
+          </w:r>
+          <w:r>
             <w:instrText xml:space="preserve"> PAGEREF _bahhq640c077 \h </w:instrText>
           </w:r>
           <w:r>
@@ -895,6 +1287,11 @@
               <w:color w:val="000000"/>
             </w:rPr>
             <w:tab/>
+          </w:r>
+          <w:r>
+            <w:rPr>
+              <w:color w:val="000000"/>
+            </w:rPr>
             <w:t>5</w:t>
           </w:r>
           <w:r>
@@ -904,47 +1301,76 @@
         <w:p>
           <w:pPr>
             <w:pBdr>
-              <w:top w:val="nil"/>
-              <w:left w:val="nil"/>
-              <w:bottom w:val="nil"/>
-              <w:right w:val="nil"/>
-              <w:between w:val="nil"/>
+              <w:top w:val="none" w:color="auto" w:sz="0" w:space="0"/>
+              <w:left w:val="none" w:color="auto" w:sz="0" w:space="0"/>
+              <w:bottom w:val="none" w:color="auto" w:sz="0" w:space="0"/>
+              <w:right w:val="none" w:color="auto" w:sz="0" w:space="0"/>
+              <w:between w:val="none" w:color="auto" w:sz="0" w:space="0"/>
             </w:pBdr>
             <w:tabs>
+              <w:tab w:val="left" w:pos="902"/>
               <w:tab w:val="right" w:pos="9360"/>
-              <w:tab w:val="left" w:pos="902"/>
             </w:tabs>
             <w:ind w:left="432" w:right="720"/>
             <w:rPr>
-              <w:rFonts w:ascii="Calibri" w:eastAsia="Calibri" w:hAnsi="Calibri" w:cs="Calibri"/>
+              <w:rFonts w:ascii="Calibri" w:hAnsi="Calibri" w:eastAsia="Calibri" w:cs="Calibri"/>
               <w:color w:val="000000"/>
               <w:sz w:val="22"/>
               <w:szCs w:val="22"/>
             </w:rPr>
           </w:pPr>
-          <w:hyperlink w:anchor="_ag3cj5tpfron">
-            <w:r>
-              <w:rPr>
-                <w:color w:val="000000"/>
-              </w:rPr>
-              <w:t>5.2</w:t>
-            </w:r>
-          </w:hyperlink>
-          <w:hyperlink w:anchor="_ag3cj5tpfron">
-            <w:r>
-              <w:rPr>
-                <w:rFonts w:ascii="Calibri" w:eastAsia="Calibri" w:hAnsi="Calibri" w:cs="Calibri"/>
-                <w:color w:val="000000"/>
-                <w:sz w:val="22"/>
-                <w:szCs w:val="22"/>
-              </w:rPr>
-              <w:tab/>
-            </w:r>
-          </w:hyperlink>
           <w:r>
             <w:fldChar w:fldCharType="begin"/>
           </w:r>
           <w:r>
+            <w:instrText xml:space="preserve"> HYPERLINK \l "_ag3cj5tpfron" \h </w:instrText>
+          </w:r>
+          <w:r>
+            <w:fldChar w:fldCharType="separate"/>
+          </w:r>
+          <w:r>
+            <w:rPr>
+              <w:color w:val="000000"/>
+            </w:rPr>
+            <w:t>5.2</w:t>
+          </w:r>
+          <w:r>
+            <w:rPr>
+              <w:color w:val="000000"/>
+            </w:rPr>
+            <w:fldChar w:fldCharType="end"/>
+          </w:r>
+          <w:r>
+            <w:fldChar w:fldCharType="begin"/>
+          </w:r>
+          <w:r>
+            <w:instrText xml:space="preserve"> HYPERLINK \l "_ag3cj5tpfron" \h </w:instrText>
+          </w:r>
+          <w:r>
+            <w:fldChar w:fldCharType="separate"/>
+          </w:r>
+          <w:r>
+            <w:rPr>
+              <w:rFonts w:ascii="Calibri" w:hAnsi="Calibri" w:eastAsia="Calibri" w:cs="Calibri"/>
+              <w:color w:val="000000"/>
+              <w:sz w:val="22"/>
+              <w:szCs w:val="22"/>
+            </w:rPr>
+            <w:tab/>
+          </w:r>
+          <w:r>
+            <w:rPr>
+              <w:rFonts w:ascii="Calibri" w:hAnsi="Calibri" w:eastAsia="Calibri" w:cs="Calibri"/>
+              <w:color w:val="000000"/>
+              <w:sz w:val="22"/>
+              <w:szCs w:val="22"/>
+            </w:rPr>
+            <w:fldChar w:fldCharType="end"/>
+          </w:r>
+          <w:r>
+            <w:fldChar w:fldCharType="begin"/>
+          </w:r>
+          <w:r>
             <w:instrText xml:space="preserve"> PAGEREF _ag3cj5tpfron \h </w:instrText>
           </w:r>
           <w:r>
@@ -961,6 +1387,11 @@
               <w:color w:val="000000"/>
             </w:rPr>
             <w:tab/>
+          </w:r>
+          <w:r>
+            <w:rPr>
+              <w:color w:val="000000"/>
+            </w:rPr>
             <w:t>6</w:t>
           </w:r>
           <w:r>
@@ -970,48 +1401,77 @@
         <w:p>
           <w:pPr>
             <w:pBdr>
-              <w:top w:val="nil"/>
-              <w:left w:val="nil"/>
-              <w:bottom w:val="nil"/>
-              <w:right w:val="nil"/>
-              <w:between w:val="nil"/>
+              <w:top w:val="none" w:color="auto" w:sz="0" w:space="0"/>
+              <w:left w:val="none" w:color="auto" w:sz="0" w:space="0"/>
+              <w:bottom w:val="none" w:color="auto" w:sz="0" w:space="0"/>
+              <w:right w:val="none" w:color="auto" w:sz="0" w:space="0"/>
+              <w:between w:val="none" w:color="auto" w:sz="0" w:space="0"/>
             </w:pBdr>
             <w:tabs>
+              <w:tab w:val="left" w:pos="432"/>
               <w:tab w:val="right" w:pos="9360"/>
-              <w:tab w:val="left" w:pos="432"/>
             </w:tabs>
             <w:spacing w:before="240" w:after="60"/>
             <w:ind w:right="720"/>
             <w:rPr>
-              <w:rFonts w:ascii="Calibri" w:eastAsia="Calibri" w:hAnsi="Calibri" w:cs="Calibri"/>
+              <w:rFonts w:ascii="Calibri" w:hAnsi="Calibri" w:eastAsia="Calibri" w:cs="Calibri"/>
               <w:color w:val="000000"/>
               <w:sz w:val="22"/>
               <w:szCs w:val="22"/>
             </w:rPr>
           </w:pPr>
-          <w:hyperlink w:anchor="_qef86bqzktid">
-            <w:r>
-              <w:rPr>
-                <w:color w:val="000000"/>
-              </w:rPr>
-              <w:t>6.</w:t>
-            </w:r>
-          </w:hyperlink>
-          <w:hyperlink w:anchor="_qef86bqzktid">
-            <w:r>
-              <w:rPr>
-                <w:rFonts w:ascii="Calibri" w:eastAsia="Calibri" w:hAnsi="Calibri" w:cs="Calibri"/>
-                <w:color w:val="000000"/>
-                <w:sz w:val="22"/>
-                <w:szCs w:val="22"/>
-              </w:rPr>
-              <w:tab/>
-            </w:r>
-          </w:hyperlink>
           <w:r>
             <w:fldChar w:fldCharType="begin"/>
           </w:r>
           <w:r>
+            <w:instrText xml:space="preserve"> HYPERLINK \l "_qef86bqzktid" \h </w:instrText>
+          </w:r>
+          <w:r>
+            <w:fldChar w:fldCharType="separate"/>
+          </w:r>
+          <w:r>
+            <w:rPr>
+              <w:color w:val="000000"/>
+            </w:rPr>
+            <w:t>6.</w:t>
+          </w:r>
+          <w:r>
+            <w:rPr>
+              <w:color w:val="000000"/>
+            </w:rPr>
+            <w:fldChar w:fldCharType="end"/>
+          </w:r>
+          <w:r>
+            <w:fldChar w:fldCharType="begin"/>
+          </w:r>
+          <w:r>
+            <w:instrText xml:space="preserve"> HYPERLINK \l "_qef86bqzktid" \h </w:instrText>
+          </w:r>
+          <w:r>
+            <w:fldChar w:fldCharType="separate"/>
+          </w:r>
+          <w:r>
+            <w:rPr>
+              <w:rFonts w:ascii="Calibri" w:hAnsi="Calibri" w:eastAsia="Calibri" w:cs="Calibri"/>
+              <w:color w:val="000000"/>
+              <w:sz w:val="22"/>
+              <w:szCs w:val="22"/>
+            </w:rPr>
+            <w:tab/>
+          </w:r>
+          <w:r>
+            <w:rPr>
+              <w:rFonts w:ascii="Calibri" w:hAnsi="Calibri" w:eastAsia="Calibri" w:cs="Calibri"/>
+              <w:color w:val="000000"/>
+              <w:sz w:val="22"/>
+              <w:szCs w:val="22"/>
+            </w:rPr>
+            <w:fldChar w:fldCharType="end"/>
+          </w:r>
+          <w:r>
+            <w:fldChar w:fldCharType="begin"/>
+          </w:r>
+          <w:r>
             <w:instrText xml:space="preserve"> PAGEREF _qef86bqzktid \h </w:instrText>
           </w:r>
           <w:r>
@@ -1028,6 +1488,11 @@
               <w:color w:val="000000"/>
             </w:rPr>
             <w:tab/>
+          </w:r>
+          <w:r>
+            <w:rPr>
+              <w:color w:val="000000"/>
+            </w:rPr>
             <w:t>7</w:t>
           </w:r>
           <w:r>
@@ -1037,48 +1502,77 @@
         <w:p>
           <w:pPr>
             <w:pBdr>
-              <w:top w:val="nil"/>
-              <w:left w:val="nil"/>
-              <w:bottom w:val="nil"/>
-              <w:right w:val="nil"/>
-              <w:between w:val="nil"/>
+              <w:top w:val="none" w:color="auto" w:sz="0" w:space="0"/>
+              <w:left w:val="none" w:color="auto" w:sz="0" w:space="0"/>
+              <w:bottom w:val="none" w:color="auto" w:sz="0" w:space="0"/>
+              <w:right w:val="none" w:color="auto" w:sz="0" w:space="0"/>
+              <w:between w:val="none" w:color="auto" w:sz="0" w:space="0"/>
             </w:pBdr>
             <w:tabs>
+              <w:tab w:val="left" w:pos="432"/>
               <w:tab w:val="right" w:pos="9360"/>
-              <w:tab w:val="left" w:pos="432"/>
             </w:tabs>
             <w:spacing w:before="240" w:after="60"/>
             <w:ind w:right="720"/>
             <w:rPr>
-              <w:rFonts w:ascii="Calibri" w:eastAsia="Calibri" w:hAnsi="Calibri" w:cs="Calibri"/>
+              <w:rFonts w:ascii="Calibri" w:hAnsi="Calibri" w:eastAsia="Calibri" w:cs="Calibri"/>
               <w:color w:val="000000"/>
               <w:sz w:val="22"/>
               <w:szCs w:val="22"/>
             </w:rPr>
           </w:pPr>
-          <w:hyperlink w:anchor="_h4nu597ybyje">
-            <w:r>
-              <w:rPr>
-                <w:color w:val="000000"/>
-              </w:rPr>
-              <w:t>7.</w:t>
-            </w:r>
-          </w:hyperlink>
-          <w:hyperlink w:anchor="_h4nu597ybyje">
-            <w:r>
-              <w:rPr>
-                <w:rFonts w:ascii="Calibri" w:eastAsia="Calibri" w:hAnsi="Calibri" w:cs="Calibri"/>
-                <w:color w:val="000000"/>
-                <w:sz w:val="22"/>
-                <w:szCs w:val="22"/>
-              </w:rPr>
-              <w:tab/>
-            </w:r>
-          </w:hyperlink>
           <w:r>
             <w:fldChar w:fldCharType="begin"/>
           </w:r>
           <w:r>
+            <w:instrText xml:space="preserve"> HYPERLINK \l "_h4nu597ybyje" \h </w:instrText>
+          </w:r>
+          <w:r>
+            <w:fldChar w:fldCharType="separate"/>
+          </w:r>
+          <w:r>
+            <w:rPr>
+              <w:color w:val="000000"/>
+            </w:rPr>
+            <w:t>7.</w:t>
+          </w:r>
+          <w:r>
+            <w:rPr>
+              <w:color w:val="000000"/>
+            </w:rPr>
+            <w:fldChar w:fldCharType="end"/>
+          </w:r>
+          <w:r>
+            <w:fldChar w:fldCharType="begin"/>
+          </w:r>
+          <w:r>
+            <w:instrText xml:space="preserve"> HYPERLINK \l "_h4nu597ybyje" \h </w:instrText>
+          </w:r>
+          <w:r>
+            <w:fldChar w:fldCharType="separate"/>
+          </w:r>
+          <w:r>
+            <w:rPr>
+              <w:rFonts w:ascii="Calibri" w:hAnsi="Calibri" w:eastAsia="Calibri" w:cs="Calibri"/>
+              <w:color w:val="000000"/>
+              <w:sz w:val="22"/>
+              <w:szCs w:val="22"/>
+            </w:rPr>
+            <w:tab/>
+          </w:r>
+          <w:r>
+            <w:rPr>
+              <w:rFonts w:ascii="Calibri" w:hAnsi="Calibri" w:eastAsia="Calibri" w:cs="Calibri"/>
+              <w:color w:val="000000"/>
+              <w:sz w:val="22"/>
+              <w:szCs w:val="22"/>
+            </w:rPr>
+            <w:fldChar w:fldCharType="end"/>
+          </w:r>
+          <w:r>
+            <w:fldChar w:fldCharType="begin"/>
+          </w:r>
+          <w:r>
             <w:instrText xml:space="preserve"> PAGEREF _h4nu597ybyje \h </w:instrText>
           </w:r>
           <w:r>
@@ -1095,6 +1589,11 @@
               <w:color w:val="000000"/>
             </w:rPr>
             <w:tab/>
+          </w:r>
+          <w:r>
+            <w:rPr>
+              <w:color w:val="000000"/>
+            </w:rPr>
             <w:t>8</w:t>
           </w:r>
           <w:r>
@@ -1104,48 +1603,77 @@
         <w:p>
           <w:pPr>
             <w:pBdr>
-              <w:top w:val="nil"/>
-              <w:left w:val="nil"/>
-              <w:bottom w:val="nil"/>
-              <w:right w:val="nil"/>
-              <w:between w:val="nil"/>
+              <w:top w:val="none" w:color="auto" w:sz="0" w:space="0"/>
+              <w:left w:val="none" w:color="auto" w:sz="0" w:space="0"/>
+              <w:bottom w:val="none" w:color="auto" w:sz="0" w:space="0"/>
+              <w:right w:val="none" w:color="auto" w:sz="0" w:space="0"/>
+              <w:between w:val="none" w:color="auto" w:sz="0" w:space="0"/>
             </w:pBdr>
             <w:tabs>
+              <w:tab w:val="left" w:pos="432"/>
               <w:tab w:val="right" w:pos="9360"/>
-              <w:tab w:val="left" w:pos="432"/>
             </w:tabs>
             <w:spacing w:before="240" w:after="60"/>
             <w:ind w:right="720"/>
             <w:rPr>
-              <w:rFonts w:ascii="Calibri" w:eastAsia="Calibri" w:hAnsi="Calibri" w:cs="Calibri"/>
+              <w:rFonts w:ascii="Calibri" w:hAnsi="Calibri" w:eastAsia="Calibri" w:cs="Calibri"/>
               <w:color w:val="000000"/>
               <w:sz w:val="22"/>
               <w:szCs w:val="22"/>
             </w:rPr>
           </w:pPr>
-          <w:hyperlink w:anchor="_6s3dmgwo9b2a">
-            <w:r>
-              <w:rPr>
-                <w:color w:val="000000"/>
-              </w:rPr>
-              <w:t>8.</w:t>
-            </w:r>
-          </w:hyperlink>
-          <w:hyperlink w:anchor="_6s3dmgwo9b2a">
-            <w:r>
-              <w:rPr>
-                <w:rFonts w:ascii="Calibri" w:eastAsia="Calibri" w:hAnsi="Calibri" w:cs="Calibri"/>
-                <w:color w:val="000000"/>
-                <w:sz w:val="22"/>
-                <w:szCs w:val="22"/>
-              </w:rPr>
-              <w:tab/>
-            </w:r>
-          </w:hyperlink>
           <w:r>
             <w:fldChar w:fldCharType="begin"/>
           </w:r>
           <w:r>
+            <w:instrText xml:space="preserve"> HYPERLINK \l "_6s3dmgwo9b2a" \h </w:instrText>
+          </w:r>
+          <w:r>
+            <w:fldChar w:fldCharType="separate"/>
+          </w:r>
+          <w:r>
+            <w:rPr>
+              <w:color w:val="000000"/>
+            </w:rPr>
+            <w:t>8.</w:t>
+          </w:r>
+          <w:r>
+            <w:rPr>
+              <w:color w:val="000000"/>
+            </w:rPr>
+            <w:fldChar w:fldCharType="end"/>
+          </w:r>
+          <w:r>
+            <w:fldChar w:fldCharType="begin"/>
+          </w:r>
+          <w:r>
+            <w:instrText xml:space="preserve"> HYPERLINK \l "_6s3dmgwo9b2a" \h </w:instrText>
+          </w:r>
+          <w:r>
+            <w:fldChar w:fldCharType="separate"/>
+          </w:r>
+          <w:r>
+            <w:rPr>
+              <w:rFonts w:ascii="Calibri" w:hAnsi="Calibri" w:eastAsia="Calibri" w:cs="Calibri"/>
+              <w:color w:val="000000"/>
+              <w:sz w:val="22"/>
+              <w:szCs w:val="22"/>
+            </w:rPr>
+            <w:tab/>
+          </w:r>
+          <w:r>
+            <w:rPr>
+              <w:rFonts w:ascii="Calibri" w:hAnsi="Calibri" w:eastAsia="Calibri" w:cs="Calibri"/>
+              <w:color w:val="000000"/>
+              <w:sz w:val="22"/>
+              <w:szCs w:val="22"/>
+            </w:rPr>
+            <w:fldChar w:fldCharType="end"/>
+          </w:r>
+          <w:r>
+            <w:fldChar w:fldCharType="begin"/>
+          </w:r>
+          <w:r>
             <w:instrText xml:space="preserve"> PAGEREF _6s3dmgwo9b2a \h </w:instrText>
           </w:r>
           <w:r>
@@ -1162,6 +1690,11 @@
               <w:color w:val="000000"/>
             </w:rPr>
             <w:tab/>
+          </w:r>
+          <w:r>
+            <w:rPr>
+              <w:color w:val="000000"/>
+            </w:rPr>
             <w:t>9</w:t>
           </w:r>
           <w:r>
@@ -1171,48 +1704,77 @@
         <w:p>
           <w:pPr>
             <w:pBdr>
-              <w:top w:val="nil"/>
-              <w:left w:val="nil"/>
-              <w:bottom w:val="nil"/>
-              <w:right w:val="nil"/>
-              <w:between w:val="nil"/>
+              <w:top w:val="none" w:color="auto" w:sz="0" w:space="0"/>
+              <w:left w:val="none" w:color="auto" w:sz="0" w:space="0"/>
+              <w:bottom w:val="none" w:color="auto" w:sz="0" w:space="0"/>
+              <w:right w:val="none" w:color="auto" w:sz="0" w:space="0"/>
+              <w:between w:val="none" w:color="auto" w:sz="0" w:space="0"/>
             </w:pBdr>
             <w:tabs>
+              <w:tab w:val="left" w:pos="432"/>
               <w:tab w:val="right" w:pos="9360"/>
-              <w:tab w:val="left" w:pos="432"/>
             </w:tabs>
             <w:spacing w:before="240" w:after="60"/>
             <w:ind w:right="720"/>
             <w:rPr>
-              <w:rFonts w:ascii="Calibri" w:eastAsia="Calibri" w:hAnsi="Calibri" w:cs="Calibri"/>
+              <w:rFonts w:ascii="Calibri" w:hAnsi="Calibri" w:eastAsia="Calibri" w:cs="Calibri"/>
               <w:color w:val="000000"/>
               <w:sz w:val="22"/>
               <w:szCs w:val="22"/>
             </w:rPr>
           </w:pPr>
-          <w:hyperlink w:anchor="_q5ov3kye1q3m">
-            <w:r>
-              <w:rPr>
-                <w:color w:val="000000"/>
-              </w:rPr>
-              <w:t>9.</w:t>
-            </w:r>
-          </w:hyperlink>
-          <w:hyperlink w:anchor="_q5ov3kye1q3m">
-            <w:r>
-              <w:rPr>
-                <w:rFonts w:ascii="Calibri" w:eastAsia="Calibri" w:hAnsi="Calibri" w:cs="Calibri"/>
-                <w:color w:val="000000"/>
-                <w:sz w:val="22"/>
-                <w:szCs w:val="22"/>
-              </w:rPr>
-              <w:tab/>
-            </w:r>
-          </w:hyperlink>
           <w:r>
             <w:fldChar w:fldCharType="begin"/>
           </w:r>
           <w:r>
+            <w:instrText xml:space="preserve"> HYPERLINK \l "_q5ov3kye1q3m" \h </w:instrText>
+          </w:r>
+          <w:r>
+            <w:fldChar w:fldCharType="separate"/>
+          </w:r>
+          <w:r>
+            <w:rPr>
+              <w:color w:val="000000"/>
+            </w:rPr>
+            <w:t>9.</w:t>
+          </w:r>
+          <w:r>
+            <w:rPr>
+              <w:color w:val="000000"/>
+            </w:rPr>
+            <w:fldChar w:fldCharType="end"/>
+          </w:r>
+          <w:r>
+            <w:fldChar w:fldCharType="begin"/>
+          </w:r>
+          <w:r>
+            <w:instrText xml:space="preserve"> HYPERLINK \l "_q5ov3kye1q3m" \h </w:instrText>
+          </w:r>
+          <w:r>
+            <w:fldChar w:fldCharType="separate"/>
+          </w:r>
+          <w:r>
+            <w:rPr>
+              <w:rFonts w:ascii="Calibri" w:hAnsi="Calibri" w:eastAsia="Calibri" w:cs="Calibri"/>
+              <w:color w:val="000000"/>
+              <w:sz w:val="22"/>
+              <w:szCs w:val="22"/>
+            </w:rPr>
+            <w:tab/>
+          </w:r>
+          <w:r>
+            <w:rPr>
+              <w:rFonts w:ascii="Calibri" w:hAnsi="Calibri" w:eastAsia="Calibri" w:cs="Calibri"/>
+              <w:color w:val="000000"/>
+              <w:sz w:val="22"/>
+              <w:szCs w:val="22"/>
+            </w:rPr>
+            <w:fldChar w:fldCharType="end"/>
+          </w:r>
+          <w:r>
+            <w:fldChar w:fldCharType="begin"/>
+          </w:r>
+          <w:r>
             <w:instrText xml:space="preserve"> PAGEREF _q5ov3kye1q3m \h </w:instrText>
           </w:r>
           <w:r>
@@ -1229,6 +1791,11 @@
               <w:color w:val="000000"/>
             </w:rPr>
             <w:tab/>
+          </w:r>
+          <w:r>
+            <w:rPr>
+              <w:color w:val="000000"/>
+            </w:rPr>
             <w:t>9</w:t>
           </w:r>
           <w:r>
@@ -1238,48 +1805,77 @@
         <w:p>
           <w:pPr>
             <w:pBdr>
-              <w:top w:val="nil"/>
-              <w:left w:val="nil"/>
-              <w:bottom w:val="nil"/>
-              <w:right w:val="nil"/>
-              <w:between w:val="nil"/>
+              <w:top w:val="none" w:color="auto" w:sz="0" w:space="0"/>
+              <w:left w:val="none" w:color="auto" w:sz="0" w:space="0"/>
+              <w:bottom w:val="none" w:color="auto" w:sz="0" w:space="0"/>
+              <w:right w:val="none" w:color="auto" w:sz="0" w:space="0"/>
+              <w:between w:val="none" w:color="auto" w:sz="0" w:space="0"/>
             </w:pBdr>
             <w:tabs>
+              <w:tab w:val="left" w:pos="470"/>
               <w:tab w:val="right" w:pos="9360"/>
-              <w:tab w:val="left" w:pos="470"/>
             </w:tabs>
             <w:spacing w:before="240" w:after="60"/>
             <w:ind w:right="720"/>
             <w:rPr>
-              <w:rFonts w:ascii="Calibri" w:eastAsia="Calibri" w:hAnsi="Calibri" w:cs="Calibri"/>
+              <w:rFonts w:ascii="Calibri" w:hAnsi="Calibri" w:eastAsia="Calibri" w:cs="Calibri"/>
               <w:color w:val="000000"/>
               <w:sz w:val="22"/>
               <w:szCs w:val="22"/>
             </w:rPr>
           </w:pPr>
-          <w:hyperlink w:anchor="_7sjzd8x9jub">
-            <w:r>
-              <w:rPr>
-                <w:color w:val="000000"/>
-              </w:rPr>
-              <w:t>10.</w:t>
-            </w:r>
-          </w:hyperlink>
-          <w:hyperlink w:anchor="_7sjzd8x9jub">
-            <w:r>
-              <w:rPr>
-                <w:rFonts w:ascii="Calibri" w:eastAsia="Calibri" w:hAnsi="Calibri" w:cs="Calibri"/>
-                <w:color w:val="000000"/>
-                <w:sz w:val="22"/>
-                <w:szCs w:val="22"/>
-              </w:rPr>
-              <w:tab/>
-            </w:r>
-          </w:hyperlink>
           <w:r>
             <w:fldChar w:fldCharType="begin"/>
           </w:r>
           <w:r>
+            <w:instrText xml:space="preserve"> HYPERLINK \l "_7sjzd8x9jub" \h </w:instrText>
+          </w:r>
+          <w:r>
+            <w:fldChar w:fldCharType="separate"/>
+          </w:r>
+          <w:r>
+            <w:rPr>
+              <w:color w:val="000000"/>
+            </w:rPr>
+            <w:t>10.</w:t>
+          </w:r>
+          <w:r>
+            <w:rPr>
+              <w:color w:val="000000"/>
+            </w:rPr>
+            <w:fldChar w:fldCharType="end"/>
+          </w:r>
+          <w:r>
+            <w:fldChar w:fldCharType="begin"/>
+          </w:r>
+          <w:r>
+            <w:instrText xml:space="preserve"> HYPERLINK \l "_7sjzd8x9jub" \h </w:instrText>
+          </w:r>
+          <w:r>
+            <w:fldChar w:fldCharType="separate"/>
+          </w:r>
+          <w:r>
+            <w:rPr>
+              <w:rFonts w:ascii="Calibri" w:hAnsi="Calibri" w:eastAsia="Calibri" w:cs="Calibri"/>
+              <w:color w:val="000000"/>
+              <w:sz w:val="22"/>
+              <w:szCs w:val="22"/>
+            </w:rPr>
+            <w:tab/>
+          </w:r>
+          <w:r>
+            <w:rPr>
+              <w:rFonts w:ascii="Calibri" w:hAnsi="Calibri" w:eastAsia="Calibri" w:cs="Calibri"/>
+              <w:color w:val="000000"/>
+              <w:sz w:val="22"/>
+              <w:szCs w:val="22"/>
+            </w:rPr>
+            <w:fldChar w:fldCharType="end"/>
+          </w:r>
+          <w:r>
+            <w:fldChar w:fldCharType="begin"/>
+          </w:r>
+          <w:r>
             <w:instrText xml:space="preserve"> PAGEREF _7sjzd8x9jub \h </w:instrText>
           </w:r>
           <w:r>
@@ -1296,6 +1892,11 @@
               <w:color w:val="000000"/>
             </w:rPr>
             <w:tab/>
+          </w:r>
+          <w:r>
+            <w:rPr>
+              <w:color w:val="000000"/>
+            </w:rPr>
             <w:t>9</w:t>
           </w:r>
           <w:r>
@@ -1305,48 +1906,77 @@
         <w:p>
           <w:pPr>
             <w:pBdr>
-              <w:top w:val="nil"/>
-              <w:left w:val="nil"/>
-              <w:bottom w:val="nil"/>
-              <w:right w:val="nil"/>
-              <w:between w:val="nil"/>
+              <w:top w:val="none" w:color="auto" w:sz="0" w:space="0"/>
+              <w:left w:val="none" w:color="auto" w:sz="0" w:space="0"/>
+              <w:bottom w:val="none" w:color="auto" w:sz="0" w:space="0"/>
+              <w:right w:val="none" w:color="auto" w:sz="0" w:space="0"/>
+              <w:between w:val="none" w:color="auto" w:sz="0" w:space="0"/>
             </w:pBdr>
             <w:tabs>
+              <w:tab w:val="left" w:pos="470"/>
               <w:tab w:val="right" w:pos="9360"/>
-              <w:tab w:val="left" w:pos="470"/>
             </w:tabs>
             <w:spacing w:before="240" w:after="60"/>
             <w:ind w:right="720"/>
             <w:rPr>
-              <w:rFonts w:ascii="Calibri" w:eastAsia="Calibri" w:hAnsi="Calibri" w:cs="Calibri"/>
+              <w:rFonts w:ascii="Calibri" w:hAnsi="Calibri" w:eastAsia="Calibri" w:cs="Calibri"/>
               <w:color w:val="000000"/>
               <w:sz w:val="22"/>
               <w:szCs w:val="22"/>
             </w:rPr>
           </w:pPr>
-          <w:hyperlink w:anchor="_f7ducky3tp2l">
-            <w:r>
-              <w:rPr>
-                <w:color w:val="000000"/>
-              </w:rPr>
-              <w:t>11.</w:t>
-            </w:r>
-          </w:hyperlink>
-          <w:hyperlink w:anchor="_f7ducky3tp2l">
-            <w:r>
-              <w:rPr>
-                <w:rFonts w:ascii="Calibri" w:eastAsia="Calibri" w:hAnsi="Calibri" w:cs="Calibri"/>
-                <w:color w:val="000000"/>
-                <w:sz w:val="22"/>
-                <w:szCs w:val="22"/>
-              </w:rPr>
-              <w:tab/>
-            </w:r>
-          </w:hyperlink>
           <w:r>
             <w:fldChar w:fldCharType="begin"/>
           </w:r>
           <w:r>
+            <w:instrText xml:space="preserve"> HYPERLINK \l "_f7ducky3tp2l" \h </w:instrText>
+          </w:r>
+          <w:r>
+            <w:fldChar w:fldCharType="separate"/>
+          </w:r>
+          <w:r>
+            <w:rPr>
+              <w:color w:val="000000"/>
+            </w:rPr>
+            <w:t>11.</w:t>
+          </w:r>
+          <w:r>
+            <w:rPr>
+              <w:color w:val="000000"/>
+            </w:rPr>
+            <w:fldChar w:fldCharType="end"/>
+          </w:r>
+          <w:r>
+            <w:fldChar w:fldCharType="begin"/>
+          </w:r>
+          <w:r>
+            <w:instrText xml:space="preserve"> HYPERLINK \l "_f7ducky3tp2l" \h </w:instrText>
+          </w:r>
+          <w:r>
+            <w:fldChar w:fldCharType="separate"/>
+          </w:r>
+          <w:r>
+            <w:rPr>
+              <w:rFonts w:ascii="Calibri" w:hAnsi="Calibri" w:eastAsia="Calibri" w:cs="Calibri"/>
+              <w:color w:val="000000"/>
+              <w:sz w:val="22"/>
+              <w:szCs w:val="22"/>
+            </w:rPr>
+            <w:tab/>
+          </w:r>
+          <w:r>
+            <w:rPr>
+              <w:rFonts w:ascii="Calibri" w:hAnsi="Calibri" w:eastAsia="Calibri" w:cs="Calibri"/>
+              <w:color w:val="000000"/>
+              <w:sz w:val="22"/>
+              <w:szCs w:val="22"/>
+            </w:rPr>
+            <w:fldChar w:fldCharType="end"/>
+          </w:r>
+          <w:r>
+            <w:fldChar w:fldCharType="begin"/>
+          </w:r>
+          <w:r>
             <w:instrText xml:space="preserve"> PAGEREF _f7ducky3tp2l \h </w:instrText>
           </w:r>
           <w:r>
@@ -1363,6 +1993,11 @@
               <w:color w:val="000000"/>
             </w:rPr>
             <w:tab/>
+          </w:r>
+          <w:r>
+            <w:rPr>
+              <w:color w:val="000000"/>
+            </w:rPr>
             <w:t>10</w:t>
           </w:r>
           <w:r>
@@ -1372,20 +2007,20 @@
         <w:p>
           <w:pPr>
             <w:pBdr>
-              <w:top w:val="nil"/>
-              <w:left w:val="nil"/>
-              <w:bottom w:val="nil"/>
-              <w:right w:val="nil"/>
-              <w:between w:val="nil"/>
+              <w:top w:val="none" w:color="auto" w:sz="0" w:space="0"/>
+              <w:left w:val="none" w:color="auto" w:sz="0" w:space="0"/>
+              <w:bottom w:val="none" w:color="auto" w:sz="0" w:space="0"/>
+              <w:right w:val="none" w:color="auto" w:sz="0" w:space="0"/>
+              <w:between w:val="none" w:color="auto" w:sz="0" w:space="0"/>
             </w:pBdr>
             <w:tabs>
+              <w:tab w:val="left" w:pos="864"/>
               <w:tab w:val="right" w:pos="9360"/>
-              <w:tab w:val="left" w:pos="864"/>
             </w:tabs>
             <w:spacing w:before="240" w:after="60"/>
             <w:ind w:right="720"/>
             <w:rPr>
-              <w:rFonts w:ascii="Calibri" w:eastAsia="Calibri" w:hAnsi="Calibri" w:cs="Calibri"/>
+              <w:rFonts w:ascii="Calibri" w:hAnsi="Calibri" w:eastAsia="Calibri" w:cs="Calibri"/>
               <w:color w:val="000000"/>
               <w:sz w:val="24"/>
               <w:szCs w:val="24"/>
@@ -1409,7 +2044,7 @@
       <w:pPr>
         <w:widowControl/>
         <w:rPr>
-          <w:rFonts w:ascii="Arial" w:eastAsia="Arial" w:hAnsi="Arial" w:cs="Arial"/>
+          <w:rFonts w:ascii="Arial" w:hAnsi="Arial" w:eastAsia="Arial" w:cs="Arial"/>
           <w:b/>
           <w:bCs/>
           <w:sz w:val="36"/>
@@ -1422,23 +2057,22 @@
     </w:p>
     <w:p>
       <w:pPr>
-        <w:pStyle w:val="Ttulo1"/>
+        <w:pStyle w:val="2"/>
         <w:numPr>
           <w:ilvl w:val="0"/>
           <w:numId w:val="1"/>
         </w:numPr>
         <w:ind w:left="360" w:hanging="360"/>
         <w:rPr>
-          <w:rFonts w:ascii="Times New Roman" w:eastAsia="Times New Roman" w:hAnsi="Times New Roman" w:cs="Times New Roman"/>
+          <w:rFonts w:ascii="Times New Roman" w:hAnsi="Times New Roman" w:eastAsia="Times New Roman" w:cs="Times New Roman"/>
         </w:rPr>
       </w:pPr>
       <w:bookmarkStart w:id="1" w:name="_fvqsjoegrdax" w:colFirst="0" w:colLast="0"/>
       <w:bookmarkEnd w:id="1"/>
       <w:r>
         <w:rPr>
-          <w:rFonts w:ascii="Times New Roman" w:eastAsia="Times New Roman" w:hAnsi="Times New Roman" w:cs="Times New Roman"/>
-        </w:rPr>
-        <w:lastRenderedPageBreak/>
+          <w:rFonts w:ascii="Times New Roman" w:hAnsi="Times New Roman" w:eastAsia="Times New Roman" w:cs="Times New Roman"/>
+        </w:rPr>
         <w:t>Introdução</w:t>
       </w:r>
     </w:p>
@@ -1446,11 +2080,11 @@
       <w:pPr>
         <w:widowControl/>
         <w:pBdr>
-          <w:top w:val="nil"/>
-          <w:left w:val="nil"/>
-          <w:bottom w:val="nil"/>
-          <w:right w:val="nil"/>
-          <w:between w:val="nil"/>
+          <w:top w:val="none" w:color="auto" w:sz="0" w:space="0"/>
+          <w:left w:val="none" w:color="auto" w:sz="0" w:space="0"/>
+          <w:bottom w:val="none" w:color="auto" w:sz="0" w:space="0"/>
+          <w:right w:val="none" w:color="auto" w:sz="0" w:space="0"/>
+          <w:between w:val="none" w:color="auto" w:sz="0" w:space="0"/>
         </w:pBdr>
         <w:ind w:left="720"/>
         <w:jc w:val="both"/>
@@ -1473,17 +2107,8 @@
           <w:sz w:val="24"/>
           <w:szCs w:val="24"/>
         </w:rPr>
-        <w:t xml:space="preserve"> </w:t>
-      </w:r>
-      <w:proofErr w:type="spellStart"/>
-      <w:r>
-        <w:rPr>
-          <w:sz w:val="24"/>
-          <w:szCs w:val="24"/>
-        </w:rPr>
-        <w:t>Bankai</w:t>
-      </w:r>
-      <w:proofErr w:type="spellEnd"/>
+        <w:t xml:space="preserve"> Bankai</w:t>
+      </w:r>
       <w:r>
         <w:rPr>
           <w:color w:val="000000"/>
@@ -1495,7 +2120,7 @@
     </w:p>
     <w:p>
       <w:pPr>
-        <w:pStyle w:val="Ttulo2"/>
+        <w:pStyle w:val="3"/>
         <w:numPr>
           <w:ilvl w:val="1"/>
           <w:numId w:val="1"/>
@@ -1503,7 +2128,7 @@
         <w:ind w:left="720" w:hanging="720"/>
         <w:jc w:val="both"/>
         <w:rPr>
-          <w:rFonts w:ascii="Times New Roman" w:eastAsia="Times New Roman" w:hAnsi="Times New Roman" w:cs="Times New Roman"/>
+          <w:rFonts w:ascii="Times New Roman" w:hAnsi="Times New Roman" w:eastAsia="Times New Roman" w:cs="Times New Roman"/>
           <w:sz w:val="24"/>
           <w:szCs w:val="24"/>
         </w:rPr>
@@ -1512,7 +2137,7 @@
       <w:bookmarkEnd w:id="2"/>
       <w:r>
         <w:rPr>
-          <w:rFonts w:ascii="Times New Roman" w:eastAsia="Times New Roman" w:hAnsi="Times New Roman" w:cs="Times New Roman"/>
+          <w:rFonts w:ascii="Times New Roman" w:hAnsi="Times New Roman" w:eastAsia="Times New Roman" w:cs="Times New Roman"/>
           <w:sz w:val="24"/>
           <w:szCs w:val="24"/>
         </w:rPr>
@@ -1522,11 +2147,11 @@
     <w:p>
       <w:pPr>
         <w:pBdr>
-          <w:top w:val="nil"/>
-          <w:left w:val="nil"/>
-          <w:bottom w:val="nil"/>
-          <w:right w:val="nil"/>
-          <w:between w:val="nil"/>
+          <w:top w:val="none" w:color="auto" w:sz="0" w:space="0"/>
+          <w:left w:val="none" w:color="auto" w:sz="0" w:space="0"/>
+          <w:bottom w:val="none" w:color="auto" w:sz="0" w:space="0"/>
+          <w:right w:val="none" w:color="auto" w:sz="0" w:space="0"/>
+          <w:between w:val="none" w:color="auto" w:sz="0" w:space="0"/>
         </w:pBdr>
         <w:spacing w:after="120"/>
         <w:ind w:left="720"/>
@@ -1545,7 +2170,6 @@
         </w:rPr>
         <w:t xml:space="preserve">Este documento oferece uma visão geral arquitetural do sistema </w:t>
       </w:r>
-      <w:proofErr w:type="spellStart"/>
       <w:r>
         <w:rPr>
           <w:sz w:val="24"/>
@@ -1553,7 +2177,6 @@
         </w:rPr>
         <w:t>Bankai</w:t>
       </w:r>
-      <w:proofErr w:type="spellEnd"/>
       <w:r>
         <w:rPr>
           <w:color w:val="000000"/>
@@ -1565,7 +2188,7 @@
     </w:p>
     <w:p>
       <w:pPr>
-        <w:pStyle w:val="Ttulo2"/>
+        <w:pStyle w:val="3"/>
         <w:numPr>
           <w:ilvl w:val="1"/>
           <w:numId w:val="1"/>
@@ -1573,7 +2196,7 @@
         <w:ind w:left="720" w:hanging="720"/>
         <w:jc w:val="both"/>
         <w:rPr>
-          <w:rFonts w:ascii="Times New Roman" w:eastAsia="Times New Roman" w:hAnsi="Times New Roman" w:cs="Times New Roman"/>
+          <w:rFonts w:ascii="Times New Roman" w:hAnsi="Times New Roman" w:eastAsia="Times New Roman" w:cs="Times New Roman"/>
           <w:sz w:val="24"/>
           <w:szCs w:val="24"/>
         </w:rPr>
@@ -1582,7 +2205,7 @@
       <w:bookmarkEnd w:id="3"/>
       <w:r>
         <w:rPr>
-          <w:rFonts w:ascii="Times New Roman" w:eastAsia="Times New Roman" w:hAnsi="Times New Roman" w:cs="Times New Roman"/>
+          <w:rFonts w:ascii="Times New Roman" w:hAnsi="Times New Roman" w:eastAsia="Times New Roman" w:cs="Times New Roman"/>
           <w:sz w:val="24"/>
           <w:szCs w:val="24"/>
         </w:rPr>
@@ -1592,11 +2215,11 @@
     <w:p>
       <w:pPr>
         <w:pBdr>
-          <w:top w:val="nil"/>
-          <w:left w:val="nil"/>
-          <w:bottom w:val="nil"/>
-          <w:right w:val="nil"/>
-          <w:between w:val="nil"/>
+          <w:top w:val="none" w:color="auto" w:sz="0" w:space="0"/>
+          <w:left w:val="none" w:color="auto" w:sz="0" w:space="0"/>
+          <w:bottom w:val="none" w:color="auto" w:sz="0" w:space="0"/>
+          <w:right w:val="none" w:color="auto" w:sz="0" w:space="0"/>
+          <w:between w:val="none" w:color="auto" w:sz="0" w:space="0"/>
         </w:pBdr>
         <w:spacing w:after="120"/>
         <w:ind w:left="720"/>
@@ -1615,7 +2238,6 @@
         </w:rPr>
         <w:t xml:space="preserve">Este Documento de Arquitetura de Software é aplicado ao Sistema </w:t>
       </w:r>
-      <w:proofErr w:type="spellStart"/>
       <w:r>
         <w:rPr>
           <w:sz w:val="24"/>
@@ -1623,7 +2245,6 @@
         </w:rPr>
         <w:t>Bankai</w:t>
       </w:r>
-      <w:proofErr w:type="spellEnd"/>
       <w:r>
         <w:rPr>
           <w:color w:val="000000"/>
@@ -1677,21 +2298,12 @@
         </w:rPr>
         <w:t xml:space="preserve"> </w:t>
       </w:r>
-      <w:proofErr w:type="spellStart"/>
-      <w:r>
-        <w:rPr>
-          <w:sz w:val="24"/>
-          <w:szCs w:val="24"/>
-        </w:rPr>
-        <w:t>Kauã</w:t>
-      </w:r>
-      <w:proofErr w:type="spellEnd"/>
-      <w:r>
-        <w:rPr>
-          <w:sz w:val="24"/>
-          <w:szCs w:val="24"/>
-        </w:rPr>
-        <w:t xml:space="preserve"> Eduardo, Vinicius Meneses e Wellington Carvalho</w:t>
+      <w:r>
+        <w:rPr>
+          <w:sz w:val="24"/>
+          <w:szCs w:val="24"/>
+        </w:rPr>
+        <w:t>Kauã Eduardo, Vinicius Meneses e Wellington Carvalho</w:t>
       </w:r>
       <w:r>
         <w:rPr>
@@ -1704,7 +2316,7 @@
     </w:p>
     <w:p>
       <w:pPr>
-        <w:pStyle w:val="Ttulo2"/>
+        <w:pStyle w:val="3"/>
         <w:numPr>
           <w:ilvl w:val="1"/>
           <w:numId w:val="1"/>
@@ -1712,7 +2324,7 @@
         <w:ind w:left="720" w:hanging="720"/>
         <w:jc w:val="both"/>
         <w:rPr>
-          <w:rFonts w:ascii="Times New Roman" w:eastAsia="Times New Roman" w:hAnsi="Times New Roman" w:cs="Times New Roman"/>
+          <w:rFonts w:ascii="Times New Roman" w:hAnsi="Times New Roman" w:eastAsia="Times New Roman" w:cs="Times New Roman"/>
           <w:sz w:val="24"/>
           <w:szCs w:val="24"/>
         </w:rPr>
@@ -1721,7 +2333,7 @@
       <w:bookmarkEnd w:id="4"/>
       <w:r>
         <w:rPr>
-          <w:rFonts w:ascii="Times New Roman" w:eastAsia="Times New Roman" w:hAnsi="Times New Roman" w:cs="Times New Roman"/>
+          <w:rFonts w:ascii="Times New Roman" w:hAnsi="Times New Roman" w:eastAsia="Times New Roman" w:cs="Times New Roman"/>
           <w:sz w:val="24"/>
           <w:szCs w:val="24"/>
         </w:rPr>
@@ -1731,11 +2343,11 @@
     <w:p>
       <w:pPr>
         <w:pBdr>
-          <w:top w:val="nil"/>
-          <w:left w:val="nil"/>
-          <w:bottom w:val="nil"/>
-          <w:right w:val="nil"/>
-          <w:between w:val="nil"/>
+          <w:top w:val="none" w:color="auto" w:sz="0" w:space="0"/>
+          <w:left w:val="none" w:color="auto" w:sz="0" w:space="0"/>
+          <w:bottom w:val="none" w:color="auto" w:sz="0" w:space="0"/>
+          <w:right w:val="none" w:color="auto" w:sz="0" w:space="0"/>
+          <w:between w:val="none" w:color="auto" w:sz="0" w:space="0"/>
         </w:pBdr>
         <w:spacing w:after="120"/>
         <w:ind w:left="720"/>
@@ -1757,7 +2369,7 @@
     </w:p>
     <w:p>
       <w:pPr>
-        <w:pStyle w:val="Ttulo2"/>
+        <w:pStyle w:val="3"/>
         <w:numPr>
           <w:ilvl w:val="1"/>
           <w:numId w:val="1"/>
@@ -1765,7 +2377,7 @@
         <w:ind w:left="720" w:hanging="720"/>
         <w:jc w:val="both"/>
         <w:rPr>
-          <w:rFonts w:ascii="Times New Roman" w:eastAsia="Times New Roman" w:hAnsi="Times New Roman" w:cs="Times New Roman"/>
+          <w:rFonts w:ascii="Times New Roman" w:hAnsi="Times New Roman" w:eastAsia="Times New Roman" w:cs="Times New Roman"/>
           <w:sz w:val="24"/>
           <w:szCs w:val="24"/>
         </w:rPr>
@@ -1774,7 +2386,7 @@
       <w:bookmarkEnd w:id="5"/>
       <w:r>
         <w:rPr>
-          <w:rFonts w:ascii="Times New Roman" w:eastAsia="Times New Roman" w:hAnsi="Times New Roman" w:cs="Times New Roman"/>
+          <w:rFonts w:ascii="Times New Roman" w:hAnsi="Times New Roman" w:eastAsia="Times New Roman" w:cs="Times New Roman"/>
           <w:sz w:val="24"/>
           <w:szCs w:val="24"/>
         </w:rPr>
@@ -1784,11 +2396,11 @@
     <w:p>
       <w:pPr>
         <w:pBdr>
-          <w:top w:val="nil"/>
-          <w:left w:val="nil"/>
-          <w:bottom w:val="nil"/>
-          <w:right w:val="nil"/>
-          <w:between w:val="nil"/>
+          <w:top w:val="none" w:color="auto" w:sz="0" w:space="0"/>
+          <w:left w:val="none" w:color="auto" w:sz="0" w:space="0"/>
+          <w:bottom w:val="none" w:color="auto" w:sz="0" w:space="0"/>
+          <w:right w:val="none" w:color="auto" w:sz="0" w:space="0"/>
+          <w:between w:val="none" w:color="auto" w:sz="0" w:space="0"/>
         </w:pBdr>
         <w:spacing w:after="120"/>
         <w:ind w:left="720"/>
@@ -1815,11 +2427,11 @@
           <w:numId w:val="2"/>
         </w:numPr>
         <w:pBdr>
-          <w:top w:val="nil"/>
-          <w:left w:val="nil"/>
-          <w:bottom w:val="nil"/>
-          <w:right w:val="nil"/>
-          <w:between w:val="nil"/>
+          <w:top w:val="none" w:color="auto" w:sz="0" w:space="0"/>
+          <w:left w:val="none" w:color="auto" w:sz="0" w:space="0"/>
+          <w:bottom w:val="none" w:color="auto" w:sz="0" w:space="0"/>
+          <w:right w:val="none" w:color="auto" w:sz="0" w:space="0"/>
+          <w:between w:val="none" w:color="auto" w:sz="0" w:space="0"/>
         </w:pBdr>
         <w:spacing w:after="120"/>
         <w:jc w:val="both"/>
@@ -1845,11 +2457,11 @@
           <w:numId w:val="2"/>
         </w:numPr>
         <w:pBdr>
-          <w:top w:val="nil"/>
-          <w:left w:val="nil"/>
-          <w:bottom w:val="nil"/>
-          <w:right w:val="nil"/>
-          <w:between w:val="nil"/>
+          <w:top w:val="none" w:color="auto" w:sz="0" w:space="0"/>
+          <w:left w:val="none" w:color="auto" w:sz="0" w:space="0"/>
+          <w:bottom w:val="none" w:color="auto" w:sz="0" w:space="0"/>
+          <w:right w:val="none" w:color="auto" w:sz="0" w:space="0"/>
+          <w:between w:val="none" w:color="auto" w:sz="0" w:space="0"/>
         </w:pBdr>
         <w:spacing w:after="120"/>
         <w:jc w:val="both"/>
@@ -1875,11 +2487,11 @@
           <w:numId w:val="2"/>
         </w:numPr>
         <w:pBdr>
-          <w:top w:val="nil"/>
-          <w:left w:val="nil"/>
-          <w:bottom w:val="nil"/>
-          <w:right w:val="nil"/>
-          <w:between w:val="nil"/>
+          <w:top w:val="none" w:color="auto" w:sz="0" w:space="0"/>
+          <w:left w:val="none" w:color="auto" w:sz="0" w:space="0"/>
+          <w:bottom w:val="none" w:color="auto" w:sz="0" w:space="0"/>
+          <w:right w:val="none" w:color="auto" w:sz="0" w:space="0"/>
+          <w:between w:val="none" w:color="auto" w:sz="0" w:space="0"/>
         </w:pBdr>
         <w:spacing w:after="120"/>
         <w:jc w:val="both"/>
@@ -1905,11 +2517,11 @@
           <w:numId w:val="2"/>
         </w:numPr>
         <w:pBdr>
-          <w:top w:val="nil"/>
-          <w:left w:val="nil"/>
-          <w:bottom w:val="nil"/>
-          <w:right w:val="nil"/>
-          <w:between w:val="nil"/>
+          <w:top w:val="none" w:color="auto" w:sz="0" w:space="0"/>
+          <w:left w:val="none" w:color="auto" w:sz="0" w:space="0"/>
+          <w:bottom w:val="none" w:color="auto" w:sz="0" w:space="0"/>
+          <w:right w:val="none" w:color="auto" w:sz="0" w:space="0"/>
+          <w:between w:val="none" w:color="auto" w:sz="0" w:space="0"/>
         </w:pBdr>
         <w:spacing w:after="120"/>
         <w:jc w:val="both"/>
@@ -1935,11 +2547,11 @@
           <w:numId w:val="2"/>
         </w:numPr>
         <w:pBdr>
-          <w:top w:val="nil"/>
-          <w:left w:val="nil"/>
-          <w:bottom w:val="nil"/>
-          <w:right w:val="nil"/>
-          <w:between w:val="nil"/>
+          <w:top w:val="none" w:color="auto" w:sz="0" w:space="0"/>
+          <w:left w:val="none" w:color="auto" w:sz="0" w:space="0"/>
+          <w:bottom w:val="none" w:color="auto" w:sz="0" w:space="0"/>
+          <w:right w:val="none" w:color="auto" w:sz="0" w:space="0"/>
+          <w:between w:val="none" w:color="auto" w:sz="0" w:space="0"/>
         </w:pBdr>
         <w:spacing w:after="120"/>
         <w:jc w:val="both"/>
@@ -1966,11 +2578,11 @@
           <w:numId w:val="2"/>
         </w:numPr>
         <w:pBdr>
-          <w:top w:val="nil"/>
-          <w:left w:val="nil"/>
-          <w:bottom w:val="nil"/>
-          <w:right w:val="nil"/>
-          <w:between w:val="nil"/>
+          <w:top w:val="none" w:color="auto" w:sz="0" w:space="0"/>
+          <w:left w:val="none" w:color="auto" w:sz="0" w:space="0"/>
+          <w:bottom w:val="none" w:color="auto" w:sz="0" w:space="0"/>
+          <w:right w:val="none" w:color="auto" w:sz="0" w:space="0"/>
+          <w:between w:val="none" w:color="auto" w:sz="0" w:space="0"/>
         </w:pBdr>
         <w:spacing w:after="120"/>
         <w:jc w:val="both"/>
@@ -1982,7 +2594,6 @@
           <w:szCs w:val="24"/>
         </w:rPr>
       </w:pPr>
-      <w:proofErr w:type="spellStart"/>
       <w:r>
         <w:rPr>
           <w:i/>
@@ -1993,11 +2604,10 @@
         </w:rPr>
         <w:t>RationalUnifiedProcess</w:t>
       </w:r>
-      <w:proofErr w:type="spellEnd"/>
-    </w:p>
-    <w:p>
-      <w:pPr>
-        <w:pStyle w:val="Ttulo2"/>
+    </w:p>
+    <w:p>
+      <w:pPr>
+        <w:pStyle w:val="3"/>
         <w:numPr>
           <w:ilvl w:val="1"/>
           <w:numId w:val="1"/>
@@ -2005,7 +2615,7 @@
         <w:ind w:left="720" w:hanging="720"/>
         <w:jc w:val="both"/>
         <w:rPr>
-          <w:rFonts w:ascii="Times New Roman" w:eastAsia="Times New Roman" w:hAnsi="Times New Roman" w:cs="Times New Roman"/>
+          <w:rFonts w:ascii="Times New Roman" w:hAnsi="Times New Roman" w:eastAsia="Times New Roman" w:cs="Times New Roman"/>
           <w:sz w:val="24"/>
           <w:szCs w:val="24"/>
         </w:rPr>
@@ -2014,7 +2624,7 @@
       <w:bookmarkEnd w:id="6"/>
       <w:r>
         <w:rPr>
-          <w:rFonts w:ascii="Times New Roman" w:eastAsia="Times New Roman" w:hAnsi="Times New Roman" w:cs="Times New Roman"/>
+          <w:rFonts w:ascii="Times New Roman" w:hAnsi="Times New Roman" w:eastAsia="Times New Roman" w:cs="Times New Roman"/>
           <w:sz w:val="24"/>
           <w:szCs w:val="24"/>
         </w:rPr>
@@ -2024,11 +2634,11 @@
     <w:p>
       <w:pPr>
         <w:pBdr>
-          <w:top w:val="nil"/>
-          <w:left w:val="nil"/>
-          <w:bottom w:val="nil"/>
-          <w:right w:val="nil"/>
-          <w:between w:val="nil"/>
+          <w:top w:val="none" w:color="auto" w:sz="0" w:space="0"/>
+          <w:left w:val="none" w:color="auto" w:sz="0" w:space="0"/>
+          <w:bottom w:val="none" w:color="auto" w:sz="0" w:space="0"/>
+          <w:right w:val="none" w:color="auto" w:sz="0" w:space="0"/>
+          <w:between w:val="none" w:color="auto" w:sz="0" w:space="0"/>
         </w:pBdr>
         <w:spacing w:after="120"/>
         <w:ind w:left="720"/>
@@ -2055,11 +2665,11 @@
           <w:numId w:val="3"/>
         </w:numPr>
         <w:pBdr>
-          <w:top w:val="nil"/>
-          <w:left w:val="nil"/>
-          <w:bottom w:val="nil"/>
-          <w:right w:val="nil"/>
-          <w:between w:val="nil"/>
+          <w:top w:val="none" w:color="auto" w:sz="0" w:space="0"/>
+          <w:left w:val="none" w:color="auto" w:sz="0" w:space="0"/>
+          <w:bottom w:val="none" w:color="auto" w:sz="0" w:space="0"/>
+          <w:right w:val="none" w:color="auto" w:sz="0" w:space="0"/>
+          <w:between w:val="none" w:color="auto" w:sz="0" w:space="0"/>
         </w:pBdr>
         <w:spacing w:after="120"/>
         <w:jc w:val="both"/>
@@ -2085,11 +2695,11 @@
           <w:numId w:val="3"/>
         </w:numPr>
         <w:pBdr>
-          <w:top w:val="nil"/>
-          <w:left w:val="nil"/>
-          <w:bottom w:val="nil"/>
-          <w:right w:val="nil"/>
-          <w:between w:val="nil"/>
+          <w:top w:val="none" w:color="auto" w:sz="0" w:space="0"/>
+          <w:left w:val="none" w:color="auto" w:sz="0" w:space="0"/>
+          <w:bottom w:val="none" w:color="auto" w:sz="0" w:space="0"/>
+          <w:right w:val="none" w:color="auto" w:sz="0" w:space="0"/>
+          <w:between w:val="none" w:color="auto" w:sz="0" w:space="0"/>
         </w:pBdr>
         <w:spacing w:after="120"/>
         <w:jc w:val="both"/>
@@ -2115,11 +2725,11 @@
           <w:numId w:val="3"/>
         </w:numPr>
         <w:pBdr>
-          <w:top w:val="nil"/>
-          <w:left w:val="nil"/>
-          <w:bottom w:val="nil"/>
-          <w:right w:val="nil"/>
-          <w:between w:val="nil"/>
+          <w:top w:val="none" w:color="auto" w:sz="0" w:space="0"/>
+          <w:left w:val="none" w:color="auto" w:sz="0" w:space="0"/>
+          <w:bottom w:val="none" w:color="auto" w:sz="0" w:space="0"/>
+          <w:right w:val="none" w:color="auto" w:sz="0" w:space="0"/>
+          <w:between w:val="none" w:color="auto" w:sz="0" w:space="0"/>
         </w:pBdr>
         <w:spacing w:after="120"/>
         <w:jc w:val="both"/>
@@ -2145,11 +2755,11 @@
           <w:numId w:val="3"/>
         </w:numPr>
         <w:pBdr>
-          <w:top w:val="nil"/>
-          <w:left w:val="nil"/>
-          <w:bottom w:val="nil"/>
-          <w:right w:val="nil"/>
-          <w:between w:val="nil"/>
+          <w:top w:val="none" w:color="auto" w:sz="0" w:space="0"/>
+          <w:left w:val="none" w:color="auto" w:sz="0" w:space="0"/>
+          <w:bottom w:val="none" w:color="auto" w:sz="0" w:space="0"/>
+          <w:right w:val="none" w:color="auto" w:sz="0" w:space="0"/>
+          <w:between w:val="none" w:color="auto" w:sz="0" w:space="0"/>
         </w:pBdr>
         <w:spacing w:after="120"/>
         <w:jc w:val="both"/>
@@ -2175,11 +2785,11 @@
           <w:numId w:val="3"/>
         </w:numPr>
         <w:pBdr>
-          <w:top w:val="nil"/>
-          <w:left w:val="nil"/>
-          <w:bottom w:val="nil"/>
-          <w:right w:val="nil"/>
-          <w:between w:val="nil"/>
+          <w:top w:val="none" w:color="auto" w:sz="0" w:space="0"/>
+          <w:left w:val="none" w:color="auto" w:sz="0" w:space="0"/>
+          <w:bottom w:val="none" w:color="auto" w:sz="0" w:space="0"/>
+          <w:right w:val="none" w:color="auto" w:sz="0" w:space="0"/>
+          <w:between w:val="none" w:color="auto" w:sz="0" w:space="0"/>
         </w:pBdr>
         <w:spacing w:after="120"/>
         <w:jc w:val="both"/>
@@ -2205,11 +2815,11 @@
           <w:numId w:val="3"/>
         </w:numPr>
         <w:pBdr>
-          <w:top w:val="nil"/>
-          <w:left w:val="nil"/>
-          <w:bottom w:val="nil"/>
-          <w:right w:val="nil"/>
-          <w:between w:val="nil"/>
+          <w:top w:val="none" w:color="auto" w:sz="0" w:space="0"/>
+          <w:left w:val="none" w:color="auto" w:sz="0" w:space="0"/>
+          <w:bottom w:val="none" w:color="auto" w:sz="0" w:space="0"/>
+          <w:right w:val="none" w:color="auto" w:sz="0" w:space="0"/>
+          <w:between w:val="none" w:color="auto" w:sz="0" w:space="0"/>
         </w:pBdr>
         <w:spacing w:after="120"/>
         <w:jc w:val="both"/>
@@ -2235,11 +2845,11 @@
           <w:numId w:val="3"/>
         </w:numPr>
         <w:pBdr>
-          <w:top w:val="nil"/>
-          <w:left w:val="nil"/>
-          <w:bottom w:val="nil"/>
-          <w:right w:val="nil"/>
-          <w:between w:val="nil"/>
+          <w:top w:val="none" w:color="auto" w:sz="0" w:space="0"/>
+          <w:left w:val="none" w:color="auto" w:sz="0" w:space="0"/>
+          <w:bottom w:val="none" w:color="auto" w:sz="0" w:space="0"/>
+          <w:right w:val="none" w:color="auto" w:sz="0" w:space="0"/>
+          <w:between w:val="none" w:color="auto" w:sz="0" w:space="0"/>
         </w:pBdr>
         <w:spacing w:after="120"/>
         <w:jc w:val="both"/>
@@ -2255,7 +2865,6 @@
           <w:sz w:val="24"/>
           <w:szCs w:val="24"/>
         </w:rPr>
-        <w:lastRenderedPageBreak/>
         <w:t>Subseção 8: Descreve a visão de implementação;</w:t>
       </w:r>
     </w:p>
@@ -2266,11 +2875,11 @@
           <w:numId w:val="3"/>
         </w:numPr>
         <w:pBdr>
-          <w:top w:val="nil"/>
-          <w:left w:val="nil"/>
-          <w:bottom w:val="nil"/>
-          <w:right w:val="nil"/>
-          <w:between w:val="nil"/>
+          <w:top w:val="none" w:color="auto" w:sz="0" w:space="0"/>
+          <w:left w:val="none" w:color="auto" w:sz="0" w:space="0"/>
+          <w:bottom w:val="none" w:color="auto" w:sz="0" w:space="0"/>
+          <w:right w:val="none" w:color="auto" w:sz="0" w:space="0"/>
+          <w:between w:val="none" w:color="auto" w:sz="0" w:space="0"/>
         </w:pBdr>
         <w:spacing w:after="120"/>
         <w:jc w:val="both"/>
@@ -2296,11 +2905,11 @@
           <w:numId w:val="3"/>
         </w:numPr>
         <w:pBdr>
-          <w:top w:val="nil"/>
-          <w:left w:val="nil"/>
-          <w:bottom w:val="nil"/>
-          <w:right w:val="nil"/>
-          <w:between w:val="nil"/>
+          <w:top w:val="none" w:color="auto" w:sz="0" w:space="0"/>
+          <w:left w:val="none" w:color="auto" w:sz="0" w:space="0"/>
+          <w:bottom w:val="none" w:color="auto" w:sz="0" w:space="0"/>
+          <w:right w:val="none" w:color="auto" w:sz="0" w:space="0"/>
+          <w:between w:val="none" w:color="auto" w:sz="0" w:space="0"/>
         </w:pBdr>
         <w:spacing w:after="120"/>
         <w:jc w:val="both"/>
@@ -2326,11 +2935,11 @@
           <w:numId w:val="3"/>
         </w:numPr>
         <w:pBdr>
-          <w:top w:val="nil"/>
-          <w:left w:val="nil"/>
-          <w:bottom w:val="nil"/>
-          <w:right w:val="nil"/>
-          <w:between w:val="nil"/>
+          <w:top w:val="none" w:color="auto" w:sz="0" w:space="0"/>
+          <w:left w:val="none" w:color="auto" w:sz="0" w:space="0"/>
+          <w:bottom w:val="none" w:color="auto" w:sz="0" w:space="0"/>
+          <w:right w:val="none" w:color="auto" w:sz="0" w:space="0"/>
+          <w:between w:val="none" w:color="auto" w:sz="0" w:space="0"/>
         </w:pBdr>
         <w:spacing w:after="120"/>
         <w:jc w:val="both"/>
@@ -2356,11 +2965,11 @@
           <w:numId w:val="3"/>
         </w:numPr>
         <w:pBdr>
-          <w:top w:val="nil"/>
-          <w:left w:val="nil"/>
-          <w:bottom w:val="nil"/>
-          <w:right w:val="nil"/>
-          <w:between w:val="nil"/>
+          <w:top w:val="none" w:color="auto" w:sz="0" w:space="0"/>
+          <w:left w:val="none" w:color="auto" w:sz="0" w:space="0"/>
+          <w:bottom w:val="none" w:color="auto" w:sz="0" w:space="0"/>
+          <w:right w:val="none" w:color="auto" w:sz="0" w:space="0"/>
+          <w:between w:val="none" w:color="auto" w:sz="0" w:space="0"/>
         </w:pBdr>
         <w:spacing w:after="120"/>
         <w:jc w:val="both"/>
@@ -2381,7 +2990,7 @@
     </w:p>
     <w:p>
       <w:pPr>
-        <w:pStyle w:val="Ttulo1"/>
+        <w:pStyle w:val="2"/>
         <w:numPr>
           <w:ilvl w:val="0"/>
           <w:numId w:val="1"/>
@@ -2389,14 +2998,14 @@
         <w:ind w:left="360" w:hanging="360"/>
         <w:jc w:val="both"/>
         <w:rPr>
-          <w:rFonts w:ascii="Times New Roman" w:eastAsia="Times New Roman" w:hAnsi="Times New Roman" w:cs="Times New Roman"/>
+          <w:rFonts w:ascii="Times New Roman" w:hAnsi="Times New Roman" w:eastAsia="Times New Roman" w:cs="Times New Roman"/>
         </w:rPr>
       </w:pPr>
       <w:bookmarkStart w:id="7" w:name="_pauxqruneqsh" w:colFirst="0" w:colLast="0"/>
       <w:bookmarkEnd w:id="7"/>
       <w:r>
         <w:rPr>
-          <w:rFonts w:ascii="Times New Roman" w:eastAsia="Times New Roman" w:hAnsi="Times New Roman" w:cs="Times New Roman"/>
+          <w:rFonts w:ascii="Times New Roman" w:hAnsi="Times New Roman" w:eastAsia="Times New Roman" w:cs="Times New Roman"/>
         </w:rPr>
         <w:t>Representação Arquitetural</w:t>
       </w:r>
@@ -2404,11 +3013,11 @@
     <w:p>
       <w:pPr>
         <w:pBdr>
-          <w:top w:val="nil"/>
-          <w:left w:val="nil"/>
-          <w:bottom w:val="nil"/>
-          <w:right w:val="nil"/>
-          <w:between w:val="nil"/>
+          <w:top w:val="none" w:color="auto" w:sz="0" w:space="0"/>
+          <w:left w:val="none" w:color="auto" w:sz="0" w:space="0"/>
+          <w:bottom w:val="none" w:color="auto" w:sz="0" w:space="0"/>
+          <w:right w:val="none" w:color="auto" w:sz="0" w:space="0"/>
+          <w:between w:val="none" w:color="auto" w:sz="0" w:space="0"/>
         </w:pBdr>
         <w:spacing w:after="120"/>
         <w:ind w:left="720"/>
@@ -2425,27 +3034,8 @@
           <w:sz w:val="24"/>
           <w:szCs w:val="24"/>
         </w:rPr>
-        <w:t xml:space="preserve">Este documento apresenta a arquitetura como uma série de visualizações, mencionadas acima. Essas visões são apresentadas como Modelos do </w:t>
-      </w:r>
-      <w:proofErr w:type="spellStart"/>
-      <w:r>
-        <w:rPr>
-          <w:color w:val="000000"/>
-          <w:sz w:val="24"/>
-          <w:szCs w:val="24"/>
-        </w:rPr>
-        <w:t>StarUML</w:t>
-      </w:r>
-      <w:proofErr w:type="spellEnd"/>
-      <w:r>
-        <w:rPr>
-          <w:color w:val="000000"/>
-          <w:sz w:val="24"/>
-          <w:szCs w:val="24"/>
-        </w:rPr>
-        <w:t xml:space="preserve"> e utiliza a Linguagem Unificada de Modelagem (UML – </w:t>
-      </w:r>
-      <w:proofErr w:type="spellStart"/>
+        <w:t xml:space="preserve">Este documento apresenta a arquitetura como uma série de visualizações, mencionadas acima. Essas visões são apresentadas como Modelos do StarUML e utiliza a Linguagem Unificada de Modelagem (UML – </w:t>
+      </w:r>
       <w:r>
         <w:rPr>
           <w:i/>
@@ -2454,28 +3044,17 @@
           <w:sz w:val="24"/>
           <w:szCs w:val="24"/>
         </w:rPr>
-        <w:t>UnifiedModelingLanguage</w:t>
-      </w:r>
-      <w:proofErr w:type="spellEnd"/>
-      <w:r>
-        <w:rPr>
-          <w:i/>
-          <w:iCs/>
-          <w:color w:val="000000"/>
-          <w:sz w:val="24"/>
-          <w:szCs w:val="24"/>
-        </w:rPr>
-        <w:t>).</w:t>
+        <w:t>UnifiedModelingLanguage).</w:t>
       </w:r>
     </w:p>
     <w:p>
       <w:pPr>
         <w:pBdr>
-          <w:top w:val="nil"/>
-          <w:left w:val="nil"/>
-          <w:bottom w:val="nil"/>
-          <w:right w:val="nil"/>
-          <w:between w:val="nil"/>
+          <w:top w:val="none" w:color="auto" w:sz="0" w:space="0"/>
+          <w:left w:val="none" w:color="auto" w:sz="0" w:space="0"/>
+          <w:bottom w:val="none" w:color="auto" w:sz="0" w:space="0"/>
+          <w:right w:val="none" w:color="auto" w:sz="0" w:space="0"/>
+          <w:between w:val="none" w:color="auto" w:sz="0" w:space="0"/>
         </w:pBdr>
         <w:spacing w:after="120"/>
         <w:ind w:left="720"/>
@@ -2502,11 +3081,11 @@
           <w:numId w:val="4"/>
         </w:numPr>
         <w:pBdr>
-          <w:top w:val="nil"/>
-          <w:left w:val="nil"/>
-          <w:bottom w:val="nil"/>
-          <w:right w:val="nil"/>
-          <w:between w:val="nil"/>
+          <w:top w:val="none" w:color="auto" w:sz="0" w:space="0"/>
+          <w:left w:val="none" w:color="auto" w:sz="0" w:space="0"/>
+          <w:bottom w:val="none" w:color="auto" w:sz="0" w:space="0"/>
+          <w:right w:val="none" w:color="auto" w:sz="0" w:space="0"/>
+          <w:between w:val="none" w:color="auto" w:sz="0" w:space="0"/>
         </w:pBdr>
         <w:spacing w:after="120"/>
         <w:jc w:val="both"/>
@@ -2532,11 +3111,11 @@
           <w:numId w:val="4"/>
         </w:numPr>
         <w:pBdr>
-          <w:top w:val="nil"/>
-          <w:left w:val="nil"/>
-          <w:bottom w:val="nil"/>
-          <w:right w:val="nil"/>
-          <w:between w:val="nil"/>
+          <w:top w:val="none" w:color="auto" w:sz="0" w:space="0"/>
+          <w:left w:val="none" w:color="auto" w:sz="0" w:space="0"/>
+          <w:bottom w:val="none" w:color="auto" w:sz="0" w:space="0"/>
+          <w:right w:val="none" w:color="auto" w:sz="0" w:space="0"/>
+          <w:between w:val="none" w:color="auto" w:sz="0" w:space="0"/>
         </w:pBdr>
         <w:spacing w:after="120"/>
         <w:jc w:val="both"/>
@@ -2560,11 +3139,11 @@
           <w:numId w:val="4"/>
         </w:numPr>
         <w:pBdr>
-          <w:top w:val="nil"/>
-          <w:left w:val="nil"/>
-          <w:bottom w:val="nil"/>
-          <w:right w:val="nil"/>
-          <w:between w:val="nil"/>
+          <w:top w:val="none" w:color="auto" w:sz="0" w:space="0"/>
+          <w:left w:val="none" w:color="auto" w:sz="0" w:space="0"/>
+          <w:bottom w:val="none" w:color="auto" w:sz="0" w:space="0"/>
+          <w:right w:val="none" w:color="auto" w:sz="0" w:space="0"/>
+          <w:between w:val="none" w:color="auto" w:sz="0" w:space="0"/>
         </w:pBdr>
         <w:spacing w:after="120"/>
         <w:jc w:val="both"/>
@@ -2585,7 +3164,7 @@
     </w:p>
     <w:p>
       <w:pPr>
-        <w:pStyle w:val="Ttulo1"/>
+        <w:pStyle w:val="2"/>
         <w:numPr>
           <w:ilvl w:val="0"/>
           <w:numId w:val="1"/>
@@ -2593,14 +3172,14 @@
         <w:ind w:left="360" w:hanging="360"/>
         <w:jc w:val="both"/>
         <w:rPr>
-          <w:rFonts w:ascii="Times New Roman" w:eastAsia="Times New Roman" w:hAnsi="Times New Roman" w:cs="Times New Roman"/>
+          <w:rFonts w:ascii="Times New Roman" w:hAnsi="Times New Roman" w:eastAsia="Times New Roman" w:cs="Times New Roman"/>
         </w:rPr>
       </w:pPr>
       <w:bookmarkStart w:id="8" w:name="_b8c59rnzm3to" w:colFirst="0" w:colLast="0"/>
       <w:bookmarkEnd w:id="8"/>
       <w:r>
         <w:rPr>
-          <w:rFonts w:ascii="Times New Roman" w:eastAsia="Times New Roman" w:hAnsi="Times New Roman" w:cs="Times New Roman"/>
+          <w:rFonts w:ascii="Times New Roman" w:hAnsi="Times New Roman" w:eastAsia="Times New Roman" w:cs="Times New Roman"/>
         </w:rPr>
         <w:t>Metas e Restrições da Arquitetura</w:t>
       </w:r>
@@ -2608,11 +3187,11 @@
     <w:p>
       <w:pPr>
         <w:pBdr>
-          <w:top w:val="nil"/>
-          <w:left w:val="nil"/>
-          <w:bottom w:val="nil"/>
-          <w:right w:val="nil"/>
-          <w:between w:val="nil"/>
+          <w:top w:val="none" w:color="auto" w:sz="0" w:space="0"/>
+          <w:left w:val="none" w:color="auto" w:sz="0" w:space="0"/>
+          <w:bottom w:val="none" w:color="auto" w:sz="0" w:space="0"/>
+          <w:right w:val="none" w:color="auto" w:sz="0" w:space="0"/>
+          <w:between w:val="none" w:color="auto" w:sz="0" w:space="0"/>
         </w:pBdr>
         <w:spacing w:after="120"/>
         <w:ind w:left="720"/>
@@ -2639,11 +3218,11 @@
           <w:numId w:val="5"/>
         </w:numPr>
         <w:pBdr>
-          <w:top w:val="nil"/>
-          <w:left w:val="nil"/>
-          <w:bottom w:val="nil"/>
-          <w:right w:val="nil"/>
-          <w:between w:val="nil"/>
+          <w:top w:val="none" w:color="auto" w:sz="0" w:space="0"/>
+          <w:left w:val="none" w:color="auto" w:sz="0" w:space="0"/>
+          <w:bottom w:val="none" w:color="auto" w:sz="0" w:space="0"/>
+          <w:right w:val="none" w:color="auto" w:sz="0" w:space="0"/>
+          <w:between w:val="none" w:color="auto" w:sz="0" w:space="0"/>
         </w:pBdr>
         <w:spacing w:after="120"/>
         <w:jc w:val="both"/>
@@ -2661,7 +3240,6 @@
         </w:rPr>
         <w:t xml:space="preserve">A versão Mobile do </w:t>
       </w:r>
-      <w:proofErr w:type="spellStart"/>
       <w:r>
         <w:rPr>
           <w:sz w:val="24"/>
@@ -2669,7 +3247,6 @@
         </w:rPr>
         <w:t>Bankai</w:t>
       </w:r>
-      <w:proofErr w:type="spellEnd"/>
       <w:r>
         <w:rPr>
           <w:color w:val="000000"/>
@@ -2701,11 +3278,11 @@
           <w:numId w:val="5"/>
         </w:numPr>
         <w:pBdr>
-          <w:top w:val="nil"/>
-          <w:left w:val="nil"/>
-          <w:bottom w:val="nil"/>
-          <w:right w:val="nil"/>
-          <w:between w:val="nil"/>
+          <w:top w:val="none" w:color="auto" w:sz="0" w:space="0"/>
+          <w:left w:val="none" w:color="auto" w:sz="0" w:space="0"/>
+          <w:bottom w:val="none" w:color="auto" w:sz="0" w:space="0"/>
+          <w:right w:val="none" w:color="auto" w:sz="0" w:space="0"/>
+          <w:between w:val="none" w:color="auto" w:sz="0" w:space="0"/>
         </w:pBdr>
         <w:spacing w:after="120"/>
         <w:jc w:val="both"/>
@@ -2735,40 +3312,17 @@
           <w:sz w:val="24"/>
           <w:szCs w:val="24"/>
         </w:rPr>
-        <w:t xml:space="preserve"> </w:t>
-      </w:r>
-      <w:proofErr w:type="spellStart"/>
-      <w:proofErr w:type="gramStart"/>
+        <w:t xml:space="preserve"> Brave,</w:t>
+      </w:r>
       <w:r>
         <w:rPr>
           <w:i/>
           <w:iCs/>
-          <w:sz w:val="24"/>
-          <w:szCs w:val="24"/>
-        </w:rPr>
-        <w:t>Brave,</w:t>
-      </w:r>
-      <w:r>
-        <w:rPr>
-          <w:i/>
-          <w:iCs/>
-          <w:color w:val="000000"/>
-          <w:sz w:val="24"/>
-          <w:szCs w:val="24"/>
-        </w:rPr>
-        <w:t>Opera</w:t>
-      </w:r>
-      <w:proofErr w:type="spellEnd"/>
-      <w:proofErr w:type="gramEnd"/>
-      <w:r>
-        <w:rPr>
-          <w:i/>
-          <w:iCs/>
-          <w:color w:val="000000"/>
-          <w:sz w:val="24"/>
-          <w:szCs w:val="24"/>
-        </w:rPr>
-        <w:t xml:space="preserve"> e Internet Explorer</w:t>
+          <w:color w:val="000000"/>
+          <w:sz w:val="24"/>
+          <w:szCs w:val="24"/>
+        </w:rPr>
+        <w:t>Opera e Internet Explorer</w:t>
       </w:r>
       <w:r>
         <w:rPr>
@@ -2781,7 +3335,7 @@
     </w:p>
     <w:p>
       <w:pPr>
-        <w:pStyle w:val="Ttulo1"/>
+        <w:pStyle w:val="2"/>
         <w:numPr>
           <w:ilvl w:val="0"/>
           <w:numId w:val="1"/>
@@ -2789,14 +3343,14 @@
         <w:ind w:left="360" w:hanging="360"/>
         <w:jc w:val="both"/>
         <w:rPr>
-          <w:rFonts w:ascii="Times New Roman" w:eastAsia="Times New Roman" w:hAnsi="Times New Roman" w:cs="Times New Roman"/>
+          <w:rFonts w:ascii="Times New Roman" w:hAnsi="Times New Roman" w:eastAsia="Times New Roman" w:cs="Times New Roman"/>
         </w:rPr>
       </w:pPr>
       <w:bookmarkStart w:id="9" w:name="_uq0xqwl8a571" w:colFirst="0" w:colLast="0"/>
       <w:bookmarkEnd w:id="9"/>
       <w:r>
         <w:rPr>
-          <w:rFonts w:ascii="Times New Roman" w:eastAsia="Times New Roman" w:hAnsi="Times New Roman" w:cs="Times New Roman"/>
+          <w:rFonts w:ascii="Times New Roman" w:hAnsi="Times New Roman" w:eastAsia="Times New Roman" w:cs="Times New Roman"/>
         </w:rPr>
         <w:t>Visão de Casos de Uso</w:t>
       </w:r>
@@ -2804,11 +3358,11 @@
     <w:p>
       <w:pPr>
         <w:pBdr>
-          <w:top w:val="nil"/>
-          <w:left w:val="nil"/>
-          <w:bottom w:val="nil"/>
-          <w:right w:val="nil"/>
-          <w:between w:val="nil"/>
+          <w:top w:val="none" w:color="auto" w:sz="0" w:space="0"/>
+          <w:left w:val="none" w:color="auto" w:sz="0" w:space="0"/>
+          <w:bottom w:val="none" w:color="auto" w:sz="0" w:space="0"/>
+          <w:right w:val="none" w:color="auto" w:sz="0" w:space="0"/>
+          <w:between w:val="none" w:color="auto" w:sz="0" w:space="0"/>
         </w:pBdr>
         <w:spacing w:after="120"/>
         <w:ind w:left="720"/>
@@ -2835,11 +3389,11 @@
           <w:numId w:val="6"/>
         </w:numPr>
         <w:pBdr>
-          <w:top w:val="nil"/>
-          <w:left w:val="nil"/>
-          <w:bottom w:val="nil"/>
-          <w:right w:val="nil"/>
-          <w:between w:val="nil"/>
+          <w:top w:val="none" w:color="auto" w:sz="0" w:space="0"/>
+          <w:left w:val="none" w:color="auto" w:sz="0" w:space="0"/>
+          <w:bottom w:val="none" w:color="auto" w:sz="0" w:space="0"/>
+          <w:right w:val="none" w:color="auto" w:sz="0" w:space="0"/>
+          <w:between w:val="none" w:color="auto" w:sz="0" w:space="0"/>
         </w:pBdr>
         <w:spacing w:after="120"/>
         <w:jc w:val="both"/>
@@ -2855,25 +3409,7 @@
           <w:sz w:val="24"/>
           <w:szCs w:val="24"/>
         </w:rPr>
-        <w:t xml:space="preserve">CSU01 – </w:t>
-      </w:r>
-      <w:proofErr w:type="spellStart"/>
-      <w:r>
-        <w:rPr>
-          <w:color w:val="000000"/>
-          <w:sz w:val="24"/>
-          <w:szCs w:val="24"/>
-        </w:rPr>
-        <w:t>AutenticarUsuário</w:t>
-      </w:r>
-      <w:proofErr w:type="spellEnd"/>
-      <w:r>
-        <w:rPr>
-          <w:color w:val="000000"/>
-          <w:sz w:val="24"/>
-          <w:szCs w:val="24"/>
-        </w:rPr>
-        <w:t>;</w:t>
+        <w:t>CSU01 – AutenticarUsuário;</w:t>
       </w:r>
     </w:p>
     <w:p>
@@ -2883,11 +3419,11 @@
           <w:numId w:val="6"/>
         </w:numPr>
         <w:pBdr>
-          <w:top w:val="nil"/>
-          <w:left w:val="nil"/>
-          <w:bottom w:val="nil"/>
-          <w:right w:val="nil"/>
-          <w:between w:val="nil"/>
+          <w:top w:val="none" w:color="auto" w:sz="0" w:space="0"/>
+          <w:left w:val="none" w:color="auto" w:sz="0" w:space="0"/>
+          <w:bottom w:val="none" w:color="auto" w:sz="0" w:space="0"/>
+          <w:right w:val="none" w:color="auto" w:sz="0" w:space="0"/>
+          <w:between w:val="none" w:color="auto" w:sz="0" w:space="0"/>
         </w:pBdr>
         <w:spacing w:after="120"/>
         <w:jc w:val="both"/>
@@ -2903,16 +3439,7 @@
           <w:sz w:val="24"/>
           <w:szCs w:val="24"/>
         </w:rPr>
-        <w:t xml:space="preserve">CSU02 – </w:t>
-      </w:r>
-      <w:proofErr w:type="spellStart"/>
-      <w:r>
-        <w:rPr>
-          <w:color w:val="000000"/>
-          <w:sz w:val="24"/>
-          <w:szCs w:val="24"/>
-        </w:rPr>
-        <w:t>Manter</w:t>
+        <w:t>CSU02 – Manter</w:t>
       </w:r>
       <w:r>
         <w:rPr>
@@ -2921,7 +3448,6 @@
         </w:rPr>
         <w:t>Cliente</w:t>
       </w:r>
-      <w:proofErr w:type="spellEnd"/>
       <w:r>
         <w:rPr>
           <w:color w:val="000000"/>
@@ -2938,11 +3464,11 @@
           <w:numId w:val="6"/>
         </w:numPr>
         <w:pBdr>
-          <w:top w:val="nil"/>
-          <w:left w:val="nil"/>
-          <w:bottom w:val="nil"/>
-          <w:right w:val="nil"/>
-          <w:between w:val="nil"/>
+          <w:top w:val="none" w:color="auto" w:sz="0" w:space="0"/>
+          <w:left w:val="none" w:color="auto" w:sz="0" w:space="0"/>
+          <w:bottom w:val="none" w:color="auto" w:sz="0" w:space="0"/>
+          <w:right w:val="none" w:color="auto" w:sz="0" w:space="0"/>
+          <w:between w:val="none" w:color="auto" w:sz="0" w:space="0"/>
         </w:pBdr>
         <w:spacing w:after="120"/>
         <w:jc w:val="both"/>
@@ -2960,7 +3486,6 @@
         </w:rPr>
         <w:t xml:space="preserve">CSU03 – </w:t>
       </w:r>
-      <w:proofErr w:type="spellStart"/>
       <w:r>
         <w:rPr>
           <w:sz w:val="24"/>
@@ -2968,7 +3493,6 @@
         </w:rPr>
         <w:t>ManterProfissional</w:t>
       </w:r>
-      <w:proofErr w:type="spellEnd"/>
       <w:r>
         <w:rPr>
           <w:color w:val="000000"/>
@@ -2985,11 +3509,11 @@
           <w:numId w:val="6"/>
         </w:numPr>
         <w:pBdr>
-          <w:top w:val="nil"/>
-          <w:left w:val="nil"/>
-          <w:bottom w:val="nil"/>
-          <w:right w:val="nil"/>
-          <w:between w:val="nil"/>
+          <w:top w:val="none" w:color="auto" w:sz="0" w:space="0"/>
+          <w:left w:val="none" w:color="auto" w:sz="0" w:space="0"/>
+          <w:bottom w:val="none" w:color="auto" w:sz="0" w:space="0"/>
+          <w:right w:val="none" w:color="auto" w:sz="0" w:space="0"/>
+          <w:between w:val="none" w:color="auto" w:sz="0" w:space="0"/>
         </w:pBdr>
         <w:spacing w:after="120"/>
         <w:jc w:val="both"/>
@@ -3012,17 +3536,8 @@
           <w:sz w:val="24"/>
           <w:szCs w:val="24"/>
         </w:rPr>
-        <w:t xml:space="preserve"> </w:t>
-      </w:r>
-      <w:proofErr w:type="spellStart"/>
-      <w:r>
-        <w:rPr>
-          <w:sz w:val="24"/>
-          <w:szCs w:val="24"/>
-        </w:rPr>
-        <w:t>ManterAgendamentoServico</w:t>
-      </w:r>
-      <w:proofErr w:type="spellEnd"/>
+        <w:t xml:space="preserve"> ManterAgendamentoServico</w:t>
+      </w:r>
       <w:r>
         <w:rPr>
           <w:color w:val="000000"/>
@@ -3039,11 +3554,11 @@
           <w:numId w:val="6"/>
         </w:numPr>
         <w:pBdr>
-          <w:top w:val="nil"/>
-          <w:left w:val="nil"/>
-          <w:bottom w:val="nil"/>
-          <w:right w:val="nil"/>
-          <w:between w:val="nil"/>
+          <w:top w:val="none" w:color="auto" w:sz="0" w:space="0"/>
+          <w:left w:val="none" w:color="auto" w:sz="0" w:space="0"/>
+          <w:bottom w:val="none" w:color="auto" w:sz="0" w:space="0"/>
+          <w:right w:val="none" w:color="auto" w:sz="0" w:space="0"/>
+          <w:between w:val="none" w:color="auto" w:sz="0" w:space="0"/>
         </w:pBdr>
         <w:spacing w:after="120"/>
         <w:jc w:val="both"/>
@@ -3061,7 +3576,6 @@
         </w:rPr>
         <w:t xml:space="preserve">CSU05 – </w:t>
       </w:r>
-      <w:proofErr w:type="spellStart"/>
       <w:r>
         <w:rPr>
           <w:sz w:val="24"/>
@@ -3069,7 +3583,6 @@
         </w:rPr>
         <w:t>ManterAgendamento</w:t>
       </w:r>
-      <w:proofErr w:type="spellEnd"/>
       <w:r>
         <w:rPr>
           <w:color w:val="000000"/>
@@ -3086,11 +3599,11 @@
           <w:numId w:val="6"/>
         </w:numPr>
         <w:pBdr>
-          <w:top w:val="nil"/>
-          <w:left w:val="nil"/>
-          <w:bottom w:val="nil"/>
-          <w:right w:val="nil"/>
-          <w:between w:val="nil"/>
+          <w:top w:val="none" w:color="auto" w:sz="0" w:space="0"/>
+          <w:left w:val="none" w:color="auto" w:sz="0" w:space="0"/>
+          <w:bottom w:val="none" w:color="auto" w:sz="0" w:space="0"/>
+          <w:right w:val="none" w:color="auto" w:sz="0" w:space="0"/>
+          <w:between w:val="none" w:color="auto" w:sz="0" w:space="0"/>
         </w:pBdr>
         <w:spacing w:after="120"/>
         <w:jc w:val="both"/>
@@ -3108,7 +3621,6 @@
         </w:rPr>
         <w:t xml:space="preserve">CSU06 – </w:t>
       </w:r>
-      <w:proofErr w:type="spellStart"/>
       <w:r>
         <w:rPr>
           <w:sz w:val="24"/>
@@ -3116,7 +3628,6 @@
         </w:rPr>
         <w:t>RealizarPagamento</w:t>
       </w:r>
-      <w:proofErr w:type="spellEnd"/>
       <w:r>
         <w:rPr>
           <w:color w:val="000000"/>
@@ -3133,11 +3644,11 @@
           <w:numId w:val="6"/>
         </w:numPr>
         <w:pBdr>
-          <w:top w:val="nil"/>
-          <w:left w:val="nil"/>
-          <w:bottom w:val="nil"/>
-          <w:right w:val="nil"/>
-          <w:between w:val="nil"/>
+          <w:top w:val="none" w:color="auto" w:sz="0" w:space="0"/>
+          <w:left w:val="none" w:color="auto" w:sz="0" w:space="0"/>
+          <w:bottom w:val="none" w:color="auto" w:sz="0" w:space="0"/>
+          <w:right w:val="none" w:color="auto" w:sz="0" w:space="0"/>
+          <w:between w:val="none" w:color="auto" w:sz="0" w:space="0"/>
         </w:pBdr>
         <w:spacing w:after="120"/>
         <w:jc w:val="both"/>
@@ -3155,7 +3666,6 @@
         </w:rPr>
         <w:t xml:space="preserve">CSU07 – </w:t>
       </w:r>
-      <w:proofErr w:type="spellStart"/>
       <w:r>
         <w:rPr>
           <w:sz w:val="24"/>
@@ -3163,7 +3673,6 @@
         </w:rPr>
         <w:t>AvaliarServiço</w:t>
       </w:r>
-      <w:proofErr w:type="spellEnd"/>
       <w:r>
         <w:rPr>
           <w:color w:val="000000"/>
@@ -3180,11 +3689,11 @@
           <w:numId w:val="6"/>
         </w:numPr>
         <w:pBdr>
-          <w:top w:val="nil"/>
-          <w:left w:val="nil"/>
-          <w:bottom w:val="nil"/>
-          <w:right w:val="nil"/>
-          <w:between w:val="nil"/>
+          <w:top w:val="none" w:color="auto" w:sz="0" w:space="0"/>
+          <w:left w:val="none" w:color="auto" w:sz="0" w:space="0"/>
+          <w:bottom w:val="none" w:color="auto" w:sz="0" w:space="0"/>
+          <w:right w:val="none" w:color="auto" w:sz="0" w:space="0"/>
+          <w:between w:val="none" w:color="auto" w:sz="0" w:space="0"/>
         </w:pBdr>
         <w:spacing w:after="120"/>
         <w:jc w:val="both"/>
@@ -3200,16 +3709,7 @@
           <w:sz w:val="24"/>
           <w:szCs w:val="24"/>
         </w:rPr>
-        <w:t xml:space="preserve">CSU08 – </w:t>
-      </w:r>
-      <w:proofErr w:type="spellStart"/>
-      <w:r>
-        <w:rPr>
-          <w:color w:val="000000"/>
-          <w:sz w:val="24"/>
-          <w:szCs w:val="24"/>
-        </w:rPr>
-        <w:t>Manter</w:t>
+        <w:t>CSU08 – Manter</w:t>
       </w:r>
       <w:r>
         <w:rPr>
@@ -3218,7 +3718,6 @@
         </w:rPr>
         <w:t>Agenda</w:t>
       </w:r>
-      <w:proofErr w:type="spellEnd"/>
       <w:r>
         <w:rPr>
           <w:color w:val="000000"/>
@@ -3235,11 +3734,11 @@
           <w:numId w:val="6"/>
         </w:numPr>
         <w:pBdr>
-          <w:top w:val="nil"/>
-          <w:left w:val="nil"/>
-          <w:bottom w:val="nil"/>
-          <w:right w:val="nil"/>
-          <w:between w:val="nil"/>
+          <w:top w:val="none" w:color="auto" w:sz="0" w:space="0"/>
+          <w:left w:val="none" w:color="auto" w:sz="0" w:space="0"/>
+          <w:bottom w:val="none" w:color="auto" w:sz="0" w:space="0"/>
+          <w:right w:val="none" w:color="auto" w:sz="0" w:space="0"/>
+          <w:between w:val="none" w:color="auto" w:sz="0" w:space="0"/>
         </w:pBdr>
         <w:spacing w:after="120"/>
         <w:jc w:val="both"/>
@@ -3262,17 +3761,8 @@
           <w:sz w:val="24"/>
           <w:szCs w:val="24"/>
         </w:rPr>
-        <w:t xml:space="preserve"> </w:t>
-      </w:r>
-      <w:proofErr w:type="spellStart"/>
-      <w:r>
-        <w:rPr>
-          <w:sz w:val="24"/>
-          <w:szCs w:val="24"/>
-        </w:rPr>
-        <w:t>SolicitarGarantia</w:t>
-      </w:r>
-      <w:proofErr w:type="spellEnd"/>
+        <w:t xml:space="preserve"> SolicitarGarantia</w:t>
+      </w:r>
       <w:r>
         <w:rPr>
           <w:color w:val="000000"/>
@@ -3289,11 +3779,11 @@
           <w:numId w:val="6"/>
         </w:numPr>
         <w:pBdr>
-          <w:top w:val="nil"/>
-          <w:left w:val="nil"/>
-          <w:bottom w:val="nil"/>
-          <w:right w:val="nil"/>
-          <w:between w:val="nil"/>
+          <w:top w:val="none" w:color="auto" w:sz="0" w:space="0"/>
+          <w:left w:val="none" w:color="auto" w:sz="0" w:space="0"/>
+          <w:bottom w:val="none" w:color="auto" w:sz="0" w:space="0"/>
+          <w:right w:val="none" w:color="auto" w:sz="0" w:space="0"/>
+          <w:between w:val="none" w:color="auto" w:sz="0" w:space="0"/>
         </w:pBdr>
         <w:spacing w:after="120"/>
         <w:jc w:val="both"/>
@@ -3309,10 +3799,8 @@
           <w:sz w:val="24"/>
           <w:szCs w:val="24"/>
         </w:rPr>
-        <w:lastRenderedPageBreak/>
         <w:t>CSU10 –</w:t>
       </w:r>
-      <w:proofErr w:type="spellStart"/>
       <w:r>
         <w:rPr>
           <w:sz w:val="24"/>
@@ -3320,7 +3808,6 @@
         </w:rPr>
         <w:t>BuscarServiço</w:t>
       </w:r>
-      <w:proofErr w:type="spellEnd"/>
       <w:r>
         <w:rPr>
           <w:color w:val="000000"/>
@@ -3337,11 +3824,11 @@
           <w:numId w:val="6"/>
         </w:numPr>
         <w:pBdr>
-          <w:top w:val="nil"/>
-          <w:left w:val="nil"/>
-          <w:bottom w:val="nil"/>
-          <w:right w:val="nil"/>
-          <w:between w:val="nil"/>
+          <w:top w:val="none" w:color="auto" w:sz="0" w:space="0"/>
+          <w:left w:val="none" w:color="auto" w:sz="0" w:space="0"/>
+          <w:bottom w:val="none" w:color="auto" w:sz="0" w:space="0"/>
+          <w:right w:val="none" w:color="auto" w:sz="0" w:space="0"/>
+          <w:between w:val="none" w:color="auto" w:sz="0" w:space="0"/>
         </w:pBdr>
         <w:spacing w:after="120"/>
         <w:jc w:val="both"/>
@@ -3364,17 +3851,8 @@
           <w:sz w:val="24"/>
           <w:szCs w:val="24"/>
         </w:rPr>
-        <w:t xml:space="preserve"> </w:t>
-      </w:r>
-      <w:proofErr w:type="spellStart"/>
-      <w:r>
-        <w:rPr>
-          <w:sz w:val="24"/>
-          <w:szCs w:val="24"/>
-        </w:rPr>
-        <w:t>OrçarServiço</w:t>
-      </w:r>
-      <w:proofErr w:type="spellEnd"/>
+        <w:t xml:space="preserve"> OrçarServiço</w:t>
+      </w:r>
       <w:r>
         <w:rPr>
           <w:color w:val="000000"/>
@@ -3391,11 +3869,11 @@
           <w:numId w:val="6"/>
         </w:numPr>
         <w:pBdr>
-          <w:top w:val="nil"/>
-          <w:left w:val="nil"/>
-          <w:bottom w:val="nil"/>
-          <w:right w:val="nil"/>
-          <w:between w:val="nil"/>
+          <w:top w:val="none" w:color="auto" w:sz="0" w:space="0"/>
+          <w:left w:val="none" w:color="auto" w:sz="0" w:space="0"/>
+          <w:bottom w:val="none" w:color="auto" w:sz="0" w:space="0"/>
+          <w:right w:val="none" w:color="auto" w:sz="0" w:space="0"/>
+          <w:between w:val="none" w:color="auto" w:sz="0" w:space="0"/>
         </w:pBdr>
         <w:spacing w:after="120"/>
         <w:jc w:val="both"/>
@@ -3409,23 +3887,7 @@
           <w:sz w:val="24"/>
           <w:szCs w:val="24"/>
         </w:rPr>
-        <w:t xml:space="preserve">CSU12 – </w:t>
-      </w:r>
-      <w:proofErr w:type="spellStart"/>
-      <w:r>
-        <w:rPr>
-          <w:sz w:val="24"/>
-          <w:szCs w:val="24"/>
-        </w:rPr>
-        <w:t>ManterEspecialidade</w:t>
-      </w:r>
-      <w:proofErr w:type="spellEnd"/>
-      <w:r>
-        <w:rPr>
-          <w:sz w:val="24"/>
-          <w:szCs w:val="24"/>
-        </w:rPr>
-        <w:t xml:space="preserve"> </w:t>
+        <w:t xml:space="preserve">CSU12 – ManterEspecialidade </w:t>
       </w:r>
     </w:p>
     <w:p>
@@ -3452,11 +3914,8 @@
         <w:jc w:val="center"/>
       </w:pPr>
       <w:r>
-        <w:rPr>
-          <w:noProof/>
-        </w:rPr>
         <w:drawing>
-          <wp:inline distT="114300" distB="114300" distL="114300" distR="114300" wp14:anchorId="085B99B2" wp14:editId="085B99B3">
+          <wp:inline distT="114300" distB="114300" distL="114300" distR="114300">
             <wp:extent cx="5943600" cy="3975100"/>
             <wp:effectExtent l="0" t="0" r="0" b="0"/>
             <wp:docPr id="2" name="image2.png"/>
@@ -3465,7 +3924,7 @@
               <a:graphicData uri="http://schemas.openxmlformats.org/drawingml/2006/picture">
                 <pic:pic xmlns:pic="http://schemas.openxmlformats.org/drawingml/2006/picture">
                   <pic:nvPicPr>
-                    <pic:cNvPr id="0" name="image2.png"/>
+                    <pic:cNvPr id="2" name="image2.png"/>
                     <pic:cNvPicPr preferRelativeResize="0"/>
                   </pic:nvPicPr>
                   <pic:blipFill>
@@ -3483,7 +3942,6 @@
                     <a:prstGeom prst="rect">
                       <a:avLst/>
                     </a:prstGeom>
-                    <a:ln/>
                   </pic:spPr>
                 </pic:pic>
               </a:graphicData>
@@ -3517,7 +3975,7 @@
     </w:p>
     <w:p>
       <w:pPr>
-        <w:pStyle w:val="Ttulo2"/>
+        <w:pStyle w:val="3"/>
         <w:numPr>
           <w:ilvl w:val="1"/>
           <w:numId w:val="1"/>
@@ -3525,7 +3983,7 @@
         <w:ind w:left="720" w:hanging="720"/>
         <w:jc w:val="both"/>
         <w:rPr>
-          <w:rFonts w:ascii="Times New Roman" w:eastAsia="Times New Roman" w:hAnsi="Times New Roman" w:cs="Times New Roman"/>
+          <w:rFonts w:ascii="Times New Roman" w:hAnsi="Times New Roman" w:eastAsia="Times New Roman" w:cs="Times New Roman"/>
           <w:sz w:val="24"/>
           <w:szCs w:val="24"/>
         </w:rPr>
@@ -3534,7 +3992,7 @@
       <w:bookmarkEnd w:id="10"/>
       <w:r>
         <w:rPr>
-          <w:rFonts w:ascii="Times New Roman" w:eastAsia="Times New Roman" w:hAnsi="Times New Roman" w:cs="Times New Roman"/>
+          <w:rFonts w:ascii="Times New Roman" w:hAnsi="Times New Roman" w:eastAsia="Times New Roman" w:cs="Times New Roman"/>
           <w:sz w:val="24"/>
           <w:szCs w:val="24"/>
         </w:rPr>
@@ -3544,11 +4002,11 @@
     <w:p>
       <w:pPr>
         <w:pBdr>
-          <w:top w:val="nil"/>
-          <w:left w:val="nil"/>
-          <w:bottom w:val="nil"/>
-          <w:right w:val="nil"/>
-          <w:between w:val="nil"/>
+          <w:top w:val="none" w:color="auto" w:sz="0" w:space="0"/>
+          <w:left w:val="none" w:color="auto" w:sz="0" w:space="0"/>
+          <w:bottom w:val="none" w:color="auto" w:sz="0" w:space="0"/>
+          <w:right w:val="none" w:color="auto" w:sz="0" w:space="0"/>
+          <w:between w:val="none" w:color="auto" w:sz="0" w:space="0"/>
         </w:pBdr>
         <w:spacing w:after="120"/>
         <w:ind w:left="720"/>
@@ -3570,7 +4028,7 @@
     </w:p>
     <w:p>
       <w:pPr>
-        <w:pStyle w:val="Ttulo1"/>
+        <w:pStyle w:val="2"/>
         <w:numPr>
           <w:ilvl w:val="0"/>
           <w:numId w:val="1"/>
@@ -3578,21 +4036,21 @@
         <w:ind w:left="360" w:hanging="360"/>
         <w:jc w:val="both"/>
         <w:rPr>
-          <w:rFonts w:ascii="Times New Roman" w:eastAsia="Times New Roman" w:hAnsi="Times New Roman" w:cs="Times New Roman"/>
+          <w:rFonts w:ascii="Times New Roman" w:hAnsi="Times New Roman" w:eastAsia="Times New Roman" w:cs="Times New Roman"/>
         </w:rPr>
       </w:pPr>
       <w:bookmarkStart w:id="11" w:name="_q5k872bapktx" w:colFirst="0" w:colLast="0"/>
       <w:bookmarkEnd w:id="11"/>
       <w:r>
         <w:rPr>
-          <w:rFonts w:ascii="Times New Roman" w:eastAsia="Times New Roman" w:hAnsi="Times New Roman" w:cs="Times New Roman"/>
+          <w:rFonts w:ascii="Times New Roman" w:hAnsi="Times New Roman" w:eastAsia="Times New Roman" w:cs="Times New Roman"/>
         </w:rPr>
         <w:t>Visão Lógica</w:t>
       </w:r>
     </w:p>
     <w:p>
       <w:pPr>
-        <w:pStyle w:val="Ttulo2"/>
+        <w:pStyle w:val="3"/>
         <w:numPr>
           <w:ilvl w:val="1"/>
           <w:numId w:val="1"/>
@@ -3600,7 +4058,7 @@
         <w:ind w:left="720" w:hanging="720"/>
         <w:jc w:val="both"/>
         <w:rPr>
-          <w:rFonts w:ascii="Times New Roman" w:eastAsia="Times New Roman" w:hAnsi="Times New Roman" w:cs="Times New Roman"/>
+          <w:rFonts w:ascii="Times New Roman" w:hAnsi="Times New Roman" w:eastAsia="Times New Roman" w:cs="Times New Roman"/>
           <w:sz w:val="24"/>
           <w:szCs w:val="24"/>
         </w:rPr>
@@ -3609,7 +4067,7 @@
       <w:bookmarkEnd w:id="12"/>
       <w:r>
         <w:rPr>
-          <w:rFonts w:ascii="Times New Roman" w:eastAsia="Times New Roman" w:hAnsi="Times New Roman" w:cs="Times New Roman"/>
+          <w:rFonts w:ascii="Times New Roman" w:hAnsi="Times New Roman" w:eastAsia="Times New Roman" w:cs="Times New Roman"/>
           <w:sz w:val="24"/>
           <w:szCs w:val="24"/>
         </w:rPr>
@@ -3619,11 +4077,11 @@
     <w:p>
       <w:pPr>
         <w:pBdr>
-          <w:top w:val="nil"/>
-          <w:left w:val="nil"/>
-          <w:bottom w:val="nil"/>
-          <w:right w:val="nil"/>
-          <w:between w:val="nil"/>
+          <w:top w:val="none" w:color="auto" w:sz="0" w:space="0"/>
+          <w:left w:val="none" w:color="auto" w:sz="0" w:space="0"/>
+          <w:bottom w:val="none" w:color="auto" w:sz="0" w:space="0"/>
+          <w:right w:val="none" w:color="auto" w:sz="0" w:space="0"/>
+          <w:between w:val="none" w:color="auto" w:sz="0" w:space="0"/>
         </w:pBdr>
         <w:spacing w:after="120"/>
         <w:ind w:left="720"/>
@@ -3642,7 +4100,6 @@
         </w:rPr>
         <w:t xml:space="preserve">A visão lógica do </w:t>
       </w:r>
-      <w:proofErr w:type="spellStart"/>
       <w:r>
         <w:rPr>
           <w:sz w:val="24"/>
@@ -3650,7 +4107,6 @@
         </w:rPr>
         <w:t>Bankai</w:t>
       </w:r>
-      <w:proofErr w:type="spellEnd"/>
       <w:r>
         <w:rPr>
           <w:color w:val="000000"/>
@@ -3658,6 +4114,44 @@
           <w:szCs w:val="24"/>
         </w:rPr>
         <w:t xml:space="preserve"> é composta principalmente por três pacotes:</w:t>
+      </w:r>
+    </w:p>
+    <w:p>
+      <w:pPr>
+        <w:keepLines/>
+        <w:numPr>
+          <w:ilvl w:val="0"/>
+          <w:numId w:val="7"/>
+        </w:numPr>
+        <w:pBdr>
+          <w:top w:val="none" w:color="auto" w:sz="0" w:space="0"/>
+          <w:left w:val="none" w:color="auto" w:sz="0" w:space="0"/>
+          <w:bottom w:val="none" w:color="auto" w:sz="0" w:space="0"/>
+          <w:right w:val="none" w:color="auto" w:sz="0" w:space="0"/>
+          <w:between w:val="none" w:color="auto" w:sz="0" w:space="0"/>
+        </w:pBdr>
+        <w:spacing w:after="120"/>
+        <w:jc w:val="both"/>
+        <w:rPr>
+          <w:color w:val="000000"/>
+          <w:sz w:val="24"/>
+          <w:szCs w:val="24"/>
+        </w:rPr>
+      </w:pPr>
+      <w:r>
+        <w:rPr>
+          <w:sz w:val="24"/>
+          <w:szCs w:val="24"/>
+        </w:rPr>
+        <w:t>Bankai</w:t>
+      </w:r>
+      <w:r>
+        <w:rPr>
+          <w:color w:val="000000"/>
+          <w:sz w:val="24"/>
+          <w:szCs w:val="24"/>
+        </w:rPr>
+        <w:t>Service: Esse pacote representa a implementação da parte lógica do domínio da aplicação. Aqui serão armazenadas classes responsáveis pela persistência dos dados da aplicação;</w:t>
       </w:r>
     </w:p>
     <w:p>
@@ -3668,11 +4162,11 @@
           <w:numId w:val="8"/>
         </w:numPr>
         <w:pBdr>
-          <w:top w:val="nil"/>
-          <w:left w:val="nil"/>
-          <w:bottom w:val="nil"/>
-          <w:right w:val="nil"/>
-          <w:between w:val="nil"/>
+          <w:top w:val="none" w:color="auto" w:sz="0" w:space="0"/>
+          <w:left w:val="none" w:color="auto" w:sz="0" w:space="0"/>
+          <w:bottom w:val="none" w:color="auto" w:sz="0" w:space="0"/>
+          <w:right w:val="none" w:color="auto" w:sz="0" w:space="0"/>
+          <w:between w:val="none" w:color="auto" w:sz="0" w:space="0"/>
         </w:pBdr>
         <w:spacing w:after="120"/>
         <w:jc w:val="both"/>
@@ -3682,7 +4176,6 @@
           <w:szCs w:val="24"/>
         </w:rPr>
       </w:pPr>
-      <w:proofErr w:type="spellStart"/>
       <w:r>
         <w:rPr>
           <w:sz w:val="24"/>
@@ -3696,16 +4189,22 @@
           <w:sz w:val="24"/>
           <w:szCs w:val="24"/>
         </w:rPr>
-        <w:t>Service</w:t>
-      </w:r>
-      <w:proofErr w:type="spellEnd"/>
-      <w:r>
-        <w:rPr>
-          <w:color w:val="000000"/>
-          <w:sz w:val="24"/>
-          <w:szCs w:val="24"/>
-        </w:rPr>
-        <w:t>: Esse pacote representa a implementação da parte lógica do domínio da aplicação. Aqui serão armazenadas classes responsáveis pela persistência dos dados da aplicação;</w:t>
+        <w:t xml:space="preserve">Web: Nesses pacotes são armazenados os componentes que fazem parte da interface gráfica da aplicação, as Controladoras e as ViewModels do </w:t>
+      </w:r>
+      <w:r>
+        <w:rPr>
+          <w:sz w:val="24"/>
+          <w:szCs w:val="24"/>
+        </w:rPr>
+        <w:t>Bankai</w:t>
+      </w:r>
+      <w:r>
+        <w:rPr>
+          <w:color w:val="000000"/>
+          <w:sz w:val="24"/>
+          <w:szCs w:val="24"/>
+        </w:rPr>
+        <w:t>;</w:t>
       </w:r>
     </w:p>
     <w:p>
@@ -3713,14 +4212,14 @@
         <w:keepLines/>
         <w:numPr>
           <w:ilvl w:val="0"/>
-          <w:numId w:val="7"/>
+          <w:numId w:val="8"/>
         </w:numPr>
         <w:pBdr>
-          <w:top w:val="nil"/>
-          <w:left w:val="nil"/>
-          <w:bottom w:val="nil"/>
-          <w:right w:val="nil"/>
-          <w:between w:val="nil"/>
+          <w:top w:val="none" w:color="auto" w:sz="0" w:space="0"/>
+          <w:left w:val="none" w:color="auto" w:sz="0" w:space="0"/>
+          <w:bottom w:val="none" w:color="auto" w:sz="0" w:space="0"/>
+          <w:right w:val="none" w:color="auto" w:sz="0" w:space="0"/>
+          <w:between w:val="none" w:color="auto" w:sz="0" w:space="0"/>
         </w:pBdr>
         <w:spacing w:after="120"/>
         <w:jc w:val="both"/>
@@ -3730,7 +4229,6 @@
           <w:szCs w:val="24"/>
         </w:rPr>
       </w:pPr>
-      <w:proofErr w:type="spellStart"/>
       <w:r>
         <w:rPr>
           <w:sz w:val="24"/>
@@ -3744,105 +4242,12 @@
           <w:sz w:val="24"/>
           <w:szCs w:val="24"/>
         </w:rPr>
-        <w:t>Web</w:t>
-      </w:r>
-      <w:proofErr w:type="spellEnd"/>
-      <w:r>
-        <w:rPr>
-          <w:color w:val="000000"/>
-          <w:sz w:val="24"/>
-          <w:szCs w:val="24"/>
-        </w:rPr>
-        <w:t xml:space="preserve">: Nesses pacotes são armazenados os componentes que fazem parte da interface gráfica da aplicação, as Controladoras e as </w:t>
-      </w:r>
-      <w:proofErr w:type="spellStart"/>
-      <w:r>
-        <w:rPr>
-          <w:color w:val="000000"/>
-          <w:sz w:val="24"/>
-          <w:szCs w:val="24"/>
-        </w:rPr>
-        <w:t>ViewModels</w:t>
-      </w:r>
-      <w:proofErr w:type="spellEnd"/>
-      <w:r>
-        <w:rPr>
-          <w:color w:val="000000"/>
-          <w:sz w:val="24"/>
-          <w:szCs w:val="24"/>
-        </w:rPr>
-        <w:t xml:space="preserve"> do </w:t>
-      </w:r>
-      <w:proofErr w:type="spellStart"/>
-      <w:r>
-        <w:rPr>
-          <w:sz w:val="24"/>
-          <w:szCs w:val="24"/>
-        </w:rPr>
-        <w:t>Bankai</w:t>
-      </w:r>
-      <w:proofErr w:type="spellEnd"/>
-      <w:r>
-        <w:rPr>
-          <w:color w:val="000000"/>
-          <w:sz w:val="24"/>
-          <w:szCs w:val="24"/>
-        </w:rPr>
-        <w:t>;</w:t>
-      </w:r>
-    </w:p>
-    <w:p>
-      <w:pPr>
-        <w:keepLines/>
-        <w:numPr>
-          <w:ilvl w:val="0"/>
-          <w:numId w:val="7"/>
-        </w:numPr>
-        <w:pBdr>
-          <w:top w:val="nil"/>
-          <w:left w:val="nil"/>
-          <w:bottom w:val="nil"/>
-          <w:right w:val="nil"/>
-          <w:between w:val="nil"/>
-        </w:pBdr>
-        <w:spacing w:after="120"/>
-        <w:jc w:val="both"/>
-        <w:rPr>
-          <w:color w:val="000000"/>
-          <w:sz w:val="24"/>
-          <w:szCs w:val="24"/>
-        </w:rPr>
-      </w:pPr>
-      <w:proofErr w:type="spellStart"/>
-      <w:r>
-        <w:rPr>
-          <w:sz w:val="24"/>
-          <w:szCs w:val="24"/>
-        </w:rPr>
-        <w:lastRenderedPageBreak/>
-        <w:t>Bankai</w:t>
-      </w:r>
-      <w:r>
-        <w:rPr>
-          <w:color w:val="000000"/>
-          <w:sz w:val="24"/>
-          <w:szCs w:val="24"/>
-        </w:rPr>
-        <w:t>Core</w:t>
-      </w:r>
-      <w:proofErr w:type="spellEnd"/>
-      <w:r>
-        <w:rPr>
-          <w:color w:val="000000"/>
-          <w:sz w:val="24"/>
-          <w:szCs w:val="24"/>
-        </w:rPr>
-        <w:t>: Nesse pacote são armazenadas as classes que representarão entidades da aplicação, e que poderão ser manipuladas pelos demais componentes da nossa arquitetura.</w:t>
-      </w:r>
-    </w:p>
-    <w:p>
-      <w:pPr>
-        <w:pStyle w:val="Ttulo2"/>
+        <w:t>Core: Nesse pacote são armazenadas as classes que representarão entidades da aplicação, e que poderão ser manipuladas pelos demais componentes da nossa arquitetura.</w:t>
+      </w:r>
+    </w:p>
+    <w:p>
+      <w:pPr>
+        <w:pStyle w:val="3"/>
         <w:numPr>
           <w:ilvl w:val="1"/>
           <w:numId w:val="1"/>
@@ -3850,7 +4255,7 @@
         <w:ind w:left="720" w:hanging="720"/>
         <w:jc w:val="both"/>
         <w:rPr>
-          <w:rFonts w:ascii="Times New Roman" w:eastAsia="Times New Roman" w:hAnsi="Times New Roman" w:cs="Times New Roman"/>
+          <w:rFonts w:ascii="Times New Roman" w:hAnsi="Times New Roman" w:eastAsia="Times New Roman" w:cs="Times New Roman"/>
           <w:sz w:val="24"/>
           <w:szCs w:val="24"/>
         </w:rPr>
@@ -3859,7 +4264,7 @@
       <w:bookmarkEnd w:id="13"/>
       <w:r>
         <w:rPr>
-          <w:rFonts w:ascii="Times New Roman" w:eastAsia="Times New Roman" w:hAnsi="Times New Roman" w:cs="Times New Roman"/>
+          <w:rFonts w:ascii="Times New Roman" w:hAnsi="Times New Roman" w:eastAsia="Times New Roman" w:cs="Times New Roman"/>
           <w:sz w:val="24"/>
           <w:szCs w:val="24"/>
         </w:rPr>
@@ -3870,11 +4275,11 @@
     <w:p>
       <w:pPr>
         <w:pBdr>
-          <w:top w:val="nil"/>
-          <w:left w:val="nil"/>
-          <w:bottom w:val="nil"/>
-          <w:right w:val="nil"/>
-          <w:between w:val="nil"/>
+          <w:top w:val="none" w:color="auto" w:sz="0" w:space="0"/>
+          <w:left w:val="none" w:color="auto" w:sz="0" w:space="0"/>
+          <w:bottom w:val="none" w:color="auto" w:sz="0" w:space="0"/>
+          <w:right w:val="none" w:color="auto" w:sz="0" w:space="0"/>
+          <w:between w:val="none" w:color="auto" w:sz="0" w:space="0"/>
         </w:pBdr>
         <w:spacing w:after="120"/>
         <w:ind w:left="-567"/>
@@ -3890,11 +4295,11 @@
       <w:pPr>
         <w:keepLines/>
         <w:pBdr>
-          <w:top w:val="nil"/>
-          <w:left w:val="nil"/>
-          <w:bottom w:val="nil"/>
-          <w:right w:val="nil"/>
-          <w:between w:val="nil"/>
+          <w:top w:val="none" w:color="auto" w:sz="0" w:space="0"/>
+          <w:left w:val="none" w:color="auto" w:sz="0" w:space="0"/>
+          <w:bottom w:val="none" w:color="auto" w:sz="0" w:space="0"/>
+          <w:right w:val="none" w:color="auto" w:sz="0" w:space="0"/>
+          <w:between w:val="none" w:color="auto" w:sz="0" w:space="0"/>
         </w:pBdr>
         <w:spacing w:after="120"/>
         <w:ind w:left="720"/>
@@ -3918,11 +4323,11 @@
       <w:pPr>
         <w:keepLines/>
         <w:pBdr>
-          <w:top w:val="nil"/>
-          <w:left w:val="nil"/>
-          <w:bottom w:val="nil"/>
-          <w:right w:val="nil"/>
-          <w:between w:val="nil"/>
+          <w:top w:val="none" w:color="auto" w:sz="0" w:space="0"/>
+          <w:left w:val="none" w:color="auto" w:sz="0" w:space="0"/>
+          <w:bottom w:val="none" w:color="auto" w:sz="0" w:space="0"/>
+          <w:right w:val="none" w:color="auto" w:sz="0" w:space="0"/>
+          <w:between w:val="none" w:color="auto" w:sz="0" w:space="0"/>
         </w:pBdr>
         <w:spacing w:after="120"/>
         <w:ind w:left="720"/>
@@ -3938,11 +4343,11 @@
       <w:pPr>
         <w:keepLines/>
         <w:pBdr>
-          <w:top w:val="nil"/>
-          <w:left w:val="nil"/>
-          <w:bottom w:val="nil"/>
-          <w:right w:val="nil"/>
-          <w:between w:val="nil"/>
+          <w:top w:val="none" w:color="auto" w:sz="0" w:space="0"/>
+          <w:left w:val="none" w:color="auto" w:sz="0" w:space="0"/>
+          <w:bottom w:val="none" w:color="auto" w:sz="0" w:space="0"/>
+          <w:right w:val="none" w:color="auto" w:sz="0" w:space="0"/>
+          <w:between w:val="none" w:color="auto" w:sz="0" w:space="0"/>
         </w:pBdr>
         <w:spacing w:after="120"/>
         <w:jc w:val="both"/>
@@ -3954,13 +4359,12 @@
       </w:pPr>
       <w:r>
         <w:rPr>
-          <w:noProof/>
           <w:color w:val="000000"/>
           <w:sz w:val="24"/>
           <w:szCs w:val="24"/>
         </w:rPr>
         <w:drawing>
-          <wp:inline distT="0" distB="0" distL="0" distR="0" wp14:anchorId="39D8704F" wp14:editId="3D04E6B1">
+          <wp:inline distT="0" distB="0" distL="0" distR="0">
             <wp:extent cx="5934075" cy="3686175"/>
             <wp:effectExtent l="0" t="0" r="9525" b="9525"/>
             <wp:docPr id="1656605000" name="Imagem 1"/>
@@ -3971,7 +4375,7 @@
               <a:graphicData uri="http://schemas.openxmlformats.org/drawingml/2006/picture">
                 <pic:pic xmlns:pic="http://schemas.openxmlformats.org/drawingml/2006/picture">
                   <pic:nvPicPr>
-                    <pic:cNvPr id="0" name="Picture 1"/>
+                    <pic:cNvPr id="1656605000" name="Imagem 1"/>
                     <pic:cNvPicPr>
                       <a:picLocks noChangeAspect="1" noChangeArrowheads="1"/>
                     </pic:cNvPicPr>
@@ -3989,7 +4393,7 @@
                       <a:fillRect/>
                     </a:stretch>
                   </pic:blipFill>
-                  <pic:spPr bwMode="auto">
+                  <pic:spPr>
                     <a:xfrm>
                       <a:off x="0" y="0"/>
                       <a:ext cx="5934075" cy="3686175"/>
@@ -4013,11 +4417,11 @@
       <w:pPr>
         <w:keepLines/>
         <w:pBdr>
-          <w:top w:val="nil"/>
-          <w:left w:val="nil"/>
-          <w:bottom w:val="nil"/>
-          <w:right w:val="nil"/>
-          <w:between w:val="nil"/>
+          <w:top w:val="none" w:color="auto" w:sz="0" w:space="0"/>
+          <w:left w:val="none" w:color="auto" w:sz="0" w:space="0"/>
+          <w:bottom w:val="none" w:color="auto" w:sz="0" w:space="0"/>
+          <w:right w:val="none" w:color="auto" w:sz="0" w:space="0"/>
+          <w:between w:val="none" w:color="auto" w:sz="0" w:space="0"/>
         </w:pBdr>
         <w:spacing w:after="120"/>
         <w:ind w:left="720"/>
@@ -4031,13 +4435,18 @@
     </w:p>
     <w:p>
       <w:pPr>
+        <w:jc w:val="both"/>
+      </w:pPr>
+    </w:p>
+    <w:p>
+      <w:pPr>
         <w:keepLines/>
         <w:pBdr>
-          <w:top w:val="nil"/>
-          <w:left w:val="nil"/>
-          <w:bottom w:val="nil"/>
-          <w:right w:val="nil"/>
-          <w:between w:val="nil"/>
+          <w:top w:val="none" w:color="auto" w:sz="0" w:space="0"/>
+          <w:left w:val="none" w:color="auto" w:sz="0" w:space="0"/>
+          <w:bottom w:val="none" w:color="auto" w:sz="0" w:space="0"/>
+          <w:right w:val="none" w:color="auto" w:sz="0" w:space="0"/>
+          <w:between w:val="none" w:color="auto" w:sz="0" w:space="0"/>
         </w:pBdr>
         <w:spacing w:after="120"/>
         <w:ind w:left="720"/>
@@ -4051,117 +4460,7 @@
     </w:p>
     <w:p>
       <w:pPr>
-        <w:keepLines/>
-        <w:pBdr>
-          <w:top w:val="nil"/>
-          <w:left w:val="nil"/>
-          <w:bottom w:val="nil"/>
-          <w:right w:val="nil"/>
-          <w:between w:val="nil"/>
-        </w:pBdr>
-        <w:spacing w:after="120"/>
-        <w:ind w:left="720"/>
-        <w:jc w:val="center"/>
-        <w:rPr>
-          <w:color w:val="000000"/>
-          <w:sz w:val="24"/>
-          <w:szCs w:val="24"/>
-        </w:rPr>
-      </w:pPr>
-    </w:p>
-    <w:p>
-      <w:pPr>
-        <w:keepLines/>
-        <w:pBdr>
-          <w:top w:val="nil"/>
-          <w:left w:val="nil"/>
-          <w:bottom w:val="nil"/>
-          <w:right w:val="nil"/>
-          <w:between w:val="nil"/>
-        </w:pBdr>
-        <w:spacing w:after="120"/>
-        <w:ind w:left="720"/>
-        <w:jc w:val="center"/>
-        <w:rPr>
-          <w:color w:val="000000"/>
-          <w:sz w:val="24"/>
-          <w:szCs w:val="24"/>
-        </w:rPr>
-      </w:pPr>
-    </w:p>
-    <w:p>
-      <w:pPr>
-        <w:keepLines/>
-        <w:pBdr>
-          <w:top w:val="nil"/>
-          <w:left w:val="nil"/>
-          <w:bottom w:val="nil"/>
-          <w:right w:val="nil"/>
-          <w:between w:val="nil"/>
-        </w:pBdr>
-        <w:spacing w:after="120"/>
-        <w:ind w:left="720"/>
-        <w:jc w:val="center"/>
-        <w:rPr>
-          <w:color w:val="000000"/>
-          <w:sz w:val="24"/>
-          <w:szCs w:val="24"/>
-        </w:rPr>
-      </w:pPr>
-    </w:p>
-    <w:p>
-      <w:pPr>
-        <w:keepLines/>
-        <w:pBdr>
-          <w:top w:val="nil"/>
-          <w:left w:val="nil"/>
-          <w:bottom w:val="nil"/>
-          <w:right w:val="nil"/>
-          <w:between w:val="nil"/>
-        </w:pBdr>
-        <w:spacing w:after="120"/>
-        <w:ind w:left="720"/>
-        <w:jc w:val="center"/>
-        <w:rPr>
-          <w:color w:val="000000"/>
-          <w:sz w:val="24"/>
-          <w:szCs w:val="24"/>
-        </w:rPr>
-      </w:pPr>
-    </w:p>
-    <w:p>
-      <w:pPr>
-        <w:pStyle w:val="Ttulo2"/>
-      </w:pPr>
-    </w:p>
-    <w:p>
-      <w:pPr>
-        <w:jc w:val="center"/>
-      </w:pPr>
-    </w:p>
-    <w:p>
-      <w:pPr>
-        <w:keepLines/>
-        <w:pBdr>
-          <w:top w:val="nil"/>
-          <w:left w:val="nil"/>
-          <w:bottom w:val="nil"/>
-          <w:right w:val="nil"/>
-          <w:between w:val="nil"/>
-        </w:pBdr>
-        <w:spacing w:after="120"/>
-        <w:ind w:left="720"/>
-        <w:jc w:val="center"/>
-        <w:rPr>
-          <w:color w:val="000000"/>
-          <w:sz w:val="24"/>
-          <w:szCs w:val="24"/>
-        </w:rPr>
-      </w:pPr>
-    </w:p>
-    <w:p>
-      <w:pPr>
-        <w:pStyle w:val="Ttulo1"/>
+        <w:pStyle w:val="2"/>
         <w:numPr>
           <w:ilvl w:val="0"/>
           <w:numId w:val="1"/>
@@ -4173,26 +4472,74 @@
       <w:bookmarkEnd w:id="14"/>
       <w:r>
         <w:rPr>
-          <w:rFonts w:ascii="Times New Roman" w:eastAsia="Times New Roman" w:hAnsi="Times New Roman" w:cs="Times New Roman"/>
+          <w:rFonts w:ascii="Times New Roman" w:hAnsi="Times New Roman" w:eastAsia="Times New Roman" w:cs="Times New Roman"/>
         </w:rPr>
         <w:t>Visão de Implantação</w:t>
       </w:r>
     </w:p>
+    <w:p/>
     <w:p>
       <w:pPr>
         <w:jc w:val="center"/>
-      </w:pPr>
+        <w:rPr>
+          <w:rFonts w:hint="default"/>
+          <w:lang w:val="pt-BR"/>
+        </w:rPr>
+      </w:pPr>
+      <w:r>
+        <w:rPr>
+          <w:rFonts w:hint="default"/>
+          <w:lang w:val="pt-BR"/>
+        </w:rPr>
+        <w:drawing>
+          <wp:inline distT="0" distB="0" distL="114300" distR="114300">
+            <wp:extent cx="4457065" cy="4191000"/>
+            <wp:effectExtent l="0" t="0" r="635" b="0"/>
+            <wp:docPr id="6" name="Imagem 6" descr="Captura de tela 2026-10-27 155726"/>
+            <wp:cNvGraphicFramePr>
+              <a:graphicFrameLocks xmlns:a="http://schemas.openxmlformats.org/drawingml/2006/main" noChangeAspect="1"/>
+            </wp:cNvGraphicFramePr>
+            <a:graphic xmlns:a="http://schemas.openxmlformats.org/drawingml/2006/main">
+              <a:graphicData uri="http://schemas.openxmlformats.org/drawingml/2006/picture">
+                <pic:pic xmlns:pic="http://schemas.openxmlformats.org/drawingml/2006/picture">
+                  <pic:nvPicPr>
+                    <pic:cNvPr id="6" name="Imagem 6" descr="Captura de tela 2026-10-27 155726"/>
+                    <pic:cNvPicPr>
+                      <a:picLocks noChangeAspect="1"/>
+                    </pic:cNvPicPr>
+                  </pic:nvPicPr>
+                  <pic:blipFill>
+                    <a:blip r:embed="rId10"/>
+                    <a:stretch>
+                      <a:fillRect/>
+                    </a:stretch>
+                  </pic:blipFill>
+                  <pic:spPr>
+                    <a:xfrm>
+                      <a:off x="0" y="0"/>
+                      <a:ext cx="4457065" cy="4191000"/>
+                    </a:xfrm>
+                    <a:prstGeom prst="rect">
+                      <a:avLst/>
+                    </a:prstGeom>
+                  </pic:spPr>
+                </pic:pic>
+              </a:graphicData>
+            </a:graphic>
+          </wp:inline>
+        </w:drawing>
+      </w:r>
     </w:p>
     <w:p/>
     <w:p>
       <w:pPr>
         <w:keepLines/>
         <w:pBdr>
-          <w:top w:val="nil"/>
-          <w:left w:val="nil"/>
-          <w:bottom w:val="nil"/>
-          <w:right w:val="nil"/>
-          <w:between w:val="nil"/>
+          <w:top w:val="none" w:color="auto" w:sz="0" w:space="0"/>
+          <w:left w:val="none" w:color="auto" w:sz="0" w:space="0"/>
+          <w:bottom w:val="none" w:color="auto" w:sz="0" w:space="0"/>
+          <w:right w:val="none" w:color="auto" w:sz="0" w:space="0"/>
+          <w:between w:val="none" w:color="auto" w:sz="0" w:space="0"/>
         </w:pBdr>
         <w:spacing w:after="120"/>
         <w:ind w:left="720"/>
@@ -4211,64 +4558,112 @@
       </w:r>
     </w:p>
     <w:p/>
-    <w:p/>
-    <w:p/>
-    <w:p/>
-    <w:p/>
-    <w:p/>
-    <w:p/>
-    <w:p/>
-    <w:p/>
-    <w:p/>
-    <w:p>
-      <w:pPr>
-        <w:pStyle w:val="Ttulo1"/>
+    <w:p>
+      <w:pPr>
+        <w:pStyle w:val="2"/>
         <w:numPr>
           <w:ilvl w:val="0"/>
           <w:numId w:val="1"/>
         </w:numPr>
         <w:ind w:left="360" w:hanging="360"/>
         <w:jc w:val="both"/>
+        <w:rPr>
+          <w:rFonts w:hint="default"/>
+          <w:color w:val="000000"/>
+          <w:sz w:val="24"/>
+          <w:szCs w:val="24"/>
+          <w:lang w:val="pt-BR"/>
+        </w:rPr>
       </w:pPr>
       <w:bookmarkStart w:id="15" w:name="_h4nu597ybyje" w:colFirst="0" w:colLast="0"/>
       <w:bookmarkEnd w:id="15"/>
       <w:r>
         <w:rPr>
-          <w:rFonts w:ascii="Times New Roman" w:eastAsia="Times New Roman" w:hAnsi="Times New Roman" w:cs="Times New Roman"/>
+          <w:rFonts w:ascii="Times New Roman" w:hAnsi="Times New Roman" w:eastAsia="Times New Roman" w:cs="Times New Roman"/>
         </w:rPr>
         <w:t>Visão de Implementação</w:t>
       </w:r>
     </w:p>
-    <w:p/>
     <w:p>
       <w:pPr>
         <w:keepLines/>
         <w:pBdr>
-          <w:top w:val="nil"/>
-          <w:left w:val="nil"/>
-          <w:bottom w:val="nil"/>
-          <w:right w:val="nil"/>
-          <w:between w:val="nil"/>
+          <w:top w:val="none" w:color="auto" w:sz="0" w:space="0"/>
+          <w:left w:val="none" w:color="auto" w:sz="0" w:space="0"/>
+          <w:bottom w:val="none" w:color="auto" w:sz="0" w:space="0"/>
+          <w:right w:val="none" w:color="auto" w:sz="0" w:space="0"/>
+          <w:between w:val="none" w:color="auto" w:sz="0" w:space="0"/>
         </w:pBdr>
         <w:spacing w:after="120"/>
         <w:ind w:left="720"/>
         <w:jc w:val="center"/>
         <w:rPr>
-          <w:color w:val="000000"/>
-          <w:sz w:val="24"/>
-          <w:szCs w:val="24"/>
-        </w:rPr>
-      </w:pPr>
+          <w:rFonts w:hint="default"/>
+          <w:color w:val="000000"/>
+          <w:sz w:val="24"/>
+          <w:szCs w:val="24"/>
+          <w:lang w:val="pt-BR"/>
+        </w:rPr>
+      </w:pPr>
+      <w:r>
+        <w:rPr>
+          <w:rFonts w:hint="default"/>
+          <w:color w:val="000000"/>
+          <w:sz w:val="24"/>
+          <w:szCs w:val="24"/>
+          <w:lang w:val="pt-BR"/>
+        </w:rPr>
+        <w:drawing>
+          <wp:inline distT="0" distB="0" distL="114300" distR="114300">
+            <wp:extent cx="5562600" cy="4091305"/>
+            <wp:effectExtent l="0" t="0" r="0" b="4445"/>
+            <wp:docPr id="9" name="Imagem 9" descr="Captura de tela 2026-10-27 155718"/>
+            <wp:cNvGraphicFramePr>
+              <a:graphicFrameLocks xmlns:a="http://schemas.openxmlformats.org/drawingml/2006/main" noChangeAspect="1"/>
+            </wp:cNvGraphicFramePr>
+            <a:graphic xmlns:a="http://schemas.openxmlformats.org/drawingml/2006/main">
+              <a:graphicData uri="http://schemas.openxmlformats.org/drawingml/2006/picture">
+                <pic:pic xmlns:pic="http://schemas.openxmlformats.org/drawingml/2006/picture">
+                  <pic:nvPicPr>
+                    <pic:cNvPr id="9" name="Imagem 9" descr="Captura de tela 2026-10-27 155718"/>
+                    <pic:cNvPicPr>
+                      <a:picLocks noChangeAspect="1"/>
+                    </pic:cNvPicPr>
+                  </pic:nvPicPr>
+                  <pic:blipFill>
+                    <a:blip r:embed="rId11"/>
+                    <a:srcRect r="-309" b="24316"/>
+                    <a:stretch>
+                      <a:fillRect/>
+                    </a:stretch>
+                  </pic:blipFill>
+                  <pic:spPr>
+                    <a:xfrm>
+                      <a:off x="0" y="0"/>
+                      <a:ext cx="5562600" cy="4091305"/>
+                    </a:xfrm>
+                    <a:prstGeom prst="rect">
+                      <a:avLst/>
+                    </a:prstGeom>
+                  </pic:spPr>
+                </pic:pic>
+              </a:graphicData>
+            </a:graphic>
+          </wp:inline>
+        </w:drawing>
+      </w:r>
+      <w:bookmarkStart w:id="20" w:name="_GoBack"/>
+      <w:bookmarkEnd w:id="20"/>
     </w:p>
     <w:p>
       <w:pPr>
         <w:keepLines/>
         <w:pBdr>
-          <w:top w:val="nil"/>
-          <w:left w:val="nil"/>
-          <w:bottom w:val="nil"/>
-          <w:right w:val="nil"/>
-          <w:between w:val="nil"/>
+          <w:top w:val="none" w:color="auto" w:sz="0" w:space="0"/>
+          <w:left w:val="none" w:color="auto" w:sz="0" w:space="0"/>
+          <w:bottom w:val="none" w:color="auto" w:sz="0" w:space="0"/>
+          <w:right w:val="none" w:color="auto" w:sz="0" w:space="0"/>
+          <w:between w:val="none" w:color="auto" w:sz="0" w:space="0"/>
         </w:pBdr>
         <w:spacing w:after="120"/>
         <w:ind w:left="720"/>
@@ -4279,82 +4674,90 @@
           <w:szCs w:val="24"/>
         </w:rPr>
       </w:pPr>
+      <w:r>
+        <w:rPr>
+          <w:color w:val="000000"/>
+          <w:sz w:val="24"/>
+          <w:szCs w:val="24"/>
+        </w:rPr>
+        <w:t>Figura 4 – Diagrama de Diagrama de Componentes</w:t>
+      </w:r>
+    </w:p>
+    <w:p>
+      <w:pPr>
+        <w:jc w:val="center"/>
+        <w:rPr>
+          <w:rFonts w:hint="default"/>
+          <w:lang w:val="pt-BR"/>
+        </w:rPr>
+      </w:pPr>
+      <w:bookmarkStart w:id="16" w:name="_cmpcc63098lg" w:colFirst="0" w:colLast="0"/>
+      <w:bookmarkEnd w:id="16"/>
+      <w:r>
+        <w:rPr>
+          <w:rFonts w:hint="default"/>
+          <w:lang w:val="pt-BR"/>
+        </w:rPr>
+        <w:drawing>
+          <wp:inline distT="0" distB="0" distL="114300" distR="114300">
+            <wp:extent cx="5797550" cy="3003550"/>
+            <wp:effectExtent l="0" t="0" r="0" b="0"/>
+            <wp:docPr id="10" name="Imagem 10" descr="Captura de tela 2026-10-27 155709"/>
+            <wp:cNvGraphicFramePr>
+              <a:graphicFrameLocks xmlns:a="http://schemas.openxmlformats.org/drawingml/2006/main" noChangeAspect="1"/>
+            </wp:cNvGraphicFramePr>
+            <a:graphic xmlns:a="http://schemas.openxmlformats.org/drawingml/2006/main">
+              <a:graphicData uri="http://schemas.openxmlformats.org/drawingml/2006/picture">
+                <pic:pic xmlns:pic="http://schemas.openxmlformats.org/drawingml/2006/picture">
+                  <pic:nvPicPr>
+                    <pic:cNvPr id="10" name="Imagem 10" descr="Captura de tela 2026-10-27 155709"/>
+                    <pic:cNvPicPr>
+                      <a:picLocks noChangeAspect="1"/>
+                    </pic:cNvPicPr>
+                  </pic:nvPicPr>
+                  <pic:blipFill>
+                    <a:blip r:embed="rId12"/>
+                    <a:srcRect r="2426" b="26689"/>
+                    <a:stretch>
+                      <a:fillRect/>
+                    </a:stretch>
+                  </pic:blipFill>
+                  <pic:spPr>
+                    <a:xfrm>
+                      <a:off x="0" y="0"/>
+                      <a:ext cx="5797550" cy="3003550"/>
+                    </a:xfrm>
+                    <a:prstGeom prst="rect">
+                      <a:avLst/>
+                    </a:prstGeom>
+                  </pic:spPr>
+                </pic:pic>
+              </a:graphicData>
+            </a:graphic>
+          </wp:inline>
+        </w:drawing>
+      </w:r>
+    </w:p>
+    <w:p>
+      <w:pPr>
+        <w:jc w:val="center"/>
+      </w:pPr>
     </w:p>
     <w:p>
       <w:pPr>
         <w:keepLines/>
         <w:pBdr>
-          <w:top w:val="nil"/>
-          <w:left w:val="nil"/>
-          <w:bottom w:val="nil"/>
-          <w:right w:val="nil"/>
-          <w:between w:val="nil"/>
+          <w:top w:val="none" w:color="auto" w:sz="0" w:space="0"/>
+          <w:left w:val="none" w:color="auto" w:sz="0" w:space="0"/>
+          <w:bottom w:val="none" w:color="auto" w:sz="0" w:space="0"/>
+          <w:right w:val="none" w:color="auto" w:sz="0" w:space="0"/>
+          <w:between w:val="none" w:color="auto" w:sz="0" w:space="0"/>
         </w:pBdr>
         <w:spacing w:after="120"/>
         <w:ind w:left="720"/>
         <w:jc w:val="center"/>
         <w:rPr>
           <w:color w:val="000000"/>
-          <w:sz w:val="24"/>
-          <w:szCs w:val="24"/>
-        </w:rPr>
-      </w:pPr>
-      <w:r>
-        <w:rPr>
-          <w:color w:val="000000"/>
-          <w:sz w:val="24"/>
-          <w:szCs w:val="24"/>
-        </w:rPr>
-        <w:t>Figura 4 – Diagrama de Diagrama de Componentes</w:t>
-      </w:r>
-    </w:p>
-    <w:p>
-      <w:pPr>
-        <w:keepLines/>
-        <w:pBdr>
-          <w:top w:val="nil"/>
-          <w:left w:val="nil"/>
-          <w:bottom w:val="nil"/>
-          <w:right w:val="nil"/>
-          <w:between w:val="nil"/>
-        </w:pBdr>
-        <w:spacing w:after="120"/>
-        <w:ind w:left="720"/>
-        <w:jc w:val="center"/>
-        <w:rPr>
-          <w:color w:val="000000"/>
-          <w:sz w:val="24"/>
-          <w:szCs w:val="24"/>
-        </w:rPr>
-      </w:pPr>
-    </w:p>
-    <w:p>
-      <w:pPr>
-        <w:jc w:val="center"/>
-      </w:pPr>
-      <w:bookmarkStart w:id="16" w:name="_cmpcc63098lg" w:colFirst="0" w:colLast="0"/>
-      <w:bookmarkEnd w:id="16"/>
-    </w:p>
-    <w:p>
-      <w:pPr>
-        <w:jc w:val="center"/>
-      </w:pPr>
-    </w:p>
-    <w:p>
-      <w:pPr>
-        <w:keepLines/>
-        <w:pBdr>
-          <w:top w:val="nil"/>
-          <w:left w:val="nil"/>
-          <w:bottom w:val="nil"/>
-          <w:right w:val="nil"/>
-          <w:between w:val="nil"/>
-        </w:pBdr>
-        <w:spacing w:after="120"/>
-        <w:ind w:left="720"/>
-        <w:jc w:val="center"/>
-        <w:rPr>
-          <w:color w:val="000000"/>
         </w:rPr>
       </w:pPr>
       <w:r>
@@ -4369,7 +4772,7 @@
     <w:p/>
     <w:p>
       <w:pPr>
-        <w:pStyle w:val="Ttulo1"/>
+        <w:pStyle w:val="2"/>
         <w:numPr>
           <w:ilvl w:val="0"/>
           <w:numId w:val="1"/>
@@ -4381,9 +4784,8 @@
       <w:bookmarkEnd w:id="17"/>
       <w:r>
         <w:rPr>
-          <w:rFonts w:ascii="Times New Roman" w:eastAsia="Times New Roman" w:hAnsi="Times New Roman" w:cs="Times New Roman"/>
-        </w:rPr>
-        <w:lastRenderedPageBreak/>
+          <w:rFonts w:ascii="Times New Roman" w:hAnsi="Times New Roman" w:eastAsia="Times New Roman" w:cs="Times New Roman"/>
+        </w:rPr>
         <w:t xml:space="preserve">Visão de Dados </w:t>
       </w:r>
     </w:p>
@@ -4391,11 +4793,11 @@
       <w:pPr>
         <w:keepLines/>
         <w:pBdr>
-          <w:top w:val="nil"/>
-          <w:left w:val="nil"/>
-          <w:bottom w:val="nil"/>
-          <w:right w:val="nil"/>
-          <w:between w:val="nil"/>
+          <w:top w:val="none" w:color="auto" w:sz="0" w:space="0"/>
+          <w:left w:val="none" w:color="auto" w:sz="0" w:space="0"/>
+          <w:bottom w:val="none" w:color="auto" w:sz="0" w:space="0"/>
+          <w:right w:val="none" w:color="auto" w:sz="0" w:space="0"/>
+          <w:between w:val="none" w:color="auto" w:sz="0" w:space="0"/>
         </w:pBdr>
         <w:spacing w:after="120"/>
         <w:jc w:val="center"/>
@@ -4407,12 +4809,11 @@
       </w:pPr>
       <w:r>
         <w:rPr>
-          <w:noProof/>
           <w:sz w:val="24"/>
           <w:szCs w:val="24"/>
         </w:rPr>
         <w:drawing>
-          <wp:inline distT="114300" distB="114300" distL="114300" distR="114300" wp14:anchorId="085B99B6" wp14:editId="085B99B7">
+          <wp:inline distT="114300" distB="114300" distL="114300" distR="114300">
             <wp:extent cx="5943600" cy="5270500"/>
             <wp:effectExtent l="0" t="0" r="0" b="0"/>
             <wp:docPr id="3" name="image3.png"/>
@@ -4421,11 +4822,11 @@
               <a:graphicData uri="http://schemas.openxmlformats.org/drawingml/2006/picture">
                 <pic:pic xmlns:pic="http://schemas.openxmlformats.org/drawingml/2006/picture">
                   <pic:nvPicPr>
-                    <pic:cNvPr id="0" name="image3.png"/>
+                    <pic:cNvPr id="3" name="image3.png"/>
                     <pic:cNvPicPr preferRelativeResize="0"/>
                   </pic:nvPicPr>
                   <pic:blipFill>
-                    <a:blip r:embed="rId10"/>
+                    <a:blip r:embed="rId13"/>
                     <a:srcRect/>
                     <a:stretch>
                       <a:fillRect/>
@@ -4439,7 +4840,6 @@
                     <a:prstGeom prst="rect">
                       <a:avLst/>
                     </a:prstGeom>
-                    <a:ln/>
                   </pic:spPr>
                 </pic:pic>
               </a:graphicData>
@@ -4460,11 +4860,11 @@
       <w:pPr>
         <w:keepLines/>
         <w:pBdr>
-          <w:top w:val="nil"/>
-          <w:left w:val="nil"/>
-          <w:bottom w:val="nil"/>
-          <w:right w:val="nil"/>
-          <w:between w:val="nil"/>
+          <w:top w:val="none" w:color="auto" w:sz="0" w:space="0"/>
+          <w:left w:val="none" w:color="auto" w:sz="0" w:space="0"/>
+          <w:bottom w:val="none" w:color="auto" w:sz="0" w:space="0"/>
+          <w:right w:val="none" w:color="auto" w:sz="0" w:space="0"/>
+          <w:between w:val="none" w:color="auto" w:sz="0" w:space="0"/>
         </w:pBdr>
         <w:spacing w:after="120"/>
         <w:jc w:val="center"/>
@@ -4475,7 +4875,7 @@
     </w:p>
     <w:p>
       <w:pPr>
-        <w:pStyle w:val="Ttulo1"/>
+        <w:pStyle w:val="2"/>
         <w:numPr>
           <w:ilvl w:val="0"/>
           <w:numId w:val="1"/>
@@ -4483,14 +4883,14 @@
         <w:ind w:left="360" w:hanging="360"/>
         <w:jc w:val="both"/>
         <w:rPr>
-          <w:rFonts w:ascii="Times New Roman" w:eastAsia="Times New Roman" w:hAnsi="Times New Roman" w:cs="Times New Roman"/>
+          <w:rFonts w:ascii="Times New Roman" w:hAnsi="Times New Roman" w:eastAsia="Times New Roman" w:cs="Times New Roman"/>
         </w:rPr>
       </w:pPr>
       <w:bookmarkStart w:id="18" w:name="_q5ov3kye1q3m" w:colFirst="0" w:colLast="0"/>
       <w:bookmarkEnd w:id="18"/>
       <w:r>
         <w:rPr>
-          <w:rFonts w:ascii="Times New Roman" w:eastAsia="Times New Roman" w:hAnsi="Times New Roman" w:cs="Times New Roman"/>
+          <w:rFonts w:ascii="Times New Roman" w:hAnsi="Times New Roman" w:eastAsia="Times New Roman" w:cs="Times New Roman"/>
         </w:rPr>
         <w:t>Tamanho e Performance</w:t>
       </w:r>
@@ -4498,11 +4898,11 @@
     <w:p>
       <w:pPr>
         <w:pBdr>
-          <w:top w:val="nil"/>
-          <w:left w:val="nil"/>
-          <w:bottom w:val="nil"/>
-          <w:right w:val="nil"/>
-          <w:between w:val="nil"/>
+          <w:top w:val="none" w:color="auto" w:sz="0" w:space="0"/>
+          <w:left w:val="none" w:color="auto" w:sz="0" w:space="0"/>
+          <w:bottom w:val="none" w:color="auto" w:sz="0" w:space="0"/>
+          <w:right w:val="none" w:color="auto" w:sz="0" w:space="0"/>
+          <w:between w:val="none" w:color="auto" w:sz="0" w:space="0"/>
         </w:pBdr>
         <w:spacing w:after="120"/>
         <w:ind w:left="720"/>
@@ -4524,7 +4924,7 @@
     </w:p>
     <w:p>
       <w:pPr>
-        <w:pStyle w:val="Ttulo1"/>
+        <w:pStyle w:val="2"/>
         <w:numPr>
           <w:ilvl w:val="0"/>
           <w:numId w:val="1"/>
@@ -4532,14 +4932,14 @@
         <w:ind w:left="360" w:hanging="360"/>
         <w:jc w:val="both"/>
         <w:rPr>
-          <w:rFonts w:ascii="Times New Roman" w:eastAsia="Times New Roman" w:hAnsi="Times New Roman" w:cs="Times New Roman"/>
+          <w:rFonts w:ascii="Times New Roman" w:hAnsi="Times New Roman" w:eastAsia="Times New Roman" w:cs="Times New Roman"/>
         </w:rPr>
       </w:pPr>
       <w:bookmarkStart w:id="19" w:name="_7sjzd8x9jub" w:colFirst="0" w:colLast="0"/>
       <w:bookmarkEnd w:id="19"/>
       <w:r>
         <w:rPr>
-          <w:rFonts w:ascii="Times New Roman" w:eastAsia="Times New Roman" w:hAnsi="Times New Roman" w:cs="Times New Roman"/>
+          <w:rFonts w:ascii="Times New Roman" w:hAnsi="Times New Roman" w:eastAsia="Times New Roman" w:cs="Times New Roman"/>
         </w:rPr>
         <w:t>Qualidade</w:t>
       </w:r>
@@ -4547,11 +4947,11 @@
     <w:p>
       <w:pPr>
         <w:pBdr>
-          <w:top w:val="nil"/>
-          <w:left w:val="nil"/>
-          <w:bottom w:val="nil"/>
-          <w:right w:val="nil"/>
-          <w:between w:val="nil"/>
+          <w:top w:val="none" w:color="auto" w:sz="0" w:space="0"/>
+          <w:left w:val="none" w:color="auto" w:sz="0" w:space="0"/>
+          <w:bottom w:val="none" w:color="auto" w:sz="0" w:space="0"/>
+          <w:right w:val="none" w:color="auto" w:sz="0" w:space="0"/>
+          <w:between w:val="none" w:color="auto" w:sz="0" w:space="0"/>
         </w:pBdr>
         <w:spacing w:after="120"/>
         <w:ind w:left="720"/>
@@ -4570,57 +4970,43 @@
       </w:r>
     </w:p>
     <w:sectPr>
-      <w:headerReference w:type="default" r:id="rId11"/>
-      <w:footerReference w:type="default" r:id="rId12"/>
-      <w:headerReference w:type="first" r:id="rId13"/>
+      <w:headerReference r:id="rId5" w:type="first"/>
+      <w:headerReference r:id="rId4" w:type="default"/>
+      <w:footerReference r:id="rId6" w:type="default"/>
       <w:pgSz w:w="12240" w:h="15840"/>
       <w:pgMar w:top="1417" w:right="1440" w:bottom="1417" w:left="1440" w:header="720" w:footer="720" w:gutter="0"/>
-      <w:cols w:space="720"/>
+      <w:cols w:space="720" w:num="1"/>
     </w:sectPr>
   </w:body>
 </w:document>
 </file>
 
-<file path=word/endnotes.xml><?xml version="1.0" encoding="utf-8"?>
-<w:endnotes xmlns:wpc="http://schemas.microsoft.com/office/word/2010/wordprocessingCanvas" xmlns:cx="http://schemas.microsoft.com/office/drawing/2014/chartex" xmlns:cx1="http://schemas.microsoft.com/office/drawing/2015/9/8/chartex" xmlns:cx2="http://schemas.microsoft.com/office/drawing/2015/10/21/chartex" xmlns:cx3="http://schemas.microsoft.com/office/drawing/2016/5/9/chartex" xmlns:cx4="http://schemas.microsoft.com/office/drawing/2016/5/10/chartex" xmlns:cx5="http://schemas.microsoft.com/office/drawing/2016/5/11/chartex" xmlns:cx6="http://schemas.microsoft.com/office/drawing/2016/5/12/chartex" xmlns:cx7="http://schemas.microsoft.com/office/drawing/2016/5/13/chartex" xmlns:cx8="http://schemas.microsoft.com/office/drawing/2016/5/14/chartex" xmlns:mc="http://schemas.openxmlformats.org/markup-compatibility/2006" xmlns:aink="http://schemas.microsoft.com/office/drawing/2016/ink" xmlns:am3d="http://schemas.microsoft.com/office/drawing/2017/model3d" xmlns:o="urn:schemas-microsoft-com:office:office" xmlns:oel="http://schemas.microsoft.com/office/2019/extlst" xmlns:r="http://schemas.openxmlformats.org/officeDocument/2006/relationships" xmlns:m="http://schemas.openxmlformats.org/officeDocument/2006/math" xmlns:v="urn:schemas-microsoft-com:vml" xmlns:wp14="http://schemas.microsoft.com/office/word/2010/wordprocessingDrawing" xmlns:wp="http://schemas.openxmlformats.org/drawingml/2006/wordprocessingDrawing" xmlns:w10="urn:schemas-microsoft-com:office:word" xmlns:w="http://schemas.openxmlformats.org/wordprocessingml/2006/main" xmlns:w14="http://schemas.microsoft.com/office/word/2010/wordml" xmlns:w15="http://schemas.microsoft.com/office/word/2012/wordml" xmlns:w16cex="http://schemas.microsoft.com/office/word/2018/wordml/cex" xmlns:w16cid="http://schemas.microsoft.com/office/word/2016/wordml/cid" xmlns:w16="http://schemas.microsoft.com/office/word/2018/wordml" xmlns:w16du="http://schemas.microsoft.com/office/word/2023/wordml/word16du" xmlns:w16sdtdh="http://schemas.microsoft.com/office/word/2020/wordml/sdtdatahash" xmlns:w16sdtfl="http://schemas.microsoft.com/office/word/2024/wordml/sdtformatlock" xmlns:w16se="http://schemas.microsoft.com/office/word/2015/wordml/symex" xmlns:wpg="http://schemas.microsoft.com/office/word/2010/wordprocessingGroup" xmlns:wpi="http://schemas.microsoft.com/office/word/2010/wordprocessingInk" xmlns:wne="http://schemas.microsoft.com/office/word/2006/wordml" xmlns:wps="http://schemas.microsoft.com/office/word/2010/wordprocessingShape" mc:Ignorable="w14 w15 w16se w16cid w16 w16cex w16sdtdh w16sdtfl w16du wp14">
-  <w:endnote w:type="separator" w:id="-1">
-    <w:p>
-      <w:r>
-        <w:separator/>
-      </w:r>
-    </w:p>
-  </w:endnote>
-  <w:endnote w:type="continuationSeparator" w:id="0">
-    <w:p>
-      <w:r>
-        <w:continuationSeparator/>
-      </w:r>
-    </w:p>
-  </w:endnote>
-</w:endnotes>
-</file>
-
 <file path=word/footer1.xml><?xml version="1.0" encoding="utf-8"?>
-<w:ftr xmlns:wpc="http://schemas.microsoft.com/office/word/2010/wordprocessingCanvas" xmlns:cx="http://schemas.microsoft.com/office/drawing/2014/chartex" xmlns:cx1="http://schemas.microsoft.com/office/drawing/2015/9/8/chartex" xmlns:cx2="http://schemas.microsoft.com/office/drawing/2015/10/21/chartex" xmlns:cx3="http://schemas.microsoft.com/office/drawing/2016/5/9/chartex" xmlns:cx4="http://schemas.microsoft.com/office/drawing/2016/5/10/chartex" xmlns:cx5="http://schemas.microsoft.com/office/drawing/2016/5/11/chartex" xmlns:cx6="http://schemas.microsoft.com/office/drawing/2016/5/12/chartex" xmlns:cx7="http://schemas.microsoft.com/office/drawing/2016/5/13/chartex" xmlns:cx8="http://schemas.microsoft.com/office/drawing/2016/5/14/chartex" xmlns:mc="http://schemas.openxmlformats.org/markup-compatibility/2006" xmlns:aink="http://schemas.microsoft.com/office/drawing/2016/ink" xmlns:am3d="http://schemas.microsoft.com/office/drawing/2017/model3d" xmlns:o="urn:schemas-microsoft-com:office:office" xmlns:oel="http://schemas.microsoft.com/office/2019/extlst" xmlns:r="http://schemas.openxmlformats.org/officeDocument/2006/relationships" xmlns:m="http://schemas.openxmlformats.org/officeDocument/2006/math" xmlns:v="urn:schemas-microsoft-com:vml" xmlns:wp14="http://schemas.microsoft.com/office/word/2010/wordprocessingDrawing" xmlns:wp="http://schemas.openxmlformats.org/drawingml/2006/wordprocessingDrawing" xmlns:w10="urn:schemas-microsoft-com:office:word" xmlns:w="http://schemas.openxmlformats.org/wordprocessingml/2006/main" xmlns:w14="http://schemas.microsoft.com/office/word/2010/wordml" xmlns:w15="http://schemas.microsoft.com/office/word/2012/wordml" xmlns:w16cex="http://schemas.microsoft.com/office/word/2018/wordml/cex" xmlns:w16cid="http://schemas.microsoft.com/office/word/2016/wordml/cid" xmlns:w16="http://schemas.microsoft.com/office/word/2018/wordml" xmlns:w16du="http://schemas.microsoft.com/office/word/2023/wordml/word16du" xmlns:w16sdtdh="http://schemas.microsoft.com/office/word/2020/wordml/sdtdatahash" xmlns:w16sdtfl="http://schemas.microsoft.com/office/word/2024/wordml/sdtformatlock" xmlns:w16se="http://schemas.microsoft.com/office/word/2015/wordml/symex" xmlns:wpg="http://schemas.microsoft.com/office/word/2010/wordprocessingGroup" xmlns:wpi="http://schemas.microsoft.com/office/word/2010/wordprocessingInk" xmlns:wne="http://schemas.microsoft.com/office/word/2006/wordml" xmlns:wps="http://schemas.microsoft.com/office/word/2010/wordprocessingShape" mc:Ignorable="w14 w15 w16se w16cid w16 w16cex w16sdtdh w16sdtfl w16du wp14">
+<w:ftr xmlns:wpc="http://schemas.microsoft.com/office/word/2010/wordprocessingCanvas" xmlns:mc="http://schemas.openxmlformats.org/markup-compatibility/2006" xmlns:o="urn:schemas-microsoft-com:office:office" xmlns:r="http://schemas.openxmlformats.org/officeDocument/2006/relationships" xmlns:m="http://schemas.openxmlformats.org/officeDocument/2006/math" xmlns:v="urn:schemas-microsoft-com:vml" xmlns:wp14="http://schemas.microsoft.com/office/word/2010/wordprocessingDrawing" xmlns:wp="http://schemas.openxmlformats.org/drawingml/2006/wordprocessingDrawing" xmlns:w10="urn:schemas-microsoft-com:office:word" xmlns:w="http://schemas.openxmlformats.org/wordprocessingml/2006/main" xmlns:w14="http://schemas.microsoft.com/office/word/2010/wordml" xmlns:w15="http://schemas.microsoft.com/office/word/2012/wordml" xmlns:wpg="http://schemas.microsoft.com/office/word/2010/wordprocessingGroup" xmlns:wpi="http://schemas.microsoft.com/office/word/2010/wordprocessingInk" xmlns:wne="http://schemas.microsoft.com/office/word/2006/wordml" xmlns:wps="http://schemas.microsoft.com/office/word/2010/wordprocessingShape" xmlns:wpsCustomData="http://www.wps.cn/officeDocument/2013/wpsCustomData" mc:Ignorable="w14 w15 wp14">
   <w:p>
     <w:pPr>
       <w:pBdr>
-        <w:top w:val="nil"/>
-        <w:left w:val="nil"/>
-        <w:bottom w:val="nil"/>
-        <w:right w:val="nil"/>
-        <w:between w:val="nil"/>
+        <w:top w:val="none" w:color="auto" w:sz="0" w:space="0"/>
+        <w:left w:val="none" w:color="auto" w:sz="0" w:space="0"/>
+        <w:bottom w:val="none" w:color="auto" w:sz="0" w:space="0"/>
+        <w:right w:val="none" w:color="auto" w:sz="0" w:space="0"/>
+        <w:between w:val="none" w:color="auto" w:sz="0" w:space="0"/>
       </w:pBdr>
       <w:spacing w:line="276" w:lineRule="auto"/>
     </w:pPr>
   </w:p>
   <w:tbl>
     <w:tblPr>
-      <w:tblStyle w:val="a0"/>
+      <w:tblStyle w:val="16"/>
       <w:tblW w:w="9486" w:type="dxa"/>
       <w:tblInd w:w="0" w:type="dxa"/>
       <w:tblLayout w:type="fixed"/>
-      <w:tblLook w:val="0400" w:firstRow="0" w:lastRow="0" w:firstColumn="0" w:lastColumn="0" w:noHBand="0" w:noVBand="1"/>
+      <w:tblCellMar>
+        <w:top w:w="0" w:type="dxa"/>
+        <w:left w:w="115" w:type="dxa"/>
+        <w:bottom w:w="0" w:type="dxa"/>
+        <w:right w:w="115" w:type="dxa"/>
+      </w:tblCellMar>
     </w:tblPr>
     <w:tblGrid>
       <w:gridCol w:w="3162"/>
@@ -4628,6 +5014,14 @@
       <w:gridCol w:w="3162"/>
     </w:tblGrid>
     <w:tr>
+      <w:tblPrEx>
+        <w:tblCellMar>
+          <w:top w:w="0" w:type="dxa"/>
+          <w:left w:w="115" w:type="dxa"/>
+          <w:bottom w:w="0" w:type="dxa"/>
+          <w:right w:w="115" w:type="dxa"/>
+        </w:tblCellMar>
+      </w:tblPrEx>
       <w:tc>
         <w:tcPr>
           <w:tcW w:w="3162" w:type="dxa"/>
@@ -4666,44 +5060,30 @@
             <w:fldChar w:fldCharType="begin"/>
           </w:r>
           <w:r>
-            <w:instrText>PAGE</w:instrText>
+            <w:instrText xml:space="preserve">PAGE</w:instrText>
           </w:r>
           <w:r>
             <w:fldChar w:fldCharType="separate"/>
           </w:r>
           <w:r>
-            <w:rPr>
-              <w:noProof/>
-            </w:rPr>
             <w:t>2</w:t>
           </w:r>
           <w:r>
             <w:fldChar w:fldCharType="end"/>
           </w:r>
           <w:r>
-            <w:t xml:space="preserve"> </w:t>
-          </w:r>
-          <w:proofErr w:type="spellStart"/>
-          <w:r>
-            <w:t>of</w:t>
-          </w:r>
-          <w:proofErr w:type="spellEnd"/>
-          <w:r>
-            <w:t xml:space="preserve"> </w:t>
+            <w:t xml:space="preserve"> of </w:t>
           </w:r>
           <w:r>
             <w:fldChar w:fldCharType="begin"/>
           </w:r>
           <w:r>
-            <w:instrText>NUMPAGES</w:instrText>
+            <w:instrText xml:space="preserve">NUMPAGES</w:instrText>
           </w:r>
           <w:r>
             <w:fldChar w:fldCharType="separate"/>
           </w:r>
           <w:r>
-            <w:rPr>
-              <w:noProof/>
-            </w:rPr>
             <w:t>3</w:t>
           </w:r>
           <w:r>
@@ -4716,11 +5096,11 @@
   <w:p>
     <w:pPr>
       <w:pBdr>
-        <w:top w:val="nil"/>
-        <w:left w:val="nil"/>
-        <w:bottom w:val="nil"/>
-        <w:right w:val="nil"/>
-        <w:between w:val="nil"/>
+        <w:top w:val="none" w:color="auto" w:sz="0" w:space="0"/>
+        <w:left w:val="none" w:color="auto" w:sz="0" w:space="0"/>
+        <w:bottom w:val="none" w:color="auto" w:sz="0" w:space="0"/>
+        <w:right w:val="none" w:color="auto" w:sz="0" w:space="0"/>
+        <w:between w:val="none" w:color="auto" w:sz="0" w:space="0"/>
       </w:pBdr>
       <w:tabs>
         <w:tab w:val="center" w:pos="4320"/>
@@ -4734,27 +5114,8 @@
 </w:ftr>
 </file>
 
-<file path=word/footnotes.xml><?xml version="1.0" encoding="utf-8"?>
-<w:footnotes xmlns:wpc="http://schemas.microsoft.com/office/word/2010/wordprocessingCanvas" xmlns:cx="http://schemas.microsoft.com/office/drawing/2014/chartex" xmlns:cx1="http://schemas.microsoft.com/office/drawing/2015/9/8/chartex" xmlns:cx2="http://schemas.microsoft.com/office/drawing/2015/10/21/chartex" xmlns:cx3="http://schemas.microsoft.com/office/drawing/2016/5/9/chartex" xmlns:cx4="http://schemas.microsoft.com/office/drawing/2016/5/10/chartex" xmlns:cx5="http://schemas.microsoft.com/office/drawing/2016/5/11/chartex" xmlns:cx6="http://schemas.microsoft.com/office/drawing/2016/5/12/chartex" xmlns:cx7="http://schemas.microsoft.com/office/drawing/2016/5/13/chartex" xmlns:cx8="http://schemas.microsoft.com/office/drawing/2016/5/14/chartex" xmlns:mc="http://schemas.openxmlformats.org/markup-compatibility/2006" xmlns:aink="http://schemas.microsoft.com/office/drawing/2016/ink" xmlns:am3d="http://schemas.microsoft.com/office/drawing/2017/model3d" xmlns:o="urn:schemas-microsoft-com:office:office" xmlns:oel="http://schemas.microsoft.com/office/2019/extlst" xmlns:r="http://schemas.openxmlformats.org/officeDocument/2006/relationships" xmlns:m="http://schemas.openxmlformats.org/officeDocument/2006/math" xmlns:v="urn:schemas-microsoft-com:vml" xmlns:wp14="http://schemas.microsoft.com/office/word/2010/wordprocessingDrawing" xmlns:wp="http://schemas.openxmlformats.org/drawingml/2006/wordprocessingDrawing" xmlns:w10="urn:schemas-microsoft-com:office:word" xmlns:w="http://schemas.openxmlformats.org/wordprocessingml/2006/main" xmlns:w14="http://schemas.microsoft.com/office/word/2010/wordml" xmlns:w15="http://schemas.microsoft.com/office/word/2012/wordml" xmlns:w16cex="http://schemas.microsoft.com/office/word/2018/wordml/cex" xmlns:w16cid="http://schemas.microsoft.com/office/word/2016/wordml/cid" xmlns:w16="http://schemas.microsoft.com/office/word/2018/wordml" xmlns:w16du="http://schemas.microsoft.com/office/word/2023/wordml/word16du" xmlns:w16sdtdh="http://schemas.microsoft.com/office/word/2020/wordml/sdtdatahash" xmlns:w16sdtfl="http://schemas.microsoft.com/office/word/2024/wordml/sdtformatlock" xmlns:w16se="http://schemas.microsoft.com/office/word/2015/wordml/symex" xmlns:wpg="http://schemas.microsoft.com/office/word/2010/wordprocessingGroup" xmlns:wpi="http://schemas.microsoft.com/office/word/2010/wordprocessingInk" xmlns:wne="http://schemas.microsoft.com/office/word/2006/wordml" xmlns:wps="http://schemas.microsoft.com/office/word/2010/wordprocessingShape" mc:Ignorable="w14 w15 w16se w16cid w16 w16cex w16sdtdh w16sdtfl w16du wp14">
-  <w:footnote w:type="separator" w:id="-1">
-    <w:p>
-      <w:r>
-        <w:separator/>
-      </w:r>
-    </w:p>
-  </w:footnote>
-  <w:footnote w:type="continuationSeparator" w:id="0">
-    <w:p>
-      <w:r>
-        <w:continuationSeparator/>
-      </w:r>
-    </w:p>
-  </w:footnote>
-</w:footnotes>
-</file>
-
 <file path=word/header1.xml><?xml version="1.0" encoding="utf-8"?>
-<w:hdr xmlns:wpc="http://schemas.microsoft.com/office/word/2010/wordprocessingCanvas" xmlns:cx="http://schemas.microsoft.com/office/drawing/2014/chartex" xmlns:cx1="http://schemas.microsoft.com/office/drawing/2015/9/8/chartex" xmlns:cx2="http://schemas.microsoft.com/office/drawing/2015/10/21/chartex" xmlns:cx3="http://schemas.microsoft.com/office/drawing/2016/5/9/chartex" xmlns:cx4="http://schemas.microsoft.com/office/drawing/2016/5/10/chartex" xmlns:cx5="http://schemas.microsoft.com/office/drawing/2016/5/11/chartex" xmlns:cx6="http://schemas.microsoft.com/office/drawing/2016/5/12/chartex" xmlns:cx7="http://schemas.microsoft.com/office/drawing/2016/5/13/chartex" xmlns:cx8="http://schemas.microsoft.com/office/drawing/2016/5/14/chartex" xmlns:mc="http://schemas.openxmlformats.org/markup-compatibility/2006" xmlns:aink="http://schemas.microsoft.com/office/drawing/2016/ink" xmlns:am3d="http://schemas.microsoft.com/office/drawing/2017/model3d" xmlns:o="urn:schemas-microsoft-com:office:office" xmlns:oel="http://schemas.microsoft.com/office/2019/extlst" xmlns:r="http://schemas.openxmlformats.org/officeDocument/2006/relationships" xmlns:m="http://schemas.openxmlformats.org/officeDocument/2006/math" xmlns:v="urn:schemas-microsoft-com:vml" xmlns:wp14="http://schemas.microsoft.com/office/word/2010/wordprocessingDrawing" xmlns:wp="http://schemas.openxmlformats.org/drawingml/2006/wordprocessingDrawing" xmlns:w10="urn:schemas-microsoft-com:office:word" xmlns:w="http://schemas.openxmlformats.org/wordprocessingml/2006/main" xmlns:w14="http://schemas.microsoft.com/office/word/2010/wordml" xmlns:w15="http://schemas.microsoft.com/office/word/2012/wordml" xmlns:w16cex="http://schemas.microsoft.com/office/word/2018/wordml/cex" xmlns:w16cid="http://schemas.microsoft.com/office/word/2016/wordml/cid" xmlns:w16="http://schemas.microsoft.com/office/word/2018/wordml" xmlns:w16du="http://schemas.microsoft.com/office/word/2023/wordml/word16du" xmlns:w16sdtdh="http://schemas.microsoft.com/office/word/2020/wordml/sdtdatahash" xmlns:w16sdtfl="http://schemas.microsoft.com/office/word/2024/wordml/sdtformatlock" xmlns:w16se="http://schemas.microsoft.com/office/word/2015/wordml/symex" xmlns:wpg="http://schemas.microsoft.com/office/word/2010/wordprocessingGroup" xmlns:wpi="http://schemas.microsoft.com/office/word/2010/wordprocessingInk" xmlns:wne="http://schemas.microsoft.com/office/word/2006/wordml" xmlns:wps="http://schemas.microsoft.com/office/word/2010/wordprocessingShape" mc:Ignorable="w14 w15 w16se w16cid w16 w16cex w16sdtdh w16sdtfl w16du wp14">
+<w:hdr xmlns:wpc="http://schemas.microsoft.com/office/word/2010/wordprocessingCanvas" xmlns:mc="http://schemas.openxmlformats.org/markup-compatibility/2006" xmlns:o="urn:schemas-microsoft-com:office:office" xmlns:r="http://schemas.openxmlformats.org/officeDocument/2006/relationships" xmlns:m="http://schemas.openxmlformats.org/officeDocument/2006/math" xmlns:v="urn:schemas-microsoft-com:vml" xmlns:wp14="http://schemas.microsoft.com/office/word/2010/wordprocessingDrawing" xmlns:wp="http://schemas.openxmlformats.org/drawingml/2006/wordprocessingDrawing" xmlns:w10="urn:schemas-microsoft-com:office:word" xmlns:w="http://schemas.openxmlformats.org/wordprocessingml/2006/main" xmlns:w14="http://schemas.microsoft.com/office/word/2010/wordml" xmlns:w15="http://schemas.microsoft.com/office/word/2012/wordml" xmlns:wpg="http://schemas.microsoft.com/office/word/2010/wordprocessingGroup" xmlns:wpi="http://schemas.microsoft.com/office/word/2010/wordprocessingInk" xmlns:wne="http://schemas.microsoft.com/office/word/2006/wordml" xmlns:wps="http://schemas.microsoft.com/office/word/2010/wordprocessingShape" xmlns:wpsCustomData="http://www.wps.cn/officeDocument/2013/wpsCustomData" mc:Ignorable="w14 w15 wp14">
   <w:p>
     <w:pPr>
       <w:rPr>
@@ -4766,7 +5127,7 @@
   <w:p>
     <w:pPr>
       <w:pBdr>
-        <w:top w:val="single" w:sz="6" w:space="1" w:color="000000"/>
+        <w:top w:val="single" w:color="000000" w:sz="6" w:space="1"/>
       </w:pBdr>
       <w:rPr>
         <w:sz w:val="24"/>
@@ -4777,7 +5138,7 @@
   <w:p>
     <w:pPr>
       <w:pBdr>
-        <w:bottom w:val="single" w:sz="6" w:space="1" w:color="000000"/>
+        <w:bottom w:val="single" w:color="000000" w:sz="6" w:space="1"/>
       </w:pBdr>
       <w:jc w:val="right"/>
       <w:rPr>
@@ -4800,7 +5161,7 @@
   <w:p>
     <w:pPr>
       <w:pBdr>
-        <w:bottom w:val="single" w:sz="6" w:space="1" w:color="000000"/>
+        <w:bottom w:val="single" w:color="000000" w:sz="6" w:space="1"/>
       </w:pBdr>
       <w:jc w:val="right"/>
       <w:rPr>
@@ -4812,11 +5173,11 @@
   <w:p>
     <w:pPr>
       <w:pBdr>
-        <w:top w:val="nil"/>
-        <w:left w:val="nil"/>
-        <w:bottom w:val="nil"/>
-        <w:right w:val="nil"/>
-        <w:between w:val="nil"/>
+        <w:top w:val="none" w:color="auto" w:sz="0" w:space="0"/>
+        <w:left w:val="none" w:color="auto" w:sz="0" w:space="0"/>
+        <w:bottom w:val="none" w:color="auto" w:sz="0" w:space="0"/>
+        <w:right w:val="none" w:color="auto" w:sz="0" w:space="0"/>
+        <w:between w:val="none" w:color="auto" w:sz="0" w:space="0"/>
       </w:pBdr>
       <w:tabs>
         <w:tab w:val="center" w:pos="4320"/>
@@ -4831,15 +5192,15 @@
 </file>
 
 <file path=word/header2.xml><?xml version="1.0" encoding="utf-8"?>
-<w:hdr xmlns:wpc="http://schemas.microsoft.com/office/word/2010/wordprocessingCanvas" xmlns:cx="http://schemas.microsoft.com/office/drawing/2014/chartex" xmlns:cx1="http://schemas.microsoft.com/office/drawing/2015/9/8/chartex" xmlns:cx2="http://schemas.microsoft.com/office/drawing/2015/10/21/chartex" xmlns:cx3="http://schemas.microsoft.com/office/drawing/2016/5/9/chartex" xmlns:cx4="http://schemas.microsoft.com/office/drawing/2016/5/10/chartex" xmlns:cx5="http://schemas.microsoft.com/office/drawing/2016/5/11/chartex" xmlns:cx6="http://schemas.microsoft.com/office/drawing/2016/5/12/chartex" xmlns:cx7="http://schemas.microsoft.com/office/drawing/2016/5/13/chartex" xmlns:cx8="http://schemas.microsoft.com/office/drawing/2016/5/14/chartex" xmlns:mc="http://schemas.openxmlformats.org/markup-compatibility/2006" xmlns:aink="http://schemas.microsoft.com/office/drawing/2016/ink" xmlns:am3d="http://schemas.microsoft.com/office/drawing/2017/model3d" xmlns:o="urn:schemas-microsoft-com:office:office" xmlns:oel="http://schemas.microsoft.com/office/2019/extlst" xmlns:r="http://schemas.openxmlformats.org/officeDocument/2006/relationships" xmlns:m="http://schemas.openxmlformats.org/officeDocument/2006/math" xmlns:v="urn:schemas-microsoft-com:vml" xmlns:wp14="http://schemas.microsoft.com/office/word/2010/wordprocessingDrawing" xmlns:wp="http://schemas.openxmlformats.org/drawingml/2006/wordprocessingDrawing" xmlns:w10="urn:schemas-microsoft-com:office:word" xmlns:w="http://schemas.openxmlformats.org/wordprocessingml/2006/main" xmlns:w14="http://schemas.microsoft.com/office/word/2010/wordml" xmlns:w15="http://schemas.microsoft.com/office/word/2012/wordml" xmlns:w16cex="http://schemas.microsoft.com/office/word/2018/wordml/cex" xmlns:w16cid="http://schemas.microsoft.com/office/word/2016/wordml/cid" xmlns:w16="http://schemas.microsoft.com/office/word/2018/wordml" xmlns:w16du="http://schemas.microsoft.com/office/word/2023/wordml/word16du" xmlns:w16sdtdh="http://schemas.microsoft.com/office/word/2020/wordml/sdtdatahash" xmlns:w16sdtfl="http://schemas.microsoft.com/office/word/2024/wordml/sdtformatlock" xmlns:w16se="http://schemas.microsoft.com/office/word/2015/wordml/symex" xmlns:wpg="http://schemas.microsoft.com/office/word/2010/wordprocessingGroup" xmlns:wpi="http://schemas.microsoft.com/office/word/2010/wordprocessingInk" xmlns:wne="http://schemas.microsoft.com/office/word/2006/wordml" xmlns:wps="http://schemas.microsoft.com/office/word/2010/wordprocessingShape" mc:Ignorable="w14 w15 w16se w16cid w16 w16cex w16sdtdh w16sdtfl w16du wp14">
+<w:hdr xmlns:wpc="http://schemas.microsoft.com/office/word/2010/wordprocessingCanvas" xmlns:mc="http://schemas.openxmlformats.org/markup-compatibility/2006" xmlns:o="urn:schemas-microsoft-com:office:office" xmlns:r="http://schemas.openxmlformats.org/officeDocument/2006/relationships" xmlns:m="http://schemas.openxmlformats.org/officeDocument/2006/math" xmlns:v="urn:schemas-microsoft-com:vml" xmlns:wp14="http://schemas.microsoft.com/office/word/2010/wordprocessingDrawing" xmlns:wp="http://schemas.openxmlformats.org/drawingml/2006/wordprocessingDrawing" xmlns:w10="urn:schemas-microsoft-com:office:word" xmlns:w="http://schemas.openxmlformats.org/wordprocessingml/2006/main" xmlns:w14="http://schemas.microsoft.com/office/word/2010/wordml" xmlns:w15="http://schemas.microsoft.com/office/word/2012/wordml" xmlns:wpg="http://schemas.microsoft.com/office/word/2010/wordprocessingGroup" xmlns:wpi="http://schemas.microsoft.com/office/word/2010/wordprocessingInk" xmlns:wne="http://schemas.microsoft.com/office/word/2006/wordml" xmlns:wps="http://schemas.microsoft.com/office/word/2010/wordprocessingShape" xmlns:wpsCustomData="http://www.wps.cn/officeDocument/2013/wpsCustomData" mc:Ignorable="w14 w15 wp14">
   <w:p>
     <w:pPr>
       <w:pBdr>
-        <w:top w:val="nil"/>
-        <w:left w:val="nil"/>
-        <w:bottom w:val="nil"/>
-        <w:right w:val="nil"/>
-        <w:between w:val="nil"/>
+        <w:top w:val="none" w:color="auto" w:sz="0" w:space="0"/>
+        <w:left w:val="none" w:color="auto" w:sz="0" w:space="0"/>
+        <w:bottom w:val="none" w:color="auto" w:sz="0" w:space="0"/>
+        <w:right w:val="none" w:color="auto" w:sz="0" w:space="0"/>
+        <w:between w:val="none" w:color="auto" w:sz="0" w:space="0"/>
       </w:pBdr>
       <w:spacing w:line="276" w:lineRule="auto"/>
       <w:rPr>
@@ -4849,43 +5210,54 @@
   </w:p>
   <w:tbl>
     <w:tblPr>
-      <w:tblStyle w:val="a"/>
+      <w:tblStyle w:val="15"/>
       <w:tblW w:w="9558" w:type="dxa"/>
       <w:tblInd w:w="0" w:type="dxa"/>
       <w:tblLayout w:type="fixed"/>
-      <w:tblLook w:val="0400" w:firstRow="0" w:lastRow="0" w:firstColumn="0" w:lastColumn="0" w:noHBand="0" w:noVBand="1"/>
+      <w:tblCellMar>
+        <w:top w:w="0" w:type="dxa"/>
+        <w:left w:w="115" w:type="dxa"/>
+        <w:bottom w:w="0" w:type="dxa"/>
+        <w:right w:w="115" w:type="dxa"/>
+      </w:tblCellMar>
     </w:tblPr>
     <w:tblGrid>
       <w:gridCol w:w="6380"/>
       <w:gridCol w:w="3178"/>
     </w:tblGrid>
     <w:tr>
+      <w:tblPrEx>
+        <w:tblCellMar>
+          <w:top w:w="0" w:type="dxa"/>
+          <w:left w:w="115" w:type="dxa"/>
+          <w:bottom w:w="0" w:type="dxa"/>
+          <w:right w:w="115" w:type="dxa"/>
+        </w:tblCellMar>
+      </w:tblPrEx>
       <w:tc>
         <w:tcPr>
           <w:tcW w:w="6380" w:type="dxa"/>
           <w:tcBorders>
-            <w:top w:val="single" w:sz="6" w:space="0" w:color="000000"/>
-            <w:left w:val="single" w:sz="6" w:space="0" w:color="000000"/>
-            <w:bottom w:val="single" w:sz="6" w:space="0" w:color="000000"/>
-            <w:right w:val="single" w:sz="6" w:space="0" w:color="000000"/>
+            <w:top w:val="single" w:color="000000" w:sz="6" w:space="0"/>
+            <w:left w:val="single" w:color="000000" w:sz="6" w:space="0"/>
+            <w:bottom w:val="single" w:color="000000" w:sz="6" w:space="0"/>
+            <w:right w:val="single" w:color="000000" w:sz="6" w:space="0"/>
           </w:tcBorders>
         </w:tcPr>
         <w:p>
-          <w:proofErr w:type="spellStart"/>
           <w:r>
             <w:t>Bankai</w:t>
           </w:r>
-          <w:proofErr w:type="spellEnd"/>
         </w:p>
       </w:tc>
       <w:tc>
         <w:tcPr>
           <w:tcW w:w="3178" w:type="dxa"/>
           <w:tcBorders>
-            <w:top w:val="single" w:sz="6" w:space="0" w:color="000000"/>
-            <w:left w:val="single" w:sz="6" w:space="0" w:color="000000"/>
-            <w:bottom w:val="single" w:sz="6" w:space="0" w:color="000000"/>
-            <w:right w:val="single" w:sz="6" w:space="0" w:color="000000"/>
+            <w:top w:val="single" w:color="000000" w:sz="6" w:space="0"/>
+            <w:left w:val="single" w:color="000000" w:sz="6" w:space="0"/>
+            <w:bottom w:val="single" w:color="000000" w:sz="6" w:space="0"/>
+            <w:right w:val="single" w:color="000000" w:sz="6" w:space="0"/>
           </w:tcBorders>
         </w:tcPr>
         <w:p>
@@ -4897,26 +5269,28 @@
             <w:ind w:right="68"/>
           </w:pPr>
           <w:r>
-            <w:t xml:space="preserve">Versão: </w:t>
-          </w:r>
-          <w:r>
-            <w:t>2</w:t>
-          </w:r>
-          <w:r>
-            <w:t>.0</w:t>
+            <w:t>Versão: 2.0</w:t>
           </w:r>
         </w:p>
       </w:tc>
     </w:tr>
     <w:tr>
+      <w:tblPrEx>
+        <w:tblCellMar>
+          <w:top w:w="0" w:type="dxa"/>
+          <w:left w:w="115" w:type="dxa"/>
+          <w:bottom w:w="0" w:type="dxa"/>
+          <w:right w:w="115" w:type="dxa"/>
+        </w:tblCellMar>
+      </w:tblPrEx>
       <w:tc>
         <w:tcPr>
           <w:tcW w:w="6380" w:type="dxa"/>
           <w:tcBorders>
-            <w:top w:val="single" w:sz="6" w:space="0" w:color="000000"/>
-            <w:left w:val="single" w:sz="6" w:space="0" w:color="000000"/>
-            <w:bottom w:val="single" w:sz="6" w:space="0" w:color="000000"/>
-            <w:right w:val="single" w:sz="6" w:space="0" w:color="000000"/>
+            <w:top w:val="single" w:color="000000" w:sz="6" w:space="0"/>
+            <w:left w:val="single" w:color="000000" w:sz="6" w:space="0"/>
+            <w:bottom w:val="single" w:color="000000" w:sz="6" w:space="0"/>
+            <w:right w:val="single" w:color="000000" w:sz="6" w:space="0"/>
           </w:tcBorders>
         </w:tcPr>
         <w:p/>
@@ -4925,10 +5299,10 @@
         <w:tcPr>
           <w:tcW w:w="3178" w:type="dxa"/>
           <w:tcBorders>
-            <w:top w:val="single" w:sz="6" w:space="0" w:color="000000"/>
-            <w:left w:val="single" w:sz="6" w:space="0" w:color="000000"/>
-            <w:bottom w:val="single" w:sz="6" w:space="0" w:color="000000"/>
-            <w:right w:val="single" w:sz="6" w:space="0" w:color="000000"/>
+            <w:top w:val="single" w:color="000000" w:sz="6" w:space="0"/>
+            <w:left w:val="single" w:color="000000" w:sz="6" w:space="0"/>
+            <w:bottom w:val="single" w:color="000000" w:sz="6" w:space="0"/>
+            <w:right w:val="single" w:color="000000" w:sz="6" w:space="0"/>
           </w:tcBorders>
         </w:tcPr>
         <w:p>
@@ -4942,11 +5316,11 @@
   <w:p>
     <w:pPr>
       <w:pBdr>
-        <w:top w:val="nil"/>
-        <w:left w:val="nil"/>
-        <w:bottom w:val="nil"/>
-        <w:right w:val="nil"/>
-        <w:between w:val="nil"/>
+        <w:top w:val="none" w:color="auto" w:sz="0" w:space="0"/>
+        <w:left w:val="none" w:color="auto" w:sz="0" w:space="0"/>
+        <w:bottom w:val="none" w:color="auto" w:sz="0" w:space="0"/>
+        <w:right w:val="none" w:color="auto" w:sz="0" w:space="0"/>
+        <w:between w:val="none" w:color="auto" w:sz="0" w:space="0"/>
       </w:pBdr>
       <w:tabs>
         <w:tab w:val="center" w:pos="4320"/>
@@ -4961,18 +5335,18 @@
 </file>
 
 <file path=word/header3.xml><?xml version="1.0" encoding="utf-8"?>
-<w:hdr xmlns:wpc="http://schemas.microsoft.com/office/word/2010/wordprocessingCanvas" xmlns:cx="http://schemas.microsoft.com/office/drawing/2014/chartex" xmlns:cx1="http://schemas.microsoft.com/office/drawing/2015/9/8/chartex" xmlns:cx2="http://schemas.microsoft.com/office/drawing/2015/10/21/chartex" xmlns:cx3="http://schemas.microsoft.com/office/drawing/2016/5/9/chartex" xmlns:cx4="http://schemas.microsoft.com/office/drawing/2016/5/10/chartex" xmlns:cx5="http://schemas.microsoft.com/office/drawing/2016/5/11/chartex" xmlns:cx6="http://schemas.microsoft.com/office/drawing/2016/5/12/chartex" xmlns:cx7="http://schemas.microsoft.com/office/drawing/2016/5/13/chartex" xmlns:cx8="http://schemas.microsoft.com/office/drawing/2016/5/14/chartex" xmlns:mc="http://schemas.openxmlformats.org/markup-compatibility/2006" xmlns:aink="http://schemas.microsoft.com/office/drawing/2016/ink" xmlns:am3d="http://schemas.microsoft.com/office/drawing/2017/model3d" xmlns:o="urn:schemas-microsoft-com:office:office" xmlns:oel="http://schemas.microsoft.com/office/2019/extlst" xmlns:r="http://schemas.openxmlformats.org/officeDocument/2006/relationships" xmlns:m="http://schemas.openxmlformats.org/officeDocument/2006/math" xmlns:v="urn:schemas-microsoft-com:vml" xmlns:wp14="http://schemas.microsoft.com/office/word/2010/wordprocessingDrawing" xmlns:wp="http://schemas.openxmlformats.org/drawingml/2006/wordprocessingDrawing" xmlns:w10="urn:schemas-microsoft-com:office:word" xmlns:w="http://schemas.openxmlformats.org/wordprocessingml/2006/main" xmlns:w14="http://schemas.microsoft.com/office/word/2010/wordml" xmlns:w15="http://schemas.microsoft.com/office/word/2012/wordml" xmlns:w16cex="http://schemas.microsoft.com/office/word/2018/wordml/cex" xmlns:w16cid="http://schemas.microsoft.com/office/word/2016/wordml/cid" xmlns:w16="http://schemas.microsoft.com/office/word/2018/wordml" xmlns:w16du="http://schemas.microsoft.com/office/word/2023/wordml/word16du" xmlns:w16sdtdh="http://schemas.microsoft.com/office/word/2020/wordml/sdtdatahash" xmlns:w16sdtfl="http://schemas.microsoft.com/office/word/2024/wordml/sdtformatlock" xmlns:w16se="http://schemas.microsoft.com/office/word/2015/wordml/symex" xmlns:wpg="http://schemas.microsoft.com/office/word/2010/wordprocessingGroup" xmlns:wpi="http://schemas.microsoft.com/office/word/2010/wordprocessingInk" xmlns:wne="http://schemas.microsoft.com/office/word/2006/wordml" xmlns:wps="http://schemas.microsoft.com/office/word/2010/wordprocessingShape" mc:Ignorable="w14 w15 w16se w16cid w16 w16cex w16sdtdh w16sdtfl w16du wp14">
+<w:hdr xmlns:wpc="http://schemas.microsoft.com/office/word/2010/wordprocessingCanvas" xmlns:mc="http://schemas.openxmlformats.org/markup-compatibility/2006" xmlns:o="urn:schemas-microsoft-com:office:office" xmlns:r="http://schemas.openxmlformats.org/officeDocument/2006/relationships" xmlns:m="http://schemas.openxmlformats.org/officeDocument/2006/math" xmlns:v="urn:schemas-microsoft-com:vml" xmlns:wp14="http://schemas.microsoft.com/office/word/2010/wordprocessingDrawing" xmlns:wp="http://schemas.openxmlformats.org/drawingml/2006/wordprocessingDrawing" xmlns:w10="urn:schemas-microsoft-com:office:word" xmlns:w="http://schemas.openxmlformats.org/wordprocessingml/2006/main" xmlns:w14="http://schemas.microsoft.com/office/word/2010/wordml" xmlns:w15="http://schemas.microsoft.com/office/word/2012/wordml" xmlns:wpg="http://schemas.microsoft.com/office/word/2010/wordprocessingGroup" xmlns:wpi="http://schemas.microsoft.com/office/word/2010/wordprocessingInk" xmlns:wne="http://schemas.microsoft.com/office/word/2006/wordml" xmlns:wps="http://schemas.microsoft.com/office/word/2010/wordprocessingShape" xmlns:wpsCustomData="http://www.wps.cn/officeDocument/2013/wpsCustomData" mc:Ignorable="w14 w15 wp14">
   <w:p/>
 </w:hdr>
 </file>
 
 <file path=word/numbering.xml><?xml version="1.0" encoding="utf-8"?>
-<w:numbering xmlns:wpc="http://schemas.microsoft.com/office/word/2010/wordprocessingCanvas" xmlns:cx="http://schemas.microsoft.com/office/drawing/2014/chartex" xmlns:cx1="http://schemas.microsoft.com/office/drawing/2015/9/8/chartex" xmlns:cx2="http://schemas.microsoft.com/office/drawing/2015/10/21/chartex" xmlns:cx3="http://schemas.microsoft.com/office/drawing/2016/5/9/chartex" xmlns:cx4="http://schemas.microsoft.com/office/drawing/2016/5/10/chartex" xmlns:cx5="http://schemas.microsoft.com/office/drawing/2016/5/11/chartex" xmlns:cx6="http://schemas.microsoft.com/office/drawing/2016/5/12/chartex" xmlns:cx7="http://schemas.microsoft.com/office/drawing/2016/5/13/chartex" xmlns:cx8="http://schemas.microsoft.com/office/drawing/2016/5/14/chartex" xmlns:mc="http://schemas.openxmlformats.org/markup-compatibility/2006" xmlns:aink="http://schemas.microsoft.com/office/drawing/2016/ink" xmlns:am3d="http://schemas.microsoft.com/office/drawing/2017/model3d" xmlns:o="urn:schemas-microsoft-com:office:office" xmlns:oel="http://schemas.microsoft.com/office/2019/extlst" xmlns:r="http://schemas.openxmlformats.org/officeDocument/2006/relationships" xmlns:m="http://schemas.openxmlformats.org/officeDocument/2006/math" xmlns:v="urn:schemas-microsoft-com:vml" xmlns:wp14="http://schemas.microsoft.com/office/word/2010/wordprocessingDrawing" xmlns:wp="http://schemas.openxmlformats.org/drawingml/2006/wordprocessingDrawing" xmlns:w10="urn:schemas-microsoft-com:office:word" xmlns:w="http://schemas.openxmlformats.org/wordprocessingml/2006/main" xmlns:w14="http://schemas.microsoft.com/office/word/2010/wordml" xmlns:w15="http://schemas.microsoft.com/office/word/2012/wordml" xmlns:w16cex="http://schemas.microsoft.com/office/word/2018/wordml/cex" xmlns:w16cid="http://schemas.microsoft.com/office/word/2016/wordml/cid" xmlns:w16="http://schemas.microsoft.com/office/word/2018/wordml" xmlns:w16du="http://schemas.microsoft.com/office/word/2023/wordml/word16du" xmlns:w16sdtdh="http://schemas.microsoft.com/office/word/2020/wordml/sdtdatahash" xmlns:w16sdtfl="http://schemas.microsoft.com/office/word/2024/wordml/sdtformatlock" xmlns:w16se="http://schemas.microsoft.com/office/word/2015/wordml/symex" xmlns:wpg="http://schemas.microsoft.com/office/word/2010/wordprocessingGroup" xmlns:wpi="http://schemas.microsoft.com/office/word/2010/wordprocessingInk" xmlns:wne="http://schemas.microsoft.com/office/word/2006/wordml" xmlns:wps="http://schemas.microsoft.com/office/word/2010/wordprocessingShape" mc:Ignorable="w14 w15 w16se w16cid w16 w16cex w16sdtdh w16sdtfl w16du wp14">
-  <w:abstractNum w:abstractNumId="0" w15:restartNumberingAfterBreak="0">
+<w:numbering xmlns:wpc="http://schemas.microsoft.com/office/word/2010/wordprocessingCanvas" xmlns:mc="http://schemas.openxmlformats.org/markup-compatibility/2006" xmlns:o="urn:schemas-microsoft-com:office:office" xmlns:r="http://schemas.openxmlformats.org/officeDocument/2006/relationships" xmlns:m="http://schemas.openxmlformats.org/officeDocument/2006/math" xmlns:v="urn:schemas-microsoft-com:vml" xmlns:wp14="http://schemas.microsoft.com/office/word/2010/wordprocessingDrawing" xmlns:wp="http://schemas.openxmlformats.org/drawingml/2006/wordprocessingDrawing" xmlns:w10="urn:schemas-microsoft-com:office:word" xmlns:w="http://schemas.openxmlformats.org/wordprocessingml/2006/main" xmlns:w14="http://schemas.microsoft.com/office/word/2010/wordml" xmlns:wpg="http://schemas.microsoft.com/office/word/2010/wordprocessingGroup" xmlns:wpi="http://schemas.microsoft.com/office/word/2010/wordprocessingInk" xmlns:wne="http://schemas.microsoft.com/office/word/2006/wordml" xmlns:wps="http://schemas.microsoft.com/office/word/2010/wordprocessingShape" xmlns:wpsCustomData="http://www.wps.cn/officeDocument/2013/wpsCustomData" mc:Ignorable="w14 wp14">
+  <w:abstractNum w:abstractNumId="0">
     <w:nsid w:val="045D1482"/>
     <w:multiLevelType w:val="multilevel"/>
-    <w:tmpl w:val="D6B4325A"/>
-    <w:lvl w:ilvl="0">
+    <w:tmpl w:val="045D1482"/>
+    <w:lvl w:ilvl="0" w:tentative="0">
       <w:start w:val="1"/>
       <w:numFmt w:val="bullet"/>
       <w:lvlText w:val="●"/>
@@ -4981,10 +5355,10 @@
         <w:ind w:left="1440" w:hanging="360"/>
       </w:pPr>
       <w:rPr>
-        <w:rFonts w:ascii="Noto Sans Symbols" w:eastAsia="Noto Sans Symbols" w:hAnsi="Noto Sans Symbols" w:cs="Noto Sans Symbols"/>
-      </w:rPr>
-    </w:lvl>
-    <w:lvl w:ilvl="1">
+        <w:rFonts w:ascii="Noto Sans Symbols" w:hAnsi="Noto Sans Symbols" w:eastAsia="Noto Sans Symbols" w:cs="Noto Sans Symbols"/>
+      </w:rPr>
+    </w:lvl>
+    <w:lvl w:ilvl="1" w:tentative="0">
       <w:start w:val="1"/>
       <w:numFmt w:val="bullet"/>
       <w:lvlText w:val="o"/>
@@ -4993,10 +5367,10 @@
         <w:ind w:left="2160" w:hanging="360"/>
       </w:pPr>
       <w:rPr>
-        <w:rFonts w:ascii="Courier New" w:eastAsia="Courier New" w:hAnsi="Courier New" w:cs="Courier New"/>
-      </w:rPr>
-    </w:lvl>
-    <w:lvl w:ilvl="2">
+        <w:rFonts w:ascii="Courier New" w:hAnsi="Courier New" w:eastAsia="Courier New" w:cs="Courier New"/>
+      </w:rPr>
+    </w:lvl>
+    <w:lvl w:ilvl="2" w:tentative="0">
       <w:start w:val="1"/>
       <w:numFmt w:val="bullet"/>
       <w:lvlText w:val="▪"/>
@@ -5005,10 +5379,10 @@
         <w:ind w:left="2880" w:hanging="360"/>
       </w:pPr>
       <w:rPr>
-        <w:rFonts w:ascii="Noto Sans Symbols" w:eastAsia="Noto Sans Symbols" w:hAnsi="Noto Sans Symbols" w:cs="Noto Sans Symbols"/>
-      </w:rPr>
-    </w:lvl>
-    <w:lvl w:ilvl="3">
+        <w:rFonts w:ascii="Noto Sans Symbols" w:hAnsi="Noto Sans Symbols" w:eastAsia="Noto Sans Symbols" w:cs="Noto Sans Symbols"/>
+      </w:rPr>
+    </w:lvl>
+    <w:lvl w:ilvl="3" w:tentative="0">
       <w:start w:val="1"/>
       <w:numFmt w:val="bullet"/>
       <w:lvlText w:val="●"/>
@@ -5017,10 +5391,10 @@
         <w:ind w:left="3600" w:hanging="360"/>
       </w:pPr>
       <w:rPr>
-        <w:rFonts w:ascii="Noto Sans Symbols" w:eastAsia="Noto Sans Symbols" w:hAnsi="Noto Sans Symbols" w:cs="Noto Sans Symbols"/>
-      </w:rPr>
-    </w:lvl>
-    <w:lvl w:ilvl="4">
+        <w:rFonts w:ascii="Noto Sans Symbols" w:hAnsi="Noto Sans Symbols" w:eastAsia="Noto Sans Symbols" w:cs="Noto Sans Symbols"/>
+      </w:rPr>
+    </w:lvl>
+    <w:lvl w:ilvl="4" w:tentative="0">
       <w:start w:val="1"/>
       <w:numFmt w:val="bullet"/>
       <w:lvlText w:val="o"/>
@@ -5029,10 +5403,10 @@
         <w:ind w:left="4320" w:hanging="360"/>
       </w:pPr>
       <w:rPr>
-        <w:rFonts w:ascii="Courier New" w:eastAsia="Courier New" w:hAnsi="Courier New" w:cs="Courier New"/>
-      </w:rPr>
-    </w:lvl>
-    <w:lvl w:ilvl="5">
+        <w:rFonts w:ascii="Courier New" w:hAnsi="Courier New" w:eastAsia="Courier New" w:cs="Courier New"/>
+      </w:rPr>
+    </w:lvl>
+    <w:lvl w:ilvl="5" w:tentative="0">
       <w:start w:val="1"/>
       <w:numFmt w:val="bullet"/>
       <w:lvlText w:val="▪"/>
@@ -5041,10 +5415,10 @@
         <w:ind w:left="5040" w:hanging="360"/>
       </w:pPr>
       <w:rPr>
-        <w:rFonts w:ascii="Noto Sans Symbols" w:eastAsia="Noto Sans Symbols" w:hAnsi="Noto Sans Symbols" w:cs="Noto Sans Symbols"/>
-      </w:rPr>
-    </w:lvl>
-    <w:lvl w:ilvl="6">
+        <w:rFonts w:ascii="Noto Sans Symbols" w:hAnsi="Noto Sans Symbols" w:eastAsia="Noto Sans Symbols" w:cs="Noto Sans Symbols"/>
+      </w:rPr>
+    </w:lvl>
+    <w:lvl w:ilvl="6" w:tentative="0">
       <w:start w:val="1"/>
       <w:numFmt w:val="bullet"/>
       <w:lvlText w:val="●"/>
@@ -5053,10 +5427,10 @@
         <w:ind w:left="5760" w:hanging="360"/>
       </w:pPr>
       <w:rPr>
-        <w:rFonts w:ascii="Noto Sans Symbols" w:eastAsia="Noto Sans Symbols" w:hAnsi="Noto Sans Symbols" w:cs="Noto Sans Symbols"/>
-      </w:rPr>
-    </w:lvl>
-    <w:lvl w:ilvl="7">
+        <w:rFonts w:ascii="Noto Sans Symbols" w:hAnsi="Noto Sans Symbols" w:eastAsia="Noto Sans Symbols" w:cs="Noto Sans Symbols"/>
+      </w:rPr>
+    </w:lvl>
+    <w:lvl w:ilvl="7" w:tentative="0">
       <w:start w:val="1"/>
       <w:numFmt w:val="bullet"/>
       <w:lvlText w:val="o"/>
@@ -5065,10 +5439,10 @@
         <w:ind w:left="6480" w:hanging="360"/>
       </w:pPr>
       <w:rPr>
-        <w:rFonts w:ascii="Courier New" w:eastAsia="Courier New" w:hAnsi="Courier New" w:cs="Courier New"/>
-      </w:rPr>
-    </w:lvl>
-    <w:lvl w:ilvl="8">
+        <w:rFonts w:ascii="Courier New" w:hAnsi="Courier New" w:eastAsia="Courier New" w:cs="Courier New"/>
+      </w:rPr>
+    </w:lvl>
+    <w:lvl w:ilvl="8" w:tentative="0">
       <w:start w:val="1"/>
       <w:numFmt w:val="bullet"/>
       <w:lvlText w:val="▪"/>
@@ -5077,15 +5451,15 @@
         <w:ind w:left="7200" w:hanging="360"/>
       </w:pPr>
       <w:rPr>
-        <w:rFonts w:ascii="Noto Sans Symbols" w:eastAsia="Noto Sans Symbols" w:hAnsi="Noto Sans Symbols" w:cs="Noto Sans Symbols"/>
+        <w:rFonts w:ascii="Noto Sans Symbols" w:hAnsi="Noto Sans Symbols" w:eastAsia="Noto Sans Symbols" w:cs="Noto Sans Symbols"/>
       </w:rPr>
     </w:lvl>
   </w:abstractNum>
-  <w:abstractNum w:abstractNumId="1" w15:restartNumberingAfterBreak="0">
+  <w:abstractNum w:abstractNumId="1">
     <w:nsid w:val="21975984"/>
     <w:multiLevelType w:val="multilevel"/>
-    <w:tmpl w:val="DAF699B2"/>
-    <w:lvl w:ilvl="0">
+    <w:tmpl w:val="21975984"/>
+    <w:lvl w:ilvl="0" w:tentative="0">
       <w:start w:val="1"/>
       <w:numFmt w:val="bullet"/>
       <w:lvlText w:val="●"/>
@@ -5094,10 +5468,10 @@
         <w:ind w:left="1440" w:hanging="360"/>
       </w:pPr>
       <w:rPr>
-        <w:rFonts w:ascii="Noto Sans Symbols" w:eastAsia="Noto Sans Symbols" w:hAnsi="Noto Sans Symbols" w:cs="Noto Sans Symbols"/>
-      </w:rPr>
-    </w:lvl>
-    <w:lvl w:ilvl="1">
+        <w:rFonts w:ascii="Noto Sans Symbols" w:hAnsi="Noto Sans Symbols" w:eastAsia="Noto Sans Symbols" w:cs="Noto Sans Symbols"/>
+      </w:rPr>
+    </w:lvl>
+    <w:lvl w:ilvl="1" w:tentative="0">
       <w:start w:val="1"/>
       <w:numFmt w:val="bullet"/>
       <w:lvlText w:val="o"/>
@@ -5106,10 +5480,10 @@
         <w:ind w:left="2160" w:hanging="360"/>
       </w:pPr>
       <w:rPr>
-        <w:rFonts w:ascii="Courier New" w:eastAsia="Courier New" w:hAnsi="Courier New" w:cs="Courier New"/>
-      </w:rPr>
-    </w:lvl>
-    <w:lvl w:ilvl="2">
+        <w:rFonts w:ascii="Courier New" w:hAnsi="Courier New" w:eastAsia="Courier New" w:cs="Courier New"/>
+      </w:rPr>
+    </w:lvl>
+    <w:lvl w:ilvl="2" w:tentative="0">
       <w:start w:val="1"/>
       <w:numFmt w:val="bullet"/>
       <w:lvlText w:val="▪"/>
@@ -5118,10 +5492,10 @@
         <w:ind w:left="2880" w:hanging="360"/>
       </w:pPr>
       <w:rPr>
-        <w:rFonts w:ascii="Noto Sans Symbols" w:eastAsia="Noto Sans Symbols" w:hAnsi="Noto Sans Symbols" w:cs="Noto Sans Symbols"/>
-      </w:rPr>
-    </w:lvl>
-    <w:lvl w:ilvl="3">
+        <w:rFonts w:ascii="Noto Sans Symbols" w:hAnsi="Noto Sans Symbols" w:eastAsia="Noto Sans Symbols" w:cs="Noto Sans Symbols"/>
+      </w:rPr>
+    </w:lvl>
+    <w:lvl w:ilvl="3" w:tentative="0">
       <w:start w:val="1"/>
       <w:numFmt w:val="bullet"/>
       <w:lvlText w:val="●"/>
@@ -5130,10 +5504,10 @@
         <w:ind w:left="3600" w:hanging="360"/>
       </w:pPr>
       <w:rPr>
-        <w:rFonts w:ascii="Noto Sans Symbols" w:eastAsia="Noto Sans Symbols" w:hAnsi="Noto Sans Symbols" w:cs="Noto Sans Symbols"/>
-      </w:rPr>
-    </w:lvl>
-    <w:lvl w:ilvl="4">
+        <w:rFonts w:ascii="Noto Sans Symbols" w:hAnsi="Noto Sans Symbols" w:eastAsia="Noto Sans Symbols" w:cs="Noto Sans Symbols"/>
+      </w:rPr>
+    </w:lvl>
+    <w:lvl w:ilvl="4" w:tentative="0">
       <w:start w:val="1"/>
       <w:numFmt w:val="bullet"/>
       <w:lvlText w:val="o"/>
@@ -5142,10 +5516,10 @@
         <w:ind w:left="4320" w:hanging="360"/>
       </w:pPr>
       <w:rPr>
-        <w:rFonts w:ascii="Courier New" w:eastAsia="Courier New" w:hAnsi="Courier New" w:cs="Courier New"/>
-      </w:rPr>
-    </w:lvl>
-    <w:lvl w:ilvl="5">
+        <w:rFonts w:ascii="Courier New" w:hAnsi="Courier New" w:eastAsia="Courier New" w:cs="Courier New"/>
+      </w:rPr>
+    </w:lvl>
+    <w:lvl w:ilvl="5" w:tentative="0">
       <w:start w:val="1"/>
       <w:numFmt w:val="bullet"/>
       <w:lvlText w:val="▪"/>
@@ -5154,10 +5528,10 @@
         <w:ind w:left="5040" w:hanging="360"/>
       </w:pPr>
       <w:rPr>
-        <w:rFonts w:ascii="Noto Sans Symbols" w:eastAsia="Noto Sans Symbols" w:hAnsi="Noto Sans Symbols" w:cs="Noto Sans Symbols"/>
-      </w:rPr>
-    </w:lvl>
-    <w:lvl w:ilvl="6">
+        <w:rFonts w:ascii="Noto Sans Symbols" w:hAnsi="Noto Sans Symbols" w:eastAsia="Noto Sans Symbols" w:cs="Noto Sans Symbols"/>
+      </w:rPr>
+    </w:lvl>
+    <w:lvl w:ilvl="6" w:tentative="0">
       <w:start w:val="1"/>
       <w:numFmt w:val="bullet"/>
       <w:lvlText w:val="●"/>
@@ -5166,10 +5540,10 @@
         <w:ind w:left="5760" w:hanging="360"/>
       </w:pPr>
       <w:rPr>
-        <w:rFonts w:ascii="Noto Sans Symbols" w:eastAsia="Noto Sans Symbols" w:hAnsi="Noto Sans Symbols" w:cs="Noto Sans Symbols"/>
-      </w:rPr>
-    </w:lvl>
-    <w:lvl w:ilvl="7">
+        <w:rFonts w:ascii="Noto Sans Symbols" w:hAnsi="Noto Sans Symbols" w:eastAsia="Noto Sans Symbols" w:cs="Noto Sans Symbols"/>
+      </w:rPr>
+    </w:lvl>
+    <w:lvl w:ilvl="7" w:tentative="0">
       <w:start w:val="1"/>
       <w:numFmt w:val="bullet"/>
       <w:lvlText w:val="o"/>
@@ -5178,10 +5552,10 @@
         <w:ind w:left="6480" w:hanging="360"/>
       </w:pPr>
       <w:rPr>
-        <w:rFonts w:ascii="Courier New" w:eastAsia="Courier New" w:hAnsi="Courier New" w:cs="Courier New"/>
-      </w:rPr>
-    </w:lvl>
-    <w:lvl w:ilvl="8">
+        <w:rFonts w:ascii="Courier New" w:hAnsi="Courier New" w:eastAsia="Courier New" w:cs="Courier New"/>
+      </w:rPr>
+    </w:lvl>
+    <w:lvl w:ilvl="8" w:tentative="0">
       <w:start w:val="1"/>
       <w:numFmt w:val="bullet"/>
       <w:lvlText w:val="▪"/>
@@ -5190,15 +5564,15 @@
         <w:ind w:left="7200" w:hanging="360"/>
       </w:pPr>
       <w:rPr>
-        <w:rFonts w:ascii="Noto Sans Symbols" w:eastAsia="Noto Sans Symbols" w:hAnsi="Noto Sans Symbols" w:cs="Noto Sans Symbols"/>
+        <w:rFonts w:ascii="Noto Sans Symbols" w:hAnsi="Noto Sans Symbols" w:eastAsia="Noto Sans Symbols" w:cs="Noto Sans Symbols"/>
       </w:rPr>
     </w:lvl>
   </w:abstractNum>
-  <w:abstractNum w:abstractNumId="2" w15:restartNumberingAfterBreak="0">
+  <w:abstractNum w:abstractNumId="2">
     <w:nsid w:val="3D0E7C0C"/>
     <w:multiLevelType w:val="multilevel"/>
-    <w:tmpl w:val="061E2F72"/>
-    <w:lvl w:ilvl="0">
+    <w:tmpl w:val="3D0E7C0C"/>
+    <w:lvl w:ilvl="0" w:tentative="0">
       <w:start w:val="1"/>
       <w:numFmt w:val="decimal"/>
       <w:lvlText w:val="%1."/>
@@ -5207,7 +5581,7 @@
         <w:ind w:left="0" w:firstLine="0"/>
       </w:pPr>
     </w:lvl>
-    <w:lvl w:ilvl="1">
+    <w:lvl w:ilvl="1" w:tentative="0">
       <w:start w:val="1"/>
       <w:numFmt w:val="decimal"/>
       <w:lvlText w:val="%1.%2"/>
@@ -5216,7 +5590,7 @@
         <w:ind w:left="0" w:firstLine="0"/>
       </w:pPr>
     </w:lvl>
-    <w:lvl w:ilvl="2">
+    <w:lvl w:ilvl="2" w:tentative="0">
       <w:start w:val="1"/>
       <w:numFmt w:val="decimal"/>
       <w:lvlText w:val="%1.%2.%3"/>
@@ -5225,7 +5599,7 @@
         <w:ind w:left="0" w:firstLine="0"/>
       </w:pPr>
     </w:lvl>
-    <w:lvl w:ilvl="3">
+    <w:lvl w:ilvl="3" w:tentative="0">
       <w:start w:val="1"/>
       <w:numFmt w:val="decimal"/>
       <w:lvlText w:val="%1.%2.%3.%4"/>
@@ -5234,7 +5608,7 @@
         <w:ind w:left="0" w:firstLine="0"/>
       </w:pPr>
     </w:lvl>
-    <w:lvl w:ilvl="4">
+    <w:lvl w:ilvl="4" w:tentative="0">
       <w:start w:val="1"/>
       <w:numFmt w:val="decimal"/>
       <w:lvlText w:val="%1.%2.%3.%4.%5"/>
@@ -5243,7 +5617,7 @@
         <w:ind w:left="0" w:firstLine="0"/>
       </w:pPr>
     </w:lvl>
-    <w:lvl w:ilvl="5">
+    <w:lvl w:ilvl="5" w:tentative="0">
       <w:start w:val="1"/>
       <w:numFmt w:val="decimal"/>
       <w:lvlText w:val="%1.%2.%3.%4.%5.%6"/>
@@ -5252,7 +5626,7 @@
         <w:ind w:left="0" w:firstLine="0"/>
       </w:pPr>
     </w:lvl>
-    <w:lvl w:ilvl="6">
+    <w:lvl w:ilvl="6" w:tentative="0">
       <w:start w:val="1"/>
       <w:numFmt w:val="decimal"/>
       <w:lvlText w:val="%1.%2.%3.%4.%5.%6.%7"/>
@@ -5261,7 +5635,7 @@
         <w:ind w:left="0" w:firstLine="0"/>
       </w:pPr>
     </w:lvl>
-    <w:lvl w:ilvl="7">
+    <w:lvl w:ilvl="7" w:tentative="0">
       <w:start w:val="1"/>
       <w:numFmt w:val="decimal"/>
       <w:lvlText w:val="%1.%2.%3.%4.%5.%6.%7.%8"/>
@@ -5270,7 +5644,7 @@
         <w:ind w:left="0" w:firstLine="0"/>
       </w:pPr>
     </w:lvl>
-    <w:lvl w:ilvl="8">
+    <w:lvl w:ilvl="8" w:tentative="0">
       <w:start w:val="1"/>
       <w:numFmt w:val="decimal"/>
       <w:lvlText w:val="%1.%2.%3.%4.%5.%6.%7.%8.%9"/>
@@ -5280,11 +5654,11 @@
       </w:pPr>
     </w:lvl>
   </w:abstractNum>
-  <w:abstractNum w:abstractNumId="3" w15:restartNumberingAfterBreak="0">
+  <w:abstractNum w:abstractNumId="3">
     <w:nsid w:val="53A94A3C"/>
     <w:multiLevelType w:val="multilevel"/>
-    <w:tmpl w:val="451CBA86"/>
-    <w:lvl w:ilvl="0">
+    <w:tmpl w:val="53A94A3C"/>
+    <w:lvl w:ilvl="0" w:tentative="0">
       <w:start w:val="1"/>
       <w:numFmt w:val="bullet"/>
       <w:lvlText w:val="●"/>
@@ -5293,10 +5667,10 @@
         <w:ind w:left="1440" w:hanging="360"/>
       </w:pPr>
       <w:rPr>
-        <w:rFonts w:ascii="Noto Sans Symbols" w:eastAsia="Noto Sans Symbols" w:hAnsi="Noto Sans Symbols" w:cs="Noto Sans Symbols"/>
-      </w:rPr>
-    </w:lvl>
-    <w:lvl w:ilvl="1">
+        <w:rFonts w:ascii="Noto Sans Symbols" w:hAnsi="Noto Sans Symbols" w:eastAsia="Noto Sans Symbols" w:cs="Noto Sans Symbols"/>
+      </w:rPr>
+    </w:lvl>
+    <w:lvl w:ilvl="1" w:tentative="0">
       <w:start w:val="1"/>
       <w:numFmt w:val="bullet"/>
       <w:lvlText w:val="o"/>
@@ -5305,10 +5679,10 @@
         <w:ind w:left="2160" w:hanging="360"/>
       </w:pPr>
       <w:rPr>
-        <w:rFonts w:ascii="Courier New" w:eastAsia="Courier New" w:hAnsi="Courier New" w:cs="Courier New"/>
-      </w:rPr>
-    </w:lvl>
-    <w:lvl w:ilvl="2">
+        <w:rFonts w:ascii="Courier New" w:hAnsi="Courier New" w:eastAsia="Courier New" w:cs="Courier New"/>
+      </w:rPr>
+    </w:lvl>
+    <w:lvl w:ilvl="2" w:tentative="0">
       <w:start w:val="1"/>
       <w:numFmt w:val="bullet"/>
       <w:lvlText w:val="▪"/>
@@ -5317,10 +5691,10 @@
         <w:ind w:left="2880" w:hanging="360"/>
       </w:pPr>
       <w:rPr>
-        <w:rFonts w:ascii="Noto Sans Symbols" w:eastAsia="Noto Sans Symbols" w:hAnsi="Noto Sans Symbols" w:cs="Noto Sans Symbols"/>
-      </w:rPr>
-    </w:lvl>
-    <w:lvl w:ilvl="3">
+        <w:rFonts w:ascii="Noto Sans Symbols" w:hAnsi="Noto Sans Symbols" w:eastAsia="Noto Sans Symbols" w:cs="Noto Sans Symbols"/>
+      </w:rPr>
+    </w:lvl>
+    <w:lvl w:ilvl="3" w:tentative="0">
       <w:start w:val="1"/>
       <w:numFmt w:val="bullet"/>
       <w:lvlText w:val="●"/>
@@ -5329,10 +5703,10 @@
         <w:ind w:left="3600" w:hanging="360"/>
       </w:pPr>
       <w:rPr>
-        <w:rFonts w:ascii="Noto Sans Symbols" w:eastAsia="Noto Sans Symbols" w:hAnsi="Noto Sans Symbols" w:cs="Noto Sans Symbols"/>
-      </w:rPr>
-    </w:lvl>
-    <w:lvl w:ilvl="4">
+        <w:rFonts w:ascii="Noto Sans Symbols" w:hAnsi="Noto Sans Symbols" w:eastAsia="Noto Sans Symbols" w:cs="Noto Sans Symbols"/>
+      </w:rPr>
+    </w:lvl>
+    <w:lvl w:ilvl="4" w:tentative="0">
       <w:start w:val="1"/>
       <w:numFmt w:val="bullet"/>
       <w:lvlText w:val="o"/>
@@ -5341,10 +5715,10 @@
         <w:ind w:left="4320" w:hanging="360"/>
       </w:pPr>
       <w:rPr>
-        <w:rFonts w:ascii="Courier New" w:eastAsia="Courier New" w:hAnsi="Courier New" w:cs="Courier New"/>
-      </w:rPr>
-    </w:lvl>
-    <w:lvl w:ilvl="5">
+        <w:rFonts w:ascii="Courier New" w:hAnsi="Courier New" w:eastAsia="Courier New" w:cs="Courier New"/>
+      </w:rPr>
+    </w:lvl>
+    <w:lvl w:ilvl="5" w:tentative="0">
       <w:start w:val="1"/>
       <w:numFmt w:val="bullet"/>
       <w:lvlText w:val="▪"/>
@@ -5353,10 +5727,10 @@
         <w:ind w:left="5040" w:hanging="360"/>
       </w:pPr>
       <w:rPr>
-        <w:rFonts w:ascii="Noto Sans Symbols" w:eastAsia="Noto Sans Symbols" w:hAnsi="Noto Sans Symbols" w:cs="Noto Sans Symbols"/>
-      </w:rPr>
-    </w:lvl>
-    <w:lvl w:ilvl="6">
+        <w:rFonts w:ascii="Noto Sans Symbols" w:hAnsi="Noto Sans Symbols" w:eastAsia="Noto Sans Symbols" w:cs="Noto Sans Symbols"/>
+      </w:rPr>
+    </w:lvl>
+    <w:lvl w:ilvl="6" w:tentative="0">
       <w:start w:val="1"/>
       <w:numFmt w:val="bullet"/>
       <w:lvlText w:val="●"/>
@@ -5365,10 +5739,10 @@
         <w:ind w:left="5760" w:hanging="360"/>
       </w:pPr>
       <w:rPr>
-        <w:rFonts w:ascii="Noto Sans Symbols" w:eastAsia="Noto Sans Symbols" w:hAnsi="Noto Sans Symbols" w:cs="Noto Sans Symbols"/>
-      </w:rPr>
-    </w:lvl>
-    <w:lvl w:ilvl="7">
+        <w:rFonts w:ascii="Noto Sans Symbols" w:hAnsi="Noto Sans Symbols" w:eastAsia="Noto Sans Symbols" w:cs="Noto Sans Symbols"/>
+      </w:rPr>
+    </w:lvl>
+    <w:lvl w:ilvl="7" w:tentative="0">
       <w:start w:val="1"/>
       <w:numFmt w:val="bullet"/>
       <w:lvlText w:val="o"/>
@@ -5377,10 +5751,10 @@
         <w:ind w:left="6480" w:hanging="360"/>
       </w:pPr>
       <w:rPr>
-        <w:rFonts w:ascii="Courier New" w:eastAsia="Courier New" w:hAnsi="Courier New" w:cs="Courier New"/>
-      </w:rPr>
-    </w:lvl>
-    <w:lvl w:ilvl="8">
+        <w:rFonts w:ascii="Courier New" w:hAnsi="Courier New" w:eastAsia="Courier New" w:cs="Courier New"/>
+      </w:rPr>
+    </w:lvl>
+    <w:lvl w:ilvl="8" w:tentative="0">
       <w:start w:val="1"/>
       <w:numFmt w:val="bullet"/>
       <w:lvlText w:val="▪"/>
@@ -5389,15 +5763,15 @@
         <w:ind w:left="7200" w:hanging="360"/>
       </w:pPr>
       <w:rPr>
-        <w:rFonts w:ascii="Noto Sans Symbols" w:eastAsia="Noto Sans Symbols" w:hAnsi="Noto Sans Symbols" w:cs="Noto Sans Symbols"/>
+        <w:rFonts w:ascii="Noto Sans Symbols" w:hAnsi="Noto Sans Symbols" w:eastAsia="Noto Sans Symbols" w:cs="Noto Sans Symbols"/>
       </w:rPr>
     </w:lvl>
   </w:abstractNum>
-  <w:abstractNum w:abstractNumId="4" w15:restartNumberingAfterBreak="0">
+  <w:abstractNum w:abstractNumId="4">
     <w:nsid w:val="55CB1426"/>
     <w:multiLevelType w:val="multilevel"/>
-    <w:tmpl w:val="6AF809A2"/>
-    <w:lvl w:ilvl="0">
+    <w:tmpl w:val="55CB1426"/>
+    <w:lvl w:ilvl="0" w:tentative="0">
       <w:start w:val="1"/>
       <w:numFmt w:val="bullet"/>
       <w:lvlText w:val="●"/>
@@ -5406,10 +5780,10 @@
         <w:ind w:left="1440" w:hanging="360"/>
       </w:pPr>
       <w:rPr>
-        <w:rFonts w:ascii="Noto Sans Symbols" w:eastAsia="Noto Sans Symbols" w:hAnsi="Noto Sans Symbols" w:cs="Noto Sans Symbols"/>
-      </w:rPr>
-    </w:lvl>
-    <w:lvl w:ilvl="1">
+        <w:rFonts w:ascii="Noto Sans Symbols" w:hAnsi="Noto Sans Symbols" w:eastAsia="Noto Sans Symbols" w:cs="Noto Sans Symbols"/>
+      </w:rPr>
+    </w:lvl>
+    <w:lvl w:ilvl="1" w:tentative="0">
       <w:start w:val="1"/>
       <w:numFmt w:val="bullet"/>
       <w:lvlText w:val="o"/>
@@ -5418,10 +5792,10 @@
         <w:ind w:left="2160" w:hanging="360"/>
       </w:pPr>
       <w:rPr>
-        <w:rFonts w:ascii="Courier New" w:eastAsia="Courier New" w:hAnsi="Courier New" w:cs="Courier New"/>
-      </w:rPr>
-    </w:lvl>
-    <w:lvl w:ilvl="2">
+        <w:rFonts w:ascii="Courier New" w:hAnsi="Courier New" w:eastAsia="Courier New" w:cs="Courier New"/>
+      </w:rPr>
+    </w:lvl>
+    <w:lvl w:ilvl="2" w:tentative="0">
       <w:start w:val="1"/>
       <w:numFmt w:val="bullet"/>
       <w:lvlText w:val="▪"/>
@@ -5430,10 +5804,10 @@
         <w:ind w:left="2880" w:hanging="360"/>
       </w:pPr>
       <w:rPr>
-        <w:rFonts w:ascii="Noto Sans Symbols" w:eastAsia="Noto Sans Symbols" w:hAnsi="Noto Sans Symbols" w:cs="Noto Sans Symbols"/>
-      </w:rPr>
-    </w:lvl>
-    <w:lvl w:ilvl="3">
+        <w:rFonts w:ascii="Noto Sans Symbols" w:hAnsi="Noto Sans Symbols" w:eastAsia="Noto Sans Symbols" w:cs="Noto Sans Symbols"/>
+      </w:rPr>
+    </w:lvl>
+    <w:lvl w:ilvl="3" w:tentative="0">
       <w:start w:val="1"/>
       <w:numFmt w:val="bullet"/>
       <w:lvlText w:val="●"/>
@@ -5442,10 +5816,10 @@
         <w:ind w:left="3600" w:hanging="360"/>
       </w:pPr>
       <w:rPr>
-        <w:rFonts w:ascii="Noto Sans Symbols" w:eastAsia="Noto Sans Symbols" w:hAnsi="Noto Sans Symbols" w:cs="Noto Sans Symbols"/>
-      </w:rPr>
-    </w:lvl>
-    <w:lvl w:ilvl="4">
+        <w:rFonts w:ascii="Noto Sans Symbols" w:hAnsi="Noto Sans Symbols" w:eastAsia="Noto Sans Symbols" w:cs="Noto Sans Symbols"/>
+      </w:rPr>
+    </w:lvl>
+    <w:lvl w:ilvl="4" w:tentative="0">
       <w:start w:val="1"/>
       <w:numFmt w:val="bullet"/>
       <w:lvlText w:val="o"/>
@@ -5454,10 +5828,10 @@
         <w:ind w:left="4320" w:hanging="360"/>
       </w:pPr>
       <w:rPr>
-        <w:rFonts w:ascii="Courier New" w:eastAsia="Courier New" w:hAnsi="Courier New" w:cs="Courier New"/>
-      </w:rPr>
-    </w:lvl>
-    <w:lvl w:ilvl="5">
+        <w:rFonts w:ascii="Courier New" w:hAnsi="Courier New" w:eastAsia="Courier New" w:cs="Courier New"/>
+      </w:rPr>
+    </w:lvl>
+    <w:lvl w:ilvl="5" w:tentative="0">
       <w:start w:val="1"/>
       <w:numFmt w:val="bullet"/>
       <w:lvlText w:val="▪"/>
@@ -5466,10 +5840,10 @@
         <w:ind w:left="5040" w:hanging="360"/>
       </w:pPr>
       <w:rPr>
-        <w:rFonts w:ascii="Noto Sans Symbols" w:eastAsia="Noto Sans Symbols" w:hAnsi="Noto Sans Symbols" w:cs="Noto Sans Symbols"/>
-      </w:rPr>
-    </w:lvl>
-    <w:lvl w:ilvl="6">
+        <w:rFonts w:ascii="Noto Sans Symbols" w:hAnsi="Noto Sans Symbols" w:eastAsia="Noto Sans Symbols" w:cs="Noto Sans Symbols"/>
+      </w:rPr>
+    </w:lvl>
+    <w:lvl w:ilvl="6" w:tentative="0">
       <w:start w:val="1"/>
       <w:numFmt w:val="bullet"/>
       <w:lvlText w:val="●"/>
@@ -5478,10 +5852,10 @@
         <w:ind w:left="5760" w:hanging="360"/>
       </w:pPr>
       <w:rPr>
-        <w:rFonts w:ascii="Noto Sans Symbols" w:eastAsia="Noto Sans Symbols" w:hAnsi="Noto Sans Symbols" w:cs="Noto Sans Symbols"/>
-      </w:rPr>
-    </w:lvl>
-    <w:lvl w:ilvl="7">
+        <w:rFonts w:ascii="Noto Sans Symbols" w:hAnsi="Noto Sans Symbols" w:eastAsia="Noto Sans Symbols" w:cs="Noto Sans Symbols"/>
+      </w:rPr>
+    </w:lvl>
+    <w:lvl w:ilvl="7" w:tentative="0">
       <w:start w:val="1"/>
       <w:numFmt w:val="bullet"/>
       <w:lvlText w:val="o"/>
@@ -5490,10 +5864,10 @@
         <w:ind w:left="6480" w:hanging="360"/>
       </w:pPr>
       <w:rPr>
-        <w:rFonts w:ascii="Courier New" w:eastAsia="Courier New" w:hAnsi="Courier New" w:cs="Courier New"/>
-      </w:rPr>
-    </w:lvl>
-    <w:lvl w:ilvl="8">
+        <w:rFonts w:ascii="Courier New" w:hAnsi="Courier New" w:eastAsia="Courier New" w:cs="Courier New"/>
+      </w:rPr>
+    </w:lvl>
+    <w:lvl w:ilvl="8" w:tentative="0">
       <w:start w:val="1"/>
       <w:numFmt w:val="bullet"/>
       <w:lvlText w:val="▪"/>
@@ -5502,15 +5876,15 @@
         <w:ind w:left="7200" w:hanging="360"/>
       </w:pPr>
       <w:rPr>
-        <w:rFonts w:ascii="Noto Sans Symbols" w:eastAsia="Noto Sans Symbols" w:hAnsi="Noto Sans Symbols" w:cs="Noto Sans Symbols"/>
+        <w:rFonts w:ascii="Noto Sans Symbols" w:hAnsi="Noto Sans Symbols" w:eastAsia="Noto Sans Symbols" w:cs="Noto Sans Symbols"/>
       </w:rPr>
     </w:lvl>
   </w:abstractNum>
-  <w:abstractNum w:abstractNumId="5" w15:restartNumberingAfterBreak="0">
+  <w:abstractNum w:abstractNumId="5">
     <w:nsid w:val="6F8E7D27"/>
     <w:multiLevelType w:val="multilevel"/>
-    <w:tmpl w:val="3924ABE6"/>
-    <w:lvl w:ilvl="0">
+    <w:tmpl w:val="6F8E7D27"/>
+    <w:lvl w:ilvl="0" w:tentative="0">
       <w:start w:val="1"/>
       <w:numFmt w:val="bullet"/>
       <w:lvlText w:val="●"/>
@@ -5519,10 +5893,10 @@
         <w:ind w:left="1440" w:hanging="360"/>
       </w:pPr>
       <w:rPr>
-        <w:rFonts w:ascii="Noto Sans Symbols" w:eastAsia="Noto Sans Symbols" w:hAnsi="Noto Sans Symbols" w:cs="Noto Sans Symbols"/>
-      </w:rPr>
-    </w:lvl>
-    <w:lvl w:ilvl="1">
+        <w:rFonts w:ascii="Noto Sans Symbols" w:hAnsi="Noto Sans Symbols" w:eastAsia="Noto Sans Symbols" w:cs="Noto Sans Symbols"/>
+      </w:rPr>
+    </w:lvl>
+    <w:lvl w:ilvl="1" w:tentative="0">
       <w:start w:val="1"/>
       <w:numFmt w:val="bullet"/>
       <w:lvlText w:val="o"/>
@@ -5531,10 +5905,10 @@
         <w:ind w:left="2160" w:hanging="360"/>
       </w:pPr>
       <w:rPr>
-        <w:rFonts w:ascii="Courier New" w:eastAsia="Courier New" w:hAnsi="Courier New" w:cs="Courier New"/>
-      </w:rPr>
-    </w:lvl>
-    <w:lvl w:ilvl="2">
+        <w:rFonts w:ascii="Courier New" w:hAnsi="Courier New" w:eastAsia="Courier New" w:cs="Courier New"/>
+      </w:rPr>
+    </w:lvl>
+    <w:lvl w:ilvl="2" w:tentative="0">
       <w:start w:val="1"/>
       <w:numFmt w:val="bullet"/>
       <w:lvlText w:val="▪"/>
@@ -5543,10 +5917,10 @@
         <w:ind w:left="2880" w:hanging="360"/>
       </w:pPr>
       <w:rPr>
-        <w:rFonts w:ascii="Noto Sans Symbols" w:eastAsia="Noto Sans Symbols" w:hAnsi="Noto Sans Symbols" w:cs="Noto Sans Symbols"/>
-      </w:rPr>
-    </w:lvl>
-    <w:lvl w:ilvl="3">
+        <w:rFonts w:ascii="Noto Sans Symbols" w:hAnsi="Noto Sans Symbols" w:eastAsia="Noto Sans Symbols" w:cs="Noto Sans Symbols"/>
+      </w:rPr>
+    </w:lvl>
+    <w:lvl w:ilvl="3" w:tentative="0">
       <w:start w:val="1"/>
       <w:numFmt w:val="bullet"/>
       <w:lvlText w:val="●"/>
@@ -5555,10 +5929,10 @@
         <w:ind w:left="3600" w:hanging="360"/>
       </w:pPr>
       <w:rPr>
-        <w:rFonts w:ascii="Noto Sans Symbols" w:eastAsia="Noto Sans Symbols" w:hAnsi="Noto Sans Symbols" w:cs="Noto Sans Symbols"/>
-      </w:rPr>
-    </w:lvl>
-    <w:lvl w:ilvl="4">
+        <w:rFonts w:ascii="Noto Sans Symbols" w:hAnsi="Noto Sans Symbols" w:eastAsia="Noto Sans Symbols" w:cs="Noto Sans Symbols"/>
+      </w:rPr>
+    </w:lvl>
+    <w:lvl w:ilvl="4" w:tentative="0">
       <w:start w:val="1"/>
       <w:numFmt w:val="bullet"/>
       <w:lvlText w:val="o"/>
@@ -5567,10 +5941,10 @@
         <w:ind w:left="4320" w:hanging="360"/>
       </w:pPr>
       <w:rPr>
-        <w:rFonts w:ascii="Courier New" w:eastAsia="Courier New" w:hAnsi="Courier New" w:cs="Courier New"/>
-      </w:rPr>
-    </w:lvl>
-    <w:lvl w:ilvl="5">
+        <w:rFonts w:ascii="Courier New" w:hAnsi="Courier New" w:eastAsia="Courier New" w:cs="Courier New"/>
+      </w:rPr>
+    </w:lvl>
+    <w:lvl w:ilvl="5" w:tentative="0">
       <w:start w:val="1"/>
       <w:numFmt w:val="bullet"/>
       <w:lvlText w:val="▪"/>
@@ -5579,10 +5953,10 @@
         <w:ind w:left="5040" w:hanging="360"/>
       </w:pPr>
       <w:rPr>
-        <w:rFonts w:ascii="Noto Sans Symbols" w:eastAsia="Noto Sans Symbols" w:hAnsi="Noto Sans Symbols" w:cs="Noto Sans Symbols"/>
-      </w:rPr>
-    </w:lvl>
-    <w:lvl w:ilvl="6">
+        <w:rFonts w:ascii="Noto Sans Symbols" w:hAnsi="Noto Sans Symbols" w:eastAsia="Noto Sans Symbols" w:cs="Noto Sans Symbols"/>
+      </w:rPr>
+    </w:lvl>
+    <w:lvl w:ilvl="6" w:tentative="0">
       <w:start w:val="1"/>
       <w:numFmt w:val="bullet"/>
       <w:lvlText w:val="●"/>
@@ -5591,10 +5965,10 @@
         <w:ind w:left="5760" w:hanging="360"/>
       </w:pPr>
       <w:rPr>
-        <w:rFonts w:ascii="Noto Sans Symbols" w:eastAsia="Noto Sans Symbols" w:hAnsi="Noto Sans Symbols" w:cs="Noto Sans Symbols"/>
-      </w:rPr>
-    </w:lvl>
-    <w:lvl w:ilvl="7">
+        <w:rFonts w:ascii="Noto Sans Symbols" w:hAnsi="Noto Sans Symbols" w:eastAsia="Noto Sans Symbols" w:cs="Noto Sans Symbols"/>
+      </w:rPr>
+    </w:lvl>
+    <w:lvl w:ilvl="7" w:tentative="0">
       <w:start w:val="1"/>
       <w:numFmt w:val="bullet"/>
       <w:lvlText w:val="o"/>
@@ -5603,10 +5977,10 @@
         <w:ind w:left="6480" w:hanging="360"/>
       </w:pPr>
       <w:rPr>
-        <w:rFonts w:ascii="Courier New" w:eastAsia="Courier New" w:hAnsi="Courier New" w:cs="Courier New"/>
-      </w:rPr>
-    </w:lvl>
-    <w:lvl w:ilvl="8">
+        <w:rFonts w:ascii="Courier New" w:hAnsi="Courier New" w:eastAsia="Courier New" w:cs="Courier New"/>
+      </w:rPr>
+    </w:lvl>
+    <w:lvl w:ilvl="8" w:tentative="0">
       <w:start w:val="1"/>
       <w:numFmt w:val="bullet"/>
       <w:lvlText w:val="▪"/>
@@ -5615,15 +5989,15 @@
         <w:ind w:left="7200" w:hanging="360"/>
       </w:pPr>
       <w:rPr>
-        <w:rFonts w:ascii="Noto Sans Symbols" w:eastAsia="Noto Sans Symbols" w:hAnsi="Noto Sans Symbols" w:cs="Noto Sans Symbols"/>
+        <w:rFonts w:ascii="Noto Sans Symbols" w:hAnsi="Noto Sans Symbols" w:eastAsia="Noto Sans Symbols" w:cs="Noto Sans Symbols"/>
       </w:rPr>
     </w:lvl>
   </w:abstractNum>
-  <w:abstractNum w:abstractNumId="6" w15:restartNumberingAfterBreak="0">
+  <w:abstractNum w:abstractNumId="6">
     <w:nsid w:val="704021F9"/>
     <w:multiLevelType w:val="multilevel"/>
-    <w:tmpl w:val="21528CDE"/>
-    <w:lvl w:ilvl="0">
+    <w:tmpl w:val="704021F9"/>
+    <w:lvl w:ilvl="0" w:tentative="0">
       <w:start w:val="1"/>
       <w:numFmt w:val="bullet"/>
       <w:lvlText w:val="●"/>
@@ -5632,10 +6006,10 @@
         <w:ind w:left="1440" w:hanging="360"/>
       </w:pPr>
       <w:rPr>
-        <w:rFonts w:ascii="Noto Sans Symbols" w:eastAsia="Noto Sans Symbols" w:hAnsi="Noto Sans Symbols" w:cs="Noto Sans Symbols"/>
-      </w:rPr>
-    </w:lvl>
-    <w:lvl w:ilvl="1">
+        <w:rFonts w:ascii="Noto Sans Symbols" w:hAnsi="Noto Sans Symbols" w:eastAsia="Noto Sans Symbols" w:cs="Noto Sans Symbols"/>
+      </w:rPr>
+    </w:lvl>
+    <w:lvl w:ilvl="1" w:tentative="0">
       <w:start w:val="1"/>
       <w:numFmt w:val="bullet"/>
       <w:lvlText w:val="o"/>
@@ -5644,10 +6018,10 @@
         <w:ind w:left="2160" w:hanging="360"/>
       </w:pPr>
       <w:rPr>
-        <w:rFonts w:ascii="Courier New" w:eastAsia="Courier New" w:hAnsi="Courier New" w:cs="Courier New"/>
-      </w:rPr>
-    </w:lvl>
-    <w:lvl w:ilvl="2">
+        <w:rFonts w:ascii="Courier New" w:hAnsi="Courier New" w:eastAsia="Courier New" w:cs="Courier New"/>
+      </w:rPr>
+    </w:lvl>
+    <w:lvl w:ilvl="2" w:tentative="0">
       <w:start w:val="1"/>
       <w:numFmt w:val="bullet"/>
       <w:lvlText w:val="▪"/>
@@ -5656,10 +6030,10 @@
         <w:ind w:left="2880" w:hanging="360"/>
       </w:pPr>
       <w:rPr>
-        <w:rFonts w:ascii="Noto Sans Symbols" w:eastAsia="Noto Sans Symbols" w:hAnsi="Noto Sans Symbols" w:cs="Noto Sans Symbols"/>
-      </w:rPr>
-    </w:lvl>
-    <w:lvl w:ilvl="3">
+        <w:rFonts w:ascii="Noto Sans Symbols" w:hAnsi="Noto Sans Symbols" w:eastAsia="Noto Sans Symbols" w:cs="Noto Sans Symbols"/>
+      </w:rPr>
+    </w:lvl>
+    <w:lvl w:ilvl="3" w:tentative="0">
       <w:start w:val="1"/>
       <w:numFmt w:val="bullet"/>
       <w:lvlText w:val="●"/>
@@ -5668,10 +6042,10 @@
         <w:ind w:left="3600" w:hanging="360"/>
       </w:pPr>
       <w:rPr>
-        <w:rFonts w:ascii="Noto Sans Symbols" w:eastAsia="Noto Sans Symbols" w:hAnsi="Noto Sans Symbols" w:cs="Noto Sans Symbols"/>
-      </w:rPr>
-    </w:lvl>
-    <w:lvl w:ilvl="4">
+        <w:rFonts w:ascii="Noto Sans Symbols" w:hAnsi="Noto Sans Symbols" w:eastAsia="Noto Sans Symbols" w:cs="Noto Sans Symbols"/>
+      </w:rPr>
+    </w:lvl>
+    <w:lvl w:ilvl="4" w:tentative="0">
       <w:start w:val="1"/>
       <w:numFmt w:val="bullet"/>
       <w:lvlText w:val="o"/>
@@ -5680,10 +6054,10 @@
         <w:ind w:left="4320" w:hanging="360"/>
       </w:pPr>
       <w:rPr>
-        <w:rFonts w:ascii="Courier New" w:eastAsia="Courier New" w:hAnsi="Courier New" w:cs="Courier New"/>
-      </w:rPr>
-    </w:lvl>
-    <w:lvl w:ilvl="5">
+        <w:rFonts w:ascii="Courier New" w:hAnsi="Courier New" w:eastAsia="Courier New" w:cs="Courier New"/>
+      </w:rPr>
+    </w:lvl>
+    <w:lvl w:ilvl="5" w:tentative="0">
       <w:start w:val="1"/>
       <w:numFmt w:val="bullet"/>
       <w:lvlText w:val="▪"/>
@@ -5692,10 +6066,10 @@
         <w:ind w:left="5040" w:hanging="360"/>
       </w:pPr>
       <w:rPr>
-        <w:rFonts w:ascii="Noto Sans Symbols" w:eastAsia="Noto Sans Symbols" w:hAnsi="Noto Sans Symbols" w:cs="Noto Sans Symbols"/>
-      </w:rPr>
-    </w:lvl>
-    <w:lvl w:ilvl="6">
+        <w:rFonts w:ascii="Noto Sans Symbols" w:hAnsi="Noto Sans Symbols" w:eastAsia="Noto Sans Symbols" w:cs="Noto Sans Symbols"/>
+      </w:rPr>
+    </w:lvl>
+    <w:lvl w:ilvl="6" w:tentative="0">
       <w:start w:val="1"/>
       <w:numFmt w:val="bullet"/>
       <w:lvlText w:val="●"/>
@@ -5704,10 +6078,10 @@
         <w:ind w:left="5760" w:hanging="360"/>
       </w:pPr>
       <w:rPr>
-        <w:rFonts w:ascii="Noto Sans Symbols" w:eastAsia="Noto Sans Symbols" w:hAnsi="Noto Sans Symbols" w:cs="Noto Sans Symbols"/>
-      </w:rPr>
-    </w:lvl>
-    <w:lvl w:ilvl="7">
+        <w:rFonts w:ascii="Noto Sans Symbols" w:hAnsi="Noto Sans Symbols" w:eastAsia="Noto Sans Symbols" w:cs="Noto Sans Symbols"/>
+      </w:rPr>
+    </w:lvl>
+    <w:lvl w:ilvl="7" w:tentative="0">
       <w:start w:val="1"/>
       <w:numFmt w:val="bullet"/>
       <w:lvlText w:val="o"/>
@@ -5716,10 +6090,10 @@
         <w:ind w:left="6480" w:hanging="360"/>
       </w:pPr>
       <w:rPr>
-        <w:rFonts w:ascii="Courier New" w:eastAsia="Courier New" w:hAnsi="Courier New" w:cs="Courier New"/>
-      </w:rPr>
-    </w:lvl>
-    <w:lvl w:ilvl="8">
+        <w:rFonts w:ascii="Courier New" w:hAnsi="Courier New" w:eastAsia="Courier New" w:cs="Courier New"/>
+      </w:rPr>
+    </w:lvl>
+    <w:lvl w:ilvl="8" w:tentative="0">
       <w:start w:val="1"/>
       <w:numFmt w:val="bullet"/>
       <w:lvlText w:val="▪"/>
@@ -5728,15 +6102,15 @@
         <w:ind w:left="7200" w:hanging="360"/>
       </w:pPr>
       <w:rPr>
-        <w:rFonts w:ascii="Noto Sans Symbols" w:eastAsia="Noto Sans Symbols" w:hAnsi="Noto Sans Symbols" w:cs="Noto Sans Symbols"/>
+        <w:rFonts w:ascii="Noto Sans Symbols" w:hAnsi="Noto Sans Symbols" w:eastAsia="Noto Sans Symbols" w:cs="Noto Sans Symbols"/>
       </w:rPr>
     </w:lvl>
   </w:abstractNum>
-  <w:abstractNum w:abstractNumId="7" w15:restartNumberingAfterBreak="0">
+  <w:abstractNum w:abstractNumId="7">
     <w:nsid w:val="7BAC4355"/>
     <w:multiLevelType w:val="multilevel"/>
-    <w:tmpl w:val="CBA8990A"/>
-    <w:lvl w:ilvl="0">
+    <w:tmpl w:val="7BAC4355"/>
+    <w:lvl w:ilvl="0" w:tentative="0">
       <w:start w:val="1"/>
       <w:numFmt w:val="bullet"/>
       <w:lvlText w:val="●"/>
@@ -5745,10 +6119,10 @@
         <w:ind w:left="1440" w:hanging="360"/>
       </w:pPr>
       <w:rPr>
-        <w:rFonts w:ascii="Noto Sans Symbols" w:eastAsia="Noto Sans Symbols" w:hAnsi="Noto Sans Symbols" w:cs="Noto Sans Symbols"/>
-      </w:rPr>
-    </w:lvl>
-    <w:lvl w:ilvl="1">
+        <w:rFonts w:ascii="Noto Sans Symbols" w:hAnsi="Noto Sans Symbols" w:eastAsia="Noto Sans Symbols" w:cs="Noto Sans Symbols"/>
+      </w:rPr>
+    </w:lvl>
+    <w:lvl w:ilvl="1" w:tentative="0">
       <w:start w:val="1"/>
       <w:numFmt w:val="bullet"/>
       <w:lvlText w:val="o"/>
@@ -5757,10 +6131,10 @@
         <w:ind w:left="2160" w:hanging="360"/>
       </w:pPr>
       <w:rPr>
-        <w:rFonts w:ascii="Courier New" w:eastAsia="Courier New" w:hAnsi="Courier New" w:cs="Courier New"/>
-      </w:rPr>
-    </w:lvl>
-    <w:lvl w:ilvl="2">
+        <w:rFonts w:ascii="Courier New" w:hAnsi="Courier New" w:eastAsia="Courier New" w:cs="Courier New"/>
+      </w:rPr>
+    </w:lvl>
+    <w:lvl w:ilvl="2" w:tentative="0">
       <w:start w:val="1"/>
       <w:numFmt w:val="bullet"/>
       <w:lvlText w:val="▪"/>
@@ -5769,10 +6143,10 @@
         <w:ind w:left="2880" w:hanging="360"/>
       </w:pPr>
       <w:rPr>
-        <w:rFonts w:ascii="Noto Sans Symbols" w:eastAsia="Noto Sans Symbols" w:hAnsi="Noto Sans Symbols" w:cs="Noto Sans Symbols"/>
-      </w:rPr>
-    </w:lvl>
-    <w:lvl w:ilvl="3">
+        <w:rFonts w:ascii="Noto Sans Symbols" w:hAnsi="Noto Sans Symbols" w:eastAsia="Noto Sans Symbols" w:cs="Noto Sans Symbols"/>
+      </w:rPr>
+    </w:lvl>
+    <w:lvl w:ilvl="3" w:tentative="0">
       <w:start w:val="1"/>
       <w:numFmt w:val="bullet"/>
       <w:lvlText w:val="●"/>
@@ -5781,10 +6155,10 @@
         <w:ind w:left="3600" w:hanging="360"/>
       </w:pPr>
       <w:rPr>
-        <w:rFonts w:ascii="Noto Sans Symbols" w:eastAsia="Noto Sans Symbols" w:hAnsi="Noto Sans Symbols" w:cs="Noto Sans Symbols"/>
-      </w:rPr>
-    </w:lvl>
-    <w:lvl w:ilvl="4">
+        <w:rFonts w:ascii="Noto Sans Symbols" w:hAnsi="Noto Sans Symbols" w:eastAsia="Noto Sans Symbols" w:cs="Noto Sans Symbols"/>
+      </w:rPr>
+    </w:lvl>
+    <w:lvl w:ilvl="4" w:tentative="0">
       <w:start w:val="1"/>
       <w:numFmt w:val="bullet"/>
       <w:lvlText w:val="o"/>
@@ -5793,10 +6167,10 @@
         <w:ind w:left="4320" w:hanging="360"/>
       </w:pPr>
       <w:rPr>
-        <w:rFonts w:ascii="Courier New" w:eastAsia="Courier New" w:hAnsi="Courier New" w:cs="Courier New"/>
-      </w:rPr>
-    </w:lvl>
-    <w:lvl w:ilvl="5">
+        <w:rFonts w:ascii="Courier New" w:hAnsi="Courier New" w:eastAsia="Courier New" w:cs="Courier New"/>
+      </w:rPr>
+    </w:lvl>
+    <w:lvl w:ilvl="5" w:tentative="0">
       <w:start w:val="1"/>
       <w:numFmt w:val="bullet"/>
       <w:lvlText w:val="▪"/>
@@ -5805,10 +6179,10 @@
         <w:ind w:left="5040" w:hanging="360"/>
       </w:pPr>
       <w:rPr>
-        <w:rFonts w:ascii="Noto Sans Symbols" w:eastAsia="Noto Sans Symbols" w:hAnsi="Noto Sans Symbols" w:cs="Noto Sans Symbols"/>
-      </w:rPr>
-    </w:lvl>
-    <w:lvl w:ilvl="6">
+        <w:rFonts w:ascii="Noto Sans Symbols" w:hAnsi="Noto Sans Symbols" w:eastAsia="Noto Sans Symbols" w:cs="Noto Sans Symbols"/>
+      </w:rPr>
+    </w:lvl>
+    <w:lvl w:ilvl="6" w:tentative="0">
       <w:start w:val="1"/>
       <w:numFmt w:val="bullet"/>
       <w:lvlText w:val="●"/>
@@ -5817,10 +6191,10 @@
         <w:ind w:left="5760" w:hanging="360"/>
       </w:pPr>
       <w:rPr>
-        <w:rFonts w:ascii="Noto Sans Symbols" w:eastAsia="Noto Sans Symbols" w:hAnsi="Noto Sans Symbols" w:cs="Noto Sans Symbols"/>
-      </w:rPr>
-    </w:lvl>
-    <w:lvl w:ilvl="7">
+        <w:rFonts w:ascii="Noto Sans Symbols" w:hAnsi="Noto Sans Symbols" w:eastAsia="Noto Sans Symbols" w:cs="Noto Sans Symbols"/>
+      </w:rPr>
+    </w:lvl>
+    <w:lvl w:ilvl="7" w:tentative="0">
       <w:start w:val="1"/>
       <w:numFmt w:val="bullet"/>
       <w:lvlText w:val="o"/>
@@ -5829,10 +6203,10 @@
         <w:ind w:left="6480" w:hanging="360"/>
       </w:pPr>
       <w:rPr>
-        <w:rFonts w:ascii="Courier New" w:eastAsia="Courier New" w:hAnsi="Courier New" w:cs="Courier New"/>
-      </w:rPr>
-    </w:lvl>
-    <w:lvl w:ilvl="8">
+        <w:rFonts w:ascii="Courier New" w:hAnsi="Courier New" w:eastAsia="Courier New" w:cs="Courier New"/>
+      </w:rPr>
+    </w:lvl>
+    <w:lvl w:ilvl="8" w:tentative="0">
       <w:start w:val="1"/>
       <w:numFmt w:val="bullet"/>
       <w:lvlText w:val="▪"/>
@@ -5841,440 +6215,217 @@
         <w:ind w:left="7200" w:hanging="360"/>
       </w:pPr>
       <w:rPr>
-        <w:rFonts w:ascii="Noto Sans Symbols" w:eastAsia="Noto Sans Symbols" w:hAnsi="Noto Sans Symbols" w:cs="Noto Sans Symbols"/>
+        <w:rFonts w:ascii="Noto Sans Symbols" w:hAnsi="Noto Sans Symbols" w:eastAsia="Noto Sans Symbols" w:cs="Noto Sans Symbols"/>
       </w:rPr>
     </w:lvl>
   </w:abstractNum>
-  <w:num w:numId="1" w16cid:durableId="1501852429">
+  <w:num w:numId="1">
     <w:abstractNumId w:val="2"/>
   </w:num>
-  <w:num w:numId="2" w16cid:durableId="1104619009">
+  <w:num w:numId="2">
     <w:abstractNumId w:val="5"/>
   </w:num>
-  <w:num w:numId="3" w16cid:durableId="1909880829">
+  <w:num w:numId="3">
     <w:abstractNumId w:val="4"/>
   </w:num>
-  <w:num w:numId="4" w16cid:durableId="1143154115">
+  <w:num w:numId="4">
     <w:abstractNumId w:val="1"/>
   </w:num>
-  <w:num w:numId="5" w16cid:durableId="877669816">
+  <w:num w:numId="5">
     <w:abstractNumId w:val="6"/>
   </w:num>
-  <w:num w:numId="6" w16cid:durableId="2017608240">
+  <w:num w:numId="6">
     <w:abstractNumId w:val="3"/>
   </w:num>
-  <w:num w:numId="7" w16cid:durableId="2001543449">
+  <w:num w:numId="7">
+    <w:abstractNumId w:val="0"/>
+  </w:num>
+  <w:num w:numId="8">
     <w:abstractNumId w:val="7"/>
-  </w:num>
-  <w:num w:numId="8" w16cid:durableId="1224562202">
-    <w:abstractNumId w:val="0"/>
   </w:num>
 </w:numbering>
 </file>
 
 <file path=word/styles.xml><?xml version="1.0" encoding="utf-8"?>
-<w:styles xmlns:mc="http://schemas.openxmlformats.org/markup-compatibility/2006" xmlns:r="http://schemas.openxmlformats.org/officeDocument/2006/relationships" xmlns:w="http://schemas.openxmlformats.org/wordprocessingml/2006/main" xmlns:w14="http://schemas.microsoft.com/office/word/2010/wordml" xmlns:w15="http://schemas.microsoft.com/office/word/2012/wordml" xmlns:w16cex="http://schemas.microsoft.com/office/word/2018/wordml/cex" xmlns:w16cid="http://schemas.microsoft.com/office/word/2016/wordml/cid" xmlns:w16="http://schemas.microsoft.com/office/word/2018/wordml" xmlns:w16du="http://schemas.microsoft.com/office/word/2023/wordml/word16du" xmlns:w16sdtdh="http://schemas.microsoft.com/office/word/2020/wordml/sdtdatahash" xmlns:w16sdtfl="http://schemas.microsoft.com/office/word/2024/wordml/sdtformatlock" xmlns:w16se="http://schemas.microsoft.com/office/word/2015/wordml/symex" mc:Ignorable="w14 w15 w16se w16cid w16 w16cex w16sdtdh w16sdtfl w16du">
+<w:styles xmlns:mc="http://schemas.openxmlformats.org/markup-compatibility/2006" xmlns:o="urn:schemas-microsoft-com:office:office" xmlns:r="http://schemas.openxmlformats.org/officeDocument/2006/relationships" xmlns:m="http://schemas.openxmlformats.org/officeDocument/2006/math" xmlns:v="urn:schemas-microsoft-com:vml" xmlns:w="http://schemas.openxmlformats.org/wordprocessingml/2006/main" xmlns:w14="http://schemas.microsoft.com/office/word/2010/wordml" xmlns:w10="urn:schemas-microsoft-com:office:word" xmlns:sl="http://schemas.openxmlformats.org/schemaLibrary/2006/main" xmlns:wpsCustomData="http://www.wps.cn/officeDocument/2013/wpsCustomData" mc:Ignorable="w14">
   <w:docDefaults>
     <w:rPrDefault>
       <w:rPr>
-        <w:rFonts w:ascii="Times New Roman" w:eastAsia="Times New Roman" w:hAnsi="Times New Roman" w:cs="Times New Roman"/>
-        <w:lang w:val="pt-BR" w:eastAsia="pt-BR" w:bidi="ar-SA"/>
+        <w:rFonts w:ascii="Times New Roman" w:hAnsi="Times New Roman" w:eastAsia="Times New Roman" w:cs="Times New Roman"/>
       </w:rPr>
     </w:rPrDefault>
-    <w:pPrDefault>
-      <w:pPr>
-        <w:widowControl w:val="0"/>
-      </w:pPr>
-    </w:pPrDefault>
+    <w:pPrDefault/>
   </w:docDefaults>
-  <w:latentStyles w:defLockedState="0" w:defUIPriority="99" w:defSemiHidden="0" w:defUnhideWhenUsed="0" w:defQFormat="0" w:count="376">
-    <w:lsdException w:name="Normal" w:uiPriority="0" w:qFormat="1"/>
-    <w:lsdException w:name="heading 1" w:uiPriority="9" w:qFormat="1"/>
-    <w:lsdException w:name="heading 2" w:semiHidden="1" w:uiPriority="9" w:unhideWhenUsed="1" w:qFormat="1"/>
-    <w:lsdException w:name="heading 3" w:semiHidden="1" w:uiPriority="9" w:unhideWhenUsed="1" w:qFormat="1"/>
-    <w:lsdException w:name="heading 4" w:semiHidden="1" w:uiPriority="9" w:unhideWhenUsed="1" w:qFormat="1"/>
-    <w:lsdException w:name="heading 5" w:semiHidden="1" w:uiPriority="9" w:unhideWhenUsed="1" w:qFormat="1"/>
-    <w:lsdException w:name="heading 6" w:semiHidden="1" w:uiPriority="9" w:unhideWhenUsed="1" w:qFormat="1"/>
-    <w:lsdException w:name="heading 7" w:semiHidden="1" w:uiPriority="9" w:unhideWhenUsed="1" w:qFormat="1"/>
-    <w:lsdException w:name="heading 8" w:semiHidden="1" w:uiPriority="9" w:unhideWhenUsed="1" w:qFormat="1"/>
-    <w:lsdException w:name="heading 9" w:semiHidden="1" w:uiPriority="9" w:unhideWhenUsed="1" w:qFormat="1"/>
-    <w:lsdException w:name="index 1" w:semiHidden="1" w:unhideWhenUsed="1"/>
-    <w:lsdException w:name="index 2" w:semiHidden="1" w:unhideWhenUsed="1"/>
-    <w:lsdException w:name="index 3" w:semiHidden="1" w:unhideWhenUsed="1"/>
-    <w:lsdException w:name="index 4" w:semiHidden="1" w:unhideWhenUsed="1"/>
-    <w:lsdException w:name="index 5" w:semiHidden="1" w:unhideWhenUsed="1"/>
-    <w:lsdException w:name="index 6" w:semiHidden="1" w:unhideWhenUsed="1"/>
-    <w:lsdException w:name="index 7" w:semiHidden="1" w:unhideWhenUsed="1"/>
-    <w:lsdException w:name="index 8" w:semiHidden="1" w:unhideWhenUsed="1"/>
-    <w:lsdException w:name="index 9" w:semiHidden="1" w:unhideWhenUsed="1"/>
-    <w:lsdException w:name="toc 1" w:semiHidden="1" w:uiPriority="39" w:unhideWhenUsed="1"/>
-    <w:lsdException w:name="toc 2" w:semiHidden="1" w:uiPriority="39" w:unhideWhenUsed="1"/>
-    <w:lsdException w:name="toc 3" w:semiHidden="1" w:uiPriority="39" w:unhideWhenUsed="1"/>
-    <w:lsdException w:name="toc 4" w:semiHidden="1" w:uiPriority="39" w:unhideWhenUsed="1"/>
-    <w:lsdException w:name="toc 5" w:semiHidden="1" w:uiPriority="39" w:unhideWhenUsed="1"/>
-    <w:lsdException w:name="toc 6" w:semiHidden="1" w:uiPriority="39" w:unhideWhenUsed="1"/>
-    <w:lsdException w:name="toc 7" w:semiHidden="1" w:uiPriority="39" w:unhideWhenUsed="1"/>
-    <w:lsdException w:name="toc 8" w:semiHidden="1" w:uiPriority="39" w:unhideWhenUsed="1"/>
-    <w:lsdException w:name="toc 9" w:semiHidden="1" w:uiPriority="39" w:unhideWhenUsed="1"/>
-    <w:lsdException w:name="Normal Indent" w:semiHidden="1" w:unhideWhenUsed="1"/>
-    <w:lsdException w:name="footnote text" w:semiHidden="1" w:unhideWhenUsed="1"/>
-    <w:lsdException w:name="annotation text" w:semiHidden="1" w:unhideWhenUsed="1"/>
-    <w:lsdException w:name="header" w:semiHidden="1" w:unhideWhenUsed="1"/>
-    <w:lsdException w:name="footer" w:semiHidden="1" w:unhideWhenUsed="1"/>
-    <w:lsdException w:name="index heading" w:semiHidden="1" w:unhideWhenUsed="1"/>
-    <w:lsdException w:name="caption" w:semiHidden="1" w:uiPriority="35" w:unhideWhenUsed="1" w:qFormat="1"/>
-    <w:lsdException w:name="table of figures" w:semiHidden="1" w:unhideWhenUsed="1"/>
-    <w:lsdException w:name="envelope address" w:semiHidden="1" w:unhideWhenUsed="1"/>
-    <w:lsdException w:name="envelope return" w:semiHidden="1" w:unhideWhenUsed="1"/>
-    <w:lsdException w:name="footnote reference" w:semiHidden="1" w:unhideWhenUsed="1"/>
-    <w:lsdException w:name="annotation reference" w:semiHidden="1" w:unhideWhenUsed="1"/>
-    <w:lsdException w:name="line number" w:semiHidden="1" w:unhideWhenUsed="1"/>
-    <w:lsdException w:name="page number" w:semiHidden="1" w:unhideWhenUsed="1"/>
-    <w:lsdException w:name="endnote reference" w:semiHidden="1" w:unhideWhenUsed="1"/>
-    <w:lsdException w:name="endnote text" w:semiHidden="1" w:unhideWhenUsed="1"/>
-    <w:lsdException w:name="table of authorities" w:semiHidden="1" w:unhideWhenUsed="1"/>
-    <w:lsdException w:name="macro" w:semiHidden="1" w:unhideWhenUsed="1"/>
-    <w:lsdException w:name="toa heading" w:semiHidden="1" w:unhideWhenUsed="1"/>
-    <w:lsdException w:name="List" w:semiHidden="1" w:unhideWhenUsed="1"/>
-    <w:lsdException w:name="List Bullet" w:semiHidden="1" w:unhideWhenUsed="1"/>
-    <w:lsdException w:name="List Number" w:semiHidden="1" w:unhideWhenUsed="1"/>
-    <w:lsdException w:name="List 2" w:semiHidden="1" w:unhideWhenUsed="1"/>
-    <w:lsdException w:name="List 3" w:semiHidden="1" w:unhideWhenUsed="1"/>
-    <w:lsdException w:name="List 4" w:semiHidden="1" w:unhideWhenUsed="1"/>
-    <w:lsdException w:name="List 5" w:semiHidden="1" w:unhideWhenUsed="1"/>
-    <w:lsdException w:name="List Bullet 2" w:semiHidden="1" w:unhideWhenUsed="1"/>
-    <w:lsdException w:name="List Bullet 3" w:semiHidden="1" w:unhideWhenUsed="1"/>
-    <w:lsdException w:name="List Bullet 4" w:semiHidden="1" w:unhideWhenUsed="1"/>
-    <w:lsdException w:name="List Bullet 5" w:semiHidden="1" w:unhideWhenUsed="1"/>
-    <w:lsdException w:name="List Number 2" w:semiHidden="1" w:unhideWhenUsed="1"/>
-    <w:lsdException w:name="List Number 3" w:semiHidden="1" w:unhideWhenUsed="1"/>
-    <w:lsdException w:name="List Number 4" w:semiHidden="1" w:unhideWhenUsed="1"/>
-    <w:lsdException w:name="List Number 5" w:semiHidden="1" w:unhideWhenUsed="1"/>
-    <w:lsdException w:name="Title" w:uiPriority="10" w:qFormat="1"/>
-    <w:lsdException w:name="Closing" w:semiHidden="1" w:unhideWhenUsed="1"/>
-    <w:lsdException w:name="Signature" w:semiHidden="1" w:unhideWhenUsed="1"/>
-    <w:lsdException w:name="Default Paragraph Font" w:semiHidden="1" w:uiPriority="1" w:unhideWhenUsed="1"/>
-    <w:lsdException w:name="Body Text" w:semiHidden="1" w:unhideWhenUsed="1"/>
-    <w:lsdException w:name="Body Text Indent" w:semiHidden="1" w:unhideWhenUsed="1"/>
-    <w:lsdException w:name="List Continue" w:semiHidden="1" w:unhideWhenUsed="1"/>
-    <w:lsdException w:name="List Continue 2" w:semiHidden="1" w:unhideWhenUsed="1"/>
-    <w:lsdException w:name="List Continue 3" w:semiHidden="1" w:unhideWhenUsed="1"/>
-    <w:lsdException w:name="List Continue 4" w:semiHidden="1" w:unhideWhenUsed="1"/>
-    <w:lsdException w:name="List Continue 5" w:semiHidden="1" w:unhideWhenUsed="1"/>
-    <w:lsdException w:name="Message Header" w:semiHidden="1" w:unhideWhenUsed="1"/>
-    <w:lsdException w:name="Subtitle" w:uiPriority="11" w:qFormat="1"/>
-    <w:lsdException w:name="Salutation" w:semiHidden="1" w:unhideWhenUsed="1"/>
-    <w:lsdException w:name="Date" w:semiHidden="1" w:unhideWhenUsed="1"/>
-    <w:lsdException w:name="Body Text First Indent" w:semiHidden="1" w:unhideWhenUsed="1"/>
-    <w:lsdException w:name="Body Text First Indent 2" w:semiHidden="1" w:unhideWhenUsed="1"/>
-    <w:lsdException w:name="Note Heading" w:semiHidden="1" w:unhideWhenUsed="1"/>
-    <w:lsdException w:name="Body Text 2" w:semiHidden="1" w:unhideWhenUsed="1"/>
-    <w:lsdException w:name="Body Text 3" w:semiHidden="1" w:unhideWhenUsed="1"/>
-    <w:lsdException w:name="Body Text Indent 2" w:semiHidden="1" w:unhideWhenUsed="1"/>
-    <w:lsdException w:name="Body Text Indent 3" w:semiHidden="1" w:unhideWhenUsed="1"/>
-    <w:lsdException w:name="Block Text" w:semiHidden="1" w:unhideWhenUsed="1"/>
-    <w:lsdException w:name="Hyperlink" w:semiHidden="1" w:unhideWhenUsed="1"/>
-    <w:lsdException w:name="FollowedHyperlink" w:semiHidden="1" w:unhideWhenUsed="1"/>
-    <w:lsdException w:name="Strong" w:uiPriority="22" w:qFormat="1"/>
-    <w:lsdException w:name="Emphasis" w:uiPriority="20" w:qFormat="1"/>
-    <w:lsdException w:name="Document Map" w:semiHidden="1" w:unhideWhenUsed="1"/>
-    <w:lsdException w:name="Plain Text" w:semiHidden="1" w:unhideWhenUsed="1"/>
-    <w:lsdException w:name="E-mail Signature" w:semiHidden="1" w:unhideWhenUsed="1"/>
-    <w:lsdException w:name="HTML Top of Form" w:semiHidden="1" w:unhideWhenUsed="1"/>
-    <w:lsdException w:name="HTML Bottom of Form" w:semiHidden="1" w:unhideWhenUsed="1"/>
-    <w:lsdException w:name="Normal (Web)" w:semiHidden="1" w:unhideWhenUsed="1"/>
-    <w:lsdException w:name="HTML Acronym" w:semiHidden="1" w:unhideWhenUsed="1"/>
-    <w:lsdException w:name="HTML Address" w:semiHidden="1" w:unhideWhenUsed="1"/>
-    <w:lsdException w:name="HTML Cite" w:semiHidden="1" w:unhideWhenUsed="1"/>
-    <w:lsdException w:name="HTML Code" w:semiHidden="1" w:unhideWhenUsed="1"/>
-    <w:lsdException w:name="HTML Definition" w:semiHidden="1" w:unhideWhenUsed="1"/>
-    <w:lsdException w:name="HTML Keyboard" w:semiHidden="1" w:unhideWhenUsed="1"/>
-    <w:lsdException w:name="HTML Preformatted" w:semiHidden="1" w:unhideWhenUsed="1"/>
-    <w:lsdException w:name="HTML Sample" w:semiHidden="1" w:unhideWhenUsed="1"/>
-    <w:lsdException w:name="HTML Typewriter" w:semiHidden="1" w:unhideWhenUsed="1"/>
-    <w:lsdException w:name="HTML Variable" w:semiHidden="1" w:unhideWhenUsed="1"/>
-    <w:lsdException w:name="Normal Table" w:semiHidden="1" w:unhideWhenUsed="1"/>
-    <w:lsdException w:name="annotation subject" w:semiHidden="1" w:unhideWhenUsed="1"/>
-    <w:lsdException w:name="No List" w:semiHidden="1" w:unhideWhenUsed="1"/>
-    <w:lsdException w:name="Outline List 1" w:semiHidden="1" w:unhideWhenUsed="1"/>
-    <w:lsdException w:name="Outline List 2" w:semiHidden="1" w:unhideWhenUsed="1"/>
-    <w:lsdException w:name="Outline List 3" w:semiHidden="1" w:unhideWhenUsed="1"/>
-    <w:lsdException w:name="Table Simple 1" w:semiHidden="1" w:unhideWhenUsed="1"/>
-    <w:lsdException w:name="Table Simple 2" w:semiHidden="1" w:unhideWhenUsed="1"/>
-    <w:lsdException w:name="Table Simple 3" w:semiHidden="1" w:unhideWhenUsed="1"/>
-    <w:lsdException w:name="Table Classic 1" w:semiHidden="1" w:unhideWhenUsed="1"/>
-    <w:lsdException w:name="Table Classic 2" w:semiHidden="1" w:unhideWhenUsed="1"/>
-    <w:lsdException w:name="Table Classic 3" w:semiHidden="1" w:unhideWhenUsed="1"/>
-    <w:lsdException w:name="Table Classic 4" w:semiHidden="1" w:unhideWhenUsed="1"/>
-    <w:lsdException w:name="Table Colorful 1" w:semiHidden="1" w:unhideWhenUsed="1"/>
-    <w:lsdException w:name="Table Colorful 2" w:semiHidden="1" w:unhideWhenUsed="1"/>
-    <w:lsdException w:name="Table Colorful 3" w:semiHidden="1" w:unhideWhenUsed="1"/>
-    <w:lsdException w:name="Table Columns 1" w:semiHidden="1" w:unhideWhenUsed="1"/>
-    <w:lsdException w:name="Table Columns 2" w:semiHidden="1" w:unhideWhenUsed="1"/>
-    <w:lsdException w:name="Table Columns 3" w:semiHidden="1" w:unhideWhenUsed="1"/>
-    <w:lsdException w:name="Table Columns 4" w:semiHidden="1" w:unhideWhenUsed="1"/>
-    <w:lsdException w:name="Table Columns 5" w:semiHidden="1" w:unhideWhenUsed="1"/>
-    <w:lsdException w:name="Table Grid 1" w:semiHidden="1" w:unhideWhenUsed="1"/>
-    <w:lsdException w:name="Table Grid 2" w:semiHidden="1" w:unhideWhenUsed="1"/>
-    <w:lsdException w:name="Table Grid 3" w:semiHidden="1" w:unhideWhenUsed="1"/>
-    <w:lsdException w:name="Table Grid 4" w:semiHidden="1" w:unhideWhenUsed="1"/>
-    <w:lsdException w:name="Table Grid 5" w:semiHidden="1" w:unhideWhenUsed="1"/>
-    <w:lsdException w:name="Table Grid 6" w:semiHidden="1" w:unhideWhenUsed="1"/>
-    <w:lsdException w:name="Table Grid 7" w:semiHidden="1" w:unhideWhenUsed="1"/>
-    <w:lsdException w:name="Table Grid 8" w:semiHidden="1" w:unhideWhenUsed="1"/>
-    <w:lsdException w:name="Table List 1" w:semiHidden="1" w:unhideWhenUsed="1"/>
-    <w:lsdException w:name="Table List 2" w:semiHidden="1" w:unhideWhenUsed="1"/>
-    <w:lsdException w:name="Table List 3" w:semiHidden="1" w:unhideWhenUsed="1"/>
-    <w:lsdException w:name="Table List 4" w:semiHidden="1" w:unhideWhenUsed="1"/>
-    <w:lsdException w:name="Table List 5" w:semiHidden="1" w:unhideWhenUsed="1"/>
-    <w:lsdException w:name="Table List 6" w:semiHidden="1" w:unhideWhenUsed="1"/>
-    <w:lsdException w:name="Table List 7" w:semiHidden="1" w:unhideWhenUsed="1"/>
-    <w:lsdException w:name="Table List 8" w:semiHidden="1" w:unhideWhenUsed="1"/>
-    <w:lsdException w:name="Table 3D effects 1" w:semiHidden="1" w:unhideWhenUsed="1"/>
-    <w:lsdException w:name="Table 3D effects 2" w:semiHidden="1" w:unhideWhenUsed="1"/>
-    <w:lsdException w:name="Table 3D effects 3" w:semiHidden="1" w:unhideWhenUsed="1"/>
-    <w:lsdException w:name="Table Contemporary" w:semiHidden="1" w:unhideWhenUsed="1"/>
-    <w:lsdException w:name="Table Elegant" w:semiHidden="1" w:unhideWhenUsed="1"/>
-    <w:lsdException w:name="Table Professional" w:semiHidden="1" w:unhideWhenUsed="1"/>
-    <w:lsdException w:name="Table Subtle 1" w:semiHidden="1" w:unhideWhenUsed="1"/>
-    <w:lsdException w:name="Table Subtle 2" w:semiHidden="1" w:unhideWhenUsed="1"/>
-    <w:lsdException w:name="Table Web 1" w:semiHidden="1" w:unhideWhenUsed="1"/>
-    <w:lsdException w:name="Table Web 2" w:semiHidden="1" w:unhideWhenUsed="1"/>
-    <w:lsdException w:name="Table Web 3" w:semiHidden="1" w:unhideWhenUsed="1"/>
-    <w:lsdException w:name="Balloon Text" w:semiHidden="1" w:unhideWhenUsed="1"/>
-    <w:lsdException w:name="Table Grid" w:uiPriority="39"/>
-    <w:lsdException w:name="Table Theme" w:semiHidden="1" w:unhideWhenUsed="1"/>
-    <w:lsdException w:name="Placeholder Text" w:semiHidden="1"/>
-    <w:lsdException w:name="No Spacing" w:uiPriority="1" w:qFormat="1"/>
-    <w:lsdException w:name="Light Shading" w:uiPriority="60"/>
-    <w:lsdException w:name="Light List" w:uiPriority="61"/>
-    <w:lsdException w:name="Light Grid" w:uiPriority="62"/>
-    <w:lsdException w:name="Medium Shading 1" w:uiPriority="63"/>
-    <w:lsdException w:name="Medium Shading 2" w:uiPriority="64"/>
-    <w:lsdException w:name="Medium List 1" w:uiPriority="65"/>
-    <w:lsdException w:name="Medium List 2" w:uiPriority="66"/>
-    <w:lsdException w:name="Medium Grid 1" w:uiPriority="67"/>
-    <w:lsdException w:name="Medium Grid 2" w:uiPriority="68"/>
-    <w:lsdException w:name="Medium Grid 3" w:uiPriority="69"/>
-    <w:lsdException w:name="Dark List" w:uiPriority="70"/>
-    <w:lsdException w:name="Colorful Shading" w:uiPriority="71"/>
-    <w:lsdException w:name="Colorful List" w:uiPriority="72"/>
-    <w:lsdException w:name="Colorful Grid" w:uiPriority="73"/>
-    <w:lsdException w:name="Light Shading Accent 1" w:uiPriority="60"/>
-    <w:lsdException w:name="Light List Accent 1" w:uiPriority="61"/>
-    <w:lsdException w:name="Light Grid Accent 1" w:uiPriority="62"/>
-    <w:lsdException w:name="Medium Shading 1 Accent 1" w:uiPriority="63"/>
-    <w:lsdException w:name="Medium Shading 2 Accent 1" w:uiPriority="64"/>
-    <w:lsdException w:name="Medium List 1 Accent 1" w:uiPriority="65"/>
-    <w:lsdException w:name="Revision" w:semiHidden="1"/>
-    <w:lsdException w:name="List Paragraph" w:uiPriority="34" w:qFormat="1"/>
-    <w:lsdException w:name="Quote" w:uiPriority="29" w:qFormat="1"/>
-    <w:lsdException w:name="Intense Quote" w:uiPriority="30" w:qFormat="1"/>
-    <w:lsdException w:name="Medium List 2 Accent 1" w:uiPriority="66"/>
-    <w:lsdException w:name="Medium Grid 1 Accent 1" w:uiPriority="67"/>
-    <w:lsdException w:name="Medium Grid 2 Accent 1" w:uiPriority="68"/>
-    <w:lsdException w:name="Medium Grid 3 Accent 1" w:uiPriority="69"/>
-    <w:lsdException w:name="Dark List Accent 1" w:uiPriority="70"/>
-    <w:lsdException w:name="Colorful Shading Accent 1" w:uiPriority="71"/>
-    <w:lsdException w:name="Colorful List Accent 1" w:uiPriority="72"/>
-    <w:lsdException w:name="Colorful Grid Accent 1" w:uiPriority="73"/>
-    <w:lsdException w:name="Light Shading Accent 2" w:uiPriority="60"/>
-    <w:lsdException w:name="Light List Accent 2" w:uiPriority="61"/>
-    <w:lsdException w:name="Light Grid Accent 2" w:uiPriority="62"/>
-    <w:lsdException w:name="Medium Shading 1 Accent 2" w:uiPriority="63"/>
-    <w:lsdException w:name="Medium Shading 2 Accent 2" w:uiPriority="64"/>
-    <w:lsdException w:name="Medium List 1 Accent 2" w:uiPriority="65"/>
-    <w:lsdException w:name="Medium List 2 Accent 2" w:uiPriority="66"/>
-    <w:lsdException w:name="Medium Grid 1 Accent 2" w:uiPriority="67"/>
-    <w:lsdException w:name="Medium Grid 2 Accent 2" w:uiPriority="68"/>
-    <w:lsdException w:name="Medium Grid 3 Accent 2" w:uiPriority="69"/>
-    <w:lsdException w:name="Dark List Accent 2" w:uiPriority="70"/>
-    <w:lsdException w:name="Colorful Shading Accent 2" w:uiPriority="71"/>
-    <w:lsdException w:name="Colorful List Accent 2" w:uiPriority="72"/>
-    <w:lsdException w:name="Colorful Grid Accent 2" w:uiPriority="73"/>
-    <w:lsdException w:name="Light Shading Accent 3" w:uiPriority="60"/>
-    <w:lsdException w:name="Light List Accent 3" w:uiPriority="61"/>
-    <w:lsdException w:name="Light Grid Accent 3" w:uiPriority="62"/>
-    <w:lsdException w:name="Medium Shading 1 Accent 3" w:uiPriority="63"/>
-    <w:lsdException w:name="Medium Shading 2 Accent 3" w:uiPriority="64"/>
-    <w:lsdException w:name="Medium List 1 Accent 3" w:uiPriority="65"/>
-    <w:lsdException w:name="Medium List 2 Accent 3" w:uiPriority="66"/>
-    <w:lsdException w:name="Medium Grid 1 Accent 3" w:uiPriority="67"/>
-    <w:lsdException w:name="Medium Grid 2 Accent 3" w:uiPriority="68"/>
-    <w:lsdException w:name="Medium Grid 3 Accent 3" w:uiPriority="69"/>
-    <w:lsdException w:name="Dark List Accent 3" w:uiPriority="70"/>
-    <w:lsdException w:name="Colorful Shading Accent 3" w:uiPriority="71"/>
-    <w:lsdException w:name="Colorful List Accent 3" w:uiPriority="72"/>
-    <w:lsdException w:name="Colorful Grid Accent 3" w:uiPriority="73"/>
-    <w:lsdException w:name="Light Shading Accent 4" w:uiPriority="60"/>
-    <w:lsdException w:name="Light List Accent 4" w:uiPriority="61"/>
-    <w:lsdException w:name="Light Grid Accent 4" w:uiPriority="62"/>
-    <w:lsdException w:name="Medium Shading 1 Accent 4" w:uiPriority="63"/>
-    <w:lsdException w:name="Medium Shading 2 Accent 4" w:uiPriority="64"/>
-    <w:lsdException w:name="Medium List 1 Accent 4" w:uiPriority="65"/>
-    <w:lsdException w:name="Medium List 2 Accent 4" w:uiPriority="66"/>
-    <w:lsdException w:name="Medium Grid 1 Accent 4" w:uiPriority="67"/>
-    <w:lsdException w:name="Medium Grid 2 Accent 4" w:uiPriority="68"/>
-    <w:lsdException w:name="Medium Grid 3 Accent 4" w:uiPriority="69"/>
-    <w:lsdException w:name="Dark List Accent 4" w:uiPriority="70"/>
-    <w:lsdException w:name="Colorful Shading Accent 4" w:uiPriority="71"/>
-    <w:lsdException w:name="Colorful List Accent 4" w:uiPriority="72"/>
-    <w:lsdException w:name="Colorful Grid Accent 4" w:uiPriority="73"/>
-    <w:lsdException w:name="Light Shading Accent 5" w:uiPriority="60"/>
-    <w:lsdException w:name="Light List Accent 5" w:uiPriority="61"/>
-    <w:lsdException w:name="Light Grid Accent 5" w:uiPriority="62"/>
-    <w:lsdException w:name="Medium Shading 1 Accent 5" w:uiPriority="63"/>
-    <w:lsdException w:name="Medium Shading 2 Accent 5" w:uiPriority="64"/>
-    <w:lsdException w:name="Medium List 1 Accent 5" w:uiPriority="65"/>
-    <w:lsdException w:name="Medium List 2 Accent 5" w:uiPriority="66"/>
-    <w:lsdException w:name="Medium Grid 1 Accent 5" w:uiPriority="67"/>
-    <w:lsdException w:name="Medium Grid 2 Accent 5" w:uiPriority="68"/>
-    <w:lsdException w:name="Medium Grid 3 Accent 5" w:uiPriority="69"/>
-    <w:lsdException w:name="Dark List Accent 5" w:uiPriority="70"/>
-    <w:lsdException w:name="Colorful Shading Accent 5" w:uiPriority="71"/>
-    <w:lsdException w:name="Colorful List Accent 5" w:uiPriority="72"/>
-    <w:lsdException w:name="Colorful Grid Accent 5" w:uiPriority="73"/>
-    <w:lsdException w:name="Light Shading Accent 6" w:uiPriority="60"/>
-    <w:lsdException w:name="Light List Accent 6" w:uiPriority="61"/>
-    <w:lsdException w:name="Light Grid Accent 6" w:uiPriority="62"/>
-    <w:lsdException w:name="Medium Shading 1 Accent 6" w:uiPriority="63"/>
-    <w:lsdException w:name="Medium Shading 2 Accent 6" w:uiPriority="64"/>
-    <w:lsdException w:name="Medium List 1 Accent 6" w:uiPriority="65"/>
-    <w:lsdException w:name="Medium List 2 Accent 6" w:uiPriority="66"/>
-    <w:lsdException w:name="Medium Grid 1 Accent 6" w:uiPriority="67"/>
-    <w:lsdException w:name="Medium Grid 2 Accent 6" w:uiPriority="68"/>
-    <w:lsdException w:name="Medium Grid 3 Accent 6" w:uiPriority="69"/>
-    <w:lsdException w:name="Dark List Accent 6" w:uiPriority="70"/>
-    <w:lsdException w:name="Colorful Shading Accent 6" w:uiPriority="71"/>
-    <w:lsdException w:name="Colorful List Accent 6" w:uiPriority="72"/>
-    <w:lsdException w:name="Colorful Grid Accent 6" w:uiPriority="73"/>
-    <w:lsdException w:name="Subtle Emphasis" w:uiPriority="19" w:qFormat="1"/>
-    <w:lsdException w:name="Intense Emphasis" w:uiPriority="21" w:qFormat="1"/>
-    <w:lsdException w:name="Subtle Reference" w:uiPriority="31" w:qFormat="1"/>
-    <w:lsdException w:name="Intense Reference" w:uiPriority="32" w:qFormat="1"/>
-    <w:lsdException w:name="Book Title" w:uiPriority="33" w:qFormat="1"/>
-    <w:lsdException w:name="Bibliography" w:semiHidden="1" w:uiPriority="37" w:unhideWhenUsed="1"/>
-    <w:lsdException w:name="TOC Heading" w:semiHidden="1" w:uiPriority="39" w:unhideWhenUsed="1" w:qFormat="1"/>
-    <w:lsdException w:name="Plain Table 1" w:uiPriority="41"/>
-    <w:lsdException w:name="Plain Table 2" w:uiPriority="42"/>
-    <w:lsdException w:name="Plain Table 3" w:uiPriority="43"/>
-    <w:lsdException w:name="Plain Table 4" w:uiPriority="44"/>
-    <w:lsdException w:name="Plain Table 5" w:uiPriority="45"/>
-    <w:lsdException w:name="Grid Table Light" w:uiPriority="40"/>
-    <w:lsdException w:name="Grid Table 1 Light" w:uiPriority="46"/>
-    <w:lsdException w:name="Grid Table 2" w:uiPriority="47"/>
-    <w:lsdException w:name="Grid Table 3" w:uiPriority="48"/>
-    <w:lsdException w:name="Grid Table 4" w:uiPriority="49"/>
-    <w:lsdException w:name="Grid Table 5 Dark" w:uiPriority="50"/>
-    <w:lsdException w:name="Grid Table 6 Colorful" w:uiPriority="51"/>
-    <w:lsdException w:name="Grid Table 7 Colorful" w:uiPriority="52"/>
-    <w:lsdException w:name="Grid Table 1 Light Accent 1" w:uiPriority="46"/>
-    <w:lsdException w:name="Grid Table 2 Accent 1" w:uiPriority="47"/>
-    <w:lsdException w:name="Grid Table 3 Accent 1" w:uiPriority="48"/>
-    <w:lsdException w:name="Grid Table 4 Accent 1" w:uiPriority="49"/>
-    <w:lsdException w:name="Grid Table 5 Dark Accent 1" w:uiPriority="50"/>
-    <w:lsdException w:name="Grid Table 6 Colorful Accent 1" w:uiPriority="51"/>
-    <w:lsdException w:name="Grid Table 7 Colorful Accent 1" w:uiPriority="52"/>
-    <w:lsdException w:name="Grid Table 1 Light Accent 2" w:uiPriority="46"/>
-    <w:lsdException w:name="Grid Table 2 Accent 2" w:uiPriority="47"/>
-    <w:lsdException w:name="Grid Table 3 Accent 2" w:uiPriority="48"/>
-    <w:lsdException w:name="Grid Table 4 Accent 2" w:uiPriority="49"/>
-    <w:lsdException w:name="Grid Table 5 Dark Accent 2" w:uiPriority="50"/>
-    <w:lsdException w:name="Grid Table 6 Colorful Accent 2" w:uiPriority="51"/>
-    <w:lsdException w:name="Grid Table 7 Colorful Accent 2" w:uiPriority="52"/>
-    <w:lsdException w:name="Grid Table 1 Light Accent 3" w:uiPriority="46"/>
-    <w:lsdException w:name="Grid Table 2 Accent 3" w:uiPriority="47"/>
-    <w:lsdException w:name="Grid Table 3 Accent 3" w:uiPriority="48"/>
-    <w:lsdException w:name="Grid Table 4 Accent 3" w:uiPriority="49"/>
-    <w:lsdException w:name="Grid Table 5 Dark Accent 3" w:uiPriority="50"/>
-    <w:lsdException w:name="Grid Table 6 Colorful Accent 3" w:uiPriority="51"/>
-    <w:lsdException w:name="Grid Table 7 Colorful Accent 3" w:uiPriority="52"/>
-    <w:lsdException w:name="Grid Table 1 Light Accent 4" w:uiPriority="46"/>
-    <w:lsdException w:name="Grid Table 2 Accent 4" w:uiPriority="47"/>
-    <w:lsdException w:name="Grid Table 3 Accent 4" w:uiPriority="48"/>
-    <w:lsdException w:name="Grid Table 4 Accent 4" w:uiPriority="49"/>
-    <w:lsdException w:name="Grid Table 5 Dark Accent 4" w:uiPriority="50"/>
-    <w:lsdException w:name="Grid Table 6 Colorful Accent 4" w:uiPriority="51"/>
-    <w:lsdException w:name="Grid Table 7 Colorful Accent 4" w:uiPriority="52"/>
-    <w:lsdException w:name="Grid Table 1 Light Accent 5" w:uiPriority="46"/>
-    <w:lsdException w:name="Grid Table 2 Accent 5" w:uiPriority="47"/>
-    <w:lsdException w:name="Grid Table 3 Accent 5" w:uiPriority="48"/>
-    <w:lsdException w:name="Grid Table 4 Accent 5" w:uiPriority="49"/>
-    <w:lsdException w:name="Grid Table 5 Dark Accent 5" w:uiPriority="50"/>
-    <w:lsdException w:name="Grid Table 6 Colorful Accent 5" w:uiPriority="51"/>
-    <w:lsdException w:name="Grid Table 7 Colorful Accent 5" w:uiPriority="52"/>
-    <w:lsdException w:name="Grid Table 1 Light Accent 6" w:uiPriority="46"/>
-    <w:lsdException w:name="Grid Table 2 Accent 6" w:uiPriority="47"/>
-    <w:lsdException w:name="Grid Table 3 Accent 6" w:uiPriority="48"/>
-    <w:lsdException w:name="Grid Table 4 Accent 6" w:uiPriority="49"/>
-    <w:lsdException w:name="Grid Table 5 Dark Accent 6" w:uiPriority="50"/>
-    <w:lsdException w:name="Grid Table 6 Colorful Accent 6" w:uiPriority="51"/>
-    <w:lsdException w:name="Grid Table 7 Colorful Accent 6" w:uiPriority="52"/>
-    <w:lsdException w:name="List Table 1 Light" w:uiPriority="46"/>
-    <w:lsdException w:name="List Table 2" w:uiPriority="47"/>
-    <w:lsdException w:name="List Table 3" w:uiPriority="48"/>
-    <w:lsdException w:name="List Table 4" w:uiPriority="49"/>
-    <w:lsdException w:name="List Table 5 Dark" w:uiPriority="50"/>
-    <w:lsdException w:name="List Table 6 Colorful" w:uiPriority="51"/>
-    <w:lsdException w:name="List Table 7 Colorful" w:uiPriority="52"/>
-    <w:lsdException w:name="List Table 1 Light Accent 1" w:uiPriority="46"/>
-    <w:lsdException w:name="List Table 2 Accent 1" w:uiPriority="47"/>
-    <w:lsdException w:name="List Table 3 Accent 1" w:uiPriority="48"/>
-    <w:lsdException w:name="List Table 4 Accent 1" w:uiPriority="49"/>
-    <w:lsdException w:name="List Table 5 Dark Accent 1" w:uiPriority="50"/>
-    <w:lsdException w:name="List Table 6 Colorful Accent 1" w:uiPriority="51"/>
-    <w:lsdException w:name="List Table 7 Colorful Accent 1" w:uiPriority="52"/>
-    <w:lsdException w:name="List Table 1 Light Accent 2" w:uiPriority="46"/>
-    <w:lsdException w:name="List Table 2 Accent 2" w:uiPriority="47"/>
-    <w:lsdException w:name="List Table 3 Accent 2" w:uiPriority="48"/>
-    <w:lsdException w:name="List Table 4 Accent 2" w:uiPriority="49"/>
-    <w:lsdException w:name="List Table 5 Dark Accent 2" w:uiPriority="50"/>
-    <w:lsdException w:name="List Table 6 Colorful Accent 2" w:uiPriority="51"/>
-    <w:lsdException w:name="List Table 7 Colorful Accent 2" w:uiPriority="52"/>
-    <w:lsdException w:name="List Table 1 Light Accent 3" w:uiPriority="46"/>
-    <w:lsdException w:name="List Table 2 Accent 3" w:uiPriority="47"/>
-    <w:lsdException w:name="List Table 3 Accent 3" w:uiPriority="48"/>
-    <w:lsdException w:name="List Table 4 Accent 3" w:uiPriority="49"/>
-    <w:lsdException w:name="List Table 5 Dark Accent 3" w:uiPriority="50"/>
-    <w:lsdException w:name="List Table 6 Colorful Accent 3" w:uiPriority="51"/>
-    <w:lsdException w:name="List Table 7 Colorful Accent 3" w:uiPriority="52"/>
-    <w:lsdException w:name="List Table 1 Light Accent 4" w:uiPriority="46"/>
-    <w:lsdException w:name="List Table 2 Accent 4" w:uiPriority="47"/>
-    <w:lsdException w:name="List Table 3 Accent 4" w:uiPriority="48"/>
-    <w:lsdException w:name="List Table 4 Accent 4" w:uiPriority="49"/>
-    <w:lsdException w:name="List Table 5 Dark Accent 4" w:uiPriority="50"/>
-    <w:lsdException w:name="List Table 6 Colorful Accent 4" w:uiPriority="51"/>
-    <w:lsdException w:name="List Table 7 Colorful Accent 4" w:uiPriority="52"/>
-    <w:lsdException w:name="List Table 1 Light Accent 5" w:uiPriority="46"/>
-    <w:lsdException w:name="List Table 2 Accent 5" w:uiPriority="47"/>
-    <w:lsdException w:name="List Table 3 Accent 5" w:uiPriority="48"/>
-    <w:lsdException w:name="List Table 4 Accent 5" w:uiPriority="49"/>
-    <w:lsdException w:name="List Table 5 Dark Accent 5" w:uiPriority="50"/>
-    <w:lsdException w:name="List Table 6 Colorful Accent 5" w:uiPriority="51"/>
-    <w:lsdException w:name="List Table 7 Colorful Accent 5" w:uiPriority="52"/>
-    <w:lsdException w:name="List Table 1 Light Accent 6" w:uiPriority="46"/>
-    <w:lsdException w:name="List Table 2 Accent 6" w:uiPriority="47"/>
-    <w:lsdException w:name="List Table 3 Accent 6" w:uiPriority="48"/>
-    <w:lsdException w:name="List Table 4 Accent 6" w:uiPriority="49"/>
-    <w:lsdException w:name="List Table 5 Dark Accent 6" w:uiPriority="50"/>
-    <w:lsdException w:name="List Table 6 Colorful Accent 6" w:uiPriority="51"/>
-    <w:lsdException w:name="List Table 7 Colorful Accent 6" w:uiPriority="52"/>
-    <w:lsdException w:name="Mention" w:semiHidden="1" w:unhideWhenUsed="1"/>
-    <w:lsdException w:name="Smart Hyperlink" w:semiHidden="1" w:unhideWhenUsed="1"/>
-    <w:lsdException w:name="Hashtag" w:semiHidden="1" w:unhideWhenUsed="1"/>
-    <w:lsdException w:name="Unresolved Mention" w:semiHidden="1" w:unhideWhenUsed="1"/>
-    <w:lsdException w:name="Smart Link" w:semiHidden="1" w:unhideWhenUsed="1"/>
+  <w:latentStyles w:count="260" w:defQFormat="0" w:defUnhideWhenUsed="1" w:defSemiHidden="1" w:defUIPriority="99" w:defLockedState="0">
+    <w:lsdException w:qFormat="1" w:unhideWhenUsed="0" w:uiPriority="0" w:semiHidden="0" w:name="Normal"/>
+    <w:lsdException w:qFormat="1" w:unhideWhenUsed="0" w:uiPriority="9" w:semiHidden="0" w:name="heading 1"/>
+    <w:lsdException w:qFormat="1" w:uiPriority="9" w:semiHidden="0" w:name="heading 2"/>
+    <w:lsdException w:qFormat="1" w:uiPriority="9" w:name="heading 3"/>
+    <w:lsdException w:qFormat="1" w:uiPriority="9" w:name="heading 4"/>
+    <w:lsdException w:qFormat="1" w:uiPriority="9" w:name="heading 5"/>
+    <w:lsdException w:qFormat="1" w:uiPriority="9" w:name="heading 6"/>
+    <w:lsdException w:qFormat="1" w:uiPriority="9" w:name="heading 7"/>
+    <w:lsdException w:qFormat="1" w:uiPriority="9" w:name="heading 8"/>
+    <w:lsdException w:qFormat="1" w:uiPriority="9" w:name="heading 9"/>
+    <w:lsdException w:uiPriority="99" w:name="index 1"/>
+    <w:lsdException w:uiPriority="99" w:name="index 2"/>
+    <w:lsdException w:uiPriority="99" w:name="index 3"/>
+    <w:lsdException w:uiPriority="99" w:name="index 4"/>
+    <w:lsdException w:uiPriority="99" w:name="index 5"/>
+    <w:lsdException w:uiPriority="99" w:name="index 6"/>
+    <w:lsdException w:uiPriority="99" w:name="index 7"/>
+    <w:lsdException w:uiPriority="99" w:name="index 8"/>
+    <w:lsdException w:uiPriority="99" w:name="index 9"/>
+    <w:lsdException w:uiPriority="39" w:name="toc 1"/>
+    <w:lsdException w:uiPriority="39" w:name="toc 2"/>
+    <w:lsdException w:uiPriority="39" w:name="toc 3"/>
+    <w:lsdException w:uiPriority="39" w:name="toc 4"/>
+    <w:lsdException w:uiPriority="39" w:name="toc 5"/>
+    <w:lsdException w:uiPriority="39" w:name="toc 6"/>
+    <w:lsdException w:uiPriority="39" w:name="toc 7"/>
+    <w:lsdException w:uiPriority="39" w:name="toc 8"/>
+    <w:lsdException w:uiPriority="39" w:name="toc 9"/>
+    <w:lsdException w:uiPriority="99" w:name="Normal Indent"/>
+    <w:lsdException w:uiPriority="99" w:name="footnote text"/>
+    <w:lsdException w:uiPriority="99" w:name="annotation text"/>
+    <w:lsdException w:qFormat="1" w:uiPriority="99" w:semiHidden="0" w:name="header"/>
+    <w:lsdException w:qFormat="1" w:uiPriority="99" w:semiHidden="0" w:name="footer"/>
+    <w:lsdException w:uiPriority="99" w:name="index heading"/>
+    <w:lsdException w:qFormat="1" w:uiPriority="35" w:name="caption"/>
+    <w:lsdException w:uiPriority="99" w:name="table of figures"/>
+    <w:lsdException w:uiPriority="99" w:name="envelope address"/>
+    <w:lsdException w:uiPriority="99" w:name="envelope return"/>
+    <w:lsdException w:uiPriority="99" w:name="footnote reference"/>
+    <w:lsdException w:uiPriority="99" w:name="annotation reference"/>
+    <w:lsdException w:uiPriority="99" w:name="line number"/>
+    <w:lsdException w:uiPriority="99" w:name="page number"/>
+    <w:lsdException w:uiPriority="99" w:name="endnote reference"/>
+    <w:lsdException w:uiPriority="99" w:name="endnote text"/>
+    <w:lsdException w:uiPriority="99" w:name="table of authorities"/>
+    <w:lsdException w:uiPriority="99" w:name="macro"/>
+    <w:lsdException w:uiPriority="99" w:name="toa heading"/>
+    <w:lsdException w:uiPriority="99" w:name="List"/>
+    <w:lsdException w:uiPriority="99" w:name="List Bullet"/>
+    <w:lsdException w:uiPriority="99" w:name="List Number"/>
+    <w:lsdException w:uiPriority="99" w:name="List 2"/>
+    <w:lsdException w:uiPriority="99" w:name="List 3"/>
+    <w:lsdException w:uiPriority="99" w:name="List 4"/>
+    <w:lsdException w:uiPriority="99" w:name="List 5"/>
+    <w:lsdException w:uiPriority="99" w:name="List Bullet 2"/>
+    <w:lsdException w:uiPriority="99" w:name="List Bullet 3"/>
+    <w:lsdException w:uiPriority="99" w:name="List Bullet 4"/>
+    <w:lsdException w:uiPriority="99" w:name="List Bullet 5"/>
+    <w:lsdException w:uiPriority="99" w:name="List Number 2"/>
+    <w:lsdException w:uiPriority="99" w:name="List Number 3"/>
+    <w:lsdException w:uiPriority="99" w:name="List Number 4"/>
+    <w:lsdException w:uiPriority="99" w:name="List Number 5"/>
+    <w:lsdException w:qFormat="1" w:unhideWhenUsed="0" w:uiPriority="10" w:semiHidden="0" w:name="Title"/>
+    <w:lsdException w:uiPriority="99" w:name="Closing"/>
+    <w:lsdException w:uiPriority="99" w:name="Signature"/>
+    <w:lsdException w:qFormat="1" w:uiPriority="1" w:name="Default Paragraph Font"/>
+    <w:lsdException w:uiPriority="99" w:name="Body Text"/>
+    <w:lsdException w:uiPriority="99" w:name="Body Text Indent"/>
+    <w:lsdException w:uiPriority="99" w:name="List Continue"/>
+    <w:lsdException w:uiPriority="99" w:name="List Continue 2"/>
+    <w:lsdException w:uiPriority="99" w:name="List Continue 3"/>
+    <w:lsdException w:uiPriority="99" w:name="List Continue 4"/>
+    <w:lsdException w:uiPriority="99" w:name="List Continue 5"/>
+    <w:lsdException w:uiPriority="99" w:name="Message Header"/>
+    <w:lsdException w:qFormat="1" w:unhideWhenUsed="0" w:uiPriority="11" w:semiHidden="0" w:name="Subtitle"/>
+    <w:lsdException w:uiPriority="99" w:name="Salutation"/>
+    <w:lsdException w:uiPriority="99" w:name="Date"/>
+    <w:lsdException w:uiPriority="99" w:name="Body Text First Indent"/>
+    <w:lsdException w:uiPriority="99" w:name="Body Text First Indent 2"/>
+    <w:lsdException w:uiPriority="99" w:name="Note Heading"/>
+    <w:lsdException w:uiPriority="99" w:name="Body Text 2"/>
+    <w:lsdException w:uiPriority="99" w:name="Body Text 3"/>
+    <w:lsdException w:uiPriority="99" w:name="Body Text Indent 2"/>
+    <w:lsdException w:uiPriority="99" w:name="Body Text Indent 3"/>
+    <w:lsdException w:uiPriority="99" w:name="Block Text"/>
+    <w:lsdException w:uiPriority="99" w:name="Hyperlink"/>
+    <w:lsdException w:uiPriority="99" w:name="FollowedHyperlink"/>
+    <w:lsdException w:qFormat="1" w:unhideWhenUsed="0" w:uiPriority="22" w:semiHidden="0" w:name="Strong"/>
+    <w:lsdException w:qFormat="1" w:unhideWhenUsed="0" w:uiPriority="20" w:semiHidden="0" w:name="Emphasis"/>
+    <w:lsdException w:uiPriority="99" w:name="Document Map"/>
+    <w:lsdException w:uiPriority="99" w:name="Plain Text"/>
+    <w:lsdException w:uiPriority="99" w:name="E-mail Signature"/>
+    <w:lsdException w:uiPriority="99" w:name="Normal (Web)"/>
+    <w:lsdException w:uiPriority="99" w:name="HTML Acronym"/>
+    <w:lsdException w:uiPriority="99" w:name="HTML Address"/>
+    <w:lsdException w:uiPriority="99" w:name="HTML Cite"/>
+    <w:lsdException w:uiPriority="99" w:name="HTML Code"/>
+    <w:lsdException w:uiPriority="99" w:name="HTML Definition"/>
+    <w:lsdException w:uiPriority="99" w:name="HTML Keyboard"/>
+    <w:lsdException w:uiPriority="99" w:name="HTML Preformatted"/>
+    <w:lsdException w:uiPriority="99" w:name="HTML Sample"/>
+    <w:lsdException w:uiPriority="99" w:name="HTML Typewriter"/>
+    <w:lsdException w:uiPriority="99" w:name="HTML Variable"/>
+    <w:lsdException w:qFormat="1" w:uiPriority="99" w:name="Normal Table"/>
+    <w:lsdException w:uiPriority="99" w:name="annotation subject"/>
+    <w:lsdException w:uiPriority="99" w:name="Table Simple 1"/>
+    <w:lsdException w:uiPriority="99" w:name="Table Simple 2"/>
+    <w:lsdException w:uiPriority="99" w:name="Table Simple 3"/>
+    <w:lsdException w:uiPriority="99" w:name="Table Classic 1"/>
+    <w:lsdException w:uiPriority="99" w:name="Table Classic 2"/>
+    <w:lsdException w:uiPriority="99" w:name="Table Classic 3"/>
+    <w:lsdException w:uiPriority="99" w:name="Table Classic 4"/>
+    <w:lsdException w:uiPriority="99" w:name="Table Colorful 1"/>
+    <w:lsdException w:uiPriority="99" w:name="Table Colorful 2"/>
+    <w:lsdException w:uiPriority="99" w:name="Table Colorful 3"/>
+    <w:lsdException w:uiPriority="99" w:name="Table Columns 1"/>
+    <w:lsdException w:uiPriority="99" w:name="Table Columns 2"/>
+    <w:lsdException w:uiPriority="99" w:name="Table Columns 3"/>
+    <w:lsdException w:uiPriority="99" w:name="Table Columns 4"/>
+    <w:lsdException w:uiPriority="99" w:name="Table Columns 5"/>
+    <w:lsdException w:uiPriority="99" w:name="Table Grid 1"/>
+    <w:lsdException w:uiPriority="99" w:name="Table Grid 2"/>
+    <w:lsdException w:uiPriority="99" w:name="Table Grid 3"/>
+    <w:lsdException w:uiPriority="99" w:name="Table Grid 4"/>
+    <w:lsdException w:uiPriority="99" w:name="Table Grid 5"/>
+    <w:lsdException w:uiPriority="99" w:name="Table Grid 6"/>
+    <w:lsdException w:uiPriority="99" w:name="Table Grid 7"/>
+    <w:lsdException w:uiPriority="99" w:name="Table Grid 8"/>
+    <w:lsdException w:uiPriority="99" w:name="Table List 1"/>
+    <w:lsdException w:uiPriority="99" w:name="Table List 2"/>
+    <w:lsdException w:uiPriority="99" w:name="Table List 3"/>
+    <w:lsdException w:uiPriority="99" w:name="Table List 4"/>
+    <w:lsdException w:uiPriority="99" w:name="Table List 5"/>
+    <w:lsdException w:uiPriority="99" w:name="Table List 6"/>
+    <w:lsdException w:uiPriority="99" w:name="Table List 7"/>
+    <w:lsdException w:uiPriority="99" w:name="Table List 8"/>
+    <w:lsdException w:uiPriority="99" w:name="Table 3D effects 1"/>
+    <w:lsdException w:uiPriority="99" w:name="Table 3D effects 2"/>
+    <w:lsdException w:uiPriority="99" w:name="Table 3D effects 3"/>
+    <w:lsdException w:uiPriority="99" w:name="Table Contemporary"/>
+    <w:lsdException w:uiPriority="99" w:name="Table Elegant"/>
+    <w:lsdException w:uiPriority="99" w:name="Table Professional"/>
+    <w:lsdException w:uiPriority="99" w:name="Table Subtle 1"/>
+    <w:lsdException w:uiPriority="99" w:name="Table Subtle 2"/>
+    <w:lsdException w:uiPriority="99" w:name="Table Web 1"/>
+    <w:lsdException w:uiPriority="99" w:name="Table Web 2"/>
+    <w:lsdException w:uiPriority="99" w:name="Table Web 3"/>
+    <w:lsdException w:uiPriority="99" w:name="Balloon Text"/>
+    <w:lsdException w:unhideWhenUsed="0" w:uiPriority="39" w:semiHidden="0" w:name="Table Grid"/>
+    <w:lsdException w:uiPriority="99" w:name="Table Theme"/>
   </w:latentStyles>
-  <w:style w:type="paragraph" w:default="1" w:styleId="Normal">
+  <w:style w:type="paragraph" w:default="1" w:styleId="1">
     <w:name w:val="Normal"/>
     <w:qFormat/>
+    <w:uiPriority w:val="0"/>
+    <w:pPr>
+      <w:widowControl w:val="0"/>
+    </w:pPr>
+    <w:rPr>
+      <w:rFonts w:ascii="Times New Roman" w:hAnsi="Times New Roman" w:eastAsia="Times New Roman" w:cs="Times New Roman"/>
+      <w:lang w:val="pt-BR" w:eastAsia="pt-BR" w:bidi="ar-SA"/>
+    </w:rPr>
   </w:style>
-  <w:style w:type="paragraph" w:styleId="Ttulo1">
+  <w:style w:type="paragraph" w:styleId="2">
     <w:name w:val="heading 1"/>
-    <w:basedOn w:val="Normal"/>
-    <w:next w:val="Normal"/>
+    <w:basedOn w:val="1"/>
+    <w:next w:val="1"/>
+    <w:qFormat/>
     <w:uiPriority w:val="9"/>
-    <w:qFormat/>
     <w:pPr>
       <w:keepNext/>
       <w:spacing w:before="120" w:after="60"/>
@@ -6282,20 +6433,20 @@
       <w:outlineLvl w:val="0"/>
     </w:pPr>
     <w:rPr>
-      <w:rFonts w:ascii="Arial" w:eastAsia="Arial" w:hAnsi="Arial" w:cs="Arial"/>
+      <w:rFonts w:ascii="Arial" w:hAnsi="Arial" w:eastAsia="Arial" w:cs="Arial"/>
       <w:b/>
       <w:bCs/>
       <w:sz w:val="24"/>
       <w:szCs w:val="24"/>
     </w:rPr>
   </w:style>
-  <w:style w:type="paragraph" w:styleId="Ttulo2">
+  <w:style w:type="paragraph" w:styleId="3">
     <w:name w:val="heading 2"/>
-    <w:basedOn w:val="Normal"/>
-    <w:next w:val="Normal"/>
-    <w:uiPriority w:val="9"/>
+    <w:basedOn w:val="1"/>
+    <w:next w:val="1"/>
     <w:unhideWhenUsed/>
     <w:qFormat/>
+    <w:uiPriority w:val="9"/>
     <w:pPr>
       <w:keepNext/>
       <w:spacing w:before="120" w:after="60"/>
@@ -6303,19 +6454,19 @@
       <w:outlineLvl w:val="1"/>
     </w:pPr>
     <w:rPr>
-      <w:rFonts w:ascii="Arial" w:eastAsia="Arial" w:hAnsi="Arial" w:cs="Arial"/>
+      <w:rFonts w:ascii="Arial" w:hAnsi="Arial" w:eastAsia="Arial" w:cs="Arial"/>
       <w:b/>
       <w:bCs/>
     </w:rPr>
   </w:style>
-  <w:style w:type="paragraph" w:styleId="Ttulo3">
+  <w:style w:type="paragraph" w:styleId="4">
     <w:name w:val="heading 3"/>
-    <w:basedOn w:val="Normal"/>
-    <w:next w:val="Normal"/>
-    <w:uiPriority w:val="9"/>
+    <w:basedOn w:val="1"/>
+    <w:next w:val="1"/>
     <w:semiHidden/>
     <w:unhideWhenUsed/>
     <w:qFormat/>
+    <w:uiPriority w:val="9"/>
     <w:pPr>
       <w:keepNext/>
       <w:spacing w:before="120" w:after="60"/>
@@ -6323,19 +6474,19 @@
       <w:outlineLvl w:val="2"/>
     </w:pPr>
     <w:rPr>
-      <w:rFonts w:ascii="Arial" w:eastAsia="Arial" w:hAnsi="Arial" w:cs="Arial"/>
+      <w:rFonts w:ascii="Arial" w:hAnsi="Arial" w:eastAsia="Arial" w:cs="Arial"/>
       <w:i/>
       <w:iCs/>
     </w:rPr>
   </w:style>
-  <w:style w:type="paragraph" w:styleId="Ttulo4">
+  <w:style w:type="paragraph" w:styleId="5">
     <w:name w:val="heading 4"/>
-    <w:basedOn w:val="Normal"/>
-    <w:next w:val="Normal"/>
-    <w:uiPriority w:val="9"/>
+    <w:basedOn w:val="1"/>
+    <w:next w:val="1"/>
     <w:semiHidden/>
     <w:unhideWhenUsed/>
     <w:qFormat/>
+    <w:uiPriority w:val="9"/>
     <w:pPr>
       <w:keepNext/>
       <w:spacing w:before="120" w:after="60"/>
@@ -6343,17 +6494,17 @@
       <w:outlineLvl w:val="3"/>
     </w:pPr>
     <w:rPr>
-      <w:rFonts w:ascii="Arial" w:eastAsia="Arial" w:hAnsi="Arial" w:cs="Arial"/>
+      <w:rFonts w:ascii="Arial" w:hAnsi="Arial" w:eastAsia="Arial" w:cs="Arial"/>
     </w:rPr>
   </w:style>
-  <w:style w:type="paragraph" w:styleId="Ttulo5">
+  <w:style w:type="paragraph" w:styleId="6">
     <w:name w:val="heading 5"/>
-    <w:basedOn w:val="Normal"/>
-    <w:next w:val="Normal"/>
-    <w:uiPriority w:val="9"/>
+    <w:basedOn w:val="1"/>
+    <w:next w:val="1"/>
     <w:semiHidden/>
     <w:unhideWhenUsed/>
     <w:qFormat/>
+    <w:uiPriority w:val="9"/>
     <w:pPr>
       <w:spacing w:before="240" w:after="60"/>
       <w:ind w:left="2880"/>
@@ -6364,14 +6515,14 @@
       <w:szCs w:val="22"/>
     </w:rPr>
   </w:style>
-  <w:style w:type="paragraph" w:styleId="Ttulo6">
+  <w:style w:type="paragraph" w:styleId="7">
     <w:name w:val="heading 6"/>
-    <w:basedOn w:val="Normal"/>
-    <w:next w:val="Normal"/>
-    <w:uiPriority w:val="9"/>
+    <w:basedOn w:val="1"/>
+    <w:next w:val="1"/>
     <w:semiHidden/>
     <w:unhideWhenUsed/>
     <w:qFormat/>
+    <w:uiPriority w:val="9"/>
     <w:pPr>
       <w:spacing w:before="240" w:after="60"/>
       <w:ind w:left="2880"/>
@@ -6384,19 +6535,20 @@
       <w:szCs w:val="22"/>
     </w:rPr>
   </w:style>
-  <w:style w:type="character" w:default="1" w:styleId="Fontepargpadro">
+  <w:style w:type="character" w:default="1" w:styleId="8">
     <w:name w:val="Default Paragraph Font"/>
-    <w:uiPriority w:val="1"/>
     <w:semiHidden/>
     <w:unhideWhenUsed/>
+    <w:qFormat/>
+    <w:uiPriority w:val="1"/>
   </w:style>
-  <w:style w:type="table" w:default="1" w:styleId="Tabelanormal">
+  <w:style w:type="table" w:default="1" w:styleId="9">
     <w:name w:val="Normal Table"/>
-    <w:uiPriority w:val="99"/>
     <w:semiHidden/>
     <w:unhideWhenUsed/>
+    <w:qFormat/>
+    <w:uiPriority w:val="99"/>
     <w:tblPr>
-      <w:tblInd w:w="0" w:type="dxa"/>
       <w:tblCellMar>
         <w:top w:w="0" w:type="dxa"/>
         <w:left w:w="108" w:type="dxa"/>
@@ -6405,14 +6557,75 @@
       </w:tblCellMar>
     </w:tblPr>
   </w:style>
-  <w:style w:type="numbering" w:default="1" w:styleId="Semlista">
-    <w:name w:val="No List"/>
+  <w:style w:type="paragraph" w:styleId="10">
+    <w:name w:val="Title"/>
+    <w:basedOn w:val="1"/>
+    <w:next w:val="1"/>
+    <w:qFormat/>
+    <w:uiPriority w:val="10"/>
+    <w:pPr>
+      <w:jc w:val="center"/>
+    </w:pPr>
+    <w:rPr>
+      <w:rFonts w:ascii="Arial" w:hAnsi="Arial" w:eastAsia="Arial" w:cs="Arial"/>
+      <w:b/>
+      <w:bCs/>
+      <w:sz w:val="36"/>
+      <w:szCs w:val="36"/>
+    </w:rPr>
+  </w:style>
+  <w:style w:type="paragraph" w:styleId="11">
+    <w:name w:val="header"/>
+    <w:basedOn w:val="1"/>
+    <w:link w:val="17"/>
+    <w:unhideWhenUsed/>
+    <w:qFormat/>
     <w:uiPriority w:val="99"/>
-    <w:semiHidden/>
+    <w:pPr>
+      <w:tabs>
+        <w:tab w:val="center" w:pos="4252"/>
+        <w:tab w:val="right" w:pos="8504"/>
+      </w:tabs>
+    </w:pPr>
+  </w:style>
+  <w:style w:type="paragraph" w:styleId="12">
+    <w:name w:val="footer"/>
+    <w:basedOn w:val="1"/>
+    <w:link w:val="18"/>
     <w:unhideWhenUsed/>
+    <w:qFormat/>
+    <w:uiPriority w:val="99"/>
+    <w:pPr>
+      <w:tabs>
+        <w:tab w:val="center" w:pos="4252"/>
+        <w:tab w:val="right" w:pos="8504"/>
+      </w:tabs>
+    </w:pPr>
   </w:style>
-  <w:style w:type="table" w:customStyle="1" w:styleId="TableNormal">
+  <w:style w:type="paragraph" w:styleId="13">
+    <w:name w:val="Subtitle"/>
+    <w:basedOn w:val="1"/>
+    <w:next w:val="1"/>
+    <w:qFormat/>
+    <w:uiPriority w:val="11"/>
+    <w:pPr>
+      <w:keepNext/>
+      <w:keepLines/>
+      <w:spacing w:before="360" w:after="80"/>
+    </w:pPr>
+    <w:rPr>
+      <w:rFonts w:ascii="Georgia" w:hAnsi="Georgia" w:eastAsia="Georgia" w:cs="Georgia"/>
+      <w:i/>
+      <w:iCs/>
+      <w:color w:val="666666"/>
+      <w:sz w:val="48"/>
+      <w:szCs w:val="48"/>
+    </w:rPr>
+  </w:style>
+  <w:style w:type="table" w:customStyle="1" w:styleId="14">
     <w:name w:val="TableNormal"/>
+    <w:qFormat/>
+    <w:uiPriority w:val="0"/>
     <w:tblPr>
       <w:tblCellMar>
         <w:top w:w="100" w:type="dxa"/>
@@ -6422,48 +6635,12 @@
       </w:tblCellMar>
     </w:tblPr>
   </w:style>
-  <w:style w:type="paragraph" w:styleId="Ttulo">
-    <w:name w:val="Title"/>
-    <w:basedOn w:val="Normal"/>
-    <w:next w:val="Normal"/>
-    <w:uiPriority w:val="10"/>
+  <w:style w:type="table" w:customStyle="1" w:styleId="15">
+    <w:name w:val="_Style 12"/>
+    <w:basedOn w:val="14"/>
     <w:qFormat/>
-    <w:pPr>
-      <w:jc w:val="center"/>
-    </w:pPr>
-    <w:rPr>
-      <w:rFonts w:ascii="Arial" w:eastAsia="Arial" w:hAnsi="Arial" w:cs="Arial"/>
-      <w:b/>
-      <w:bCs/>
-      <w:sz w:val="36"/>
-      <w:szCs w:val="36"/>
-    </w:rPr>
-  </w:style>
-  <w:style w:type="paragraph" w:styleId="Subttulo">
-    <w:name w:val="Subtitle"/>
-    <w:basedOn w:val="Normal"/>
-    <w:next w:val="Normal"/>
-    <w:uiPriority w:val="11"/>
-    <w:qFormat/>
-    <w:pPr>
-      <w:keepNext/>
-      <w:keepLines/>
-      <w:spacing w:before="360" w:after="80"/>
-    </w:pPr>
-    <w:rPr>
-      <w:rFonts w:ascii="Georgia" w:eastAsia="Georgia" w:hAnsi="Georgia" w:cs="Georgia"/>
-      <w:i/>
-      <w:iCs/>
-      <w:color w:val="666666"/>
-      <w:sz w:val="48"/>
-      <w:szCs w:val="48"/>
-    </w:rPr>
-  </w:style>
-  <w:style w:type="table" w:customStyle="1" w:styleId="a">
-    <w:basedOn w:val="TableNormal"/>
+    <w:uiPriority w:val="0"/>
     <w:tblPr>
-      <w:tblStyleRowBandSize w:val="1"/>
-      <w:tblStyleColBandSize w:val="1"/>
       <w:tblCellMar>
         <w:top w:w="0" w:type="dxa"/>
         <w:left w:w="115" w:type="dxa"/>
@@ -6472,11 +6649,12 @@
       </w:tblCellMar>
     </w:tblPr>
   </w:style>
-  <w:style w:type="table" w:customStyle="1" w:styleId="a0">
-    <w:basedOn w:val="TableNormal"/>
+  <w:style w:type="table" w:customStyle="1" w:styleId="16">
+    <w:name w:val="_Style 13"/>
+    <w:basedOn w:val="14"/>
+    <w:qFormat/>
+    <w:uiPriority w:val="0"/>
     <w:tblPr>
-      <w:tblStyleRowBandSize w:val="1"/>
-      <w:tblStyleColBandSize w:val="1"/>
       <w:tblCellMar>
         <w:top w:w="0" w:type="dxa"/>
         <w:left w:w="115" w:type="dxa"/>
@@ -6485,47 +6663,19 @@
       </w:tblCellMar>
     </w:tblPr>
   </w:style>
-  <w:style w:type="paragraph" w:styleId="Cabealho">
-    <w:name w:val="header"/>
-    <w:basedOn w:val="Normal"/>
-    <w:link w:val="CabealhoChar"/>
+  <w:style w:type="character" w:customStyle="1" w:styleId="17">
+    <w:name w:val="Cabeçalho Char"/>
+    <w:basedOn w:val="8"/>
+    <w:link w:val="11"/>
+    <w:qFormat/>
     <w:uiPriority w:val="99"/>
-    <w:unhideWhenUsed/>
-    <w:rsid w:val="00962BCA"/>
-    <w:pPr>
-      <w:tabs>
-        <w:tab w:val="center" w:pos="4252"/>
-        <w:tab w:val="right" w:pos="8504"/>
-      </w:tabs>
-    </w:pPr>
   </w:style>
-  <w:style w:type="character" w:customStyle="1" w:styleId="CabealhoChar">
-    <w:name w:val="Cabeçalho Char"/>
-    <w:basedOn w:val="Fontepargpadro"/>
-    <w:link w:val="Cabealho"/>
+  <w:style w:type="character" w:customStyle="1" w:styleId="18">
+    <w:name w:val="Rodapé Char"/>
+    <w:basedOn w:val="8"/>
+    <w:link w:val="12"/>
+    <w:qFormat/>
     <w:uiPriority w:val="99"/>
-    <w:rsid w:val="00962BCA"/>
-  </w:style>
-  <w:style w:type="paragraph" w:styleId="Rodap">
-    <w:name w:val="footer"/>
-    <w:basedOn w:val="Normal"/>
-    <w:link w:val="RodapChar"/>
-    <w:uiPriority w:val="99"/>
-    <w:unhideWhenUsed/>
-    <w:rsid w:val="00962BCA"/>
-    <w:pPr>
-      <w:tabs>
-        <w:tab w:val="center" w:pos="4252"/>
-        <w:tab w:val="right" w:pos="8504"/>
-      </w:tabs>
-    </w:pPr>
-  </w:style>
-  <w:style w:type="character" w:customStyle="1" w:styleId="RodapChar">
-    <w:name w:val="Rodapé Char"/>
-    <w:basedOn w:val="Fontepargpadro"/>
-    <w:link w:val="Rodap"/>
-    <w:uiPriority w:val="99"/>
-    <w:rsid w:val="00962BCA"/>
   </w:style>
 </w:styles>
 </file>
@@ -6846,6 +6996,5 @@
       </a:style>
     </a:lnDef>
   </a:objectDefaults>
-  <a:extraClrSchemeLst/>
 </a:theme>
 </file>